--- a/output/chem-u02/SHULL_CHEM_Organizer_U02_S02.4_Valence_Electrons_Key.docx
+++ b/output/chem-u02/SHULL_CHEM_Organizer_U02_S02.4_Valence_Electrons_Key.docx
@@ -30,7 +30,7 @@
                 <w:rFonts w:ascii="Trade Gothic Next" w:hAnsi="Trade Gothic Next"/>
                 <w:b/>
                 <w:color w:val="4D730E"/>
-                <w:sz w:val="15"/>
+                <w:sz w:val="14"/>
                 <w:spacing w:val="26"/>
               </w:rPr>
               <w:t>SHULL SCIENCE  ·  JAMES A. GARFIELD LOCAL SCHOOLS</w:t>
@@ -45,7 +45,7 @@
                 <w:rFonts w:ascii="Trade Gothic Next" w:hAnsi="Trade Gothic Next"/>
                 <w:b/>
                 <w:color w:val="14161B"/>
-                <w:sz w:val="36"/>
+                <w:sz w:val="26"/>
               </w:rPr>
               <w:t>VALENCE ELECTRON TABLE</w:t>
             </w:r>
@@ -59,7 +59,7 @@
                 <w:rFonts w:ascii="Trade Gothic Next" w:hAnsi="Trade Gothic Next"/>
                 <w:b w:val="0"/>
                 <w:color w:val="55604F"/>
-                <w:sz w:val="15"/>
+                <w:sz w:val="14"/>
                 <w:spacing w:val="26"/>
               </w:rPr>
               <w:t>ORGANIZER  ·  ELEMENTS 1–36  ·  TEACHER KEY</w:t>
@@ -71,37 +71,107 @@
     <w:tbl>
       <w:tblPr>
         <w:tblW w:type="auto" w:w="0"/>
-        <w:jc w:val="left"/>
         <w:tblLayout w:type="fixed"/>
         <w:tblLook w:firstColumn="1" w:firstRow="1" w:lastColumn="0" w:lastRow="0" w:noHBand="0" w:noVBand="1" w:val="04A0"/>
         <w:tblLayout w:type="fixed"/>
       </w:tblPr>
       <w:tblGrid>
-        <w:gridCol w:w="14400"/>
+        <w:gridCol w:w="10512"/>
+        <w:gridCol w:w="2160"/>
+        <w:gridCol w:w="1728"/>
       </w:tblGrid>
       <w:tr>
+        <w:trPr>
+          <w:cantSplit/>
+          <w:trHeight w:val="662" w:hRule="atLeast"/>
+        </w:trPr>
         <w:tc>
           <w:tcPr>
-            <w:tcW w:type="dxa" w:w="14400"/>
+            <w:tcW w:type="dxa" w:w="10512"/>
+            <w:vAlign w:val="top"/>
+            <w:tcMar>
+              <w:top w:w="20" w:type="dxa"/>
+              <w:left w:w="0" w:type="dxa"/>
+              <w:bottom w:w="0" w:type="dxa"/>
+              <w:right w:w="120" w:type="dxa"/>
+            </w:tcMar>
             <w:tcBorders>
-              <w:top w:val="single" w:sz="6" w:color="C8CDC2"/>
-              <w:left w:val="single" w:sz="6" w:color="C8CDC2"/>
-              <w:bottom w:val="single" w:sz="6" w:color="C8CDC2"/>
-              <w:right w:val="single" w:sz="6" w:color="C8CDC2"/>
+              <w:bottom w:val="single" w:sz="8" w:color="C8CDC2"/>
             </w:tcBorders>
           </w:tcPr>
           <w:p>
             <w:pPr>
-              <w:spacing w:after="40" w:before="0"/>
+              <w:spacing w:after="0"/>
             </w:pPr>
             <w:r>
               <w:rPr>
                 <w:rFonts w:ascii="Trade Gothic Next" w:hAnsi="Trade Gothic Next"/>
-                <w:b w:val="0"/>
+                <w:b/>
                 <w:color w:val="55604F"/>
-                <w:sz w:val="18"/>
-              </w:rPr>
-              <w:t>NAME  ______________________________________   DATE  ______________   PERIOD  _______</w:t>
+                <w:sz w:val="15"/>
+                <w:u w:val="none"/>
+              </w:rPr>
+              <w:t>NAME</w:t>
+            </w:r>
+          </w:p>
+        </w:tc>
+        <w:tc>
+          <w:tcPr>
+            <w:tcW w:type="dxa" w:w="2160"/>
+            <w:vAlign w:val="top"/>
+            <w:tcMar>
+              <w:top w:w="20" w:type="dxa"/>
+              <w:left w:w="0" w:type="dxa"/>
+              <w:bottom w:w="0" w:type="dxa"/>
+              <w:right w:w="120" w:type="dxa"/>
+            </w:tcMar>
+            <w:tcBorders>
+              <w:bottom w:val="single" w:sz="8" w:color="C8CDC2"/>
+            </w:tcBorders>
+          </w:tcPr>
+          <w:p>
+            <w:pPr>
+              <w:spacing w:after="0"/>
+            </w:pPr>
+            <w:r>
+              <w:rPr>
+                <w:rFonts w:ascii="Trade Gothic Next" w:hAnsi="Trade Gothic Next"/>
+                <w:b/>
+                <w:color w:val="55604F"/>
+                <w:sz w:val="15"/>
+                <w:u w:val="none"/>
+              </w:rPr>
+              <w:t>DATE</w:t>
+            </w:r>
+          </w:p>
+        </w:tc>
+        <w:tc>
+          <w:tcPr>
+            <w:tcW w:type="dxa" w:w="1728"/>
+            <w:vAlign w:val="top"/>
+            <w:tcMar>
+              <w:top w:w="20" w:type="dxa"/>
+              <w:left w:w="0" w:type="dxa"/>
+              <w:bottom w:w="0" w:type="dxa"/>
+              <w:right w:w="120" w:type="dxa"/>
+            </w:tcMar>
+            <w:tcBorders>
+              <w:bottom w:val="single" w:sz="8" w:color="C8CDC2"/>
+            </w:tcBorders>
+          </w:tcPr>
+          <w:p>
+            <w:pPr>
+              <w:spacing w:after="0"/>
+            </w:pPr>
+            <w:r>
+              <w:rPr>
+                <w:rFonts w:ascii="Trade Gothic Next" w:hAnsi="Trade Gothic Next"/>
+                <w:b/>
+                <w:color w:val="55604F"/>
+                <w:sz w:val="15"/>
+                <w:u w:val="none"/>
+              </w:rPr>
+              <w:t>PERIOD</w:t>
             </w:r>
           </w:p>
         </w:tc>
@@ -15849,7 +15919,7 @@
                 <w:rFonts w:ascii="Trade Gothic Next" w:hAnsi="Trade Gothic Next"/>
                 <w:b/>
                 <w:color w:val="4D730E"/>
-                <w:sz w:val="15"/>
+                <w:sz w:val="14"/>
                 <w:spacing w:val="26"/>
               </w:rPr>
               <w:t>SHULL SCIENCE  ·  JAMES A. GARFIELD LOCAL SCHOOLS</w:t>
@@ -15864,7 +15934,7 @@
                 <w:rFonts w:ascii="Trade Gothic Next" w:hAnsi="Trade Gothic Next"/>
                 <w:b/>
                 <w:color w:val="14161B"/>
-                <w:sz w:val="36"/>
+                <w:sz w:val="26"/>
               </w:rPr>
               <w:t>PERIODIC TABLE OF DOT DIAGRAMS</w:t>
             </w:r>
@@ -15878,7 +15948,7 @@
                 <w:rFonts w:ascii="Trade Gothic Next" w:hAnsi="Trade Gothic Next"/>
                 <w:b w:val="0"/>
                 <w:color w:val="55604F"/>
-                <w:sz w:val="15"/>
+                <w:sz w:val="14"/>
                 <w:spacing w:val="26"/>
               </w:rPr>
               <w:t>ORGANIZER  ·  ELEMENTS 1–36  ·  TEACHER KEY</w:t>

--- a/output/chem-u02/SHULL_CHEM_Organizer_U02_S02.4_Valence_Electrons_Key.docx
+++ b/output/chem-u02/SHULL_CHEM_Organizer_U02_S02.4_Valence_Electrons_Key.docx
@@ -483,7 +483,7 @@
       <w:tr>
         <w:trPr>
           <w:cantSplit/>
-          <w:trHeight w:val="720" w:hRule="atLeast"/>
+          <w:trHeight w:val="489" w:hRule="atLeast"/>
         </w:trPr>
         <w:tc>
           <w:tcPr>
@@ -496,9 +496,9 @@
             </w:tcBorders>
             <w:vAlign w:val="center"/>
             <w:tcMar>
-              <w:top w:w="20" w:type="dxa"/>
+              <w:top w:w="8" w:type="dxa"/>
               <w:left w:w="80" w:type="dxa"/>
-              <w:bottom w:w="20" w:type="dxa"/>
+              <w:bottom w:w="8" w:type="dxa"/>
               <w:right w:w="60" w:type="dxa"/>
             </w:tcMar>
           </w:tcPr>
@@ -512,7 +512,7 @@
                 <w:rFonts w:ascii="Trade Gothic Next" w:hAnsi="Trade Gothic Next"/>
                 <w:b/>
                 <w:color w:val="14161B"/>
-                <w:sz w:val="22"/>
+                <w:sz w:val="21"/>
                 <w:u w:val="none"/>
               </w:rPr>
               <w:t>1</w:t>
@@ -530,9 +530,9 @@
             </w:tcBorders>
             <w:vAlign w:val="center"/>
             <w:tcMar>
-              <w:top w:w="20" w:type="dxa"/>
+              <w:top w:w="8" w:type="dxa"/>
               <w:left w:w="80" w:type="dxa"/>
-              <w:bottom w:w="20" w:type="dxa"/>
+              <w:bottom w:w="8" w:type="dxa"/>
               <w:right w:w="60" w:type="dxa"/>
             </w:tcMar>
           </w:tcPr>
@@ -546,7 +546,7 @@
                 <w:rFonts w:ascii="Trade Gothic Next" w:hAnsi="Trade Gothic Next"/>
                 <w:b/>
                 <w:color w:val="14161B"/>
-                <w:sz w:val="22"/>
+                <w:sz w:val="21"/>
                 <w:u w:val="none"/>
               </w:rPr>
               <w:t>H</w:t>
@@ -564,9 +564,9 @@
             </w:tcBorders>
             <w:vAlign w:val="center"/>
             <w:tcMar>
-              <w:top w:w="20" w:type="dxa"/>
+              <w:top w:w="8" w:type="dxa"/>
               <w:left w:w="80" w:type="dxa"/>
-              <w:bottom w:w="20" w:type="dxa"/>
+              <w:bottom w:w="8" w:type="dxa"/>
               <w:right w:w="60" w:type="dxa"/>
             </w:tcMar>
           </w:tcPr>
@@ -580,7 +580,7 @@
                 <w:rFonts w:ascii="Trade Gothic Next" w:hAnsi="Trade Gothic Next"/>
                 <w:b/>
                 <w:color w:val="4D730E"/>
-                <w:sz w:val="22"/>
+                <w:sz w:val="21"/>
                 <w:u w:val="none"/>
               </w:rPr>
               <w:t>1</w:t>
@@ -598,9 +598,9 @@
             </w:tcBorders>
             <w:vAlign w:val="center"/>
             <w:tcMar>
-              <w:top w:w="20" w:type="dxa"/>
+              <w:top w:w="8" w:type="dxa"/>
               <w:left w:w="80" w:type="dxa"/>
-              <w:bottom w:w="20" w:type="dxa"/>
+              <w:bottom w:w="8" w:type="dxa"/>
               <w:right w:w="60" w:type="dxa"/>
             </w:tcMar>
           </w:tcPr>
@@ -614,7 +614,7 @@
                 <w:rFonts w:ascii="Trade Gothic Next" w:hAnsi="Trade Gothic Next"/>
                 <w:b/>
                 <w:color w:val="4D730E"/>
-                <w:sz w:val="22"/>
+                <w:sz w:val="21"/>
                 <w:u w:val="none"/>
               </w:rPr>
               <w:t>1</w:t>
@@ -632,9 +632,9 @@
             </w:tcBorders>
             <w:vAlign w:val="center"/>
             <w:tcMar>
-              <w:top w:w="20" w:type="dxa"/>
+              <w:top w:w="8" w:type="dxa"/>
               <w:left w:w="80" w:type="dxa"/>
-              <w:bottom w:w="20" w:type="dxa"/>
+              <w:bottom w:w="8" w:type="dxa"/>
               <w:right w:w="60" w:type="dxa"/>
             </w:tcMar>
           </w:tcPr>
@@ -677,9 +677,9 @@
             </w:tcBorders>
             <w:vAlign w:val="center"/>
             <w:tcMar>
-              <w:top w:w="20" w:type="dxa"/>
+              <w:top w:w="8" w:type="dxa"/>
               <w:left w:w="80" w:type="dxa"/>
-              <w:bottom w:w="20" w:type="dxa"/>
+              <w:bottom w:w="8" w:type="dxa"/>
               <w:right w:w="60" w:type="dxa"/>
             </w:tcMar>
           </w:tcPr>
@@ -693,7 +693,7 @@
                 <w:rFonts w:ascii="Trade Gothic Next" w:hAnsi="Trade Gothic Next"/>
                 <w:b/>
                 <w:color w:val="4D730E"/>
-                <w:sz w:val="22"/>
+                <w:sz w:val="21"/>
                 <w:u w:val="none"/>
               </w:rPr>
               <w:t>1</w:t>
@@ -711,9 +711,9 @@
             </w:tcBorders>
             <w:vAlign w:val="center"/>
             <w:tcMar>
-              <w:top w:w="20" w:type="dxa"/>
+              <w:top w:w="8" w:type="dxa"/>
               <w:left w:w="80" w:type="dxa"/>
-              <w:bottom w:w="20" w:type="dxa"/>
+              <w:bottom w:w="8" w:type="dxa"/>
               <w:right w:w="60" w:type="dxa"/>
             </w:tcMar>
           </w:tcPr>
@@ -725,7 +725,7 @@
             <w:r>
               <w:drawing>
                 <wp:inline xmlns:a="http://schemas.openxmlformats.org/drawingml/2006/main" xmlns:pic="http://schemas.openxmlformats.org/drawingml/2006/picture">
-                  <wp:extent cx="384048" cy="384048"/>
+                  <wp:extent cx="283464" cy="283464"/>
                   <wp:docPr id="1" name="Picture 1"/>
                   <wp:cNvGraphicFramePr>
                     <a:graphicFrameLocks noChangeAspect="1"/>
@@ -746,7 +746,7 @@
                         <pic:spPr>
                           <a:xfrm>
                             <a:off x="0" y="0"/>
-                            <a:ext cx="384048" cy="384048"/>
+                            <a:ext cx="283464" cy="283464"/>
                           </a:xfrm>
                           <a:prstGeom prst="rect"/>
                         </pic:spPr>
@@ -762,7 +762,7 @@
       <w:tr>
         <w:trPr>
           <w:cantSplit/>
-          <w:trHeight w:val="720" w:hRule="atLeast"/>
+          <w:trHeight w:val="489" w:hRule="atLeast"/>
         </w:trPr>
         <w:tc>
           <w:tcPr>
@@ -775,9 +775,9 @@
             </w:tcBorders>
             <w:vAlign w:val="center"/>
             <w:tcMar>
-              <w:top w:w="20" w:type="dxa"/>
+              <w:top w:w="8" w:type="dxa"/>
               <w:left w:w="80" w:type="dxa"/>
-              <w:bottom w:w="20" w:type="dxa"/>
+              <w:bottom w:w="8" w:type="dxa"/>
               <w:right w:w="60" w:type="dxa"/>
             </w:tcMar>
           </w:tcPr>
@@ -791,7 +791,7 @@
                 <w:rFonts w:ascii="Trade Gothic Next" w:hAnsi="Trade Gothic Next"/>
                 <w:b/>
                 <w:color w:val="14161B"/>
-                <w:sz w:val="22"/>
+                <w:sz w:val="21"/>
                 <w:u w:val="none"/>
               </w:rPr>
               <w:t>2</w:t>
@@ -809,9 +809,9 @@
             </w:tcBorders>
             <w:vAlign w:val="center"/>
             <w:tcMar>
-              <w:top w:w="20" w:type="dxa"/>
+              <w:top w:w="8" w:type="dxa"/>
               <w:left w:w="80" w:type="dxa"/>
-              <w:bottom w:w="20" w:type="dxa"/>
+              <w:bottom w:w="8" w:type="dxa"/>
               <w:right w:w="60" w:type="dxa"/>
             </w:tcMar>
           </w:tcPr>
@@ -825,7 +825,7 @@
                 <w:rFonts w:ascii="Trade Gothic Next" w:hAnsi="Trade Gothic Next"/>
                 <w:b/>
                 <w:color w:val="14161B"/>
-                <w:sz w:val="22"/>
+                <w:sz w:val="21"/>
                 <w:u w:val="none"/>
               </w:rPr>
               <w:t>He</w:t>
@@ -843,9 +843,9 @@
             </w:tcBorders>
             <w:vAlign w:val="center"/>
             <w:tcMar>
-              <w:top w:w="20" w:type="dxa"/>
+              <w:top w:w="8" w:type="dxa"/>
               <w:left w:w="80" w:type="dxa"/>
-              <w:bottom w:w="20" w:type="dxa"/>
+              <w:bottom w:w="8" w:type="dxa"/>
               <w:right w:w="60" w:type="dxa"/>
             </w:tcMar>
           </w:tcPr>
@@ -859,7 +859,7 @@
                 <w:rFonts w:ascii="Trade Gothic Next" w:hAnsi="Trade Gothic Next"/>
                 <w:b/>
                 <w:color w:val="4D730E"/>
-                <w:sz w:val="22"/>
+                <w:sz w:val="21"/>
                 <w:u w:val="none"/>
               </w:rPr>
               <w:t>2</w:t>
@@ -877,9 +877,9 @@
             </w:tcBorders>
             <w:vAlign w:val="center"/>
             <w:tcMar>
-              <w:top w:w="20" w:type="dxa"/>
+              <w:top w:w="8" w:type="dxa"/>
               <w:left w:w="80" w:type="dxa"/>
-              <w:bottom w:w="20" w:type="dxa"/>
+              <w:bottom w:w="8" w:type="dxa"/>
               <w:right w:w="60" w:type="dxa"/>
             </w:tcMar>
           </w:tcPr>
@@ -893,7 +893,7 @@
                 <w:rFonts w:ascii="Trade Gothic Next" w:hAnsi="Trade Gothic Next"/>
                 <w:b/>
                 <w:color w:val="4D730E"/>
-                <w:sz w:val="22"/>
+                <w:sz w:val="21"/>
                 <w:u w:val="none"/>
               </w:rPr>
               <w:t>2</w:t>
@@ -911,9 +911,9 @@
             </w:tcBorders>
             <w:vAlign w:val="center"/>
             <w:tcMar>
-              <w:top w:w="20" w:type="dxa"/>
+              <w:top w:w="8" w:type="dxa"/>
               <w:left w:w="80" w:type="dxa"/>
-              <w:bottom w:w="20" w:type="dxa"/>
+              <w:bottom w:w="8" w:type="dxa"/>
               <w:right w:w="60" w:type="dxa"/>
             </w:tcMar>
           </w:tcPr>
@@ -956,9 +956,9 @@
             </w:tcBorders>
             <w:vAlign w:val="center"/>
             <w:tcMar>
-              <w:top w:w="20" w:type="dxa"/>
+              <w:top w:w="8" w:type="dxa"/>
               <w:left w:w="80" w:type="dxa"/>
-              <w:bottom w:w="20" w:type="dxa"/>
+              <w:bottom w:w="8" w:type="dxa"/>
               <w:right w:w="60" w:type="dxa"/>
             </w:tcMar>
           </w:tcPr>
@@ -972,7 +972,7 @@
                 <w:rFonts w:ascii="Trade Gothic Next" w:hAnsi="Trade Gothic Next"/>
                 <w:b/>
                 <w:color w:val="4D730E"/>
-                <w:sz w:val="22"/>
+                <w:sz w:val="21"/>
                 <w:u w:val="none"/>
               </w:rPr>
               <w:t>2</w:t>
@@ -990,9 +990,9 @@
             </w:tcBorders>
             <w:vAlign w:val="center"/>
             <w:tcMar>
-              <w:top w:w="20" w:type="dxa"/>
+              <w:top w:w="8" w:type="dxa"/>
               <w:left w:w="80" w:type="dxa"/>
-              <w:bottom w:w="20" w:type="dxa"/>
+              <w:bottom w:w="8" w:type="dxa"/>
               <w:right w:w="60" w:type="dxa"/>
             </w:tcMar>
           </w:tcPr>
@@ -1004,7 +1004,7 @@
             <w:r>
               <w:drawing>
                 <wp:inline xmlns:a="http://schemas.openxmlformats.org/drawingml/2006/main" xmlns:pic="http://schemas.openxmlformats.org/drawingml/2006/picture">
-                  <wp:extent cx="384048" cy="384048"/>
+                  <wp:extent cx="283464" cy="283464"/>
                   <wp:docPr id="2" name="Picture 2"/>
                   <wp:cNvGraphicFramePr>
                     <a:graphicFrameLocks noChangeAspect="1"/>
@@ -1025,7 +1025,7 @@
                         <pic:spPr>
                           <a:xfrm>
                             <a:off x="0" y="0"/>
-                            <a:ext cx="384048" cy="384048"/>
+                            <a:ext cx="283464" cy="283464"/>
                           </a:xfrm>
                           <a:prstGeom prst="rect"/>
                         </pic:spPr>
@@ -1041,7 +1041,7 @@
       <w:tr>
         <w:trPr>
           <w:cantSplit/>
-          <w:trHeight w:val="720" w:hRule="atLeast"/>
+          <w:trHeight w:val="489" w:hRule="atLeast"/>
         </w:trPr>
         <w:tc>
           <w:tcPr>
@@ -1054,9 +1054,9 @@
             </w:tcBorders>
             <w:vAlign w:val="center"/>
             <w:tcMar>
-              <w:top w:w="20" w:type="dxa"/>
+              <w:top w:w="8" w:type="dxa"/>
               <w:left w:w="80" w:type="dxa"/>
-              <w:bottom w:w="20" w:type="dxa"/>
+              <w:bottom w:w="8" w:type="dxa"/>
               <w:right w:w="60" w:type="dxa"/>
             </w:tcMar>
           </w:tcPr>
@@ -1070,7 +1070,7 @@
                 <w:rFonts w:ascii="Trade Gothic Next" w:hAnsi="Trade Gothic Next"/>
                 <w:b/>
                 <w:color w:val="14161B"/>
-                <w:sz w:val="22"/>
+                <w:sz w:val="21"/>
                 <w:u w:val="none"/>
               </w:rPr>
               <w:t>3</w:t>
@@ -1088,9 +1088,9 @@
             </w:tcBorders>
             <w:vAlign w:val="center"/>
             <w:tcMar>
-              <w:top w:w="20" w:type="dxa"/>
+              <w:top w:w="8" w:type="dxa"/>
               <w:left w:w="80" w:type="dxa"/>
-              <w:bottom w:w="20" w:type="dxa"/>
+              <w:bottom w:w="8" w:type="dxa"/>
               <w:right w:w="60" w:type="dxa"/>
             </w:tcMar>
           </w:tcPr>
@@ -1104,7 +1104,7 @@
                 <w:rFonts w:ascii="Trade Gothic Next" w:hAnsi="Trade Gothic Next"/>
                 <w:b/>
                 <w:color w:val="14161B"/>
-                <w:sz w:val="22"/>
+                <w:sz w:val="21"/>
                 <w:u w:val="none"/>
               </w:rPr>
               <w:t>Li</w:t>
@@ -1122,9 +1122,9 @@
             </w:tcBorders>
             <w:vAlign w:val="center"/>
             <w:tcMar>
-              <w:top w:w="20" w:type="dxa"/>
+              <w:top w:w="8" w:type="dxa"/>
               <w:left w:w="80" w:type="dxa"/>
-              <w:bottom w:w="20" w:type="dxa"/>
+              <w:bottom w:w="8" w:type="dxa"/>
               <w:right w:w="60" w:type="dxa"/>
             </w:tcMar>
           </w:tcPr>
@@ -1138,7 +1138,7 @@
                 <w:rFonts w:ascii="Trade Gothic Next" w:hAnsi="Trade Gothic Next"/>
                 <w:b/>
                 <w:color w:val="4D730E"/>
-                <w:sz w:val="22"/>
+                <w:sz w:val="21"/>
                 <w:u w:val="none"/>
               </w:rPr>
               <w:t>3</w:t>
@@ -1156,9 +1156,9 @@
             </w:tcBorders>
             <w:vAlign w:val="center"/>
             <w:tcMar>
-              <w:top w:w="20" w:type="dxa"/>
+              <w:top w:w="8" w:type="dxa"/>
               <w:left w:w="80" w:type="dxa"/>
-              <w:bottom w:w="20" w:type="dxa"/>
+              <w:bottom w:w="8" w:type="dxa"/>
               <w:right w:w="60" w:type="dxa"/>
             </w:tcMar>
           </w:tcPr>
@@ -1172,7 +1172,7 @@
                 <w:rFonts w:ascii="Trade Gothic Next" w:hAnsi="Trade Gothic Next"/>
                 <w:b/>
                 <w:color w:val="4D730E"/>
-                <w:sz w:val="22"/>
+                <w:sz w:val="21"/>
                 <w:u w:val="none"/>
               </w:rPr>
               <w:t>3</w:t>
@@ -1190,9 +1190,9 @@
             </w:tcBorders>
             <w:vAlign w:val="center"/>
             <w:tcMar>
-              <w:top w:w="20" w:type="dxa"/>
+              <w:top w:w="8" w:type="dxa"/>
               <w:left w:w="80" w:type="dxa"/>
-              <w:bottom w:w="20" w:type="dxa"/>
+              <w:bottom w:w="8" w:type="dxa"/>
               <w:right w:w="60" w:type="dxa"/>
             </w:tcMar>
           </w:tcPr>
@@ -1266,9 +1266,9 @@
             </w:tcBorders>
             <w:vAlign w:val="center"/>
             <w:tcMar>
-              <w:top w:w="20" w:type="dxa"/>
+              <w:top w:w="8" w:type="dxa"/>
               <w:left w:w="80" w:type="dxa"/>
-              <w:bottom w:w="20" w:type="dxa"/>
+              <w:bottom w:w="8" w:type="dxa"/>
               <w:right w:w="60" w:type="dxa"/>
             </w:tcMar>
           </w:tcPr>
@@ -1282,7 +1282,7 @@
                 <w:rFonts w:ascii="Trade Gothic Next" w:hAnsi="Trade Gothic Next"/>
                 <w:b/>
                 <w:color w:val="4D730E"/>
-                <w:sz w:val="22"/>
+                <w:sz w:val="21"/>
                 <w:u w:val="none"/>
               </w:rPr>
               <w:t>1</w:t>
@@ -1300,9 +1300,9 @@
             </w:tcBorders>
             <w:vAlign w:val="center"/>
             <w:tcMar>
-              <w:top w:w="20" w:type="dxa"/>
+              <w:top w:w="8" w:type="dxa"/>
               <w:left w:w="80" w:type="dxa"/>
-              <w:bottom w:w="20" w:type="dxa"/>
+              <w:bottom w:w="8" w:type="dxa"/>
               <w:right w:w="60" w:type="dxa"/>
             </w:tcMar>
           </w:tcPr>
@@ -1314,7 +1314,7 @@
             <w:r>
               <w:drawing>
                 <wp:inline xmlns:a="http://schemas.openxmlformats.org/drawingml/2006/main" xmlns:pic="http://schemas.openxmlformats.org/drawingml/2006/picture">
-                  <wp:extent cx="384048" cy="384048"/>
+                  <wp:extent cx="283464" cy="283464"/>
                   <wp:docPr id="3" name="Picture 3"/>
                   <wp:cNvGraphicFramePr>
                     <a:graphicFrameLocks noChangeAspect="1"/>
@@ -1335,7 +1335,7 @@
                         <pic:spPr>
                           <a:xfrm>
                             <a:off x="0" y="0"/>
-                            <a:ext cx="384048" cy="384048"/>
+                            <a:ext cx="283464" cy="283464"/>
                           </a:xfrm>
                           <a:prstGeom prst="rect"/>
                         </pic:spPr>
@@ -1351,7 +1351,7 @@
       <w:tr>
         <w:trPr>
           <w:cantSplit/>
-          <w:trHeight w:val="720" w:hRule="atLeast"/>
+          <w:trHeight w:val="489" w:hRule="atLeast"/>
         </w:trPr>
         <w:tc>
           <w:tcPr>
@@ -1364,9 +1364,9 @@
             </w:tcBorders>
             <w:vAlign w:val="center"/>
             <w:tcMar>
-              <w:top w:w="20" w:type="dxa"/>
+              <w:top w:w="8" w:type="dxa"/>
               <w:left w:w="80" w:type="dxa"/>
-              <w:bottom w:w="20" w:type="dxa"/>
+              <w:bottom w:w="8" w:type="dxa"/>
               <w:right w:w="60" w:type="dxa"/>
             </w:tcMar>
           </w:tcPr>
@@ -1380,7 +1380,7 @@
                 <w:rFonts w:ascii="Trade Gothic Next" w:hAnsi="Trade Gothic Next"/>
                 <w:b/>
                 <w:color w:val="14161B"/>
-                <w:sz w:val="22"/>
+                <w:sz w:val="21"/>
                 <w:u w:val="none"/>
               </w:rPr>
               <w:t>4</w:t>
@@ -1398,9 +1398,9 @@
             </w:tcBorders>
             <w:vAlign w:val="center"/>
             <w:tcMar>
-              <w:top w:w="20" w:type="dxa"/>
+              <w:top w:w="8" w:type="dxa"/>
               <w:left w:w="80" w:type="dxa"/>
-              <w:bottom w:w="20" w:type="dxa"/>
+              <w:bottom w:w="8" w:type="dxa"/>
               <w:right w:w="60" w:type="dxa"/>
             </w:tcMar>
           </w:tcPr>
@@ -1414,7 +1414,7 @@
                 <w:rFonts w:ascii="Trade Gothic Next" w:hAnsi="Trade Gothic Next"/>
                 <w:b/>
                 <w:color w:val="14161B"/>
-                <w:sz w:val="22"/>
+                <w:sz w:val="21"/>
                 <w:u w:val="none"/>
               </w:rPr>
               <w:t>Be</w:t>
@@ -1432,9 +1432,9 @@
             </w:tcBorders>
             <w:vAlign w:val="center"/>
             <w:tcMar>
-              <w:top w:w="20" w:type="dxa"/>
+              <w:top w:w="8" w:type="dxa"/>
               <w:left w:w="80" w:type="dxa"/>
-              <w:bottom w:w="20" w:type="dxa"/>
+              <w:bottom w:w="8" w:type="dxa"/>
               <w:right w:w="60" w:type="dxa"/>
             </w:tcMar>
           </w:tcPr>
@@ -1448,7 +1448,7 @@
                 <w:rFonts w:ascii="Trade Gothic Next" w:hAnsi="Trade Gothic Next"/>
                 <w:b/>
                 <w:color w:val="4D730E"/>
-                <w:sz w:val="22"/>
+                <w:sz w:val="21"/>
                 <w:u w:val="none"/>
               </w:rPr>
               <w:t>4</w:t>
@@ -1466,9 +1466,9 @@
             </w:tcBorders>
             <w:vAlign w:val="center"/>
             <w:tcMar>
-              <w:top w:w="20" w:type="dxa"/>
+              <w:top w:w="8" w:type="dxa"/>
               <w:left w:w="80" w:type="dxa"/>
-              <w:bottom w:w="20" w:type="dxa"/>
+              <w:bottom w:w="8" w:type="dxa"/>
               <w:right w:w="60" w:type="dxa"/>
             </w:tcMar>
           </w:tcPr>
@@ -1482,7 +1482,7 @@
                 <w:rFonts w:ascii="Trade Gothic Next" w:hAnsi="Trade Gothic Next"/>
                 <w:b/>
                 <w:color w:val="4D730E"/>
-                <w:sz w:val="22"/>
+                <w:sz w:val="21"/>
                 <w:u w:val="none"/>
               </w:rPr>
               <w:t>4</w:t>
@@ -1500,9 +1500,9 @@
             </w:tcBorders>
             <w:vAlign w:val="center"/>
             <w:tcMar>
-              <w:top w:w="20" w:type="dxa"/>
+              <w:top w:w="8" w:type="dxa"/>
               <w:left w:w="80" w:type="dxa"/>
-              <w:bottom w:w="20" w:type="dxa"/>
+              <w:bottom w:w="8" w:type="dxa"/>
               <w:right w:w="60" w:type="dxa"/>
             </w:tcMar>
           </w:tcPr>
@@ -1576,9 +1576,9 @@
             </w:tcBorders>
             <w:vAlign w:val="center"/>
             <w:tcMar>
-              <w:top w:w="20" w:type="dxa"/>
+              <w:top w:w="8" w:type="dxa"/>
               <w:left w:w="80" w:type="dxa"/>
-              <w:bottom w:w="20" w:type="dxa"/>
+              <w:bottom w:w="8" w:type="dxa"/>
               <w:right w:w="60" w:type="dxa"/>
             </w:tcMar>
           </w:tcPr>
@@ -1592,7 +1592,7 @@
                 <w:rFonts w:ascii="Trade Gothic Next" w:hAnsi="Trade Gothic Next"/>
                 <w:b/>
                 <w:color w:val="4D730E"/>
-                <w:sz w:val="22"/>
+                <w:sz w:val="21"/>
                 <w:u w:val="none"/>
               </w:rPr>
               <w:t>2</w:t>
@@ -1610,9 +1610,9 @@
             </w:tcBorders>
             <w:vAlign w:val="center"/>
             <w:tcMar>
-              <w:top w:w="20" w:type="dxa"/>
+              <w:top w:w="8" w:type="dxa"/>
               <w:left w:w="80" w:type="dxa"/>
-              <w:bottom w:w="20" w:type="dxa"/>
+              <w:bottom w:w="8" w:type="dxa"/>
               <w:right w:w="60" w:type="dxa"/>
             </w:tcMar>
           </w:tcPr>
@@ -1624,7 +1624,7 @@
             <w:r>
               <w:drawing>
                 <wp:inline xmlns:a="http://schemas.openxmlformats.org/drawingml/2006/main" xmlns:pic="http://schemas.openxmlformats.org/drawingml/2006/picture">
-                  <wp:extent cx="384048" cy="384048"/>
+                  <wp:extent cx="283464" cy="283464"/>
                   <wp:docPr id="4" name="Picture 4"/>
                   <wp:cNvGraphicFramePr>
                     <a:graphicFrameLocks noChangeAspect="1"/>
@@ -1645,7 +1645,7 @@
                         <pic:spPr>
                           <a:xfrm>
                             <a:off x="0" y="0"/>
-                            <a:ext cx="384048" cy="384048"/>
+                            <a:ext cx="283464" cy="283464"/>
                           </a:xfrm>
                           <a:prstGeom prst="rect"/>
                         </pic:spPr>
@@ -1661,7 +1661,7 @@
       <w:tr>
         <w:trPr>
           <w:cantSplit/>
-          <w:trHeight w:val="720" w:hRule="atLeast"/>
+          <w:trHeight w:val="489" w:hRule="atLeast"/>
         </w:trPr>
         <w:tc>
           <w:tcPr>
@@ -1674,9 +1674,9 @@
             </w:tcBorders>
             <w:vAlign w:val="center"/>
             <w:tcMar>
-              <w:top w:w="20" w:type="dxa"/>
+              <w:top w:w="8" w:type="dxa"/>
               <w:left w:w="80" w:type="dxa"/>
-              <w:bottom w:w="20" w:type="dxa"/>
+              <w:bottom w:w="8" w:type="dxa"/>
               <w:right w:w="60" w:type="dxa"/>
             </w:tcMar>
           </w:tcPr>
@@ -1690,7 +1690,7 @@
                 <w:rFonts w:ascii="Trade Gothic Next" w:hAnsi="Trade Gothic Next"/>
                 <w:b/>
                 <w:color w:val="14161B"/>
-                <w:sz w:val="22"/>
+                <w:sz w:val="21"/>
                 <w:u w:val="none"/>
               </w:rPr>
               <w:t>5</w:t>
@@ -1708,9 +1708,9 @@
             </w:tcBorders>
             <w:vAlign w:val="center"/>
             <w:tcMar>
-              <w:top w:w="20" w:type="dxa"/>
+              <w:top w:w="8" w:type="dxa"/>
               <w:left w:w="80" w:type="dxa"/>
-              <w:bottom w:w="20" w:type="dxa"/>
+              <w:bottom w:w="8" w:type="dxa"/>
               <w:right w:w="60" w:type="dxa"/>
             </w:tcMar>
           </w:tcPr>
@@ -1724,7 +1724,7 @@
                 <w:rFonts w:ascii="Trade Gothic Next" w:hAnsi="Trade Gothic Next"/>
                 <w:b/>
                 <w:color w:val="14161B"/>
-                <w:sz w:val="22"/>
+                <w:sz w:val="21"/>
                 <w:u w:val="none"/>
               </w:rPr>
               <w:t>B</w:t>
@@ -1742,9 +1742,9 @@
             </w:tcBorders>
             <w:vAlign w:val="center"/>
             <w:tcMar>
-              <w:top w:w="20" w:type="dxa"/>
+              <w:top w:w="8" w:type="dxa"/>
               <w:left w:w="80" w:type="dxa"/>
-              <w:bottom w:w="20" w:type="dxa"/>
+              <w:bottom w:w="8" w:type="dxa"/>
               <w:right w:w="60" w:type="dxa"/>
             </w:tcMar>
           </w:tcPr>
@@ -1758,7 +1758,7 @@
                 <w:rFonts w:ascii="Trade Gothic Next" w:hAnsi="Trade Gothic Next"/>
                 <w:b/>
                 <w:color w:val="4D730E"/>
-                <w:sz w:val="22"/>
+                <w:sz w:val="21"/>
                 <w:u w:val="none"/>
               </w:rPr>
               <w:t>5</w:t>
@@ -1776,9 +1776,9 @@
             </w:tcBorders>
             <w:vAlign w:val="center"/>
             <w:tcMar>
-              <w:top w:w="20" w:type="dxa"/>
+              <w:top w:w="8" w:type="dxa"/>
               <w:left w:w="80" w:type="dxa"/>
-              <w:bottom w:w="20" w:type="dxa"/>
+              <w:bottom w:w="8" w:type="dxa"/>
               <w:right w:w="60" w:type="dxa"/>
             </w:tcMar>
           </w:tcPr>
@@ -1792,7 +1792,7 @@
                 <w:rFonts w:ascii="Trade Gothic Next" w:hAnsi="Trade Gothic Next"/>
                 <w:b/>
                 <w:color w:val="4D730E"/>
-                <w:sz w:val="22"/>
+                <w:sz w:val="21"/>
                 <w:u w:val="none"/>
               </w:rPr>
               <w:t>5</w:t>
@@ -1810,9 +1810,9 @@
             </w:tcBorders>
             <w:vAlign w:val="center"/>
             <w:tcMar>
-              <w:top w:w="20" w:type="dxa"/>
+              <w:top w:w="8" w:type="dxa"/>
               <w:left w:w="80" w:type="dxa"/>
-              <w:bottom w:w="20" w:type="dxa"/>
+              <w:bottom w:w="8" w:type="dxa"/>
               <w:right w:w="60" w:type="dxa"/>
             </w:tcMar>
           </w:tcPr>
@@ -1917,9 +1917,9 @@
             </w:tcBorders>
             <w:vAlign w:val="center"/>
             <w:tcMar>
-              <w:top w:w="20" w:type="dxa"/>
+              <w:top w:w="8" w:type="dxa"/>
               <w:left w:w="80" w:type="dxa"/>
-              <w:bottom w:w="20" w:type="dxa"/>
+              <w:bottom w:w="8" w:type="dxa"/>
               <w:right w:w="60" w:type="dxa"/>
             </w:tcMar>
           </w:tcPr>
@@ -1933,7 +1933,7 @@
                 <w:rFonts w:ascii="Trade Gothic Next" w:hAnsi="Trade Gothic Next"/>
                 <w:b/>
                 <w:color w:val="4D730E"/>
-                <w:sz w:val="22"/>
+                <w:sz w:val="21"/>
                 <w:u w:val="none"/>
               </w:rPr>
               <w:t>3</w:t>
@@ -1951,9 +1951,9 @@
             </w:tcBorders>
             <w:vAlign w:val="center"/>
             <w:tcMar>
-              <w:top w:w="20" w:type="dxa"/>
+              <w:top w:w="8" w:type="dxa"/>
               <w:left w:w="80" w:type="dxa"/>
-              <w:bottom w:w="20" w:type="dxa"/>
+              <w:bottom w:w="8" w:type="dxa"/>
               <w:right w:w="60" w:type="dxa"/>
             </w:tcMar>
           </w:tcPr>
@@ -1965,7 +1965,7 @@
             <w:r>
               <w:drawing>
                 <wp:inline xmlns:a="http://schemas.openxmlformats.org/drawingml/2006/main" xmlns:pic="http://schemas.openxmlformats.org/drawingml/2006/picture">
-                  <wp:extent cx="384048" cy="384048"/>
+                  <wp:extent cx="283464" cy="283464"/>
                   <wp:docPr id="5" name="Picture 5"/>
                   <wp:cNvGraphicFramePr>
                     <a:graphicFrameLocks noChangeAspect="1"/>
@@ -1986,7 +1986,7 @@
                         <pic:spPr>
                           <a:xfrm>
                             <a:off x="0" y="0"/>
-                            <a:ext cx="384048" cy="384048"/>
+                            <a:ext cx="283464" cy="283464"/>
                           </a:xfrm>
                           <a:prstGeom prst="rect"/>
                         </pic:spPr>
@@ -2002,7 +2002,7 @@
       <w:tr>
         <w:trPr>
           <w:cantSplit/>
-          <w:trHeight w:val="720" w:hRule="atLeast"/>
+          <w:trHeight w:val="489" w:hRule="atLeast"/>
         </w:trPr>
         <w:tc>
           <w:tcPr>
@@ -2015,9 +2015,9 @@
             </w:tcBorders>
             <w:vAlign w:val="center"/>
             <w:tcMar>
-              <w:top w:w="20" w:type="dxa"/>
+              <w:top w:w="8" w:type="dxa"/>
               <w:left w:w="80" w:type="dxa"/>
-              <w:bottom w:w="20" w:type="dxa"/>
+              <w:bottom w:w="8" w:type="dxa"/>
               <w:right w:w="60" w:type="dxa"/>
             </w:tcMar>
           </w:tcPr>
@@ -2031,7 +2031,7 @@
                 <w:rFonts w:ascii="Trade Gothic Next" w:hAnsi="Trade Gothic Next"/>
                 <w:b/>
                 <w:color w:val="14161B"/>
-                <w:sz w:val="22"/>
+                <w:sz w:val="21"/>
                 <w:u w:val="none"/>
               </w:rPr>
               <w:t>6</w:t>
@@ -2049,9 +2049,9 @@
             </w:tcBorders>
             <w:vAlign w:val="center"/>
             <w:tcMar>
-              <w:top w:w="20" w:type="dxa"/>
+              <w:top w:w="8" w:type="dxa"/>
               <w:left w:w="80" w:type="dxa"/>
-              <w:bottom w:w="20" w:type="dxa"/>
+              <w:bottom w:w="8" w:type="dxa"/>
               <w:right w:w="60" w:type="dxa"/>
             </w:tcMar>
           </w:tcPr>
@@ -2065,7 +2065,7 @@
                 <w:rFonts w:ascii="Trade Gothic Next" w:hAnsi="Trade Gothic Next"/>
                 <w:b/>
                 <w:color w:val="14161B"/>
-                <w:sz w:val="22"/>
+                <w:sz w:val="21"/>
                 <w:u w:val="none"/>
               </w:rPr>
               <w:t>C</w:t>
@@ -2083,9 +2083,9 @@
             </w:tcBorders>
             <w:vAlign w:val="center"/>
             <w:tcMar>
-              <w:top w:w="20" w:type="dxa"/>
+              <w:top w:w="8" w:type="dxa"/>
               <w:left w:w="80" w:type="dxa"/>
-              <w:bottom w:w="20" w:type="dxa"/>
+              <w:bottom w:w="8" w:type="dxa"/>
               <w:right w:w="60" w:type="dxa"/>
             </w:tcMar>
           </w:tcPr>
@@ -2099,7 +2099,7 @@
                 <w:rFonts w:ascii="Trade Gothic Next" w:hAnsi="Trade Gothic Next"/>
                 <w:b/>
                 <w:color w:val="4D730E"/>
-                <w:sz w:val="22"/>
+                <w:sz w:val="21"/>
                 <w:u w:val="none"/>
               </w:rPr>
               <w:t>6</w:t>
@@ -2117,9 +2117,9 @@
             </w:tcBorders>
             <w:vAlign w:val="center"/>
             <w:tcMar>
-              <w:top w:w="20" w:type="dxa"/>
+              <w:top w:w="8" w:type="dxa"/>
               <w:left w:w="80" w:type="dxa"/>
-              <w:bottom w:w="20" w:type="dxa"/>
+              <w:bottom w:w="8" w:type="dxa"/>
               <w:right w:w="60" w:type="dxa"/>
             </w:tcMar>
           </w:tcPr>
@@ -2133,7 +2133,7 @@
                 <w:rFonts w:ascii="Trade Gothic Next" w:hAnsi="Trade Gothic Next"/>
                 <w:b/>
                 <w:color w:val="4D730E"/>
-                <w:sz w:val="22"/>
+                <w:sz w:val="21"/>
                 <w:u w:val="none"/>
               </w:rPr>
               <w:t>6</w:t>
@@ -2151,9 +2151,9 @@
             </w:tcBorders>
             <w:vAlign w:val="center"/>
             <w:tcMar>
-              <w:top w:w="20" w:type="dxa"/>
+              <w:top w:w="8" w:type="dxa"/>
               <w:left w:w="80" w:type="dxa"/>
-              <w:bottom w:w="20" w:type="dxa"/>
+              <w:bottom w:w="8" w:type="dxa"/>
               <w:right w:w="60" w:type="dxa"/>
             </w:tcMar>
           </w:tcPr>
@@ -2258,9 +2258,9 @@
             </w:tcBorders>
             <w:vAlign w:val="center"/>
             <w:tcMar>
-              <w:top w:w="20" w:type="dxa"/>
+              <w:top w:w="8" w:type="dxa"/>
               <w:left w:w="80" w:type="dxa"/>
-              <w:bottom w:w="20" w:type="dxa"/>
+              <w:bottom w:w="8" w:type="dxa"/>
               <w:right w:w="60" w:type="dxa"/>
             </w:tcMar>
           </w:tcPr>
@@ -2274,7 +2274,7 @@
                 <w:rFonts w:ascii="Trade Gothic Next" w:hAnsi="Trade Gothic Next"/>
                 <w:b/>
                 <w:color w:val="4D730E"/>
-                <w:sz w:val="22"/>
+                <w:sz w:val="21"/>
                 <w:u w:val="none"/>
               </w:rPr>
               <w:t>4</w:t>
@@ -2292,9 +2292,9 @@
             </w:tcBorders>
             <w:vAlign w:val="center"/>
             <w:tcMar>
-              <w:top w:w="20" w:type="dxa"/>
+              <w:top w:w="8" w:type="dxa"/>
               <w:left w:w="80" w:type="dxa"/>
-              <w:bottom w:w="20" w:type="dxa"/>
+              <w:bottom w:w="8" w:type="dxa"/>
               <w:right w:w="60" w:type="dxa"/>
             </w:tcMar>
           </w:tcPr>
@@ -2306,7 +2306,7 @@
             <w:r>
               <w:drawing>
                 <wp:inline xmlns:a="http://schemas.openxmlformats.org/drawingml/2006/main" xmlns:pic="http://schemas.openxmlformats.org/drawingml/2006/picture">
-                  <wp:extent cx="384048" cy="384048"/>
+                  <wp:extent cx="283464" cy="283464"/>
                   <wp:docPr id="6" name="Picture 6"/>
                   <wp:cNvGraphicFramePr>
                     <a:graphicFrameLocks noChangeAspect="1"/>
@@ -2327,7 +2327,7 @@
                         <pic:spPr>
                           <a:xfrm>
                             <a:off x="0" y="0"/>
-                            <a:ext cx="384048" cy="384048"/>
+                            <a:ext cx="283464" cy="283464"/>
                           </a:xfrm>
                           <a:prstGeom prst="rect"/>
                         </pic:spPr>
@@ -2343,7 +2343,7 @@
       <w:tr>
         <w:trPr>
           <w:cantSplit/>
-          <w:trHeight w:val="720" w:hRule="atLeast"/>
+          <w:trHeight w:val="489" w:hRule="atLeast"/>
         </w:trPr>
         <w:tc>
           <w:tcPr>
@@ -2356,9 +2356,9 @@
             </w:tcBorders>
             <w:vAlign w:val="center"/>
             <w:tcMar>
-              <w:top w:w="20" w:type="dxa"/>
+              <w:top w:w="8" w:type="dxa"/>
               <w:left w:w="80" w:type="dxa"/>
-              <w:bottom w:w="20" w:type="dxa"/>
+              <w:bottom w:w="8" w:type="dxa"/>
               <w:right w:w="60" w:type="dxa"/>
             </w:tcMar>
           </w:tcPr>
@@ -2372,7 +2372,7 @@
                 <w:rFonts w:ascii="Trade Gothic Next" w:hAnsi="Trade Gothic Next"/>
                 <w:b/>
                 <w:color w:val="14161B"/>
-                <w:sz w:val="22"/>
+                <w:sz w:val="21"/>
                 <w:u w:val="none"/>
               </w:rPr>
               <w:t>7</w:t>
@@ -2390,9 +2390,9 @@
             </w:tcBorders>
             <w:vAlign w:val="center"/>
             <w:tcMar>
-              <w:top w:w="20" w:type="dxa"/>
+              <w:top w:w="8" w:type="dxa"/>
               <w:left w:w="80" w:type="dxa"/>
-              <w:bottom w:w="20" w:type="dxa"/>
+              <w:bottom w:w="8" w:type="dxa"/>
               <w:right w:w="60" w:type="dxa"/>
             </w:tcMar>
           </w:tcPr>
@@ -2406,7 +2406,7 @@
                 <w:rFonts w:ascii="Trade Gothic Next" w:hAnsi="Trade Gothic Next"/>
                 <w:b/>
                 <w:color w:val="14161B"/>
-                <w:sz w:val="22"/>
+                <w:sz w:val="21"/>
                 <w:u w:val="none"/>
               </w:rPr>
               <w:t>N</w:t>
@@ -2424,9 +2424,9 @@
             </w:tcBorders>
             <w:vAlign w:val="center"/>
             <w:tcMar>
-              <w:top w:w="20" w:type="dxa"/>
+              <w:top w:w="8" w:type="dxa"/>
               <w:left w:w="80" w:type="dxa"/>
-              <w:bottom w:w="20" w:type="dxa"/>
+              <w:bottom w:w="8" w:type="dxa"/>
               <w:right w:w="60" w:type="dxa"/>
             </w:tcMar>
           </w:tcPr>
@@ -2440,7 +2440,7 @@
                 <w:rFonts w:ascii="Trade Gothic Next" w:hAnsi="Trade Gothic Next"/>
                 <w:b/>
                 <w:color w:val="4D730E"/>
-                <w:sz w:val="22"/>
+                <w:sz w:val="21"/>
                 <w:u w:val="none"/>
               </w:rPr>
               <w:t>7</w:t>
@@ -2458,9 +2458,9 @@
             </w:tcBorders>
             <w:vAlign w:val="center"/>
             <w:tcMar>
-              <w:top w:w="20" w:type="dxa"/>
+              <w:top w:w="8" w:type="dxa"/>
               <w:left w:w="80" w:type="dxa"/>
-              <w:bottom w:w="20" w:type="dxa"/>
+              <w:bottom w:w="8" w:type="dxa"/>
               <w:right w:w="60" w:type="dxa"/>
             </w:tcMar>
           </w:tcPr>
@@ -2474,7 +2474,7 @@
                 <w:rFonts w:ascii="Trade Gothic Next" w:hAnsi="Trade Gothic Next"/>
                 <w:b/>
                 <w:color w:val="4D730E"/>
-                <w:sz w:val="22"/>
+                <w:sz w:val="21"/>
                 <w:u w:val="none"/>
               </w:rPr>
               <w:t>7</w:t>
@@ -2492,9 +2492,9 @@
             </w:tcBorders>
             <w:vAlign w:val="center"/>
             <w:tcMar>
-              <w:top w:w="20" w:type="dxa"/>
+              <w:top w:w="8" w:type="dxa"/>
               <w:left w:w="80" w:type="dxa"/>
-              <w:bottom w:w="20" w:type="dxa"/>
+              <w:bottom w:w="8" w:type="dxa"/>
               <w:right w:w="60" w:type="dxa"/>
             </w:tcMar>
           </w:tcPr>
@@ -2599,9 +2599,9 @@
             </w:tcBorders>
             <w:vAlign w:val="center"/>
             <w:tcMar>
-              <w:top w:w="20" w:type="dxa"/>
+              <w:top w:w="8" w:type="dxa"/>
               <w:left w:w="80" w:type="dxa"/>
-              <w:bottom w:w="20" w:type="dxa"/>
+              <w:bottom w:w="8" w:type="dxa"/>
               <w:right w:w="60" w:type="dxa"/>
             </w:tcMar>
           </w:tcPr>
@@ -2615,7 +2615,7 @@
                 <w:rFonts w:ascii="Trade Gothic Next" w:hAnsi="Trade Gothic Next"/>
                 <w:b/>
                 <w:color w:val="4D730E"/>
-                <w:sz w:val="22"/>
+                <w:sz w:val="21"/>
                 <w:u w:val="none"/>
               </w:rPr>
               <w:t>5</w:t>
@@ -2633,9 +2633,9 @@
             </w:tcBorders>
             <w:vAlign w:val="center"/>
             <w:tcMar>
-              <w:top w:w="20" w:type="dxa"/>
+              <w:top w:w="8" w:type="dxa"/>
               <w:left w:w="80" w:type="dxa"/>
-              <w:bottom w:w="20" w:type="dxa"/>
+              <w:bottom w:w="8" w:type="dxa"/>
               <w:right w:w="60" w:type="dxa"/>
             </w:tcMar>
           </w:tcPr>
@@ -2647,7 +2647,7 @@
             <w:r>
               <w:drawing>
                 <wp:inline xmlns:a="http://schemas.openxmlformats.org/drawingml/2006/main" xmlns:pic="http://schemas.openxmlformats.org/drawingml/2006/picture">
-                  <wp:extent cx="384048" cy="384048"/>
+                  <wp:extent cx="283464" cy="283464"/>
                   <wp:docPr id="7" name="Picture 7"/>
                   <wp:cNvGraphicFramePr>
                     <a:graphicFrameLocks noChangeAspect="1"/>
@@ -2668,7 +2668,7 @@
                         <pic:spPr>
                           <a:xfrm>
                             <a:off x="0" y="0"/>
-                            <a:ext cx="384048" cy="384048"/>
+                            <a:ext cx="283464" cy="283464"/>
                           </a:xfrm>
                           <a:prstGeom prst="rect"/>
                         </pic:spPr>
@@ -2684,7 +2684,7 @@
       <w:tr>
         <w:trPr>
           <w:cantSplit/>
-          <w:trHeight w:val="720" w:hRule="atLeast"/>
+          <w:trHeight w:val="489" w:hRule="atLeast"/>
         </w:trPr>
         <w:tc>
           <w:tcPr>
@@ -2697,9 +2697,9 @@
             </w:tcBorders>
             <w:vAlign w:val="center"/>
             <w:tcMar>
-              <w:top w:w="20" w:type="dxa"/>
+              <w:top w:w="8" w:type="dxa"/>
               <w:left w:w="80" w:type="dxa"/>
-              <w:bottom w:w="20" w:type="dxa"/>
+              <w:bottom w:w="8" w:type="dxa"/>
               <w:right w:w="60" w:type="dxa"/>
             </w:tcMar>
           </w:tcPr>
@@ -2713,7 +2713,7 @@
                 <w:rFonts w:ascii="Trade Gothic Next" w:hAnsi="Trade Gothic Next"/>
                 <w:b/>
                 <w:color w:val="14161B"/>
-                <w:sz w:val="22"/>
+                <w:sz w:val="21"/>
                 <w:u w:val="none"/>
               </w:rPr>
               <w:t>8</w:t>
@@ -2731,9 +2731,9 @@
             </w:tcBorders>
             <w:vAlign w:val="center"/>
             <w:tcMar>
-              <w:top w:w="20" w:type="dxa"/>
+              <w:top w:w="8" w:type="dxa"/>
               <w:left w:w="80" w:type="dxa"/>
-              <w:bottom w:w="20" w:type="dxa"/>
+              <w:bottom w:w="8" w:type="dxa"/>
               <w:right w:w="60" w:type="dxa"/>
             </w:tcMar>
           </w:tcPr>
@@ -2747,7 +2747,7 @@
                 <w:rFonts w:ascii="Trade Gothic Next" w:hAnsi="Trade Gothic Next"/>
                 <w:b/>
                 <w:color w:val="14161B"/>
-                <w:sz w:val="22"/>
+                <w:sz w:val="21"/>
                 <w:u w:val="none"/>
               </w:rPr>
               <w:t>O</w:t>
@@ -2765,9 +2765,9 @@
             </w:tcBorders>
             <w:vAlign w:val="center"/>
             <w:tcMar>
-              <w:top w:w="20" w:type="dxa"/>
+              <w:top w:w="8" w:type="dxa"/>
               <w:left w:w="80" w:type="dxa"/>
-              <w:bottom w:w="20" w:type="dxa"/>
+              <w:bottom w:w="8" w:type="dxa"/>
               <w:right w:w="60" w:type="dxa"/>
             </w:tcMar>
           </w:tcPr>
@@ -2781,7 +2781,7 @@
                 <w:rFonts w:ascii="Trade Gothic Next" w:hAnsi="Trade Gothic Next"/>
                 <w:b/>
                 <w:color w:val="4D730E"/>
-                <w:sz w:val="22"/>
+                <w:sz w:val="21"/>
                 <w:u w:val="none"/>
               </w:rPr>
               <w:t>8</w:t>
@@ -2799,9 +2799,9 @@
             </w:tcBorders>
             <w:vAlign w:val="center"/>
             <w:tcMar>
-              <w:top w:w="20" w:type="dxa"/>
+              <w:top w:w="8" w:type="dxa"/>
               <w:left w:w="80" w:type="dxa"/>
-              <w:bottom w:w="20" w:type="dxa"/>
+              <w:bottom w:w="8" w:type="dxa"/>
               <w:right w:w="60" w:type="dxa"/>
             </w:tcMar>
           </w:tcPr>
@@ -2815,7 +2815,7 @@
                 <w:rFonts w:ascii="Trade Gothic Next" w:hAnsi="Trade Gothic Next"/>
                 <w:b/>
                 <w:color w:val="4D730E"/>
-                <w:sz w:val="22"/>
+                <w:sz w:val="21"/>
                 <w:u w:val="none"/>
               </w:rPr>
               <w:t>8</w:t>
@@ -2833,9 +2833,9 @@
             </w:tcBorders>
             <w:vAlign w:val="center"/>
             <w:tcMar>
-              <w:top w:w="20" w:type="dxa"/>
+              <w:top w:w="8" w:type="dxa"/>
               <w:left w:w="80" w:type="dxa"/>
-              <w:bottom w:w="20" w:type="dxa"/>
+              <w:bottom w:w="8" w:type="dxa"/>
               <w:right w:w="60" w:type="dxa"/>
             </w:tcMar>
           </w:tcPr>
@@ -2940,9 +2940,9 @@
             </w:tcBorders>
             <w:vAlign w:val="center"/>
             <w:tcMar>
-              <w:top w:w="20" w:type="dxa"/>
+              <w:top w:w="8" w:type="dxa"/>
               <w:left w:w="80" w:type="dxa"/>
-              <w:bottom w:w="20" w:type="dxa"/>
+              <w:bottom w:w="8" w:type="dxa"/>
               <w:right w:w="60" w:type="dxa"/>
             </w:tcMar>
           </w:tcPr>
@@ -2956,7 +2956,7 @@
                 <w:rFonts w:ascii="Trade Gothic Next" w:hAnsi="Trade Gothic Next"/>
                 <w:b/>
                 <w:color w:val="4D730E"/>
-                <w:sz w:val="22"/>
+                <w:sz w:val="21"/>
                 <w:u w:val="none"/>
               </w:rPr>
               <w:t>6</w:t>
@@ -2974,9 +2974,9 @@
             </w:tcBorders>
             <w:vAlign w:val="center"/>
             <w:tcMar>
-              <w:top w:w="20" w:type="dxa"/>
+              <w:top w:w="8" w:type="dxa"/>
               <w:left w:w="80" w:type="dxa"/>
-              <w:bottom w:w="20" w:type="dxa"/>
+              <w:bottom w:w="8" w:type="dxa"/>
               <w:right w:w="60" w:type="dxa"/>
             </w:tcMar>
           </w:tcPr>
@@ -2988,7 +2988,7 @@
             <w:r>
               <w:drawing>
                 <wp:inline xmlns:a="http://schemas.openxmlformats.org/drawingml/2006/main" xmlns:pic="http://schemas.openxmlformats.org/drawingml/2006/picture">
-                  <wp:extent cx="384048" cy="384048"/>
+                  <wp:extent cx="283464" cy="283464"/>
                   <wp:docPr id="8" name="Picture 8"/>
                   <wp:cNvGraphicFramePr>
                     <a:graphicFrameLocks noChangeAspect="1"/>
@@ -3009,7 +3009,7 @@
                         <pic:spPr>
                           <a:xfrm>
                             <a:off x="0" y="0"/>
-                            <a:ext cx="384048" cy="384048"/>
+                            <a:ext cx="283464" cy="283464"/>
                           </a:xfrm>
                           <a:prstGeom prst="rect"/>
                         </pic:spPr>
@@ -3025,7 +3025,7 @@
       <w:tr>
         <w:trPr>
           <w:cantSplit/>
-          <w:trHeight w:val="720" w:hRule="atLeast"/>
+          <w:trHeight w:val="489" w:hRule="atLeast"/>
         </w:trPr>
         <w:tc>
           <w:tcPr>
@@ -3038,9 +3038,9 @@
             </w:tcBorders>
             <w:vAlign w:val="center"/>
             <w:tcMar>
-              <w:top w:w="20" w:type="dxa"/>
+              <w:top w:w="8" w:type="dxa"/>
               <w:left w:w="80" w:type="dxa"/>
-              <w:bottom w:w="20" w:type="dxa"/>
+              <w:bottom w:w="8" w:type="dxa"/>
               <w:right w:w="60" w:type="dxa"/>
             </w:tcMar>
           </w:tcPr>
@@ -3054,7 +3054,7 @@
                 <w:rFonts w:ascii="Trade Gothic Next" w:hAnsi="Trade Gothic Next"/>
                 <w:b/>
                 <w:color w:val="14161B"/>
-                <w:sz w:val="22"/>
+                <w:sz w:val="21"/>
                 <w:u w:val="none"/>
               </w:rPr>
               <w:t>9</w:t>
@@ -3072,9 +3072,9 @@
             </w:tcBorders>
             <w:vAlign w:val="center"/>
             <w:tcMar>
-              <w:top w:w="20" w:type="dxa"/>
+              <w:top w:w="8" w:type="dxa"/>
               <w:left w:w="80" w:type="dxa"/>
-              <w:bottom w:w="20" w:type="dxa"/>
+              <w:bottom w:w="8" w:type="dxa"/>
               <w:right w:w="60" w:type="dxa"/>
             </w:tcMar>
           </w:tcPr>
@@ -3088,7 +3088,7 @@
                 <w:rFonts w:ascii="Trade Gothic Next" w:hAnsi="Trade Gothic Next"/>
                 <w:b/>
                 <w:color w:val="14161B"/>
-                <w:sz w:val="22"/>
+                <w:sz w:val="21"/>
                 <w:u w:val="none"/>
               </w:rPr>
               <w:t>F</w:t>
@@ -3106,9 +3106,9 @@
             </w:tcBorders>
             <w:vAlign w:val="center"/>
             <w:tcMar>
-              <w:top w:w="20" w:type="dxa"/>
+              <w:top w:w="8" w:type="dxa"/>
               <w:left w:w="80" w:type="dxa"/>
-              <w:bottom w:w="20" w:type="dxa"/>
+              <w:bottom w:w="8" w:type="dxa"/>
               <w:right w:w="60" w:type="dxa"/>
             </w:tcMar>
           </w:tcPr>
@@ -3122,7 +3122,7 @@
                 <w:rFonts w:ascii="Trade Gothic Next" w:hAnsi="Trade Gothic Next"/>
                 <w:b/>
                 <w:color w:val="4D730E"/>
-                <w:sz w:val="22"/>
+                <w:sz w:val="21"/>
                 <w:u w:val="none"/>
               </w:rPr>
               <w:t>9</w:t>
@@ -3140,9 +3140,9 @@
             </w:tcBorders>
             <w:vAlign w:val="center"/>
             <w:tcMar>
-              <w:top w:w="20" w:type="dxa"/>
+              <w:top w:w="8" w:type="dxa"/>
               <w:left w:w="80" w:type="dxa"/>
-              <w:bottom w:w="20" w:type="dxa"/>
+              <w:bottom w:w="8" w:type="dxa"/>
               <w:right w:w="60" w:type="dxa"/>
             </w:tcMar>
           </w:tcPr>
@@ -3156,7 +3156,7 @@
                 <w:rFonts w:ascii="Trade Gothic Next" w:hAnsi="Trade Gothic Next"/>
                 <w:b/>
                 <w:color w:val="4D730E"/>
-                <w:sz w:val="22"/>
+                <w:sz w:val="21"/>
                 <w:u w:val="none"/>
               </w:rPr>
               <w:t>9</w:t>
@@ -3174,9 +3174,9 @@
             </w:tcBorders>
             <w:vAlign w:val="center"/>
             <w:tcMar>
-              <w:top w:w="20" w:type="dxa"/>
+              <w:top w:w="8" w:type="dxa"/>
               <w:left w:w="80" w:type="dxa"/>
-              <w:bottom w:w="20" w:type="dxa"/>
+              <w:bottom w:w="8" w:type="dxa"/>
               <w:right w:w="60" w:type="dxa"/>
             </w:tcMar>
           </w:tcPr>
@@ -3281,9 +3281,9 @@
             </w:tcBorders>
             <w:vAlign w:val="center"/>
             <w:tcMar>
-              <w:top w:w="20" w:type="dxa"/>
+              <w:top w:w="8" w:type="dxa"/>
               <w:left w:w="80" w:type="dxa"/>
-              <w:bottom w:w="20" w:type="dxa"/>
+              <w:bottom w:w="8" w:type="dxa"/>
               <w:right w:w="60" w:type="dxa"/>
             </w:tcMar>
           </w:tcPr>
@@ -3297,7 +3297,7 @@
                 <w:rFonts w:ascii="Trade Gothic Next" w:hAnsi="Trade Gothic Next"/>
                 <w:b/>
                 <w:color w:val="4D730E"/>
-                <w:sz w:val="22"/>
+                <w:sz w:val="21"/>
                 <w:u w:val="none"/>
               </w:rPr>
               <w:t>7</w:t>
@@ -3315,9 +3315,9 @@
             </w:tcBorders>
             <w:vAlign w:val="center"/>
             <w:tcMar>
-              <w:top w:w="20" w:type="dxa"/>
+              <w:top w:w="8" w:type="dxa"/>
               <w:left w:w="80" w:type="dxa"/>
-              <w:bottom w:w="20" w:type="dxa"/>
+              <w:bottom w:w="8" w:type="dxa"/>
               <w:right w:w="60" w:type="dxa"/>
             </w:tcMar>
           </w:tcPr>
@@ -3329,7 +3329,7 @@
             <w:r>
               <w:drawing>
                 <wp:inline xmlns:a="http://schemas.openxmlformats.org/drawingml/2006/main" xmlns:pic="http://schemas.openxmlformats.org/drawingml/2006/picture">
-                  <wp:extent cx="384048" cy="384048"/>
+                  <wp:extent cx="283464" cy="283464"/>
                   <wp:docPr id="9" name="Picture 9"/>
                   <wp:cNvGraphicFramePr>
                     <a:graphicFrameLocks noChangeAspect="1"/>
@@ -3350,7 +3350,7 @@
                         <pic:spPr>
                           <a:xfrm>
                             <a:off x="0" y="0"/>
-                            <a:ext cx="384048" cy="384048"/>
+                            <a:ext cx="283464" cy="283464"/>
                           </a:xfrm>
                           <a:prstGeom prst="rect"/>
                         </pic:spPr>
@@ -3366,7 +3366,7 @@
       <w:tr>
         <w:trPr>
           <w:cantSplit/>
-          <w:trHeight w:val="720" w:hRule="atLeast"/>
+          <w:trHeight w:val="489" w:hRule="atLeast"/>
         </w:trPr>
         <w:tc>
           <w:tcPr>
@@ -3379,9 +3379,9 @@
             </w:tcBorders>
             <w:vAlign w:val="center"/>
             <w:tcMar>
-              <w:top w:w="20" w:type="dxa"/>
+              <w:top w:w="8" w:type="dxa"/>
               <w:left w:w="80" w:type="dxa"/>
-              <w:bottom w:w="20" w:type="dxa"/>
+              <w:bottom w:w="8" w:type="dxa"/>
               <w:right w:w="60" w:type="dxa"/>
             </w:tcMar>
           </w:tcPr>
@@ -3395,7 +3395,7 @@
                 <w:rFonts w:ascii="Trade Gothic Next" w:hAnsi="Trade Gothic Next"/>
                 <w:b/>
                 <w:color w:val="14161B"/>
-                <w:sz w:val="22"/>
+                <w:sz w:val="21"/>
                 <w:u w:val="none"/>
               </w:rPr>
               <w:t>10</w:t>
@@ -3413,9 +3413,9 @@
             </w:tcBorders>
             <w:vAlign w:val="center"/>
             <w:tcMar>
-              <w:top w:w="20" w:type="dxa"/>
+              <w:top w:w="8" w:type="dxa"/>
               <w:left w:w="80" w:type="dxa"/>
-              <w:bottom w:w="20" w:type="dxa"/>
+              <w:bottom w:w="8" w:type="dxa"/>
               <w:right w:w="60" w:type="dxa"/>
             </w:tcMar>
           </w:tcPr>
@@ -3429,7 +3429,7 @@
                 <w:rFonts w:ascii="Trade Gothic Next" w:hAnsi="Trade Gothic Next"/>
                 <w:b/>
                 <w:color w:val="14161B"/>
-                <w:sz w:val="22"/>
+                <w:sz w:val="21"/>
                 <w:u w:val="none"/>
               </w:rPr>
               <w:t>Ne</w:t>
@@ -3447,9 +3447,9 @@
             </w:tcBorders>
             <w:vAlign w:val="center"/>
             <w:tcMar>
-              <w:top w:w="20" w:type="dxa"/>
+              <w:top w:w="8" w:type="dxa"/>
               <w:left w:w="80" w:type="dxa"/>
-              <w:bottom w:w="20" w:type="dxa"/>
+              <w:bottom w:w="8" w:type="dxa"/>
               <w:right w:w="60" w:type="dxa"/>
             </w:tcMar>
           </w:tcPr>
@@ -3463,7 +3463,7 @@
                 <w:rFonts w:ascii="Trade Gothic Next" w:hAnsi="Trade Gothic Next"/>
                 <w:b/>
                 <w:color w:val="4D730E"/>
-                <w:sz w:val="22"/>
+                <w:sz w:val="21"/>
                 <w:u w:val="none"/>
               </w:rPr>
               <w:t>10</w:t>
@@ -3481,9 +3481,9 @@
             </w:tcBorders>
             <w:vAlign w:val="center"/>
             <w:tcMar>
-              <w:top w:w="20" w:type="dxa"/>
+              <w:top w:w="8" w:type="dxa"/>
               <w:left w:w="80" w:type="dxa"/>
-              <w:bottom w:w="20" w:type="dxa"/>
+              <w:bottom w:w="8" w:type="dxa"/>
               <w:right w:w="60" w:type="dxa"/>
             </w:tcMar>
           </w:tcPr>
@@ -3497,7 +3497,7 @@
                 <w:rFonts w:ascii="Trade Gothic Next" w:hAnsi="Trade Gothic Next"/>
                 <w:b/>
                 <w:color w:val="4D730E"/>
-                <w:sz w:val="22"/>
+                <w:sz w:val="21"/>
                 <w:u w:val="none"/>
               </w:rPr>
               <w:t>10</w:t>
@@ -3515,9 +3515,9 @@
             </w:tcBorders>
             <w:vAlign w:val="center"/>
             <w:tcMar>
-              <w:top w:w="20" w:type="dxa"/>
+              <w:top w:w="8" w:type="dxa"/>
               <w:left w:w="80" w:type="dxa"/>
-              <w:bottom w:w="20" w:type="dxa"/>
+              <w:bottom w:w="8" w:type="dxa"/>
               <w:right w:w="60" w:type="dxa"/>
             </w:tcMar>
           </w:tcPr>
@@ -3622,9 +3622,9 @@
             </w:tcBorders>
             <w:vAlign w:val="center"/>
             <w:tcMar>
-              <w:top w:w="20" w:type="dxa"/>
+              <w:top w:w="8" w:type="dxa"/>
               <w:left w:w="80" w:type="dxa"/>
-              <w:bottom w:w="20" w:type="dxa"/>
+              <w:bottom w:w="8" w:type="dxa"/>
               <w:right w:w="60" w:type="dxa"/>
             </w:tcMar>
           </w:tcPr>
@@ -3638,7 +3638,7 @@
                 <w:rFonts w:ascii="Trade Gothic Next" w:hAnsi="Trade Gothic Next"/>
                 <w:b/>
                 <w:color w:val="4D730E"/>
-                <w:sz w:val="22"/>
+                <w:sz w:val="21"/>
                 <w:u w:val="none"/>
               </w:rPr>
               <w:t>8</w:t>
@@ -3656,9 +3656,9 @@
             </w:tcBorders>
             <w:vAlign w:val="center"/>
             <w:tcMar>
-              <w:top w:w="20" w:type="dxa"/>
+              <w:top w:w="8" w:type="dxa"/>
               <w:left w:w="80" w:type="dxa"/>
-              <w:bottom w:w="20" w:type="dxa"/>
+              <w:bottom w:w="8" w:type="dxa"/>
               <w:right w:w="60" w:type="dxa"/>
             </w:tcMar>
           </w:tcPr>
@@ -3670,7 +3670,7 @@
             <w:r>
               <w:drawing>
                 <wp:inline xmlns:a="http://schemas.openxmlformats.org/drawingml/2006/main" xmlns:pic="http://schemas.openxmlformats.org/drawingml/2006/picture">
-                  <wp:extent cx="384048" cy="384048"/>
+                  <wp:extent cx="283464" cy="283464"/>
                   <wp:docPr id="10" name="Picture 10"/>
                   <wp:cNvGraphicFramePr>
                     <a:graphicFrameLocks noChangeAspect="1"/>
@@ -3691,7 +3691,2363 @@
                         <pic:spPr>
                           <a:xfrm>
                             <a:off x="0" y="0"/>
-                            <a:ext cx="384048" cy="384048"/>
+                            <a:ext cx="283464" cy="283464"/>
+                          </a:xfrm>
+                          <a:prstGeom prst="rect"/>
+                        </pic:spPr>
+                      </pic:pic>
+                    </a:graphicData>
+                  </a:graphic>
+                </wp:inline>
+              </w:drawing>
+            </w:r>
+          </w:p>
+        </w:tc>
+      </w:tr>
+      <w:tr>
+        <w:trPr>
+          <w:cantSplit/>
+          <w:trHeight w:val="489" w:hRule="atLeast"/>
+        </w:trPr>
+        <w:tc>
+          <w:tcPr>
+            <w:tcW w:type="dxa" w:w="1080"/>
+            <w:tcBorders>
+              <w:top w:val="single" w:sz="4" w:color="C8CDC2"/>
+              <w:left w:val="single" w:sz="4" w:color="C8CDC2"/>
+              <w:bottom w:val="single" w:sz="4" w:color="C8CDC2"/>
+              <w:right w:val="single" w:sz="4" w:color="C8CDC2"/>
+            </w:tcBorders>
+            <w:vAlign w:val="center"/>
+            <w:tcMar>
+              <w:top w:w="8" w:type="dxa"/>
+              <w:left w:w="80" w:type="dxa"/>
+              <w:bottom w:w="8" w:type="dxa"/>
+              <w:right w:w="60" w:type="dxa"/>
+            </w:tcMar>
+          </w:tcPr>
+          <w:p>
+            <w:pPr>
+              <w:spacing w:after="0"/>
+              <w:jc w:val="left"/>
+            </w:pPr>
+            <w:r>
+              <w:rPr>
+                <w:rFonts w:ascii="Trade Gothic Next" w:hAnsi="Trade Gothic Next"/>
+                <w:b/>
+                <w:color w:val="14161B"/>
+                <w:sz w:val="21"/>
+                <w:u w:val="none"/>
+              </w:rPr>
+              <w:t>11</w:t>
+            </w:r>
+          </w:p>
+        </w:tc>
+        <w:tc>
+          <w:tcPr>
+            <w:tcW w:type="dxa" w:w="1080"/>
+            <w:tcBorders>
+              <w:top w:val="single" w:sz="4" w:color="C8CDC2"/>
+              <w:left w:val="single" w:sz="4" w:color="C8CDC2"/>
+              <w:bottom w:val="single" w:sz="4" w:color="C8CDC2"/>
+              <w:right w:val="single" w:sz="4" w:color="C8CDC2"/>
+            </w:tcBorders>
+            <w:vAlign w:val="center"/>
+            <w:tcMar>
+              <w:top w:w="8" w:type="dxa"/>
+              <w:left w:w="80" w:type="dxa"/>
+              <w:bottom w:w="8" w:type="dxa"/>
+              <w:right w:w="60" w:type="dxa"/>
+            </w:tcMar>
+          </w:tcPr>
+          <w:p>
+            <w:pPr>
+              <w:spacing w:after="0"/>
+              <w:jc w:val="left"/>
+            </w:pPr>
+            <w:r>
+              <w:rPr>
+                <w:rFonts w:ascii="Trade Gothic Next" w:hAnsi="Trade Gothic Next"/>
+                <w:b/>
+                <w:color w:val="14161B"/>
+                <w:sz w:val="21"/>
+                <w:u w:val="none"/>
+              </w:rPr>
+              <w:t>Na</w:t>
+            </w:r>
+          </w:p>
+        </w:tc>
+        <w:tc>
+          <w:tcPr>
+            <w:tcW w:type="dxa" w:w="1296"/>
+            <w:tcBorders>
+              <w:top w:val="single" w:sz="4" w:color="C8CDC2"/>
+              <w:left w:val="single" w:sz="4" w:color="C8CDC2"/>
+              <w:bottom w:val="single" w:sz="4" w:color="C8CDC2"/>
+              <w:right w:val="single" w:sz="4" w:color="C8CDC2"/>
+            </w:tcBorders>
+            <w:vAlign w:val="center"/>
+            <w:tcMar>
+              <w:top w:w="8" w:type="dxa"/>
+              <w:left w:w="80" w:type="dxa"/>
+              <w:bottom w:w="8" w:type="dxa"/>
+              <w:right w:w="60" w:type="dxa"/>
+            </w:tcMar>
+          </w:tcPr>
+          <w:p>
+            <w:pPr>
+              <w:spacing w:after="0"/>
+              <w:jc w:val="left"/>
+            </w:pPr>
+            <w:r>
+              <w:rPr>
+                <w:rFonts w:ascii="Trade Gothic Next" w:hAnsi="Trade Gothic Next"/>
+                <w:b/>
+                <w:color w:val="4D730E"/>
+                <w:sz w:val="21"/>
+                <w:u w:val="none"/>
+              </w:rPr>
+              <w:t>11</w:t>
+            </w:r>
+          </w:p>
+        </w:tc>
+        <w:tc>
+          <w:tcPr>
+            <w:tcW w:type="dxa" w:w="1368"/>
+            <w:tcBorders>
+              <w:top w:val="single" w:sz="4" w:color="C8CDC2"/>
+              <w:left w:val="single" w:sz="4" w:color="C8CDC2"/>
+              <w:bottom w:val="single" w:sz="4" w:color="C8CDC2"/>
+              <w:right w:val="single" w:sz="4" w:color="C8CDC2"/>
+            </w:tcBorders>
+            <w:vAlign w:val="center"/>
+            <w:tcMar>
+              <w:top w:w="8" w:type="dxa"/>
+              <w:left w:w="80" w:type="dxa"/>
+              <w:bottom w:w="8" w:type="dxa"/>
+              <w:right w:w="60" w:type="dxa"/>
+            </w:tcMar>
+          </w:tcPr>
+          <w:p>
+            <w:pPr>
+              <w:spacing w:after="0"/>
+              <w:jc w:val="left"/>
+            </w:pPr>
+            <w:r>
+              <w:rPr>
+                <w:rFonts w:ascii="Trade Gothic Next" w:hAnsi="Trade Gothic Next"/>
+                <w:b/>
+                <w:color w:val="4D730E"/>
+                <w:sz w:val="21"/>
+                <w:u w:val="none"/>
+              </w:rPr>
+              <w:t>11</w:t>
+            </w:r>
+          </w:p>
+        </w:tc>
+        <w:tc>
+          <w:tcPr>
+            <w:tcW w:type="dxa" w:w="6264"/>
+            <w:tcBorders>
+              <w:top w:val="single" w:sz="4" w:color="C8CDC2"/>
+              <w:left w:val="single" w:sz="4" w:color="C8CDC2"/>
+              <w:bottom w:val="single" w:sz="4" w:color="C8CDC2"/>
+              <w:right w:val="single" w:sz="4" w:color="C8CDC2"/>
+            </w:tcBorders>
+            <w:vAlign w:val="center"/>
+            <w:tcMar>
+              <w:top w:w="8" w:type="dxa"/>
+              <w:left w:w="80" w:type="dxa"/>
+              <w:bottom w:w="8" w:type="dxa"/>
+              <w:right w:w="60" w:type="dxa"/>
+            </w:tcMar>
+          </w:tcPr>
+          <w:p>
+            <w:pPr>
+              <w:spacing w:after="0"/>
+              <w:jc w:val="left"/>
+            </w:pPr>
+            <w:r>
+              <w:rPr>
+                <w:rFonts w:ascii="Trade Gothic Next" w:hAnsi="Trade Gothic Next"/>
+                <w:b/>
+                <w:color w:val="4D730E"/>
+                <w:sz w:val="21"/>
+                <w:u w:val="none"/>
+              </w:rPr>
+              <w:t>1s</w:t>
+            </w:r>
+            <w:r>
+              <w:rPr>
+                <w:rFonts w:ascii="Trade Gothic Next" w:hAnsi="Trade Gothic Next"/>
+                <w:b/>
+                <w:color w:val="4D730E"/>
+                <w:sz w:val="21"/>
+                <w:u w:val="none"/>
+                <w:vertAlign w:val="superscript"/>
+              </w:rPr>
+              <w:t>2</w:t>
+            </w:r>
+            <w:r>
+              <w:rPr>
+                <w:rFonts w:ascii="Trade Gothic Next" w:hAnsi="Trade Gothic Next"/>
+                <w:b/>
+                <w:color w:val="4D730E"/>
+                <w:sz w:val="21"/>
+                <w:u w:val="none"/>
+              </w:rPr>
+              <w:t xml:space="preserve"> </w:t>
+            </w:r>
+            <w:r>
+              <w:rPr>
+                <w:rFonts w:ascii="Trade Gothic Next" w:hAnsi="Trade Gothic Next"/>
+                <w:b/>
+                <w:color w:val="4D730E"/>
+                <w:sz w:val="21"/>
+                <w:u w:val="none"/>
+              </w:rPr>
+              <w:t>2s</w:t>
+            </w:r>
+            <w:r>
+              <w:rPr>
+                <w:rFonts w:ascii="Trade Gothic Next" w:hAnsi="Trade Gothic Next"/>
+                <w:b/>
+                <w:color w:val="4D730E"/>
+                <w:sz w:val="21"/>
+                <w:u w:val="none"/>
+                <w:vertAlign w:val="superscript"/>
+              </w:rPr>
+              <w:t>2</w:t>
+            </w:r>
+            <w:r>
+              <w:rPr>
+                <w:rFonts w:ascii="Trade Gothic Next" w:hAnsi="Trade Gothic Next"/>
+                <w:b/>
+                <w:color w:val="4D730E"/>
+                <w:sz w:val="21"/>
+                <w:u w:val="none"/>
+              </w:rPr>
+              <w:t xml:space="preserve"> </w:t>
+            </w:r>
+            <w:r>
+              <w:rPr>
+                <w:rFonts w:ascii="Trade Gothic Next" w:hAnsi="Trade Gothic Next"/>
+                <w:b/>
+                <w:color w:val="4D730E"/>
+                <w:sz w:val="21"/>
+                <w:u w:val="none"/>
+              </w:rPr>
+              <w:t>2p</w:t>
+            </w:r>
+            <w:r>
+              <w:rPr>
+                <w:rFonts w:ascii="Trade Gothic Next" w:hAnsi="Trade Gothic Next"/>
+                <w:b/>
+                <w:color w:val="4D730E"/>
+                <w:sz w:val="21"/>
+                <w:u w:val="none"/>
+                <w:vertAlign w:val="superscript"/>
+              </w:rPr>
+              <w:t>6</w:t>
+            </w:r>
+            <w:r>
+              <w:rPr>
+                <w:rFonts w:ascii="Trade Gothic Next" w:hAnsi="Trade Gothic Next"/>
+                <w:b/>
+                <w:color w:val="4D730E"/>
+                <w:sz w:val="21"/>
+                <w:u w:val="none"/>
+              </w:rPr>
+              <w:t xml:space="preserve"> </w:t>
+            </w:r>
+            <w:r>
+              <w:rPr>
+                <w:rFonts w:ascii="Trade Gothic Next" w:hAnsi="Trade Gothic Next"/>
+                <w:b/>
+                <w:color w:val="4D730E"/>
+                <w:sz w:val="21"/>
+                <w:u w:val="single"/>
+              </w:rPr>
+              <w:t>3s</w:t>
+            </w:r>
+            <w:r>
+              <w:rPr>
+                <w:rFonts w:ascii="Trade Gothic Next" w:hAnsi="Trade Gothic Next"/>
+                <w:b/>
+                <w:color w:val="4D730E"/>
+                <w:sz w:val="21"/>
+                <w:u w:val="single"/>
+                <w:vertAlign w:val="superscript"/>
+              </w:rPr>
+              <w:t>1</w:t>
+            </w:r>
+          </w:p>
+        </w:tc>
+        <w:tc>
+          <w:tcPr>
+            <w:tcW w:type="dxa" w:w="1368"/>
+            <w:tcBorders>
+              <w:top w:val="single" w:sz="4" w:color="C8CDC2"/>
+              <w:left w:val="single" w:sz="4" w:color="C8CDC2"/>
+              <w:bottom w:val="single" w:sz="4" w:color="C8CDC2"/>
+              <w:right w:val="single" w:sz="4" w:color="C8CDC2"/>
+            </w:tcBorders>
+            <w:vAlign w:val="center"/>
+            <w:tcMar>
+              <w:top w:w="8" w:type="dxa"/>
+              <w:left w:w="80" w:type="dxa"/>
+              <w:bottom w:w="8" w:type="dxa"/>
+              <w:right w:w="60" w:type="dxa"/>
+            </w:tcMar>
+          </w:tcPr>
+          <w:p>
+            <w:pPr>
+              <w:spacing w:after="0"/>
+              <w:jc w:val="left"/>
+            </w:pPr>
+            <w:r>
+              <w:rPr>
+                <w:rFonts w:ascii="Trade Gothic Next" w:hAnsi="Trade Gothic Next"/>
+                <w:b/>
+                <w:color w:val="4D730E"/>
+                <w:sz w:val="21"/>
+                <w:u w:val="none"/>
+              </w:rPr>
+              <w:t>1</w:t>
+            </w:r>
+          </w:p>
+        </w:tc>
+        <w:tc>
+          <w:tcPr>
+            <w:tcW w:type="dxa" w:w="1944"/>
+            <w:tcBorders>
+              <w:top w:val="single" w:sz="4" w:color="C8CDC2"/>
+              <w:left w:val="single" w:sz="4" w:color="C8CDC2"/>
+              <w:bottom w:val="single" w:sz="4" w:color="C8CDC2"/>
+              <w:right w:val="single" w:sz="4" w:color="C8CDC2"/>
+            </w:tcBorders>
+            <w:vAlign w:val="center"/>
+            <w:tcMar>
+              <w:top w:w="8" w:type="dxa"/>
+              <w:left w:w="80" w:type="dxa"/>
+              <w:bottom w:w="8" w:type="dxa"/>
+              <w:right w:w="60" w:type="dxa"/>
+            </w:tcMar>
+          </w:tcPr>
+          <w:p>
+            <w:pPr>
+              <w:spacing w:after="0"/>
+              <w:jc w:val="left"/>
+            </w:pPr>
+            <w:r>
+              <w:drawing>
+                <wp:inline xmlns:a="http://schemas.openxmlformats.org/drawingml/2006/main" xmlns:pic="http://schemas.openxmlformats.org/drawingml/2006/picture">
+                  <wp:extent cx="283464" cy="283464"/>
+                  <wp:docPr id="11" name="Picture 11"/>
+                  <wp:cNvGraphicFramePr>
+                    <a:graphicFrameLocks noChangeAspect="1"/>
+                  </wp:cNvGraphicFramePr>
+                  <a:graphic>
+                    <a:graphicData uri="http://schemas.openxmlformats.org/drawingml/2006/picture">
+                      <pic:pic>
+                        <pic:nvPicPr>
+                          <pic:cNvPr id="0" name="dot_11.png"/>
+                          <pic:cNvPicPr/>
+                        </pic:nvPicPr>
+                        <pic:blipFill>
+                          <a:blip r:embed="rId19"/>
+                          <a:stretch>
+                            <a:fillRect/>
+                          </a:stretch>
+                        </pic:blipFill>
+                        <pic:spPr>
+                          <a:xfrm>
+                            <a:off x="0" y="0"/>
+                            <a:ext cx="283464" cy="283464"/>
+                          </a:xfrm>
+                          <a:prstGeom prst="rect"/>
+                        </pic:spPr>
+                      </pic:pic>
+                    </a:graphicData>
+                  </a:graphic>
+                </wp:inline>
+              </w:drawing>
+            </w:r>
+          </w:p>
+        </w:tc>
+      </w:tr>
+      <w:tr>
+        <w:trPr>
+          <w:cantSplit/>
+          <w:trHeight w:val="489" w:hRule="atLeast"/>
+        </w:trPr>
+        <w:tc>
+          <w:tcPr>
+            <w:tcW w:type="dxa" w:w="1080"/>
+            <w:tcBorders>
+              <w:top w:val="single" w:sz="4" w:color="C8CDC2"/>
+              <w:left w:val="single" w:sz="4" w:color="C8CDC2"/>
+              <w:bottom w:val="single" w:sz="4" w:color="C8CDC2"/>
+              <w:right w:val="single" w:sz="4" w:color="C8CDC2"/>
+            </w:tcBorders>
+            <w:vAlign w:val="center"/>
+            <w:tcMar>
+              <w:top w:w="8" w:type="dxa"/>
+              <w:left w:w="80" w:type="dxa"/>
+              <w:bottom w:w="8" w:type="dxa"/>
+              <w:right w:w="60" w:type="dxa"/>
+            </w:tcMar>
+          </w:tcPr>
+          <w:p>
+            <w:pPr>
+              <w:spacing w:after="0"/>
+              <w:jc w:val="left"/>
+            </w:pPr>
+            <w:r>
+              <w:rPr>
+                <w:rFonts w:ascii="Trade Gothic Next" w:hAnsi="Trade Gothic Next"/>
+                <w:b/>
+                <w:color w:val="14161B"/>
+                <w:sz w:val="21"/>
+                <w:u w:val="none"/>
+              </w:rPr>
+              <w:t>12</w:t>
+            </w:r>
+          </w:p>
+        </w:tc>
+        <w:tc>
+          <w:tcPr>
+            <w:tcW w:type="dxa" w:w="1080"/>
+            <w:tcBorders>
+              <w:top w:val="single" w:sz="4" w:color="C8CDC2"/>
+              <w:left w:val="single" w:sz="4" w:color="C8CDC2"/>
+              <w:bottom w:val="single" w:sz="4" w:color="C8CDC2"/>
+              <w:right w:val="single" w:sz="4" w:color="C8CDC2"/>
+            </w:tcBorders>
+            <w:vAlign w:val="center"/>
+            <w:tcMar>
+              <w:top w:w="8" w:type="dxa"/>
+              <w:left w:w="80" w:type="dxa"/>
+              <w:bottom w:w="8" w:type="dxa"/>
+              <w:right w:w="60" w:type="dxa"/>
+            </w:tcMar>
+          </w:tcPr>
+          <w:p>
+            <w:pPr>
+              <w:spacing w:after="0"/>
+              <w:jc w:val="left"/>
+            </w:pPr>
+            <w:r>
+              <w:rPr>
+                <w:rFonts w:ascii="Trade Gothic Next" w:hAnsi="Trade Gothic Next"/>
+                <w:b/>
+                <w:color w:val="14161B"/>
+                <w:sz w:val="21"/>
+                <w:u w:val="none"/>
+              </w:rPr>
+              <w:t>Mg</w:t>
+            </w:r>
+          </w:p>
+        </w:tc>
+        <w:tc>
+          <w:tcPr>
+            <w:tcW w:type="dxa" w:w="1296"/>
+            <w:tcBorders>
+              <w:top w:val="single" w:sz="4" w:color="C8CDC2"/>
+              <w:left w:val="single" w:sz="4" w:color="C8CDC2"/>
+              <w:bottom w:val="single" w:sz="4" w:color="C8CDC2"/>
+              <w:right w:val="single" w:sz="4" w:color="C8CDC2"/>
+            </w:tcBorders>
+            <w:vAlign w:val="center"/>
+            <w:tcMar>
+              <w:top w:w="8" w:type="dxa"/>
+              <w:left w:w="80" w:type="dxa"/>
+              <w:bottom w:w="8" w:type="dxa"/>
+              <w:right w:w="60" w:type="dxa"/>
+            </w:tcMar>
+          </w:tcPr>
+          <w:p>
+            <w:pPr>
+              <w:spacing w:after="0"/>
+              <w:jc w:val="left"/>
+            </w:pPr>
+            <w:r>
+              <w:rPr>
+                <w:rFonts w:ascii="Trade Gothic Next" w:hAnsi="Trade Gothic Next"/>
+                <w:b/>
+                <w:color w:val="4D730E"/>
+                <w:sz w:val="21"/>
+                <w:u w:val="none"/>
+              </w:rPr>
+              <w:t>12</w:t>
+            </w:r>
+          </w:p>
+        </w:tc>
+        <w:tc>
+          <w:tcPr>
+            <w:tcW w:type="dxa" w:w="1368"/>
+            <w:tcBorders>
+              <w:top w:val="single" w:sz="4" w:color="C8CDC2"/>
+              <w:left w:val="single" w:sz="4" w:color="C8CDC2"/>
+              <w:bottom w:val="single" w:sz="4" w:color="C8CDC2"/>
+              <w:right w:val="single" w:sz="4" w:color="C8CDC2"/>
+            </w:tcBorders>
+            <w:vAlign w:val="center"/>
+            <w:tcMar>
+              <w:top w:w="8" w:type="dxa"/>
+              <w:left w:w="80" w:type="dxa"/>
+              <w:bottom w:w="8" w:type="dxa"/>
+              <w:right w:w="60" w:type="dxa"/>
+            </w:tcMar>
+          </w:tcPr>
+          <w:p>
+            <w:pPr>
+              <w:spacing w:after="0"/>
+              <w:jc w:val="left"/>
+            </w:pPr>
+            <w:r>
+              <w:rPr>
+                <w:rFonts w:ascii="Trade Gothic Next" w:hAnsi="Trade Gothic Next"/>
+                <w:b/>
+                <w:color w:val="4D730E"/>
+                <w:sz w:val="21"/>
+                <w:u w:val="none"/>
+              </w:rPr>
+              <w:t>12</w:t>
+            </w:r>
+          </w:p>
+        </w:tc>
+        <w:tc>
+          <w:tcPr>
+            <w:tcW w:type="dxa" w:w="6264"/>
+            <w:tcBorders>
+              <w:top w:val="single" w:sz="4" w:color="C8CDC2"/>
+              <w:left w:val="single" w:sz="4" w:color="C8CDC2"/>
+              <w:bottom w:val="single" w:sz="4" w:color="C8CDC2"/>
+              <w:right w:val="single" w:sz="4" w:color="C8CDC2"/>
+            </w:tcBorders>
+            <w:vAlign w:val="center"/>
+            <w:tcMar>
+              <w:top w:w="8" w:type="dxa"/>
+              <w:left w:w="80" w:type="dxa"/>
+              <w:bottom w:w="8" w:type="dxa"/>
+              <w:right w:w="60" w:type="dxa"/>
+            </w:tcMar>
+          </w:tcPr>
+          <w:p>
+            <w:pPr>
+              <w:spacing w:after="0"/>
+              <w:jc w:val="left"/>
+            </w:pPr>
+            <w:r>
+              <w:rPr>
+                <w:rFonts w:ascii="Trade Gothic Next" w:hAnsi="Trade Gothic Next"/>
+                <w:b/>
+                <w:color w:val="4D730E"/>
+                <w:sz w:val="21"/>
+                <w:u w:val="none"/>
+              </w:rPr>
+              <w:t>1s</w:t>
+            </w:r>
+            <w:r>
+              <w:rPr>
+                <w:rFonts w:ascii="Trade Gothic Next" w:hAnsi="Trade Gothic Next"/>
+                <w:b/>
+                <w:color w:val="4D730E"/>
+                <w:sz w:val="21"/>
+                <w:u w:val="none"/>
+                <w:vertAlign w:val="superscript"/>
+              </w:rPr>
+              <w:t>2</w:t>
+            </w:r>
+            <w:r>
+              <w:rPr>
+                <w:rFonts w:ascii="Trade Gothic Next" w:hAnsi="Trade Gothic Next"/>
+                <w:b/>
+                <w:color w:val="4D730E"/>
+                <w:sz w:val="21"/>
+                <w:u w:val="none"/>
+              </w:rPr>
+              <w:t xml:space="preserve"> </w:t>
+            </w:r>
+            <w:r>
+              <w:rPr>
+                <w:rFonts w:ascii="Trade Gothic Next" w:hAnsi="Trade Gothic Next"/>
+                <w:b/>
+                <w:color w:val="4D730E"/>
+                <w:sz w:val="21"/>
+                <w:u w:val="none"/>
+              </w:rPr>
+              <w:t>2s</w:t>
+            </w:r>
+            <w:r>
+              <w:rPr>
+                <w:rFonts w:ascii="Trade Gothic Next" w:hAnsi="Trade Gothic Next"/>
+                <w:b/>
+                <w:color w:val="4D730E"/>
+                <w:sz w:val="21"/>
+                <w:u w:val="none"/>
+                <w:vertAlign w:val="superscript"/>
+              </w:rPr>
+              <w:t>2</w:t>
+            </w:r>
+            <w:r>
+              <w:rPr>
+                <w:rFonts w:ascii="Trade Gothic Next" w:hAnsi="Trade Gothic Next"/>
+                <w:b/>
+                <w:color w:val="4D730E"/>
+                <w:sz w:val="21"/>
+                <w:u w:val="none"/>
+              </w:rPr>
+              <w:t xml:space="preserve"> </w:t>
+            </w:r>
+            <w:r>
+              <w:rPr>
+                <w:rFonts w:ascii="Trade Gothic Next" w:hAnsi="Trade Gothic Next"/>
+                <w:b/>
+                <w:color w:val="4D730E"/>
+                <w:sz w:val="21"/>
+                <w:u w:val="none"/>
+              </w:rPr>
+              <w:t>2p</w:t>
+            </w:r>
+            <w:r>
+              <w:rPr>
+                <w:rFonts w:ascii="Trade Gothic Next" w:hAnsi="Trade Gothic Next"/>
+                <w:b/>
+                <w:color w:val="4D730E"/>
+                <w:sz w:val="21"/>
+                <w:u w:val="none"/>
+                <w:vertAlign w:val="superscript"/>
+              </w:rPr>
+              <w:t>6</w:t>
+            </w:r>
+            <w:r>
+              <w:rPr>
+                <w:rFonts w:ascii="Trade Gothic Next" w:hAnsi="Trade Gothic Next"/>
+                <w:b/>
+                <w:color w:val="4D730E"/>
+                <w:sz w:val="21"/>
+                <w:u w:val="none"/>
+              </w:rPr>
+              <w:t xml:space="preserve"> </w:t>
+            </w:r>
+            <w:r>
+              <w:rPr>
+                <w:rFonts w:ascii="Trade Gothic Next" w:hAnsi="Trade Gothic Next"/>
+                <w:b/>
+                <w:color w:val="4D730E"/>
+                <w:sz w:val="21"/>
+                <w:u w:val="single"/>
+              </w:rPr>
+              <w:t>3s</w:t>
+            </w:r>
+            <w:r>
+              <w:rPr>
+                <w:rFonts w:ascii="Trade Gothic Next" w:hAnsi="Trade Gothic Next"/>
+                <w:b/>
+                <w:color w:val="4D730E"/>
+                <w:sz w:val="21"/>
+                <w:u w:val="single"/>
+                <w:vertAlign w:val="superscript"/>
+              </w:rPr>
+              <w:t>2</w:t>
+            </w:r>
+          </w:p>
+        </w:tc>
+        <w:tc>
+          <w:tcPr>
+            <w:tcW w:type="dxa" w:w="1368"/>
+            <w:tcBorders>
+              <w:top w:val="single" w:sz="4" w:color="C8CDC2"/>
+              <w:left w:val="single" w:sz="4" w:color="C8CDC2"/>
+              <w:bottom w:val="single" w:sz="4" w:color="C8CDC2"/>
+              <w:right w:val="single" w:sz="4" w:color="C8CDC2"/>
+            </w:tcBorders>
+            <w:vAlign w:val="center"/>
+            <w:tcMar>
+              <w:top w:w="8" w:type="dxa"/>
+              <w:left w:w="80" w:type="dxa"/>
+              <w:bottom w:w="8" w:type="dxa"/>
+              <w:right w:w="60" w:type="dxa"/>
+            </w:tcMar>
+          </w:tcPr>
+          <w:p>
+            <w:pPr>
+              <w:spacing w:after="0"/>
+              <w:jc w:val="left"/>
+            </w:pPr>
+            <w:r>
+              <w:rPr>
+                <w:rFonts w:ascii="Trade Gothic Next" w:hAnsi="Trade Gothic Next"/>
+                <w:b/>
+                <w:color w:val="4D730E"/>
+                <w:sz w:val="21"/>
+                <w:u w:val="none"/>
+              </w:rPr>
+              <w:t>2</w:t>
+            </w:r>
+          </w:p>
+        </w:tc>
+        <w:tc>
+          <w:tcPr>
+            <w:tcW w:type="dxa" w:w="1944"/>
+            <w:tcBorders>
+              <w:top w:val="single" w:sz="4" w:color="C8CDC2"/>
+              <w:left w:val="single" w:sz="4" w:color="C8CDC2"/>
+              <w:bottom w:val="single" w:sz="4" w:color="C8CDC2"/>
+              <w:right w:val="single" w:sz="4" w:color="C8CDC2"/>
+            </w:tcBorders>
+            <w:vAlign w:val="center"/>
+            <w:tcMar>
+              <w:top w:w="8" w:type="dxa"/>
+              <w:left w:w="80" w:type="dxa"/>
+              <w:bottom w:w="8" w:type="dxa"/>
+              <w:right w:w="60" w:type="dxa"/>
+            </w:tcMar>
+          </w:tcPr>
+          <w:p>
+            <w:pPr>
+              <w:spacing w:after="0"/>
+              <w:jc w:val="left"/>
+            </w:pPr>
+            <w:r>
+              <w:drawing>
+                <wp:inline xmlns:a="http://schemas.openxmlformats.org/drawingml/2006/main" xmlns:pic="http://schemas.openxmlformats.org/drawingml/2006/picture">
+                  <wp:extent cx="283464" cy="283464"/>
+                  <wp:docPr id="12" name="Picture 12"/>
+                  <wp:cNvGraphicFramePr>
+                    <a:graphicFrameLocks noChangeAspect="1"/>
+                  </wp:cNvGraphicFramePr>
+                  <a:graphic>
+                    <a:graphicData uri="http://schemas.openxmlformats.org/drawingml/2006/picture">
+                      <pic:pic>
+                        <pic:nvPicPr>
+                          <pic:cNvPr id="0" name="dot_12.png"/>
+                          <pic:cNvPicPr/>
+                        </pic:nvPicPr>
+                        <pic:blipFill>
+                          <a:blip r:embed="rId20"/>
+                          <a:stretch>
+                            <a:fillRect/>
+                          </a:stretch>
+                        </pic:blipFill>
+                        <pic:spPr>
+                          <a:xfrm>
+                            <a:off x="0" y="0"/>
+                            <a:ext cx="283464" cy="283464"/>
+                          </a:xfrm>
+                          <a:prstGeom prst="rect"/>
+                        </pic:spPr>
+                      </pic:pic>
+                    </a:graphicData>
+                  </a:graphic>
+                </wp:inline>
+              </w:drawing>
+            </w:r>
+          </w:p>
+        </w:tc>
+      </w:tr>
+      <w:tr>
+        <w:trPr>
+          <w:cantSplit/>
+          <w:trHeight w:val="489" w:hRule="atLeast"/>
+        </w:trPr>
+        <w:tc>
+          <w:tcPr>
+            <w:tcW w:type="dxa" w:w="1080"/>
+            <w:tcBorders>
+              <w:top w:val="single" w:sz="4" w:color="C8CDC2"/>
+              <w:left w:val="single" w:sz="4" w:color="C8CDC2"/>
+              <w:bottom w:val="single" w:sz="4" w:color="C8CDC2"/>
+              <w:right w:val="single" w:sz="4" w:color="C8CDC2"/>
+            </w:tcBorders>
+            <w:vAlign w:val="center"/>
+            <w:tcMar>
+              <w:top w:w="8" w:type="dxa"/>
+              <w:left w:w="80" w:type="dxa"/>
+              <w:bottom w:w="8" w:type="dxa"/>
+              <w:right w:w="60" w:type="dxa"/>
+            </w:tcMar>
+          </w:tcPr>
+          <w:p>
+            <w:pPr>
+              <w:spacing w:after="0"/>
+              <w:jc w:val="left"/>
+            </w:pPr>
+            <w:r>
+              <w:rPr>
+                <w:rFonts w:ascii="Trade Gothic Next" w:hAnsi="Trade Gothic Next"/>
+                <w:b/>
+                <w:color w:val="14161B"/>
+                <w:sz w:val="21"/>
+                <w:u w:val="none"/>
+              </w:rPr>
+              <w:t>13</w:t>
+            </w:r>
+          </w:p>
+        </w:tc>
+        <w:tc>
+          <w:tcPr>
+            <w:tcW w:type="dxa" w:w="1080"/>
+            <w:tcBorders>
+              <w:top w:val="single" w:sz="4" w:color="C8CDC2"/>
+              <w:left w:val="single" w:sz="4" w:color="C8CDC2"/>
+              <w:bottom w:val="single" w:sz="4" w:color="C8CDC2"/>
+              <w:right w:val="single" w:sz="4" w:color="C8CDC2"/>
+            </w:tcBorders>
+            <w:vAlign w:val="center"/>
+            <w:tcMar>
+              <w:top w:w="8" w:type="dxa"/>
+              <w:left w:w="80" w:type="dxa"/>
+              <w:bottom w:w="8" w:type="dxa"/>
+              <w:right w:w="60" w:type="dxa"/>
+            </w:tcMar>
+          </w:tcPr>
+          <w:p>
+            <w:pPr>
+              <w:spacing w:after="0"/>
+              <w:jc w:val="left"/>
+            </w:pPr>
+            <w:r>
+              <w:rPr>
+                <w:rFonts w:ascii="Trade Gothic Next" w:hAnsi="Trade Gothic Next"/>
+                <w:b/>
+                <w:color w:val="14161B"/>
+                <w:sz w:val="21"/>
+                <w:u w:val="none"/>
+              </w:rPr>
+              <w:t>Al</w:t>
+            </w:r>
+          </w:p>
+        </w:tc>
+        <w:tc>
+          <w:tcPr>
+            <w:tcW w:type="dxa" w:w="1296"/>
+            <w:tcBorders>
+              <w:top w:val="single" w:sz="4" w:color="C8CDC2"/>
+              <w:left w:val="single" w:sz="4" w:color="C8CDC2"/>
+              <w:bottom w:val="single" w:sz="4" w:color="C8CDC2"/>
+              <w:right w:val="single" w:sz="4" w:color="C8CDC2"/>
+            </w:tcBorders>
+            <w:vAlign w:val="center"/>
+            <w:tcMar>
+              <w:top w:w="8" w:type="dxa"/>
+              <w:left w:w="80" w:type="dxa"/>
+              <w:bottom w:w="8" w:type="dxa"/>
+              <w:right w:w="60" w:type="dxa"/>
+            </w:tcMar>
+          </w:tcPr>
+          <w:p>
+            <w:pPr>
+              <w:spacing w:after="0"/>
+              <w:jc w:val="left"/>
+            </w:pPr>
+            <w:r>
+              <w:rPr>
+                <w:rFonts w:ascii="Trade Gothic Next" w:hAnsi="Trade Gothic Next"/>
+                <w:b/>
+                <w:color w:val="4D730E"/>
+                <w:sz w:val="21"/>
+                <w:u w:val="none"/>
+              </w:rPr>
+              <w:t>13</w:t>
+            </w:r>
+          </w:p>
+        </w:tc>
+        <w:tc>
+          <w:tcPr>
+            <w:tcW w:type="dxa" w:w="1368"/>
+            <w:tcBorders>
+              <w:top w:val="single" w:sz="4" w:color="C8CDC2"/>
+              <w:left w:val="single" w:sz="4" w:color="C8CDC2"/>
+              <w:bottom w:val="single" w:sz="4" w:color="C8CDC2"/>
+              <w:right w:val="single" w:sz="4" w:color="C8CDC2"/>
+            </w:tcBorders>
+            <w:vAlign w:val="center"/>
+            <w:tcMar>
+              <w:top w:w="8" w:type="dxa"/>
+              <w:left w:w="80" w:type="dxa"/>
+              <w:bottom w:w="8" w:type="dxa"/>
+              <w:right w:w="60" w:type="dxa"/>
+            </w:tcMar>
+          </w:tcPr>
+          <w:p>
+            <w:pPr>
+              <w:spacing w:after="0"/>
+              <w:jc w:val="left"/>
+            </w:pPr>
+            <w:r>
+              <w:rPr>
+                <w:rFonts w:ascii="Trade Gothic Next" w:hAnsi="Trade Gothic Next"/>
+                <w:b/>
+                <w:color w:val="4D730E"/>
+                <w:sz w:val="21"/>
+                <w:u w:val="none"/>
+              </w:rPr>
+              <w:t>13</w:t>
+            </w:r>
+          </w:p>
+        </w:tc>
+        <w:tc>
+          <w:tcPr>
+            <w:tcW w:type="dxa" w:w="6264"/>
+            <w:tcBorders>
+              <w:top w:val="single" w:sz="4" w:color="C8CDC2"/>
+              <w:left w:val="single" w:sz="4" w:color="C8CDC2"/>
+              <w:bottom w:val="single" w:sz="4" w:color="C8CDC2"/>
+              <w:right w:val="single" w:sz="4" w:color="C8CDC2"/>
+            </w:tcBorders>
+            <w:vAlign w:val="center"/>
+            <w:tcMar>
+              <w:top w:w="8" w:type="dxa"/>
+              <w:left w:w="80" w:type="dxa"/>
+              <w:bottom w:w="8" w:type="dxa"/>
+              <w:right w:w="60" w:type="dxa"/>
+            </w:tcMar>
+          </w:tcPr>
+          <w:p>
+            <w:pPr>
+              <w:spacing w:after="0"/>
+              <w:jc w:val="left"/>
+            </w:pPr>
+            <w:r>
+              <w:rPr>
+                <w:rFonts w:ascii="Trade Gothic Next" w:hAnsi="Trade Gothic Next"/>
+                <w:b/>
+                <w:color w:val="4D730E"/>
+                <w:sz w:val="21"/>
+                <w:u w:val="none"/>
+              </w:rPr>
+              <w:t>1s</w:t>
+            </w:r>
+            <w:r>
+              <w:rPr>
+                <w:rFonts w:ascii="Trade Gothic Next" w:hAnsi="Trade Gothic Next"/>
+                <w:b/>
+                <w:color w:val="4D730E"/>
+                <w:sz w:val="21"/>
+                <w:u w:val="none"/>
+                <w:vertAlign w:val="superscript"/>
+              </w:rPr>
+              <w:t>2</w:t>
+            </w:r>
+            <w:r>
+              <w:rPr>
+                <w:rFonts w:ascii="Trade Gothic Next" w:hAnsi="Trade Gothic Next"/>
+                <w:b/>
+                <w:color w:val="4D730E"/>
+                <w:sz w:val="21"/>
+                <w:u w:val="none"/>
+              </w:rPr>
+              <w:t xml:space="preserve"> </w:t>
+            </w:r>
+            <w:r>
+              <w:rPr>
+                <w:rFonts w:ascii="Trade Gothic Next" w:hAnsi="Trade Gothic Next"/>
+                <w:b/>
+                <w:color w:val="4D730E"/>
+                <w:sz w:val="21"/>
+                <w:u w:val="none"/>
+              </w:rPr>
+              <w:t>2s</w:t>
+            </w:r>
+            <w:r>
+              <w:rPr>
+                <w:rFonts w:ascii="Trade Gothic Next" w:hAnsi="Trade Gothic Next"/>
+                <w:b/>
+                <w:color w:val="4D730E"/>
+                <w:sz w:val="21"/>
+                <w:u w:val="none"/>
+                <w:vertAlign w:val="superscript"/>
+              </w:rPr>
+              <w:t>2</w:t>
+            </w:r>
+            <w:r>
+              <w:rPr>
+                <w:rFonts w:ascii="Trade Gothic Next" w:hAnsi="Trade Gothic Next"/>
+                <w:b/>
+                <w:color w:val="4D730E"/>
+                <w:sz w:val="21"/>
+                <w:u w:val="none"/>
+              </w:rPr>
+              <w:t xml:space="preserve"> </w:t>
+            </w:r>
+            <w:r>
+              <w:rPr>
+                <w:rFonts w:ascii="Trade Gothic Next" w:hAnsi="Trade Gothic Next"/>
+                <w:b/>
+                <w:color w:val="4D730E"/>
+                <w:sz w:val="21"/>
+                <w:u w:val="none"/>
+              </w:rPr>
+              <w:t>2p</w:t>
+            </w:r>
+            <w:r>
+              <w:rPr>
+                <w:rFonts w:ascii="Trade Gothic Next" w:hAnsi="Trade Gothic Next"/>
+                <w:b/>
+                <w:color w:val="4D730E"/>
+                <w:sz w:val="21"/>
+                <w:u w:val="none"/>
+                <w:vertAlign w:val="superscript"/>
+              </w:rPr>
+              <w:t>6</w:t>
+            </w:r>
+            <w:r>
+              <w:rPr>
+                <w:rFonts w:ascii="Trade Gothic Next" w:hAnsi="Trade Gothic Next"/>
+                <w:b/>
+                <w:color w:val="4D730E"/>
+                <w:sz w:val="21"/>
+                <w:u w:val="none"/>
+              </w:rPr>
+              <w:t xml:space="preserve"> </w:t>
+            </w:r>
+            <w:r>
+              <w:rPr>
+                <w:rFonts w:ascii="Trade Gothic Next" w:hAnsi="Trade Gothic Next"/>
+                <w:b/>
+                <w:color w:val="4D730E"/>
+                <w:sz w:val="21"/>
+                <w:u w:val="single"/>
+              </w:rPr>
+              <w:t>3s</w:t>
+            </w:r>
+            <w:r>
+              <w:rPr>
+                <w:rFonts w:ascii="Trade Gothic Next" w:hAnsi="Trade Gothic Next"/>
+                <w:b/>
+                <w:color w:val="4D730E"/>
+                <w:sz w:val="21"/>
+                <w:u w:val="single"/>
+                <w:vertAlign w:val="superscript"/>
+              </w:rPr>
+              <w:t>2</w:t>
+            </w:r>
+            <w:r>
+              <w:rPr>
+                <w:rFonts w:ascii="Trade Gothic Next" w:hAnsi="Trade Gothic Next"/>
+                <w:b/>
+                <w:color w:val="4D730E"/>
+                <w:sz w:val="21"/>
+                <w:u w:val="none"/>
+              </w:rPr>
+              <w:t xml:space="preserve"> </w:t>
+            </w:r>
+            <w:r>
+              <w:rPr>
+                <w:rFonts w:ascii="Trade Gothic Next" w:hAnsi="Trade Gothic Next"/>
+                <w:b/>
+                <w:color w:val="4D730E"/>
+                <w:sz w:val="21"/>
+                <w:u w:val="single"/>
+              </w:rPr>
+              <w:t>3p</w:t>
+            </w:r>
+            <w:r>
+              <w:rPr>
+                <w:rFonts w:ascii="Trade Gothic Next" w:hAnsi="Trade Gothic Next"/>
+                <w:b/>
+                <w:color w:val="4D730E"/>
+                <w:sz w:val="21"/>
+                <w:u w:val="single"/>
+                <w:vertAlign w:val="superscript"/>
+              </w:rPr>
+              <w:t>1</w:t>
+            </w:r>
+          </w:p>
+        </w:tc>
+        <w:tc>
+          <w:tcPr>
+            <w:tcW w:type="dxa" w:w="1368"/>
+            <w:tcBorders>
+              <w:top w:val="single" w:sz="4" w:color="C8CDC2"/>
+              <w:left w:val="single" w:sz="4" w:color="C8CDC2"/>
+              <w:bottom w:val="single" w:sz="4" w:color="C8CDC2"/>
+              <w:right w:val="single" w:sz="4" w:color="C8CDC2"/>
+            </w:tcBorders>
+            <w:vAlign w:val="center"/>
+            <w:tcMar>
+              <w:top w:w="8" w:type="dxa"/>
+              <w:left w:w="80" w:type="dxa"/>
+              <w:bottom w:w="8" w:type="dxa"/>
+              <w:right w:w="60" w:type="dxa"/>
+            </w:tcMar>
+          </w:tcPr>
+          <w:p>
+            <w:pPr>
+              <w:spacing w:after="0"/>
+              <w:jc w:val="left"/>
+            </w:pPr>
+            <w:r>
+              <w:rPr>
+                <w:rFonts w:ascii="Trade Gothic Next" w:hAnsi="Trade Gothic Next"/>
+                <w:b/>
+                <w:color w:val="4D730E"/>
+                <w:sz w:val="21"/>
+                <w:u w:val="none"/>
+              </w:rPr>
+              <w:t>3</w:t>
+            </w:r>
+          </w:p>
+        </w:tc>
+        <w:tc>
+          <w:tcPr>
+            <w:tcW w:type="dxa" w:w="1944"/>
+            <w:tcBorders>
+              <w:top w:val="single" w:sz="4" w:color="C8CDC2"/>
+              <w:left w:val="single" w:sz="4" w:color="C8CDC2"/>
+              <w:bottom w:val="single" w:sz="4" w:color="C8CDC2"/>
+              <w:right w:val="single" w:sz="4" w:color="C8CDC2"/>
+            </w:tcBorders>
+            <w:vAlign w:val="center"/>
+            <w:tcMar>
+              <w:top w:w="8" w:type="dxa"/>
+              <w:left w:w="80" w:type="dxa"/>
+              <w:bottom w:w="8" w:type="dxa"/>
+              <w:right w:w="60" w:type="dxa"/>
+            </w:tcMar>
+          </w:tcPr>
+          <w:p>
+            <w:pPr>
+              <w:spacing w:after="0"/>
+              <w:jc w:val="left"/>
+            </w:pPr>
+            <w:r>
+              <w:drawing>
+                <wp:inline xmlns:a="http://schemas.openxmlformats.org/drawingml/2006/main" xmlns:pic="http://schemas.openxmlformats.org/drawingml/2006/picture">
+                  <wp:extent cx="283464" cy="283464"/>
+                  <wp:docPr id="13" name="Picture 13"/>
+                  <wp:cNvGraphicFramePr>
+                    <a:graphicFrameLocks noChangeAspect="1"/>
+                  </wp:cNvGraphicFramePr>
+                  <a:graphic>
+                    <a:graphicData uri="http://schemas.openxmlformats.org/drawingml/2006/picture">
+                      <pic:pic>
+                        <pic:nvPicPr>
+                          <pic:cNvPr id="0" name="dot_13.png"/>
+                          <pic:cNvPicPr/>
+                        </pic:nvPicPr>
+                        <pic:blipFill>
+                          <a:blip r:embed="rId21"/>
+                          <a:stretch>
+                            <a:fillRect/>
+                          </a:stretch>
+                        </pic:blipFill>
+                        <pic:spPr>
+                          <a:xfrm>
+                            <a:off x="0" y="0"/>
+                            <a:ext cx="283464" cy="283464"/>
+                          </a:xfrm>
+                          <a:prstGeom prst="rect"/>
+                        </pic:spPr>
+                      </pic:pic>
+                    </a:graphicData>
+                  </a:graphic>
+                </wp:inline>
+              </w:drawing>
+            </w:r>
+          </w:p>
+        </w:tc>
+      </w:tr>
+      <w:tr>
+        <w:trPr>
+          <w:cantSplit/>
+          <w:trHeight w:val="489" w:hRule="atLeast"/>
+        </w:trPr>
+        <w:tc>
+          <w:tcPr>
+            <w:tcW w:type="dxa" w:w="1080"/>
+            <w:tcBorders>
+              <w:top w:val="single" w:sz="4" w:color="C8CDC2"/>
+              <w:left w:val="single" w:sz="4" w:color="C8CDC2"/>
+              <w:bottom w:val="single" w:sz="4" w:color="C8CDC2"/>
+              <w:right w:val="single" w:sz="4" w:color="C8CDC2"/>
+            </w:tcBorders>
+            <w:vAlign w:val="center"/>
+            <w:tcMar>
+              <w:top w:w="8" w:type="dxa"/>
+              <w:left w:w="80" w:type="dxa"/>
+              <w:bottom w:w="8" w:type="dxa"/>
+              <w:right w:w="60" w:type="dxa"/>
+            </w:tcMar>
+          </w:tcPr>
+          <w:p>
+            <w:pPr>
+              <w:spacing w:after="0"/>
+              <w:jc w:val="left"/>
+            </w:pPr>
+            <w:r>
+              <w:rPr>
+                <w:rFonts w:ascii="Trade Gothic Next" w:hAnsi="Trade Gothic Next"/>
+                <w:b/>
+                <w:color w:val="14161B"/>
+                <w:sz w:val="21"/>
+                <w:u w:val="none"/>
+              </w:rPr>
+              <w:t>14</w:t>
+            </w:r>
+          </w:p>
+        </w:tc>
+        <w:tc>
+          <w:tcPr>
+            <w:tcW w:type="dxa" w:w="1080"/>
+            <w:tcBorders>
+              <w:top w:val="single" w:sz="4" w:color="C8CDC2"/>
+              <w:left w:val="single" w:sz="4" w:color="C8CDC2"/>
+              <w:bottom w:val="single" w:sz="4" w:color="C8CDC2"/>
+              <w:right w:val="single" w:sz="4" w:color="C8CDC2"/>
+            </w:tcBorders>
+            <w:vAlign w:val="center"/>
+            <w:tcMar>
+              <w:top w:w="8" w:type="dxa"/>
+              <w:left w:w="80" w:type="dxa"/>
+              <w:bottom w:w="8" w:type="dxa"/>
+              <w:right w:w="60" w:type="dxa"/>
+            </w:tcMar>
+          </w:tcPr>
+          <w:p>
+            <w:pPr>
+              <w:spacing w:after="0"/>
+              <w:jc w:val="left"/>
+            </w:pPr>
+            <w:r>
+              <w:rPr>
+                <w:rFonts w:ascii="Trade Gothic Next" w:hAnsi="Trade Gothic Next"/>
+                <w:b/>
+                <w:color w:val="14161B"/>
+                <w:sz w:val="21"/>
+                <w:u w:val="none"/>
+              </w:rPr>
+              <w:t>Si</w:t>
+            </w:r>
+          </w:p>
+        </w:tc>
+        <w:tc>
+          <w:tcPr>
+            <w:tcW w:type="dxa" w:w="1296"/>
+            <w:tcBorders>
+              <w:top w:val="single" w:sz="4" w:color="C8CDC2"/>
+              <w:left w:val="single" w:sz="4" w:color="C8CDC2"/>
+              <w:bottom w:val="single" w:sz="4" w:color="C8CDC2"/>
+              <w:right w:val="single" w:sz="4" w:color="C8CDC2"/>
+            </w:tcBorders>
+            <w:vAlign w:val="center"/>
+            <w:tcMar>
+              <w:top w:w="8" w:type="dxa"/>
+              <w:left w:w="80" w:type="dxa"/>
+              <w:bottom w:w="8" w:type="dxa"/>
+              <w:right w:w="60" w:type="dxa"/>
+            </w:tcMar>
+          </w:tcPr>
+          <w:p>
+            <w:pPr>
+              <w:spacing w:after="0"/>
+              <w:jc w:val="left"/>
+            </w:pPr>
+            <w:r>
+              <w:rPr>
+                <w:rFonts w:ascii="Trade Gothic Next" w:hAnsi="Trade Gothic Next"/>
+                <w:b/>
+                <w:color w:val="4D730E"/>
+                <w:sz w:val="21"/>
+                <w:u w:val="none"/>
+              </w:rPr>
+              <w:t>14</w:t>
+            </w:r>
+          </w:p>
+        </w:tc>
+        <w:tc>
+          <w:tcPr>
+            <w:tcW w:type="dxa" w:w="1368"/>
+            <w:tcBorders>
+              <w:top w:val="single" w:sz="4" w:color="C8CDC2"/>
+              <w:left w:val="single" w:sz="4" w:color="C8CDC2"/>
+              <w:bottom w:val="single" w:sz="4" w:color="C8CDC2"/>
+              <w:right w:val="single" w:sz="4" w:color="C8CDC2"/>
+            </w:tcBorders>
+            <w:vAlign w:val="center"/>
+            <w:tcMar>
+              <w:top w:w="8" w:type="dxa"/>
+              <w:left w:w="80" w:type="dxa"/>
+              <w:bottom w:w="8" w:type="dxa"/>
+              <w:right w:w="60" w:type="dxa"/>
+            </w:tcMar>
+          </w:tcPr>
+          <w:p>
+            <w:pPr>
+              <w:spacing w:after="0"/>
+              <w:jc w:val="left"/>
+            </w:pPr>
+            <w:r>
+              <w:rPr>
+                <w:rFonts w:ascii="Trade Gothic Next" w:hAnsi="Trade Gothic Next"/>
+                <w:b/>
+                <w:color w:val="4D730E"/>
+                <w:sz w:val="21"/>
+                <w:u w:val="none"/>
+              </w:rPr>
+              <w:t>14</w:t>
+            </w:r>
+          </w:p>
+        </w:tc>
+        <w:tc>
+          <w:tcPr>
+            <w:tcW w:type="dxa" w:w="6264"/>
+            <w:tcBorders>
+              <w:top w:val="single" w:sz="4" w:color="C8CDC2"/>
+              <w:left w:val="single" w:sz="4" w:color="C8CDC2"/>
+              <w:bottom w:val="single" w:sz="4" w:color="C8CDC2"/>
+              <w:right w:val="single" w:sz="4" w:color="C8CDC2"/>
+            </w:tcBorders>
+            <w:vAlign w:val="center"/>
+            <w:tcMar>
+              <w:top w:w="8" w:type="dxa"/>
+              <w:left w:w="80" w:type="dxa"/>
+              <w:bottom w:w="8" w:type="dxa"/>
+              <w:right w:w="60" w:type="dxa"/>
+            </w:tcMar>
+          </w:tcPr>
+          <w:p>
+            <w:pPr>
+              <w:spacing w:after="0"/>
+              <w:jc w:val="left"/>
+            </w:pPr>
+            <w:r>
+              <w:rPr>
+                <w:rFonts w:ascii="Trade Gothic Next" w:hAnsi="Trade Gothic Next"/>
+                <w:b/>
+                <w:color w:val="4D730E"/>
+                <w:sz w:val="21"/>
+                <w:u w:val="none"/>
+              </w:rPr>
+              <w:t>1s</w:t>
+            </w:r>
+            <w:r>
+              <w:rPr>
+                <w:rFonts w:ascii="Trade Gothic Next" w:hAnsi="Trade Gothic Next"/>
+                <w:b/>
+                <w:color w:val="4D730E"/>
+                <w:sz w:val="21"/>
+                <w:u w:val="none"/>
+                <w:vertAlign w:val="superscript"/>
+              </w:rPr>
+              <w:t>2</w:t>
+            </w:r>
+            <w:r>
+              <w:rPr>
+                <w:rFonts w:ascii="Trade Gothic Next" w:hAnsi="Trade Gothic Next"/>
+                <w:b/>
+                <w:color w:val="4D730E"/>
+                <w:sz w:val="21"/>
+                <w:u w:val="none"/>
+              </w:rPr>
+              <w:t xml:space="preserve"> </w:t>
+            </w:r>
+            <w:r>
+              <w:rPr>
+                <w:rFonts w:ascii="Trade Gothic Next" w:hAnsi="Trade Gothic Next"/>
+                <w:b/>
+                <w:color w:val="4D730E"/>
+                <w:sz w:val="21"/>
+                <w:u w:val="none"/>
+              </w:rPr>
+              <w:t>2s</w:t>
+            </w:r>
+            <w:r>
+              <w:rPr>
+                <w:rFonts w:ascii="Trade Gothic Next" w:hAnsi="Trade Gothic Next"/>
+                <w:b/>
+                <w:color w:val="4D730E"/>
+                <w:sz w:val="21"/>
+                <w:u w:val="none"/>
+                <w:vertAlign w:val="superscript"/>
+              </w:rPr>
+              <w:t>2</w:t>
+            </w:r>
+            <w:r>
+              <w:rPr>
+                <w:rFonts w:ascii="Trade Gothic Next" w:hAnsi="Trade Gothic Next"/>
+                <w:b/>
+                <w:color w:val="4D730E"/>
+                <w:sz w:val="21"/>
+                <w:u w:val="none"/>
+              </w:rPr>
+              <w:t xml:space="preserve"> </w:t>
+            </w:r>
+            <w:r>
+              <w:rPr>
+                <w:rFonts w:ascii="Trade Gothic Next" w:hAnsi="Trade Gothic Next"/>
+                <w:b/>
+                <w:color w:val="4D730E"/>
+                <w:sz w:val="21"/>
+                <w:u w:val="none"/>
+              </w:rPr>
+              <w:t>2p</w:t>
+            </w:r>
+            <w:r>
+              <w:rPr>
+                <w:rFonts w:ascii="Trade Gothic Next" w:hAnsi="Trade Gothic Next"/>
+                <w:b/>
+                <w:color w:val="4D730E"/>
+                <w:sz w:val="21"/>
+                <w:u w:val="none"/>
+                <w:vertAlign w:val="superscript"/>
+              </w:rPr>
+              <w:t>6</w:t>
+            </w:r>
+            <w:r>
+              <w:rPr>
+                <w:rFonts w:ascii="Trade Gothic Next" w:hAnsi="Trade Gothic Next"/>
+                <w:b/>
+                <w:color w:val="4D730E"/>
+                <w:sz w:val="21"/>
+                <w:u w:val="none"/>
+              </w:rPr>
+              <w:t xml:space="preserve"> </w:t>
+            </w:r>
+            <w:r>
+              <w:rPr>
+                <w:rFonts w:ascii="Trade Gothic Next" w:hAnsi="Trade Gothic Next"/>
+                <w:b/>
+                <w:color w:val="4D730E"/>
+                <w:sz w:val="21"/>
+                <w:u w:val="single"/>
+              </w:rPr>
+              <w:t>3s</w:t>
+            </w:r>
+            <w:r>
+              <w:rPr>
+                <w:rFonts w:ascii="Trade Gothic Next" w:hAnsi="Trade Gothic Next"/>
+                <w:b/>
+                <w:color w:val="4D730E"/>
+                <w:sz w:val="21"/>
+                <w:u w:val="single"/>
+                <w:vertAlign w:val="superscript"/>
+              </w:rPr>
+              <w:t>2</w:t>
+            </w:r>
+            <w:r>
+              <w:rPr>
+                <w:rFonts w:ascii="Trade Gothic Next" w:hAnsi="Trade Gothic Next"/>
+                <w:b/>
+                <w:color w:val="4D730E"/>
+                <w:sz w:val="21"/>
+                <w:u w:val="none"/>
+              </w:rPr>
+              <w:t xml:space="preserve"> </w:t>
+            </w:r>
+            <w:r>
+              <w:rPr>
+                <w:rFonts w:ascii="Trade Gothic Next" w:hAnsi="Trade Gothic Next"/>
+                <w:b/>
+                <w:color w:val="4D730E"/>
+                <w:sz w:val="21"/>
+                <w:u w:val="single"/>
+              </w:rPr>
+              <w:t>3p</w:t>
+            </w:r>
+            <w:r>
+              <w:rPr>
+                <w:rFonts w:ascii="Trade Gothic Next" w:hAnsi="Trade Gothic Next"/>
+                <w:b/>
+                <w:color w:val="4D730E"/>
+                <w:sz w:val="21"/>
+                <w:u w:val="single"/>
+                <w:vertAlign w:val="superscript"/>
+              </w:rPr>
+              <w:t>2</w:t>
+            </w:r>
+          </w:p>
+        </w:tc>
+        <w:tc>
+          <w:tcPr>
+            <w:tcW w:type="dxa" w:w="1368"/>
+            <w:tcBorders>
+              <w:top w:val="single" w:sz="4" w:color="C8CDC2"/>
+              <w:left w:val="single" w:sz="4" w:color="C8CDC2"/>
+              <w:bottom w:val="single" w:sz="4" w:color="C8CDC2"/>
+              <w:right w:val="single" w:sz="4" w:color="C8CDC2"/>
+            </w:tcBorders>
+            <w:vAlign w:val="center"/>
+            <w:tcMar>
+              <w:top w:w="8" w:type="dxa"/>
+              <w:left w:w="80" w:type="dxa"/>
+              <w:bottom w:w="8" w:type="dxa"/>
+              <w:right w:w="60" w:type="dxa"/>
+            </w:tcMar>
+          </w:tcPr>
+          <w:p>
+            <w:pPr>
+              <w:spacing w:after="0"/>
+              <w:jc w:val="left"/>
+            </w:pPr>
+            <w:r>
+              <w:rPr>
+                <w:rFonts w:ascii="Trade Gothic Next" w:hAnsi="Trade Gothic Next"/>
+                <w:b/>
+                <w:color w:val="4D730E"/>
+                <w:sz w:val="21"/>
+                <w:u w:val="none"/>
+              </w:rPr>
+              <w:t>4</w:t>
+            </w:r>
+          </w:p>
+        </w:tc>
+        <w:tc>
+          <w:tcPr>
+            <w:tcW w:type="dxa" w:w="1944"/>
+            <w:tcBorders>
+              <w:top w:val="single" w:sz="4" w:color="C8CDC2"/>
+              <w:left w:val="single" w:sz="4" w:color="C8CDC2"/>
+              <w:bottom w:val="single" w:sz="4" w:color="C8CDC2"/>
+              <w:right w:val="single" w:sz="4" w:color="C8CDC2"/>
+            </w:tcBorders>
+            <w:vAlign w:val="center"/>
+            <w:tcMar>
+              <w:top w:w="8" w:type="dxa"/>
+              <w:left w:w="80" w:type="dxa"/>
+              <w:bottom w:w="8" w:type="dxa"/>
+              <w:right w:w="60" w:type="dxa"/>
+            </w:tcMar>
+          </w:tcPr>
+          <w:p>
+            <w:pPr>
+              <w:spacing w:after="0"/>
+              <w:jc w:val="left"/>
+            </w:pPr>
+            <w:r>
+              <w:drawing>
+                <wp:inline xmlns:a="http://schemas.openxmlformats.org/drawingml/2006/main" xmlns:pic="http://schemas.openxmlformats.org/drawingml/2006/picture">
+                  <wp:extent cx="283464" cy="283464"/>
+                  <wp:docPr id="14" name="Picture 14"/>
+                  <wp:cNvGraphicFramePr>
+                    <a:graphicFrameLocks noChangeAspect="1"/>
+                  </wp:cNvGraphicFramePr>
+                  <a:graphic>
+                    <a:graphicData uri="http://schemas.openxmlformats.org/drawingml/2006/picture">
+                      <pic:pic>
+                        <pic:nvPicPr>
+                          <pic:cNvPr id="0" name="dot_14.png"/>
+                          <pic:cNvPicPr/>
+                        </pic:nvPicPr>
+                        <pic:blipFill>
+                          <a:blip r:embed="rId22"/>
+                          <a:stretch>
+                            <a:fillRect/>
+                          </a:stretch>
+                        </pic:blipFill>
+                        <pic:spPr>
+                          <a:xfrm>
+                            <a:off x="0" y="0"/>
+                            <a:ext cx="283464" cy="283464"/>
+                          </a:xfrm>
+                          <a:prstGeom prst="rect"/>
+                        </pic:spPr>
+                      </pic:pic>
+                    </a:graphicData>
+                  </a:graphic>
+                </wp:inline>
+              </w:drawing>
+            </w:r>
+          </w:p>
+        </w:tc>
+      </w:tr>
+      <w:tr>
+        <w:trPr>
+          <w:cantSplit/>
+          <w:trHeight w:val="489" w:hRule="atLeast"/>
+        </w:trPr>
+        <w:tc>
+          <w:tcPr>
+            <w:tcW w:type="dxa" w:w="1080"/>
+            <w:tcBorders>
+              <w:top w:val="single" w:sz="4" w:color="C8CDC2"/>
+              <w:left w:val="single" w:sz="4" w:color="C8CDC2"/>
+              <w:bottom w:val="single" w:sz="4" w:color="C8CDC2"/>
+              <w:right w:val="single" w:sz="4" w:color="C8CDC2"/>
+            </w:tcBorders>
+            <w:vAlign w:val="center"/>
+            <w:tcMar>
+              <w:top w:w="8" w:type="dxa"/>
+              <w:left w:w="80" w:type="dxa"/>
+              <w:bottom w:w="8" w:type="dxa"/>
+              <w:right w:w="60" w:type="dxa"/>
+            </w:tcMar>
+          </w:tcPr>
+          <w:p>
+            <w:pPr>
+              <w:spacing w:after="0"/>
+              <w:jc w:val="left"/>
+            </w:pPr>
+            <w:r>
+              <w:rPr>
+                <w:rFonts w:ascii="Trade Gothic Next" w:hAnsi="Trade Gothic Next"/>
+                <w:b/>
+                <w:color w:val="14161B"/>
+                <w:sz w:val="21"/>
+                <w:u w:val="none"/>
+              </w:rPr>
+              <w:t>15</w:t>
+            </w:r>
+          </w:p>
+        </w:tc>
+        <w:tc>
+          <w:tcPr>
+            <w:tcW w:type="dxa" w:w="1080"/>
+            <w:tcBorders>
+              <w:top w:val="single" w:sz="4" w:color="C8CDC2"/>
+              <w:left w:val="single" w:sz="4" w:color="C8CDC2"/>
+              <w:bottom w:val="single" w:sz="4" w:color="C8CDC2"/>
+              <w:right w:val="single" w:sz="4" w:color="C8CDC2"/>
+            </w:tcBorders>
+            <w:vAlign w:val="center"/>
+            <w:tcMar>
+              <w:top w:w="8" w:type="dxa"/>
+              <w:left w:w="80" w:type="dxa"/>
+              <w:bottom w:w="8" w:type="dxa"/>
+              <w:right w:w="60" w:type="dxa"/>
+            </w:tcMar>
+          </w:tcPr>
+          <w:p>
+            <w:pPr>
+              <w:spacing w:after="0"/>
+              <w:jc w:val="left"/>
+            </w:pPr>
+            <w:r>
+              <w:rPr>
+                <w:rFonts w:ascii="Trade Gothic Next" w:hAnsi="Trade Gothic Next"/>
+                <w:b/>
+                <w:color w:val="14161B"/>
+                <w:sz w:val="21"/>
+                <w:u w:val="none"/>
+              </w:rPr>
+              <w:t>P</w:t>
+            </w:r>
+          </w:p>
+        </w:tc>
+        <w:tc>
+          <w:tcPr>
+            <w:tcW w:type="dxa" w:w="1296"/>
+            <w:tcBorders>
+              <w:top w:val="single" w:sz="4" w:color="C8CDC2"/>
+              <w:left w:val="single" w:sz="4" w:color="C8CDC2"/>
+              <w:bottom w:val="single" w:sz="4" w:color="C8CDC2"/>
+              <w:right w:val="single" w:sz="4" w:color="C8CDC2"/>
+            </w:tcBorders>
+            <w:vAlign w:val="center"/>
+            <w:tcMar>
+              <w:top w:w="8" w:type="dxa"/>
+              <w:left w:w="80" w:type="dxa"/>
+              <w:bottom w:w="8" w:type="dxa"/>
+              <w:right w:w="60" w:type="dxa"/>
+            </w:tcMar>
+          </w:tcPr>
+          <w:p>
+            <w:pPr>
+              <w:spacing w:after="0"/>
+              <w:jc w:val="left"/>
+            </w:pPr>
+            <w:r>
+              <w:rPr>
+                <w:rFonts w:ascii="Trade Gothic Next" w:hAnsi="Trade Gothic Next"/>
+                <w:b/>
+                <w:color w:val="4D730E"/>
+                <w:sz w:val="21"/>
+                <w:u w:val="none"/>
+              </w:rPr>
+              <w:t>15</w:t>
+            </w:r>
+          </w:p>
+        </w:tc>
+        <w:tc>
+          <w:tcPr>
+            <w:tcW w:type="dxa" w:w="1368"/>
+            <w:tcBorders>
+              <w:top w:val="single" w:sz="4" w:color="C8CDC2"/>
+              <w:left w:val="single" w:sz="4" w:color="C8CDC2"/>
+              <w:bottom w:val="single" w:sz="4" w:color="C8CDC2"/>
+              <w:right w:val="single" w:sz="4" w:color="C8CDC2"/>
+            </w:tcBorders>
+            <w:vAlign w:val="center"/>
+            <w:tcMar>
+              <w:top w:w="8" w:type="dxa"/>
+              <w:left w:w="80" w:type="dxa"/>
+              <w:bottom w:w="8" w:type="dxa"/>
+              <w:right w:w="60" w:type="dxa"/>
+            </w:tcMar>
+          </w:tcPr>
+          <w:p>
+            <w:pPr>
+              <w:spacing w:after="0"/>
+              <w:jc w:val="left"/>
+            </w:pPr>
+            <w:r>
+              <w:rPr>
+                <w:rFonts w:ascii="Trade Gothic Next" w:hAnsi="Trade Gothic Next"/>
+                <w:b/>
+                <w:color w:val="4D730E"/>
+                <w:sz w:val="21"/>
+                <w:u w:val="none"/>
+              </w:rPr>
+              <w:t>15</w:t>
+            </w:r>
+          </w:p>
+        </w:tc>
+        <w:tc>
+          <w:tcPr>
+            <w:tcW w:type="dxa" w:w="6264"/>
+            <w:tcBorders>
+              <w:top w:val="single" w:sz="4" w:color="C8CDC2"/>
+              <w:left w:val="single" w:sz="4" w:color="C8CDC2"/>
+              <w:bottom w:val="single" w:sz="4" w:color="C8CDC2"/>
+              <w:right w:val="single" w:sz="4" w:color="C8CDC2"/>
+            </w:tcBorders>
+            <w:vAlign w:val="center"/>
+            <w:tcMar>
+              <w:top w:w="8" w:type="dxa"/>
+              <w:left w:w="80" w:type="dxa"/>
+              <w:bottom w:w="8" w:type="dxa"/>
+              <w:right w:w="60" w:type="dxa"/>
+            </w:tcMar>
+          </w:tcPr>
+          <w:p>
+            <w:pPr>
+              <w:spacing w:after="0"/>
+              <w:jc w:val="left"/>
+            </w:pPr>
+            <w:r>
+              <w:rPr>
+                <w:rFonts w:ascii="Trade Gothic Next" w:hAnsi="Trade Gothic Next"/>
+                <w:b/>
+                <w:color w:val="4D730E"/>
+                <w:sz w:val="21"/>
+                <w:u w:val="none"/>
+              </w:rPr>
+              <w:t>1s</w:t>
+            </w:r>
+            <w:r>
+              <w:rPr>
+                <w:rFonts w:ascii="Trade Gothic Next" w:hAnsi="Trade Gothic Next"/>
+                <w:b/>
+                <w:color w:val="4D730E"/>
+                <w:sz w:val="21"/>
+                <w:u w:val="none"/>
+                <w:vertAlign w:val="superscript"/>
+              </w:rPr>
+              <w:t>2</w:t>
+            </w:r>
+            <w:r>
+              <w:rPr>
+                <w:rFonts w:ascii="Trade Gothic Next" w:hAnsi="Trade Gothic Next"/>
+                <w:b/>
+                <w:color w:val="4D730E"/>
+                <w:sz w:val="21"/>
+                <w:u w:val="none"/>
+              </w:rPr>
+              <w:t xml:space="preserve"> </w:t>
+            </w:r>
+            <w:r>
+              <w:rPr>
+                <w:rFonts w:ascii="Trade Gothic Next" w:hAnsi="Trade Gothic Next"/>
+                <w:b/>
+                <w:color w:val="4D730E"/>
+                <w:sz w:val="21"/>
+                <w:u w:val="none"/>
+              </w:rPr>
+              <w:t>2s</w:t>
+            </w:r>
+            <w:r>
+              <w:rPr>
+                <w:rFonts w:ascii="Trade Gothic Next" w:hAnsi="Trade Gothic Next"/>
+                <w:b/>
+                <w:color w:val="4D730E"/>
+                <w:sz w:val="21"/>
+                <w:u w:val="none"/>
+                <w:vertAlign w:val="superscript"/>
+              </w:rPr>
+              <w:t>2</w:t>
+            </w:r>
+            <w:r>
+              <w:rPr>
+                <w:rFonts w:ascii="Trade Gothic Next" w:hAnsi="Trade Gothic Next"/>
+                <w:b/>
+                <w:color w:val="4D730E"/>
+                <w:sz w:val="21"/>
+                <w:u w:val="none"/>
+              </w:rPr>
+              <w:t xml:space="preserve"> </w:t>
+            </w:r>
+            <w:r>
+              <w:rPr>
+                <w:rFonts w:ascii="Trade Gothic Next" w:hAnsi="Trade Gothic Next"/>
+                <w:b/>
+                <w:color w:val="4D730E"/>
+                <w:sz w:val="21"/>
+                <w:u w:val="none"/>
+              </w:rPr>
+              <w:t>2p</w:t>
+            </w:r>
+            <w:r>
+              <w:rPr>
+                <w:rFonts w:ascii="Trade Gothic Next" w:hAnsi="Trade Gothic Next"/>
+                <w:b/>
+                <w:color w:val="4D730E"/>
+                <w:sz w:val="21"/>
+                <w:u w:val="none"/>
+                <w:vertAlign w:val="superscript"/>
+              </w:rPr>
+              <w:t>6</w:t>
+            </w:r>
+            <w:r>
+              <w:rPr>
+                <w:rFonts w:ascii="Trade Gothic Next" w:hAnsi="Trade Gothic Next"/>
+                <w:b/>
+                <w:color w:val="4D730E"/>
+                <w:sz w:val="21"/>
+                <w:u w:val="none"/>
+              </w:rPr>
+              <w:t xml:space="preserve"> </w:t>
+            </w:r>
+            <w:r>
+              <w:rPr>
+                <w:rFonts w:ascii="Trade Gothic Next" w:hAnsi="Trade Gothic Next"/>
+                <w:b/>
+                <w:color w:val="4D730E"/>
+                <w:sz w:val="21"/>
+                <w:u w:val="single"/>
+              </w:rPr>
+              <w:t>3s</w:t>
+            </w:r>
+            <w:r>
+              <w:rPr>
+                <w:rFonts w:ascii="Trade Gothic Next" w:hAnsi="Trade Gothic Next"/>
+                <w:b/>
+                <w:color w:val="4D730E"/>
+                <w:sz w:val="21"/>
+                <w:u w:val="single"/>
+                <w:vertAlign w:val="superscript"/>
+              </w:rPr>
+              <w:t>2</w:t>
+            </w:r>
+            <w:r>
+              <w:rPr>
+                <w:rFonts w:ascii="Trade Gothic Next" w:hAnsi="Trade Gothic Next"/>
+                <w:b/>
+                <w:color w:val="4D730E"/>
+                <w:sz w:val="21"/>
+                <w:u w:val="none"/>
+              </w:rPr>
+              <w:t xml:space="preserve"> </w:t>
+            </w:r>
+            <w:r>
+              <w:rPr>
+                <w:rFonts w:ascii="Trade Gothic Next" w:hAnsi="Trade Gothic Next"/>
+                <w:b/>
+                <w:color w:val="4D730E"/>
+                <w:sz w:val="21"/>
+                <w:u w:val="single"/>
+              </w:rPr>
+              <w:t>3p</w:t>
+            </w:r>
+            <w:r>
+              <w:rPr>
+                <w:rFonts w:ascii="Trade Gothic Next" w:hAnsi="Trade Gothic Next"/>
+                <w:b/>
+                <w:color w:val="4D730E"/>
+                <w:sz w:val="21"/>
+                <w:u w:val="single"/>
+                <w:vertAlign w:val="superscript"/>
+              </w:rPr>
+              <w:t>3</w:t>
+            </w:r>
+          </w:p>
+        </w:tc>
+        <w:tc>
+          <w:tcPr>
+            <w:tcW w:type="dxa" w:w="1368"/>
+            <w:tcBorders>
+              <w:top w:val="single" w:sz="4" w:color="C8CDC2"/>
+              <w:left w:val="single" w:sz="4" w:color="C8CDC2"/>
+              <w:bottom w:val="single" w:sz="4" w:color="C8CDC2"/>
+              <w:right w:val="single" w:sz="4" w:color="C8CDC2"/>
+            </w:tcBorders>
+            <w:vAlign w:val="center"/>
+            <w:tcMar>
+              <w:top w:w="8" w:type="dxa"/>
+              <w:left w:w="80" w:type="dxa"/>
+              <w:bottom w:w="8" w:type="dxa"/>
+              <w:right w:w="60" w:type="dxa"/>
+            </w:tcMar>
+          </w:tcPr>
+          <w:p>
+            <w:pPr>
+              <w:spacing w:after="0"/>
+              <w:jc w:val="left"/>
+            </w:pPr>
+            <w:r>
+              <w:rPr>
+                <w:rFonts w:ascii="Trade Gothic Next" w:hAnsi="Trade Gothic Next"/>
+                <w:b/>
+                <w:color w:val="4D730E"/>
+                <w:sz w:val="21"/>
+                <w:u w:val="none"/>
+              </w:rPr>
+              <w:t>5</w:t>
+            </w:r>
+          </w:p>
+        </w:tc>
+        <w:tc>
+          <w:tcPr>
+            <w:tcW w:type="dxa" w:w="1944"/>
+            <w:tcBorders>
+              <w:top w:val="single" w:sz="4" w:color="C8CDC2"/>
+              <w:left w:val="single" w:sz="4" w:color="C8CDC2"/>
+              <w:bottom w:val="single" w:sz="4" w:color="C8CDC2"/>
+              <w:right w:val="single" w:sz="4" w:color="C8CDC2"/>
+            </w:tcBorders>
+            <w:vAlign w:val="center"/>
+            <w:tcMar>
+              <w:top w:w="8" w:type="dxa"/>
+              <w:left w:w="80" w:type="dxa"/>
+              <w:bottom w:w="8" w:type="dxa"/>
+              <w:right w:w="60" w:type="dxa"/>
+            </w:tcMar>
+          </w:tcPr>
+          <w:p>
+            <w:pPr>
+              <w:spacing w:after="0"/>
+              <w:jc w:val="left"/>
+            </w:pPr>
+            <w:r>
+              <w:drawing>
+                <wp:inline xmlns:a="http://schemas.openxmlformats.org/drawingml/2006/main" xmlns:pic="http://schemas.openxmlformats.org/drawingml/2006/picture">
+                  <wp:extent cx="283464" cy="283464"/>
+                  <wp:docPr id="15" name="Picture 15"/>
+                  <wp:cNvGraphicFramePr>
+                    <a:graphicFrameLocks noChangeAspect="1"/>
+                  </wp:cNvGraphicFramePr>
+                  <a:graphic>
+                    <a:graphicData uri="http://schemas.openxmlformats.org/drawingml/2006/picture">
+                      <pic:pic>
+                        <pic:nvPicPr>
+                          <pic:cNvPr id="0" name="dot_15.png"/>
+                          <pic:cNvPicPr/>
+                        </pic:nvPicPr>
+                        <pic:blipFill>
+                          <a:blip r:embed="rId23"/>
+                          <a:stretch>
+                            <a:fillRect/>
+                          </a:stretch>
+                        </pic:blipFill>
+                        <pic:spPr>
+                          <a:xfrm>
+                            <a:off x="0" y="0"/>
+                            <a:ext cx="283464" cy="283464"/>
+                          </a:xfrm>
+                          <a:prstGeom prst="rect"/>
+                        </pic:spPr>
+                      </pic:pic>
+                    </a:graphicData>
+                  </a:graphic>
+                </wp:inline>
+              </w:drawing>
+            </w:r>
+          </w:p>
+        </w:tc>
+      </w:tr>
+      <w:tr>
+        <w:trPr>
+          <w:cantSplit/>
+          <w:trHeight w:val="489" w:hRule="atLeast"/>
+        </w:trPr>
+        <w:tc>
+          <w:tcPr>
+            <w:tcW w:type="dxa" w:w="1080"/>
+            <w:tcBorders>
+              <w:top w:val="single" w:sz="4" w:color="C8CDC2"/>
+              <w:left w:val="single" w:sz="4" w:color="C8CDC2"/>
+              <w:bottom w:val="single" w:sz="4" w:color="C8CDC2"/>
+              <w:right w:val="single" w:sz="4" w:color="C8CDC2"/>
+            </w:tcBorders>
+            <w:vAlign w:val="center"/>
+            <w:tcMar>
+              <w:top w:w="8" w:type="dxa"/>
+              <w:left w:w="80" w:type="dxa"/>
+              <w:bottom w:w="8" w:type="dxa"/>
+              <w:right w:w="60" w:type="dxa"/>
+            </w:tcMar>
+          </w:tcPr>
+          <w:p>
+            <w:pPr>
+              <w:spacing w:after="0"/>
+              <w:jc w:val="left"/>
+            </w:pPr>
+            <w:r>
+              <w:rPr>
+                <w:rFonts w:ascii="Trade Gothic Next" w:hAnsi="Trade Gothic Next"/>
+                <w:b/>
+                <w:color w:val="14161B"/>
+                <w:sz w:val="21"/>
+                <w:u w:val="none"/>
+              </w:rPr>
+              <w:t>16</w:t>
+            </w:r>
+          </w:p>
+        </w:tc>
+        <w:tc>
+          <w:tcPr>
+            <w:tcW w:type="dxa" w:w="1080"/>
+            <w:tcBorders>
+              <w:top w:val="single" w:sz="4" w:color="C8CDC2"/>
+              <w:left w:val="single" w:sz="4" w:color="C8CDC2"/>
+              <w:bottom w:val="single" w:sz="4" w:color="C8CDC2"/>
+              <w:right w:val="single" w:sz="4" w:color="C8CDC2"/>
+            </w:tcBorders>
+            <w:vAlign w:val="center"/>
+            <w:tcMar>
+              <w:top w:w="8" w:type="dxa"/>
+              <w:left w:w="80" w:type="dxa"/>
+              <w:bottom w:w="8" w:type="dxa"/>
+              <w:right w:w="60" w:type="dxa"/>
+            </w:tcMar>
+          </w:tcPr>
+          <w:p>
+            <w:pPr>
+              <w:spacing w:after="0"/>
+              <w:jc w:val="left"/>
+            </w:pPr>
+            <w:r>
+              <w:rPr>
+                <w:rFonts w:ascii="Trade Gothic Next" w:hAnsi="Trade Gothic Next"/>
+                <w:b/>
+                <w:color w:val="14161B"/>
+                <w:sz w:val="21"/>
+                <w:u w:val="none"/>
+              </w:rPr>
+              <w:t>S</w:t>
+            </w:r>
+          </w:p>
+        </w:tc>
+        <w:tc>
+          <w:tcPr>
+            <w:tcW w:type="dxa" w:w="1296"/>
+            <w:tcBorders>
+              <w:top w:val="single" w:sz="4" w:color="C8CDC2"/>
+              <w:left w:val="single" w:sz="4" w:color="C8CDC2"/>
+              <w:bottom w:val="single" w:sz="4" w:color="C8CDC2"/>
+              <w:right w:val="single" w:sz="4" w:color="C8CDC2"/>
+            </w:tcBorders>
+            <w:vAlign w:val="center"/>
+            <w:tcMar>
+              <w:top w:w="8" w:type="dxa"/>
+              <w:left w:w="80" w:type="dxa"/>
+              <w:bottom w:w="8" w:type="dxa"/>
+              <w:right w:w="60" w:type="dxa"/>
+            </w:tcMar>
+          </w:tcPr>
+          <w:p>
+            <w:pPr>
+              <w:spacing w:after="0"/>
+              <w:jc w:val="left"/>
+            </w:pPr>
+            <w:r>
+              <w:rPr>
+                <w:rFonts w:ascii="Trade Gothic Next" w:hAnsi="Trade Gothic Next"/>
+                <w:b/>
+                <w:color w:val="4D730E"/>
+                <w:sz w:val="21"/>
+                <w:u w:val="none"/>
+              </w:rPr>
+              <w:t>16</w:t>
+            </w:r>
+          </w:p>
+        </w:tc>
+        <w:tc>
+          <w:tcPr>
+            <w:tcW w:type="dxa" w:w="1368"/>
+            <w:tcBorders>
+              <w:top w:val="single" w:sz="4" w:color="C8CDC2"/>
+              <w:left w:val="single" w:sz="4" w:color="C8CDC2"/>
+              <w:bottom w:val="single" w:sz="4" w:color="C8CDC2"/>
+              <w:right w:val="single" w:sz="4" w:color="C8CDC2"/>
+            </w:tcBorders>
+            <w:vAlign w:val="center"/>
+            <w:tcMar>
+              <w:top w:w="8" w:type="dxa"/>
+              <w:left w:w="80" w:type="dxa"/>
+              <w:bottom w:w="8" w:type="dxa"/>
+              <w:right w:w="60" w:type="dxa"/>
+            </w:tcMar>
+          </w:tcPr>
+          <w:p>
+            <w:pPr>
+              <w:spacing w:after="0"/>
+              <w:jc w:val="left"/>
+            </w:pPr>
+            <w:r>
+              <w:rPr>
+                <w:rFonts w:ascii="Trade Gothic Next" w:hAnsi="Trade Gothic Next"/>
+                <w:b/>
+                <w:color w:val="4D730E"/>
+                <w:sz w:val="21"/>
+                <w:u w:val="none"/>
+              </w:rPr>
+              <w:t>16</w:t>
+            </w:r>
+          </w:p>
+        </w:tc>
+        <w:tc>
+          <w:tcPr>
+            <w:tcW w:type="dxa" w:w="6264"/>
+            <w:tcBorders>
+              <w:top w:val="single" w:sz="4" w:color="C8CDC2"/>
+              <w:left w:val="single" w:sz="4" w:color="C8CDC2"/>
+              <w:bottom w:val="single" w:sz="4" w:color="C8CDC2"/>
+              <w:right w:val="single" w:sz="4" w:color="C8CDC2"/>
+            </w:tcBorders>
+            <w:vAlign w:val="center"/>
+            <w:tcMar>
+              <w:top w:w="8" w:type="dxa"/>
+              <w:left w:w="80" w:type="dxa"/>
+              <w:bottom w:w="8" w:type="dxa"/>
+              <w:right w:w="60" w:type="dxa"/>
+            </w:tcMar>
+          </w:tcPr>
+          <w:p>
+            <w:pPr>
+              <w:spacing w:after="0"/>
+              <w:jc w:val="left"/>
+            </w:pPr>
+            <w:r>
+              <w:rPr>
+                <w:rFonts w:ascii="Trade Gothic Next" w:hAnsi="Trade Gothic Next"/>
+                <w:b/>
+                <w:color w:val="4D730E"/>
+                <w:sz w:val="21"/>
+                <w:u w:val="none"/>
+              </w:rPr>
+              <w:t>1s</w:t>
+            </w:r>
+            <w:r>
+              <w:rPr>
+                <w:rFonts w:ascii="Trade Gothic Next" w:hAnsi="Trade Gothic Next"/>
+                <w:b/>
+                <w:color w:val="4D730E"/>
+                <w:sz w:val="21"/>
+                <w:u w:val="none"/>
+                <w:vertAlign w:val="superscript"/>
+              </w:rPr>
+              <w:t>2</w:t>
+            </w:r>
+            <w:r>
+              <w:rPr>
+                <w:rFonts w:ascii="Trade Gothic Next" w:hAnsi="Trade Gothic Next"/>
+                <w:b/>
+                <w:color w:val="4D730E"/>
+                <w:sz w:val="21"/>
+                <w:u w:val="none"/>
+              </w:rPr>
+              <w:t xml:space="preserve"> </w:t>
+            </w:r>
+            <w:r>
+              <w:rPr>
+                <w:rFonts w:ascii="Trade Gothic Next" w:hAnsi="Trade Gothic Next"/>
+                <w:b/>
+                <w:color w:val="4D730E"/>
+                <w:sz w:val="21"/>
+                <w:u w:val="none"/>
+              </w:rPr>
+              <w:t>2s</w:t>
+            </w:r>
+            <w:r>
+              <w:rPr>
+                <w:rFonts w:ascii="Trade Gothic Next" w:hAnsi="Trade Gothic Next"/>
+                <w:b/>
+                <w:color w:val="4D730E"/>
+                <w:sz w:val="21"/>
+                <w:u w:val="none"/>
+                <w:vertAlign w:val="superscript"/>
+              </w:rPr>
+              <w:t>2</w:t>
+            </w:r>
+            <w:r>
+              <w:rPr>
+                <w:rFonts w:ascii="Trade Gothic Next" w:hAnsi="Trade Gothic Next"/>
+                <w:b/>
+                <w:color w:val="4D730E"/>
+                <w:sz w:val="21"/>
+                <w:u w:val="none"/>
+              </w:rPr>
+              <w:t xml:space="preserve"> </w:t>
+            </w:r>
+            <w:r>
+              <w:rPr>
+                <w:rFonts w:ascii="Trade Gothic Next" w:hAnsi="Trade Gothic Next"/>
+                <w:b/>
+                <w:color w:val="4D730E"/>
+                <w:sz w:val="21"/>
+                <w:u w:val="none"/>
+              </w:rPr>
+              <w:t>2p</w:t>
+            </w:r>
+            <w:r>
+              <w:rPr>
+                <w:rFonts w:ascii="Trade Gothic Next" w:hAnsi="Trade Gothic Next"/>
+                <w:b/>
+                <w:color w:val="4D730E"/>
+                <w:sz w:val="21"/>
+                <w:u w:val="none"/>
+                <w:vertAlign w:val="superscript"/>
+              </w:rPr>
+              <w:t>6</w:t>
+            </w:r>
+            <w:r>
+              <w:rPr>
+                <w:rFonts w:ascii="Trade Gothic Next" w:hAnsi="Trade Gothic Next"/>
+                <w:b/>
+                <w:color w:val="4D730E"/>
+                <w:sz w:val="21"/>
+                <w:u w:val="none"/>
+              </w:rPr>
+              <w:t xml:space="preserve"> </w:t>
+            </w:r>
+            <w:r>
+              <w:rPr>
+                <w:rFonts w:ascii="Trade Gothic Next" w:hAnsi="Trade Gothic Next"/>
+                <w:b/>
+                <w:color w:val="4D730E"/>
+                <w:sz w:val="21"/>
+                <w:u w:val="single"/>
+              </w:rPr>
+              <w:t>3s</w:t>
+            </w:r>
+            <w:r>
+              <w:rPr>
+                <w:rFonts w:ascii="Trade Gothic Next" w:hAnsi="Trade Gothic Next"/>
+                <w:b/>
+                <w:color w:val="4D730E"/>
+                <w:sz w:val="21"/>
+                <w:u w:val="single"/>
+                <w:vertAlign w:val="superscript"/>
+              </w:rPr>
+              <w:t>2</w:t>
+            </w:r>
+            <w:r>
+              <w:rPr>
+                <w:rFonts w:ascii="Trade Gothic Next" w:hAnsi="Trade Gothic Next"/>
+                <w:b/>
+                <w:color w:val="4D730E"/>
+                <w:sz w:val="21"/>
+                <w:u w:val="none"/>
+              </w:rPr>
+              <w:t xml:space="preserve"> </w:t>
+            </w:r>
+            <w:r>
+              <w:rPr>
+                <w:rFonts w:ascii="Trade Gothic Next" w:hAnsi="Trade Gothic Next"/>
+                <w:b/>
+                <w:color w:val="4D730E"/>
+                <w:sz w:val="21"/>
+                <w:u w:val="single"/>
+              </w:rPr>
+              <w:t>3p</w:t>
+            </w:r>
+            <w:r>
+              <w:rPr>
+                <w:rFonts w:ascii="Trade Gothic Next" w:hAnsi="Trade Gothic Next"/>
+                <w:b/>
+                <w:color w:val="4D730E"/>
+                <w:sz w:val="21"/>
+                <w:u w:val="single"/>
+                <w:vertAlign w:val="superscript"/>
+              </w:rPr>
+              <w:t>4</w:t>
+            </w:r>
+          </w:p>
+        </w:tc>
+        <w:tc>
+          <w:tcPr>
+            <w:tcW w:type="dxa" w:w="1368"/>
+            <w:tcBorders>
+              <w:top w:val="single" w:sz="4" w:color="C8CDC2"/>
+              <w:left w:val="single" w:sz="4" w:color="C8CDC2"/>
+              <w:bottom w:val="single" w:sz="4" w:color="C8CDC2"/>
+              <w:right w:val="single" w:sz="4" w:color="C8CDC2"/>
+            </w:tcBorders>
+            <w:vAlign w:val="center"/>
+            <w:tcMar>
+              <w:top w:w="8" w:type="dxa"/>
+              <w:left w:w="80" w:type="dxa"/>
+              <w:bottom w:w="8" w:type="dxa"/>
+              <w:right w:w="60" w:type="dxa"/>
+            </w:tcMar>
+          </w:tcPr>
+          <w:p>
+            <w:pPr>
+              <w:spacing w:after="0"/>
+              <w:jc w:val="left"/>
+            </w:pPr>
+            <w:r>
+              <w:rPr>
+                <w:rFonts w:ascii="Trade Gothic Next" w:hAnsi="Trade Gothic Next"/>
+                <w:b/>
+                <w:color w:val="4D730E"/>
+                <w:sz w:val="21"/>
+                <w:u w:val="none"/>
+              </w:rPr>
+              <w:t>6</w:t>
+            </w:r>
+          </w:p>
+        </w:tc>
+        <w:tc>
+          <w:tcPr>
+            <w:tcW w:type="dxa" w:w="1944"/>
+            <w:tcBorders>
+              <w:top w:val="single" w:sz="4" w:color="C8CDC2"/>
+              <w:left w:val="single" w:sz="4" w:color="C8CDC2"/>
+              <w:bottom w:val="single" w:sz="4" w:color="C8CDC2"/>
+              <w:right w:val="single" w:sz="4" w:color="C8CDC2"/>
+            </w:tcBorders>
+            <w:vAlign w:val="center"/>
+            <w:tcMar>
+              <w:top w:w="8" w:type="dxa"/>
+              <w:left w:w="80" w:type="dxa"/>
+              <w:bottom w:w="8" w:type="dxa"/>
+              <w:right w:w="60" w:type="dxa"/>
+            </w:tcMar>
+          </w:tcPr>
+          <w:p>
+            <w:pPr>
+              <w:spacing w:after="0"/>
+              <w:jc w:val="left"/>
+            </w:pPr>
+            <w:r>
+              <w:drawing>
+                <wp:inline xmlns:a="http://schemas.openxmlformats.org/drawingml/2006/main" xmlns:pic="http://schemas.openxmlformats.org/drawingml/2006/picture">
+                  <wp:extent cx="283464" cy="283464"/>
+                  <wp:docPr id="16" name="Picture 16"/>
+                  <wp:cNvGraphicFramePr>
+                    <a:graphicFrameLocks noChangeAspect="1"/>
+                  </wp:cNvGraphicFramePr>
+                  <a:graphic>
+                    <a:graphicData uri="http://schemas.openxmlformats.org/drawingml/2006/picture">
+                      <pic:pic>
+                        <pic:nvPicPr>
+                          <pic:cNvPr id="0" name="dot_16.png"/>
+                          <pic:cNvPicPr/>
+                        </pic:nvPicPr>
+                        <pic:blipFill>
+                          <a:blip r:embed="rId24"/>
+                          <a:stretch>
+                            <a:fillRect/>
+                          </a:stretch>
+                        </pic:blipFill>
+                        <pic:spPr>
+                          <a:xfrm>
+                            <a:off x="0" y="0"/>
+                            <a:ext cx="283464" cy="283464"/>
                           </a:xfrm>
                           <a:prstGeom prst="rect"/>
                         </pic:spPr>
@@ -3966,7 +6322,7 @@
       <w:tr>
         <w:trPr>
           <w:cantSplit/>
-          <w:trHeight w:val="720" w:hRule="atLeast"/>
+          <w:trHeight w:val="489" w:hRule="atLeast"/>
         </w:trPr>
         <w:tc>
           <w:tcPr>
@@ -3979,9 +6335,9 @@
             </w:tcBorders>
             <w:vAlign w:val="center"/>
             <w:tcMar>
-              <w:top w:w="20" w:type="dxa"/>
+              <w:top w:w="8" w:type="dxa"/>
               <w:left w:w="80" w:type="dxa"/>
-              <w:bottom w:w="20" w:type="dxa"/>
+              <w:bottom w:w="8" w:type="dxa"/>
               <w:right w:w="60" w:type="dxa"/>
             </w:tcMar>
           </w:tcPr>
@@ -3995,10 +6351,10 @@
                 <w:rFonts w:ascii="Trade Gothic Next" w:hAnsi="Trade Gothic Next"/>
                 <w:b/>
                 <w:color w:val="14161B"/>
-                <w:sz w:val="22"/>
-                <w:u w:val="none"/>
-              </w:rPr>
-              <w:t>11</w:t>
+                <w:sz w:val="21"/>
+                <w:u w:val="none"/>
+              </w:rPr>
+              <w:t>17</w:t>
             </w:r>
           </w:p>
         </w:tc>
@@ -4013,9 +6369,9 @@
             </w:tcBorders>
             <w:vAlign w:val="center"/>
             <w:tcMar>
-              <w:top w:w="20" w:type="dxa"/>
+              <w:top w:w="8" w:type="dxa"/>
               <w:left w:w="80" w:type="dxa"/>
-              <w:bottom w:w="20" w:type="dxa"/>
+              <w:bottom w:w="8" w:type="dxa"/>
               <w:right w:w="60" w:type="dxa"/>
             </w:tcMar>
           </w:tcPr>
@@ -4029,10 +6385,10 @@
                 <w:rFonts w:ascii="Trade Gothic Next" w:hAnsi="Trade Gothic Next"/>
                 <w:b/>
                 <w:color w:val="14161B"/>
-                <w:sz w:val="22"/>
-                <w:u w:val="none"/>
-              </w:rPr>
-              <w:t>Na</w:t>
+                <w:sz w:val="21"/>
+                <w:u w:val="none"/>
+              </w:rPr>
+              <w:t>Cl</w:t>
             </w:r>
           </w:p>
         </w:tc>
@@ -4047,9 +6403,9 @@
             </w:tcBorders>
             <w:vAlign w:val="center"/>
             <w:tcMar>
-              <w:top w:w="20" w:type="dxa"/>
+              <w:top w:w="8" w:type="dxa"/>
               <w:left w:w="80" w:type="dxa"/>
-              <w:bottom w:w="20" w:type="dxa"/>
+              <w:bottom w:w="8" w:type="dxa"/>
               <w:right w:w="60" w:type="dxa"/>
             </w:tcMar>
           </w:tcPr>
@@ -4063,10 +6419,10 @@
                 <w:rFonts w:ascii="Trade Gothic Next" w:hAnsi="Trade Gothic Next"/>
                 <w:b/>
                 <w:color w:val="4D730E"/>
-                <w:sz w:val="22"/>
-                <w:u w:val="none"/>
-              </w:rPr>
-              <w:t>11</w:t>
+                <w:sz w:val="21"/>
+                <w:u w:val="none"/>
+              </w:rPr>
+              <w:t>17</w:t>
             </w:r>
           </w:p>
         </w:tc>
@@ -4081,9 +6437,9 @@
             </w:tcBorders>
             <w:vAlign w:val="center"/>
             <w:tcMar>
-              <w:top w:w="20" w:type="dxa"/>
+              <w:top w:w="8" w:type="dxa"/>
               <w:left w:w="80" w:type="dxa"/>
-              <w:bottom w:w="20" w:type="dxa"/>
+              <w:bottom w:w="8" w:type="dxa"/>
               <w:right w:w="60" w:type="dxa"/>
             </w:tcMar>
           </w:tcPr>
@@ -4097,10 +6453,10 @@
                 <w:rFonts w:ascii="Trade Gothic Next" w:hAnsi="Trade Gothic Next"/>
                 <w:b/>
                 <w:color w:val="4D730E"/>
-                <w:sz w:val="22"/>
-                <w:u w:val="none"/>
-              </w:rPr>
-              <w:t>11</w:t>
+                <w:sz w:val="21"/>
+                <w:u w:val="none"/>
+              </w:rPr>
+              <w:t>17</w:t>
             </w:r>
           </w:p>
         </w:tc>
@@ -4115,9 +6471,9 @@
             </w:tcBorders>
             <w:vAlign w:val="center"/>
             <w:tcMar>
-              <w:top w:w="20" w:type="dxa"/>
+              <w:top w:w="8" w:type="dxa"/>
               <w:left w:w="80" w:type="dxa"/>
-              <w:bottom w:w="20" w:type="dxa"/>
+              <w:bottom w:w="8" w:type="dxa"/>
               <w:right w:w="60" w:type="dxa"/>
             </w:tcMar>
           </w:tcPr>
@@ -4238,7 +6594,38 @@
                 <w:u w:val="single"/>
                 <w:vertAlign w:val="superscript"/>
               </w:rPr>
-              <w:t>1</w:t>
+              <w:t>2</w:t>
+            </w:r>
+            <w:r>
+              <w:rPr>
+                <w:rFonts w:ascii="Trade Gothic Next" w:hAnsi="Trade Gothic Next"/>
+                <w:b/>
+                <w:color w:val="4D730E"/>
+                <w:sz w:val="21"/>
+                <w:u w:val="none"/>
+              </w:rPr>
+              <w:t xml:space="preserve"> </w:t>
+            </w:r>
+            <w:r>
+              <w:rPr>
+                <w:rFonts w:ascii="Trade Gothic Next" w:hAnsi="Trade Gothic Next"/>
+                <w:b/>
+                <w:color w:val="4D730E"/>
+                <w:sz w:val="21"/>
+                <w:u w:val="single"/>
+              </w:rPr>
+              <w:t>3p</w:t>
+            </w:r>
+            <w:r>
+              <w:rPr>
+                <w:rFonts w:ascii="Trade Gothic Next" w:hAnsi="Trade Gothic Next"/>
+                <w:b/>
+                <w:color w:val="4D730E"/>
+                <w:sz w:val="21"/>
+                <w:u w:val="single"/>
+                <w:vertAlign w:val="superscript"/>
+              </w:rPr>
+              <w:t>5</w:t>
             </w:r>
           </w:p>
         </w:tc>
@@ -4253,9 +6640,9 @@
             </w:tcBorders>
             <w:vAlign w:val="center"/>
             <w:tcMar>
-              <w:top w:w="20" w:type="dxa"/>
+              <w:top w:w="8" w:type="dxa"/>
               <w:left w:w="80" w:type="dxa"/>
-              <w:bottom w:w="20" w:type="dxa"/>
+              <w:bottom w:w="8" w:type="dxa"/>
               <w:right w:w="60" w:type="dxa"/>
             </w:tcMar>
           </w:tcPr>
@@ -4269,10 +6656,10 @@
                 <w:rFonts w:ascii="Trade Gothic Next" w:hAnsi="Trade Gothic Next"/>
                 <w:b/>
                 <w:color w:val="4D730E"/>
-                <w:sz w:val="22"/>
-                <w:u w:val="none"/>
-              </w:rPr>
-              <w:t>1</w:t>
+                <w:sz w:val="21"/>
+                <w:u w:val="none"/>
+              </w:rPr>
+              <w:t>7</w:t>
             </w:r>
           </w:p>
         </w:tc>
@@ -4287,9 +6674,9 @@
             </w:tcBorders>
             <w:vAlign w:val="center"/>
             <w:tcMar>
-              <w:top w:w="20" w:type="dxa"/>
+              <w:top w:w="8" w:type="dxa"/>
               <w:left w:w="80" w:type="dxa"/>
-              <w:bottom w:w="20" w:type="dxa"/>
+              <w:bottom w:w="8" w:type="dxa"/>
               <w:right w:w="60" w:type="dxa"/>
             </w:tcMar>
           </w:tcPr>
@@ -4301,2394 +6688,7 @@
             <w:r>
               <w:drawing>
                 <wp:inline xmlns:a="http://schemas.openxmlformats.org/drawingml/2006/main" xmlns:pic="http://schemas.openxmlformats.org/drawingml/2006/picture">
-                  <wp:extent cx="384048" cy="384048"/>
-                  <wp:docPr id="11" name="Picture 11"/>
-                  <wp:cNvGraphicFramePr>
-                    <a:graphicFrameLocks noChangeAspect="1"/>
-                  </wp:cNvGraphicFramePr>
-                  <a:graphic>
-                    <a:graphicData uri="http://schemas.openxmlformats.org/drawingml/2006/picture">
-                      <pic:pic>
-                        <pic:nvPicPr>
-                          <pic:cNvPr id="0" name="dot_11.png"/>
-                          <pic:cNvPicPr/>
-                        </pic:nvPicPr>
-                        <pic:blipFill>
-                          <a:blip r:embed="rId19"/>
-                          <a:stretch>
-                            <a:fillRect/>
-                          </a:stretch>
-                        </pic:blipFill>
-                        <pic:spPr>
-                          <a:xfrm>
-                            <a:off x="0" y="0"/>
-                            <a:ext cx="384048" cy="384048"/>
-                          </a:xfrm>
-                          <a:prstGeom prst="rect"/>
-                        </pic:spPr>
-                      </pic:pic>
-                    </a:graphicData>
-                  </a:graphic>
-                </wp:inline>
-              </w:drawing>
-            </w:r>
-          </w:p>
-        </w:tc>
-      </w:tr>
-      <w:tr>
-        <w:trPr>
-          <w:cantSplit/>
-          <w:trHeight w:val="720" w:hRule="atLeast"/>
-        </w:trPr>
-        <w:tc>
-          <w:tcPr>
-            <w:tcW w:type="dxa" w:w="1080"/>
-            <w:tcBorders>
-              <w:top w:val="single" w:sz="4" w:color="C8CDC2"/>
-              <w:left w:val="single" w:sz="4" w:color="C8CDC2"/>
-              <w:bottom w:val="single" w:sz="4" w:color="C8CDC2"/>
-              <w:right w:val="single" w:sz="4" w:color="C8CDC2"/>
-            </w:tcBorders>
-            <w:vAlign w:val="center"/>
-            <w:tcMar>
-              <w:top w:w="20" w:type="dxa"/>
-              <w:left w:w="80" w:type="dxa"/>
-              <w:bottom w:w="20" w:type="dxa"/>
-              <w:right w:w="60" w:type="dxa"/>
-            </w:tcMar>
-          </w:tcPr>
-          <w:p>
-            <w:pPr>
-              <w:spacing w:after="0"/>
-              <w:jc w:val="left"/>
-            </w:pPr>
-            <w:r>
-              <w:rPr>
-                <w:rFonts w:ascii="Trade Gothic Next" w:hAnsi="Trade Gothic Next"/>
-                <w:b/>
-                <w:color w:val="14161B"/>
-                <w:sz w:val="22"/>
-                <w:u w:val="none"/>
-              </w:rPr>
-              <w:t>12</w:t>
-            </w:r>
-          </w:p>
-        </w:tc>
-        <w:tc>
-          <w:tcPr>
-            <w:tcW w:type="dxa" w:w="1080"/>
-            <w:tcBorders>
-              <w:top w:val="single" w:sz="4" w:color="C8CDC2"/>
-              <w:left w:val="single" w:sz="4" w:color="C8CDC2"/>
-              <w:bottom w:val="single" w:sz="4" w:color="C8CDC2"/>
-              <w:right w:val="single" w:sz="4" w:color="C8CDC2"/>
-            </w:tcBorders>
-            <w:vAlign w:val="center"/>
-            <w:tcMar>
-              <w:top w:w="20" w:type="dxa"/>
-              <w:left w:w="80" w:type="dxa"/>
-              <w:bottom w:w="20" w:type="dxa"/>
-              <w:right w:w="60" w:type="dxa"/>
-            </w:tcMar>
-          </w:tcPr>
-          <w:p>
-            <w:pPr>
-              <w:spacing w:after="0"/>
-              <w:jc w:val="left"/>
-            </w:pPr>
-            <w:r>
-              <w:rPr>
-                <w:rFonts w:ascii="Trade Gothic Next" w:hAnsi="Trade Gothic Next"/>
-                <w:b/>
-                <w:color w:val="14161B"/>
-                <w:sz w:val="22"/>
-                <w:u w:val="none"/>
-              </w:rPr>
-              <w:t>Mg</w:t>
-            </w:r>
-          </w:p>
-        </w:tc>
-        <w:tc>
-          <w:tcPr>
-            <w:tcW w:type="dxa" w:w="1296"/>
-            <w:tcBorders>
-              <w:top w:val="single" w:sz="4" w:color="C8CDC2"/>
-              <w:left w:val="single" w:sz="4" w:color="C8CDC2"/>
-              <w:bottom w:val="single" w:sz="4" w:color="C8CDC2"/>
-              <w:right w:val="single" w:sz="4" w:color="C8CDC2"/>
-            </w:tcBorders>
-            <w:vAlign w:val="center"/>
-            <w:tcMar>
-              <w:top w:w="20" w:type="dxa"/>
-              <w:left w:w="80" w:type="dxa"/>
-              <w:bottom w:w="20" w:type="dxa"/>
-              <w:right w:w="60" w:type="dxa"/>
-            </w:tcMar>
-          </w:tcPr>
-          <w:p>
-            <w:pPr>
-              <w:spacing w:after="0"/>
-              <w:jc w:val="left"/>
-            </w:pPr>
-            <w:r>
-              <w:rPr>
-                <w:rFonts w:ascii="Trade Gothic Next" w:hAnsi="Trade Gothic Next"/>
-                <w:b/>
-                <w:color w:val="4D730E"/>
-                <w:sz w:val="22"/>
-                <w:u w:val="none"/>
-              </w:rPr>
-              <w:t>12</w:t>
-            </w:r>
-          </w:p>
-        </w:tc>
-        <w:tc>
-          <w:tcPr>
-            <w:tcW w:type="dxa" w:w="1368"/>
-            <w:tcBorders>
-              <w:top w:val="single" w:sz="4" w:color="C8CDC2"/>
-              <w:left w:val="single" w:sz="4" w:color="C8CDC2"/>
-              <w:bottom w:val="single" w:sz="4" w:color="C8CDC2"/>
-              <w:right w:val="single" w:sz="4" w:color="C8CDC2"/>
-            </w:tcBorders>
-            <w:vAlign w:val="center"/>
-            <w:tcMar>
-              <w:top w:w="20" w:type="dxa"/>
-              <w:left w:w="80" w:type="dxa"/>
-              <w:bottom w:w="20" w:type="dxa"/>
-              <w:right w:w="60" w:type="dxa"/>
-            </w:tcMar>
-          </w:tcPr>
-          <w:p>
-            <w:pPr>
-              <w:spacing w:after="0"/>
-              <w:jc w:val="left"/>
-            </w:pPr>
-            <w:r>
-              <w:rPr>
-                <w:rFonts w:ascii="Trade Gothic Next" w:hAnsi="Trade Gothic Next"/>
-                <w:b/>
-                <w:color w:val="4D730E"/>
-                <w:sz w:val="22"/>
-                <w:u w:val="none"/>
-              </w:rPr>
-              <w:t>12</w:t>
-            </w:r>
-          </w:p>
-        </w:tc>
-        <w:tc>
-          <w:tcPr>
-            <w:tcW w:type="dxa" w:w="6264"/>
-            <w:tcBorders>
-              <w:top w:val="single" w:sz="4" w:color="C8CDC2"/>
-              <w:left w:val="single" w:sz="4" w:color="C8CDC2"/>
-              <w:bottom w:val="single" w:sz="4" w:color="C8CDC2"/>
-              <w:right w:val="single" w:sz="4" w:color="C8CDC2"/>
-            </w:tcBorders>
-            <w:vAlign w:val="center"/>
-            <w:tcMar>
-              <w:top w:w="20" w:type="dxa"/>
-              <w:left w:w="80" w:type="dxa"/>
-              <w:bottom w:w="20" w:type="dxa"/>
-              <w:right w:w="60" w:type="dxa"/>
-            </w:tcMar>
-          </w:tcPr>
-          <w:p>
-            <w:pPr>
-              <w:spacing w:after="0"/>
-              <w:jc w:val="left"/>
-            </w:pPr>
-            <w:r>
-              <w:rPr>
-                <w:rFonts w:ascii="Trade Gothic Next" w:hAnsi="Trade Gothic Next"/>
-                <w:b/>
-                <w:color w:val="4D730E"/>
-                <w:sz w:val="21"/>
-                <w:u w:val="none"/>
-              </w:rPr>
-              <w:t>1s</w:t>
-            </w:r>
-            <w:r>
-              <w:rPr>
-                <w:rFonts w:ascii="Trade Gothic Next" w:hAnsi="Trade Gothic Next"/>
-                <w:b/>
-                <w:color w:val="4D730E"/>
-                <w:sz w:val="21"/>
-                <w:u w:val="none"/>
-                <w:vertAlign w:val="superscript"/>
-              </w:rPr>
-              <w:t>2</w:t>
-            </w:r>
-            <w:r>
-              <w:rPr>
-                <w:rFonts w:ascii="Trade Gothic Next" w:hAnsi="Trade Gothic Next"/>
-                <w:b/>
-                <w:color w:val="4D730E"/>
-                <w:sz w:val="21"/>
-                <w:u w:val="none"/>
-              </w:rPr>
-              <w:t xml:space="preserve"> </w:t>
-            </w:r>
-            <w:r>
-              <w:rPr>
-                <w:rFonts w:ascii="Trade Gothic Next" w:hAnsi="Trade Gothic Next"/>
-                <w:b/>
-                <w:color w:val="4D730E"/>
-                <w:sz w:val="21"/>
-                <w:u w:val="none"/>
-              </w:rPr>
-              <w:t>2s</w:t>
-            </w:r>
-            <w:r>
-              <w:rPr>
-                <w:rFonts w:ascii="Trade Gothic Next" w:hAnsi="Trade Gothic Next"/>
-                <w:b/>
-                <w:color w:val="4D730E"/>
-                <w:sz w:val="21"/>
-                <w:u w:val="none"/>
-                <w:vertAlign w:val="superscript"/>
-              </w:rPr>
-              <w:t>2</w:t>
-            </w:r>
-            <w:r>
-              <w:rPr>
-                <w:rFonts w:ascii="Trade Gothic Next" w:hAnsi="Trade Gothic Next"/>
-                <w:b/>
-                <w:color w:val="4D730E"/>
-                <w:sz w:val="21"/>
-                <w:u w:val="none"/>
-              </w:rPr>
-              <w:t xml:space="preserve"> </w:t>
-            </w:r>
-            <w:r>
-              <w:rPr>
-                <w:rFonts w:ascii="Trade Gothic Next" w:hAnsi="Trade Gothic Next"/>
-                <w:b/>
-                <w:color w:val="4D730E"/>
-                <w:sz w:val="21"/>
-                <w:u w:val="none"/>
-              </w:rPr>
-              <w:t>2p</w:t>
-            </w:r>
-            <w:r>
-              <w:rPr>
-                <w:rFonts w:ascii="Trade Gothic Next" w:hAnsi="Trade Gothic Next"/>
-                <w:b/>
-                <w:color w:val="4D730E"/>
-                <w:sz w:val="21"/>
-                <w:u w:val="none"/>
-                <w:vertAlign w:val="superscript"/>
-              </w:rPr>
-              <w:t>6</w:t>
-            </w:r>
-            <w:r>
-              <w:rPr>
-                <w:rFonts w:ascii="Trade Gothic Next" w:hAnsi="Trade Gothic Next"/>
-                <w:b/>
-                <w:color w:val="4D730E"/>
-                <w:sz w:val="21"/>
-                <w:u w:val="none"/>
-              </w:rPr>
-              <w:t xml:space="preserve"> </w:t>
-            </w:r>
-            <w:r>
-              <w:rPr>
-                <w:rFonts w:ascii="Trade Gothic Next" w:hAnsi="Trade Gothic Next"/>
-                <w:b/>
-                <w:color w:val="4D730E"/>
-                <w:sz w:val="21"/>
-                <w:u w:val="single"/>
-              </w:rPr>
-              <w:t>3s</w:t>
-            </w:r>
-            <w:r>
-              <w:rPr>
-                <w:rFonts w:ascii="Trade Gothic Next" w:hAnsi="Trade Gothic Next"/>
-                <w:b/>
-                <w:color w:val="4D730E"/>
-                <w:sz w:val="21"/>
-                <w:u w:val="single"/>
-                <w:vertAlign w:val="superscript"/>
-              </w:rPr>
-              <w:t>2</w:t>
-            </w:r>
-          </w:p>
-        </w:tc>
-        <w:tc>
-          <w:tcPr>
-            <w:tcW w:type="dxa" w:w="1368"/>
-            <w:tcBorders>
-              <w:top w:val="single" w:sz="4" w:color="C8CDC2"/>
-              <w:left w:val="single" w:sz="4" w:color="C8CDC2"/>
-              <w:bottom w:val="single" w:sz="4" w:color="C8CDC2"/>
-              <w:right w:val="single" w:sz="4" w:color="C8CDC2"/>
-            </w:tcBorders>
-            <w:vAlign w:val="center"/>
-            <w:tcMar>
-              <w:top w:w="20" w:type="dxa"/>
-              <w:left w:w="80" w:type="dxa"/>
-              <w:bottom w:w="20" w:type="dxa"/>
-              <w:right w:w="60" w:type="dxa"/>
-            </w:tcMar>
-          </w:tcPr>
-          <w:p>
-            <w:pPr>
-              <w:spacing w:after="0"/>
-              <w:jc w:val="left"/>
-            </w:pPr>
-            <w:r>
-              <w:rPr>
-                <w:rFonts w:ascii="Trade Gothic Next" w:hAnsi="Trade Gothic Next"/>
-                <w:b/>
-                <w:color w:val="4D730E"/>
-                <w:sz w:val="22"/>
-                <w:u w:val="none"/>
-              </w:rPr>
-              <w:t>2</w:t>
-            </w:r>
-          </w:p>
-        </w:tc>
-        <w:tc>
-          <w:tcPr>
-            <w:tcW w:type="dxa" w:w="1944"/>
-            <w:tcBorders>
-              <w:top w:val="single" w:sz="4" w:color="C8CDC2"/>
-              <w:left w:val="single" w:sz="4" w:color="C8CDC2"/>
-              <w:bottom w:val="single" w:sz="4" w:color="C8CDC2"/>
-              <w:right w:val="single" w:sz="4" w:color="C8CDC2"/>
-            </w:tcBorders>
-            <w:vAlign w:val="center"/>
-            <w:tcMar>
-              <w:top w:w="20" w:type="dxa"/>
-              <w:left w:w="80" w:type="dxa"/>
-              <w:bottom w:w="20" w:type="dxa"/>
-              <w:right w:w="60" w:type="dxa"/>
-            </w:tcMar>
-          </w:tcPr>
-          <w:p>
-            <w:pPr>
-              <w:spacing w:after="0"/>
-              <w:jc w:val="left"/>
-            </w:pPr>
-            <w:r>
-              <w:drawing>
-                <wp:inline xmlns:a="http://schemas.openxmlformats.org/drawingml/2006/main" xmlns:pic="http://schemas.openxmlformats.org/drawingml/2006/picture">
-                  <wp:extent cx="384048" cy="384048"/>
-                  <wp:docPr id="12" name="Picture 12"/>
-                  <wp:cNvGraphicFramePr>
-                    <a:graphicFrameLocks noChangeAspect="1"/>
-                  </wp:cNvGraphicFramePr>
-                  <a:graphic>
-                    <a:graphicData uri="http://schemas.openxmlformats.org/drawingml/2006/picture">
-                      <pic:pic>
-                        <pic:nvPicPr>
-                          <pic:cNvPr id="0" name="dot_12.png"/>
-                          <pic:cNvPicPr/>
-                        </pic:nvPicPr>
-                        <pic:blipFill>
-                          <a:blip r:embed="rId20"/>
-                          <a:stretch>
-                            <a:fillRect/>
-                          </a:stretch>
-                        </pic:blipFill>
-                        <pic:spPr>
-                          <a:xfrm>
-                            <a:off x="0" y="0"/>
-                            <a:ext cx="384048" cy="384048"/>
-                          </a:xfrm>
-                          <a:prstGeom prst="rect"/>
-                        </pic:spPr>
-                      </pic:pic>
-                    </a:graphicData>
-                  </a:graphic>
-                </wp:inline>
-              </w:drawing>
-            </w:r>
-          </w:p>
-        </w:tc>
-      </w:tr>
-      <w:tr>
-        <w:trPr>
-          <w:cantSplit/>
-          <w:trHeight w:val="720" w:hRule="atLeast"/>
-        </w:trPr>
-        <w:tc>
-          <w:tcPr>
-            <w:tcW w:type="dxa" w:w="1080"/>
-            <w:tcBorders>
-              <w:top w:val="single" w:sz="4" w:color="C8CDC2"/>
-              <w:left w:val="single" w:sz="4" w:color="C8CDC2"/>
-              <w:bottom w:val="single" w:sz="4" w:color="C8CDC2"/>
-              <w:right w:val="single" w:sz="4" w:color="C8CDC2"/>
-            </w:tcBorders>
-            <w:vAlign w:val="center"/>
-            <w:tcMar>
-              <w:top w:w="20" w:type="dxa"/>
-              <w:left w:w="80" w:type="dxa"/>
-              <w:bottom w:w="20" w:type="dxa"/>
-              <w:right w:w="60" w:type="dxa"/>
-            </w:tcMar>
-          </w:tcPr>
-          <w:p>
-            <w:pPr>
-              <w:spacing w:after="0"/>
-              <w:jc w:val="left"/>
-            </w:pPr>
-            <w:r>
-              <w:rPr>
-                <w:rFonts w:ascii="Trade Gothic Next" w:hAnsi="Trade Gothic Next"/>
-                <w:b/>
-                <w:color w:val="14161B"/>
-                <w:sz w:val="22"/>
-                <w:u w:val="none"/>
-              </w:rPr>
-              <w:t>13</w:t>
-            </w:r>
-          </w:p>
-        </w:tc>
-        <w:tc>
-          <w:tcPr>
-            <w:tcW w:type="dxa" w:w="1080"/>
-            <w:tcBorders>
-              <w:top w:val="single" w:sz="4" w:color="C8CDC2"/>
-              <w:left w:val="single" w:sz="4" w:color="C8CDC2"/>
-              <w:bottom w:val="single" w:sz="4" w:color="C8CDC2"/>
-              <w:right w:val="single" w:sz="4" w:color="C8CDC2"/>
-            </w:tcBorders>
-            <w:vAlign w:val="center"/>
-            <w:tcMar>
-              <w:top w:w="20" w:type="dxa"/>
-              <w:left w:w="80" w:type="dxa"/>
-              <w:bottom w:w="20" w:type="dxa"/>
-              <w:right w:w="60" w:type="dxa"/>
-            </w:tcMar>
-          </w:tcPr>
-          <w:p>
-            <w:pPr>
-              <w:spacing w:after="0"/>
-              <w:jc w:val="left"/>
-            </w:pPr>
-            <w:r>
-              <w:rPr>
-                <w:rFonts w:ascii="Trade Gothic Next" w:hAnsi="Trade Gothic Next"/>
-                <w:b/>
-                <w:color w:val="14161B"/>
-                <w:sz w:val="22"/>
-                <w:u w:val="none"/>
-              </w:rPr>
-              <w:t>Al</w:t>
-            </w:r>
-          </w:p>
-        </w:tc>
-        <w:tc>
-          <w:tcPr>
-            <w:tcW w:type="dxa" w:w="1296"/>
-            <w:tcBorders>
-              <w:top w:val="single" w:sz="4" w:color="C8CDC2"/>
-              <w:left w:val="single" w:sz="4" w:color="C8CDC2"/>
-              <w:bottom w:val="single" w:sz="4" w:color="C8CDC2"/>
-              <w:right w:val="single" w:sz="4" w:color="C8CDC2"/>
-            </w:tcBorders>
-            <w:vAlign w:val="center"/>
-            <w:tcMar>
-              <w:top w:w="20" w:type="dxa"/>
-              <w:left w:w="80" w:type="dxa"/>
-              <w:bottom w:w="20" w:type="dxa"/>
-              <w:right w:w="60" w:type="dxa"/>
-            </w:tcMar>
-          </w:tcPr>
-          <w:p>
-            <w:pPr>
-              <w:spacing w:after="0"/>
-              <w:jc w:val="left"/>
-            </w:pPr>
-            <w:r>
-              <w:rPr>
-                <w:rFonts w:ascii="Trade Gothic Next" w:hAnsi="Trade Gothic Next"/>
-                <w:b/>
-                <w:color w:val="4D730E"/>
-                <w:sz w:val="22"/>
-                <w:u w:val="none"/>
-              </w:rPr>
-              <w:t>13</w:t>
-            </w:r>
-          </w:p>
-        </w:tc>
-        <w:tc>
-          <w:tcPr>
-            <w:tcW w:type="dxa" w:w="1368"/>
-            <w:tcBorders>
-              <w:top w:val="single" w:sz="4" w:color="C8CDC2"/>
-              <w:left w:val="single" w:sz="4" w:color="C8CDC2"/>
-              <w:bottom w:val="single" w:sz="4" w:color="C8CDC2"/>
-              <w:right w:val="single" w:sz="4" w:color="C8CDC2"/>
-            </w:tcBorders>
-            <w:vAlign w:val="center"/>
-            <w:tcMar>
-              <w:top w:w="20" w:type="dxa"/>
-              <w:left w:w="80" w:type="dxa"/>
-              <w:bottom w:w="20" w:type="dxa"/>
-              <w:right w:w="60" w:type="dxa"/>
-            </w:tcMar>
-          </w:tcPr>
-          <w:p>
-            <w:pPr>
-              <w:spacing w:after="0"/>
-              <w:jc w:val="left"/>
-            </w:pPr>
-            <w:r>
-              <w:rPr>
-                <w:rFonts w:ascii="Trade Gothic Next" w:hAnsi="Trade Gothic Next"/>
-                <w:b/>
-                <w:color w:val="4D730E"/>
-                <w:sz w:val="22"/>
-                <w:u w:val="none"/>
-              </w:rPr>
-              <w:t>13</w:t>
-            </w:r>
-          </w:p>
-        </w:tc>
-        <w:tc>
-          <w:tcPr>
-            <w:tcW w:type="dxa" w:w="6264"/>
-            <w:tcBorders>
-              <w:top w:val="single" w:sz="4" w:color="C8CDC2"/>
-              <w:left w:val="single" w:sz="4" w:color="C8CDC2"/>
-              <w:bottom w:val="single" w:sz="4" w:color="C8CDC2"/>
-              <w:right w:val="single" w:sz="4" w:color="C8CDC2"/>
-            </w:tcBorders>
-            <w:vAlign w:val="center"/>
-            <w:tcMar>
-              <w:top w:w="20" w:type="dxa"/>
-              <w:left w:w="80" w:type="dxa"/>
-              <w:bottom w:w="20" w:type="dxa"/>
-              <w:right w:w="60" w:type="dxa"/>
-            </w:tcMar>
-          </w:tcPr>
-          <w:p>
-            <w:pPr>
-              <w:spacing w:after="0"/>
-              <w:jc w:val="left"/>
-            </w:pPr>
-            <w:r>
-              <w:rPr>
-                <w:rFonts w:ascii="Trade Gothic Next" w:hAnsi="Trade Gothic Next"/>
-                <w:b/>
-                <w:color w:val="4D730E"/>
-                <w:sz w:val="21"/>
-                <w:u w:val="none"/>
-              </w:rPr>
-              <w:t>1s</w:t>
-            </w:r>
-            <w:r>
-              <w:rPr>
-                <w:rFonts w:ascii="Trade Gothic Next" w:hAnsi="Trade Gothic Next"/>
-                <w:b/>
-                <w:color w:val="4D730E"/>
-                <w:sz w:val="21"/>
-                <w:u w:val="none"/>
-                <w:vertAlign w:val="superscript"/>
-              </w:rPr>
-              <w:t>2</w:t>
-            </w:r>
-            <w:r>
-              <w:rPr>
-                <w:rFonts w:ascii="Trade Gothic Next" w:hAnsi="Trade Gothic Next"/>
-                <w:b/>
-                <w:color w:val="4D730E"/>
-                <w:sz w:val="21"/>
-                <w:u w:val="none"/>
-              </w:rPr>
-              <w:t xml:space="preserve"> </w:t>
-            </w:r>
-            <w:r>
-              <w:rPr>
-                <w:rFonts w:ascii="Trade Gothic Next" w:hAnsi="Trade Gothic Next"/>
-                <w:b/>
-                <w:color w:val="4D730E"/>
-                <w:sz w:val="21"/>
-                <w:u w:val="none"/>
-              </w:rPr>
-              <w:t>2s</w:t>
-            </w:r>
-            <w:r>
-              <w:rPr>
-                <w:rFonts w:ascii="Trade Gothic Next" w:hAnsi="Trade Gothic Next"/>
-                <w:b/>
-                <w:color w:val="4D730E"/>
-                <w:sz w:val="21"/>
-                <w:u w:val="none"/>
-                <w:vertAlign w:val="superscript"/>
-              </w:rPr>
-              <w:t>2</w:t>
-            </w:r>
-            <w:r>
-              <w:rPr>
-                <w:rFonts w:ascii="Trade Gothic Next" w:hAnsi="Trade Gothic Next"/>
-                <w:b/>
-                <w:color w:val="4D730E"/>
-                <w:sz w:val="21"/>
-                <w:u w:val="none"/>
-              </w:rPr>
-              <w:t xml:space="preserve"> </w:t>
-            </w:r>
-            <w:r>
-              <w:rPr>
-                <w:rFonts w:ascii="Trade Gothic Next" w:hAnsi="Trade Gothic Next"/>
-                <w:b/>
-                <w:color w:val="4D730E"/>
-                <w:sz w:val="21"/>
-                <w:u w:val="none"/>
-              </w:rPr>
-              <w:t>2p</w:t>
-            </w:r>
-            <w:r>
-              <w:rPr>
-                <w:rFonts w:ascii="Trade Gothic Next" w:hAnsi="Trade Gothic Next"/>
-                <w:b/>
-                <w:color w:val="4D730E"/>
-                <w:sz w:val="21"/>
-                <w:u w:val="none"/>
-                <w:vertAlign w:val="superscript"/>
-              </w:rPr>
-              <w:t>6</w:t>
-            </w:r>
-            <w:r>
-              <w:rPr>
-                <w:rFonts w:ascii="Trade Gothic Next" w:hAnsi="Trade Gothic Next"/>
-                <w:b/>
-                <w:color w:val="4D730E"/>
-                <w:sz w:val="21"/>
-                <w:u w:val="none"/>
-              </w:rPr>
-              <w:t xml:space="preserve"> </w:t>
-            </w:r>
-            <w:r>
-              <w:rPr>
-                <w:rFonts w:ascii="Trade Gothic Next" w:hAnsi="Trade Gothic Next"/>
-                <w:b/>
-                <w:color w:val="4D730E"/>
-                <w:sz w:val="21"/>
-                <w:u w:val="single"/>
-              </w:rPr>
-              <w:t>3s</w:t>
-            </w:r>
-            <w:r>
-              <w:rPr>
-                <w:rFonts w:ascii="Trade Gothic Next" w:hAnsi="Trade Gothic Next"/>
-                <w:b/>
-                <w:color w:val="4D730E"/>
-                <w:sz w:val="21"/>
-                <w:u w:val="single"/>
-                <w:vertAlign w:val="superscript"/>
-              </w:rPr>
-              <w:t>2</w:t>
-            </w:r>
-            <w:r>
-              <w:rPr>
-                <w:rFonts w:ascii="Trade Gothic Next" w:hAnsi="Trade Gothic Next"/>
-                <w:b/>
-                <w:color w:val="4D730E"/>
-                <w:sz w:val="21"/>
-                <w:u w:val="none"/>
-              </w:rPr>
-              <w:t xml:space="preserve"> </w:t>
-            </w:r>
-            <w:r>
-              <w:rPr>
-                <w:rFonts w:ascii="Trade Gothic Next" w:hAnsi="Trade Gothic Next"/>
-                <w:b/>
-                <w:color w:val="4D730E"/>
-                <w:sz w:val="21"/>
-                <w:u w:val="single"/>
-              </w:rPr>
-              <w:t>3p</w:t>
-            </w:r>
-            <w:r>
-              <w:rPr>
-                <w:rFonts w:ascii="Trade Gothic Next" w:hAnsi="Trade Gothic Next"/>
-                <w:b/>
-                <w:color w:val="4D730E"/>
-                <w:sz w:val="21"/>
-                <w:u w:val="single"/>
-                <w:vertAlign w:val="superscript"/>
-              </w:rPr>
-              <w:t>1</w:t>
-            </w:r>
-          </w:p>
-        </w:tc>
-        <w:tc>
-          <w:tcPr>
-            <w:tcW w:type="dxa" w:w="1368"/>
-            <w:tcBorders>
-              <w:top w:val="single" w:sz="4" w:color="C8CDC2"/>
-              <w:left w:val="single" w:sz="4" w:color="C8CDC2"/>
-              <w:bottom w:val="single" w:sz="4" w:color="C8CDC2"/>
-              <w:right w:val="single" w:sz="4" w:color="C8CDC2"/>
-            </w:tcBorders>
-            <w:vAlign w:val="center"/>
-            <w:tcMar>
-              <w:top w:w="20" w:type="dxa"/>
-              <w:left w:w="80" w:type="dxa"/>
-              <w:bottom w:w="20" w:type="dxa"/>
-              <w:right w:w="60" w:type="dxa"/>
-            </w:tcMar>
-          </w:tcPr>
-          <w:p>
-            <w:pPr>
-              <w:spacing w:after="0"/>
-              <w:jc w:val="left"/>
-            </w:pPr>
-            <w:r>
-              <w:rPr>
-                <w:rFonts w:ascii="Trade Gothic Next" w:hAnsi="Trade Gothic Next"/>
-                <w:b/>
-                <w:color w:val="4D730E"/>
-                <w:sz w:val="22"/>
-                <w:u w:val="none"/>
-              </w:rPr>
-              <w:t>3</w:t>
-            </w:r>
-          </w:p>
-        </w:tc>
-        <w:tc>
-          <w:tcPr>
-            <w:tcW w:type="dxa" w:w="1944"/>
-            <w:tcBorders>
-              <w:top w:val="single" w:sz="4" w:color="C8CDC2"/>
-              <w:left w:val="single" w:sz="4" w:color="C8CDC2"/>
-              <w:bottom w:val="single" w:sz="4" w:color="C8CDC2"/>
-              <w:right w:val="single" w:sz="4" w:color="C8CDC2"/>
-            </w:tcBorders>
-            <w:vAlign w:val="center"/>
-            <w:tcMar>
-              <w:top w:w="20" w:type="dxa"/>
-              <w:left w:w="80" w:type="dxa"/>
-              <w:bottom w:w="20" w:type="dxa"/>
-              <w:right w:w="60" w:type="dxa"/>
-            </w:tcMar>
-          </w:tcPr>
-          <w:p>
-            <w:pPr>
-              <w:spacing w:after="0"/>
-              <w:jc w:val="left"/>
-            </w:pPr>
-            <w:r>
-              <w:drawing>
-                <wp:inline xmlns:a="http://schemas.openxmlformats.org/drawingml/2006/main" xmlns:pic="http://schemas.openxmlformats.org/drawingml/2006/picture">
-                  <wp:extent cx="384048" cy="384048"/>
-                  <wp:docPr id="13" name="Picture 13"/>
-                  <wp:cNvGraphicFramePr>
-                    <a:graphicFrameLocks noChangeAspect="1"/>
-                  </wp:cNvGraphicFramePr>
-                  <a:graphic>
-                    <a:graphicData uri="http://schemas.openxmlformats.org/drawingml/2006/picture">
-                      <pic:pic>
-                        <pic:nvPicPr>
-                          <pic:cNvPr id="0" name="dot_13.png"/>
-                          <pic:cNvPicPr/>
-                        </pic:nvPicPr>
-                        <pic:blipFill>
-                          <a:blip r:embed="rId21"/>
-                          <a:stretch>
-                            <a:fillRect/>
-                          </a:stretch>
-                        </pic:blipFill>
-                        <pic:spPr>
-                          <a:xfrm>
-                            <a:off x="0" y="0"/>
-                            <a:ext cx="384048" cy="384048"/>
-                          </a:xfrm>
-                          <a:prstGeom prst="rect"/>
-                        </pic:spPr>
-                      </pic:pic>
-                    </a:graphicData>
-                  </a:graphic>
-                </wp:inline>
-              </w:drawing>
-            </w:r>
-          </w:p>
-        </w:tc>
-      </w:tr>
-      <w:tr>
-        <w:trPr>
-          <w:cantSplit/>
-          <w:trHeight w:val="720" w:hRule="atLeast"/>
-        </w:trPr>
-        <w:tc>
-          <w:tcPr>
-            <w:tcW w:type="dxa" w:w="1080"/>
-            <w:tcBorders>
-              <w:top w:val="single" w:sz="4" w:color="C8CDC2"/>
-              <w:left w:val="single" w:sz="4" w:color="C8CDC2"/>
-              <w:bottom w:val="single" w:sz="4" w:color="C8CDC2"/>
-              <w:right w:val="single" w:sz="4" w:color="C8CDC2"/>
-            </w:tcBorders>
-            <w:vAlign w:val="center"/>
-            <w:tcMar>
-              <w:top w:w="20" w:type="dxa"/>
-              <w:left w:w="80" w:type="dxa"/>
-              <w:bottom w:w="20" w:type="dxa"/>
-              <w:right w:w="60" w:type="dxa"/>
-            </w:tcMar>
-          </w:tcPr>
-          <w:p>
-            <w:pPr>
-              <w:spacing w:after="0"/>
-              <w:jc w:val="left"/>
-            </w:pPr>
-            <w:r>
-              <w:rPr>
-                <w:rFonts w:ascii="Trade Gothic Next" w:hAnsi="Trade Gothic Next"/>
-                <w:b/>
-                <w:color w:val="14161B"/>
-                <w:sz w:val="22"/>
-                <w:u w:val="none"/>
-              </w:rPr>
-              <w:t>14</w:t>
-            </w:r>
-          </w:p>
-        </w:tc>
-        <w:tc>
-          <w:tcPr>
-            <w:tcW w:type="dxa" w:w="1080"/>
-            <w:tcBorders>
-              <w:top w:val="single" w:sz="4" w:color="C8CDC2"/>
-              <w:left w:val="single" w:sz="4" w:color="C8CDC2"/>
-              <w:bottom w:val="single" w:sz="4" w:color="C8CDC2"/>
-              <w:right w:val="single" w:sz="4" w:color="C8CDC2"/>
-            </w:tcBorders>
-            <w:vAlign w:val="center"/>
-            <w:tcMar>
-              <w:top w:w="20" w:type="dxa"/>
-              <w:left w:w="80" w:type="dxa"/>
-              <w:bottom w:w="20" w:type="dxa"/>
-              <w:right w:w="60" w:type="dxa"/>
-            </w:tcMar>
-          </w:tcPr>
-          <w:p>
-            <w:pPr>
-              <w:spacing w:after="0"/>
-              <w:jc w:val="left"/>
-            </w:pPr>
-            <w:r>
-              <w:rPr>
-                <w:rFonts w:ascii="Trade Gothic Next" w:hAnsi="Trade Gothic Next"/>
-                <w:b/>
-                <w:color w:val="14161B"/>
-                <w:sz w:val="22"/>
-                <w:u w:val="none"/>
-              </w:rPr>
-              <w:t>Si</w:t>
-            </w:r>
-          </w:p>
-        </w:tc>
-        <w:tc>
-          <w:tcPr>
-            <w:tcW w:type="dxa" w:w="1296"/>
-            <w:tcBorders>
-              <w:top w:val="single" w:sz="4" w:color="C8CDC2"/>
-              <w:left w:val="single" w:sz="4" w:color="C8CDC2"/>
-              <w:bottom w:val="single" w:sz="4" w:color="C8CDC2"/>
-              <w:right w:val="single" w:sz="4" w:color="C8CDC2"/>
-            </w:tcBorders>
-            <w:vAlign w:val="center"/>
-            <w:tcMar>
-              <w:top w:w="20" w:type="dxa"/>
-              <w:left w:w="80" w:type="dxa"/>
-              <w:bottom w:w="20" w:type="dxa"/>
-              <w:right w:w="60" w:type="dxa"/>
-            </w:tcMar>
-          </w:tcPr>
-          <w:p>
-            <w:pPr>
-              <w:spacing w:after="0"/>
-              <w:jc w:val="left"/>
-            </w:pPr>
-            <w:r>
-              <w:rPr>
-                <w:rFonts w:ascii="Trade Gothic Next" w:hAnsi="Trade Gothic Next"/>
-                <w:b/>
-                <w:color w:val="4D730E"/>
-                <w:sz w:val="22"/>
-                <w:u w:val="none"/>
-              </w:rPr>
-              <w:t>14</w:t>
-            </w:r>
-          </w:p>
-        </w:tc>
-        <w:tc>
-          <w:tcPr>
-            <w:tcW w:type="dxa" w:w="1368"/>
-            <w:tcBorders>
-              <w:top w:val="single" w:sz="4" w:color="C8CDC2"/>
-              <w:left w:val="single" w:sz="4" w:color="C8CDC2"/>
-              <w:bottom w:val="single" w:sz="4" w:color="C8CDC2"/>
-              <w:right w:val="single" w:sz="4" w:color="C8CDC2"/>
-            </w:tcBorders>
-            <w:vAlign w:val="center"/>
-            <w:tcMar>
-              <w:top w:w="20" w:type="dxa"/>
-              <w:left w:w="80" w:type="dxa"/>
-              <w:bottom w:w="20" w:type="dxa"/>
-              <w:right w:w="60" w:type="dxa"/>
-            </w:tcMar>
-          </w:tcPr>
-          <w:p>
-            <w:pPr>
-              <w:spacing w:after="0"/>
-              <w:jc w:val="left"/>
-            </w:pPr>
-            <w:r>
-              <w:rPr>
-                <w:rFonts w:ascii="Trade Gothic Next" w:hAnsi="Trade Gothic Next"/>
-                <w:b/>
-                <w:color w:val="4D730E"/>
-                <w:sz w:val="22"/>
-                <w:u w:val="none"/>
-              </w:rPr>
-              <w:t>14</w:t>
-            </w:r>
-          </w:p>
-        </w:tc>
-        <w:tc>
-          <w:tcPr>
-            <w:tcW w:type="dxa" w:w="6264"/>
-            <w:tcBorders>
-              <w:top w:val="single" w:sz="4" w:color="C8CDC2"/>
-              <w:left w:val="single" w:sz="4" w:color="C8CDC2"/>
-              <w:bottom w:val="single" w:sz="4" w:color="C8CDC2"/>
-              <w:right w:val="single" w:sz="4" w:color="C8CDC2"/>
-            </w:tcBorders>
-            <w:vAlign w:val="center"/>
-            <w:tcMar>
-              <w:top w:w="20" w:type="dxa"/>
-              <w:left w:w="80" w:type="dxa"/>
-              <w:bottom w:w="20" w:type="dxa"/>
-              <w:right w:w="60" w:type="dxa"/>
-            </w:tcMar>
-          </w:tcPr>
-          <w:p>
-            <w:pPr>
-              <w:spacing w:after="0"/>
-              <w:jc w:val="left"/>
-            </w:pPr>
-            <w:r>
-              <w:rPr>
-                <w:rFonts w:ascii="Trade Gothic Next" w:hAnsi="Trade Gothic Next"/>
-                <w:b/>
-                <w:color w:val="4D730E"/>
-                <w:sz w:val="21"/>
-                <w:u w:val="none"/>
-              </w:rPr>
-              <w:t>1s</w:t>
-            </w:r>
-            <w:r>
-              <w:rPr>
-                <w:rFonts w:ascii="Trade Gothic Next" w:hAnsi="Trade Gothic Next"/>
-                <w:b/>
-                <w:color w:val="4D730E"/>
-                <w:sz w:val="21"/>
-                <w:u w:val="none"/>
-                <w:vertAlign w:val="superscript"/>
-              </w:rPr>
-              <w:t>2</w:t>
-            </w:r>
-            <w:r>
-              <w:rPr>
-                <w:rFonts w:ascii="Trade Gothic Next" w:hAnsi="Trade Gothic Next"/>
-                <w:b/>
-                <w:color w:val="4D730E"/>
-                <w:sz w:val="21"/>
-                <w:u w:val="none"/>
-              </w:rPr>
-              <w:t xml:space="preserve"> </w:t>
-            </w:r>
-            <w:r>
-              <w:rPr>
-                <w:rFonts w:ascii="Trade Gothic Next" w:hAnsi="Trade Gothic Next"/>
-                <w:b/>
-                <w:color w:val="4D730E"/>
-                <w:sz w:val="21"/>
-                <w:u w:val="none"/>
-              </w:rPr>
-              <w:t>2s</w:t>
-            </w:r>
-            <w:r>
-              <w:rPr>
-                <w:rFonts w:ascii="Trade Gothic Next" w:hAnsi="Trade Gothic Next"/>
-                <w:b/>
-                <w:color w:val="4D730E"/>
-                <w:sz w:val="21"/>
-                <w:u w:val="none"/>
-                <w:vertAlign w:val="superscript"/>
-              </w:rPr>
-              <w:t>2</w:t>
-            </w:r>
-            <w:r>
-              <w:rPr>
-                <w:rFonts w:ascii="Trade Gothic Next" w:hAnsi="Trade Gothic Next"/>
-                <w:b/>
-                <w:color w:val="4D730E"/>
-                <w:sz w:val="21"/>
-                <w:u w:val="none"/>
-              </w:rPr>
-              <w:t xml:space="preserve"> </w:t>
-            </w:r>
-            <w:r>
-              <w:rPr>
-                <w:rFonts w:ascii="Trade Gothic Next" w:hAnsi="Trade Gothic Next"/>
-                <w:b/>
-                <w:color w:val="4D730E"/>
-                <w:sz w:val="21"/>
-                <w:u w:val="none"/>
-              </w:rPr>
-              <w:t>2p</w:t>
-            </w:r>
-            <w:r>
-              <w:rPr>
-                <w:rFonts w:ascii="Trade Gothic Next" w:hAnsi="Trade Gothic Next"/>
-                <w:b/>
-                <w:color w:val="4D730E"/>
-                <w:sz w:val="21"/>
-                <w:u w:val="none"/>
-                <w:vertAlign w:val="superscript"/>
-              </w:rPr>
-              <w:t>6</w:t>
-            </w:r>
-            <w:r>
-              <w:rPr>
-                <w:rFonts w:ascii="Trade Gothic Next" w:hAnsi="Trade Gothic Next"/>
-                <w:b/>
-                <w:color w:val="4D730E"/>
-                <w:sz w:val="21"/>
-                <w:u w:val="none"/>
-              </w:rPr>
-              <w:t xml:space="preserve"> </w:t>
-            </w:r>
-            <w:r>
-              <w:rPr>
-                <w:rFonts w:ascii="Trade Gothic Next" w:hAnsi="Trade Gothic Next"/>
-                <w:b/>
-                <w:color w:val="4D730E"/>
-                <w:sz w:val="21"/>
-                <w:u w:val="single"/>
-              </w:rPr>
-              <w:t>3s</w:t>
-            </w:r>
-            <w:r>
-              <w:rPr>
-                <w:rFonts w:ascii="Trade Gothic Next" w:hAnsi="Trade Gothic Next"/>
-                <w:b/>
-                <w:color w:val="4D730E"/>
-                <w:sz w:val="21"/>
-                <w:u w:val="single"/>
-                <w:vertAlign w:val="superscript"/>
-              </w:rPr>
-              <w:t>2</w:t>
-            </w:r>
-            <w:r>
-              <w:rPr>
-                <w:rFonts w:ascii="Trade Gothic Next" w:hAnsi="Trade Gothic Next"/>
-                <w:b/>
-                <w:color w:val="4D730E"/>
-                <w:sz w:val="21"/>
-                <w:u w:val="none"/>
-              </w:rPr>
-              <w:t xml:space="preserve"> </w:t>
-            </w:r>
-            <w:r>
-              <w:rPr>
-                <w:rFonts w:ascii="Trade Gothic Next" w:hAnsi="Trade Gothic Next"/>
-                <w:b/>
-                <w:color w:val="4D730E"/>
-                <w:sz w:val="21"/>
-                <w:u w:val="single"/>
-              </w:rPr>
-              <w:t>3p</w:t>
-            </w:r>
-            <w:r>
-              <w:rPr>
-                <w:rFonts w:ascii="Trade Gothic Next" w:hAnsi="Trade Gothic Next"/>
-                <w:b/>
-                <w:color w:val="4D730E"/>
-                <w:sz w:val="21"/>
-                <w:u w:val="single"/>
-                <w:vertAlign w:val="superscript"/>
-              </w:rPr>
-              <w:t>2</w:t>
-            </w:r>
-          </w:p>
-        </w:tc>
-        <w:tc>
-          <w:tcPr>
-            <w:tcW w:type="dxa" w:w="1368"/>
-            <w:tcBorders>
-              <w:top w:val="single" w:sz="4" w:color="C8CDC2"/>
-              <w:left w:val="single" w:sz="4" w:color="C8CDC2"/>
-              <w:bottom w:val="single" w:sz="4" w:color="C8CDC2"/>
-              <w:right w:val="single" w:sz="4" w:color="C8CDC2"/>
-            </w:tcBorders>
-            <w:vAlign w:val="center"/>
-            <w:tcMar>
-              <w:top w:w="20" w:type="dxa"/>
-              <w:left w:w="80" w:type="dxa"/>
-              <w:bottom w:w="20" w:type="dxa"/>
-              <w:right w:w="60" w:type="dxa"/>
-            </w:tcMar>
-          </w:tcPr>
-          <w:p>
-            <w:pPr>
-              <w:spacing w:after="0"/>
-              <w:jc w:val="left"/>
-            </w:pPr>
-            <w:r>
-              <w:rPr>
-                <w:rFonts w:ascii="Trade Gothic Next" w:hAnsi="Trade Gothic Next"/>
-                <w:b/>
-                <w:color w:val="4D730E"/>
-                <w:sz w:val="22"/>
-                <w:u w:val="none"/>
-              </w:rPr>
-              <w:t>4</w:t>
-            </w:r>
-          </w:p>
-        </w:tc>
-        <w:tc>
-          <w:tcPr>
-            <w:tcW w:type="dxa" w:w="1944"/>
-            <w:tcBorders>
-              <w:top w:val="single" w:sz="4" w:color="C8CDC2"/>
-              <w:left w:val="single" w:sz="4" w:color="C8CDC2"/>
-              <w:bottom w:val="single" w:sz="4" w:color="C8CDC2"/>
-              <w:right w:val="single" w:sz="4" w:color="C8CDC2"/>
-            </w:tcBorders>
-            <w:vAlign w:val="center"/>
-            <w:tcMar>
-              <w:top w:w="20" w:type="dxa"/>
-              <w:left w:w="80" w:type="dxa"/>
-              <w:bottom w:w="20" w:type="dxa"/>
-              <w:right w:w="60" w:type="dxa"/>
-            </w:tcMar>
-          </w:tcPr>
-          <w:p>
-            <w:pPr>
-              <w:spacing w:after="0"/>
-              <w:jc w:val="left"/>
-            </w:pPr>
-            <w:r>
-              <w:drawing>
-                <wp:inline xmlns:a="http://schemas.openxmlformats.org/drawingml/2006/main" xmlns:pic="http://schemas.openxmlformats.org/drawingml/2006/picture">
-                  <wp:extent cx="384048" cy="384048"/>
-                  <wp:docPr id="14" name="Picture 14"/>
-                  <wp:cNvGraphicFramePr>
-                    <a:graphicFrameLocks noChangeAspect="1"/>
-                  </wp:cNvGraphicFramePr>
-                  <a:graphic>
-                    <a:graphicData uri="http://schemas.openxmlformats.org/drawingml/2006/picture">
-                      <pic:pic>
-                        <pic:nvPicPr>
-                          <pic:cNvPr id="0" name="dot_14.png"/>
-                          <pic:cNvPicPr/>
-                        </pic:nvPicPr>
-                        <pic:blipFill>
-                          <a:blip r:embed="rId22"/>
-                          <a:stretch>
-                            <a:fillRect/>
-                          </a:stretch>
-                        </pic:blipFill>
-                        <pic:spPr>
-                          <a:xfrm>
-                            <a:off x="0" y="0"/>
-                            <a:ext cx="384048" cy="384048"/>
-                          </a:xfrm>
-                          <a:prstGeom prst="rect"/>
-                        </pic:spPr>
-                      </pic:pic>
-                    </a:graphicData>
-                  </a:graphic>
-                </wp:inline>
-              </w:drawing>
-            </w:r>
-          </w:p>
-        </w:tc>
-      </w:tr>
-      <w:tr>
-        <w:trPr>
-          <w:cantSplit/>
-          <w:trHeight w:val="720" w:hRule="atLeast"/>
-        </w:trPr>
-        <w:tc>
-          <w:tcPr>
-            <w:tcW w:type="dxa" w:w="1080"/>
-            <w:tcBorders>
-              <w:top w:val="single" w:sz="4" w:color="C8CDC2"/>
-              <w:left w:val="single" w:sz="4" w:color="C8CDC2"/>
-              <w:bottom w:val="single" w:sz="4" w:color="C8CDC2"/>
-              <w:right w:val="single" w:sz="4" w:color="C8CDC2"/>
-            </w:tcBorders>
-            <w:vAlign w:val="center"/>
-            <w:tcMar>
-              <w:top w:w="20" w:type="dxa"/>
-              <w:left w:w="80" w:type="dxa"/>
-              <w:bottom w:w="20" w:type="dxa"/>
-              <w:right w:w="60" w:type="dxa"/>
-            </w:tcMar>
-          </w:tcPr>
-          <w:p>
-            <w:pPr>
-              <w:spacing w:after="0"/>
-              <w:jc w:val="left"/>
-            </w:pPr>
-            <w:r>
-              <w:rPr>
-                <w:rFonts w:ascii="Trade Gothic Next" w:hAnsi="Trade Gothic Next"/>
-                <w:b/>
-                <w:color w:val="14161B"/>
-                <w:sz w:val="22"/>
-                <w:u w:val="none"/>
-              </w:rPr>
-              <w:t>15</w:t>
-            </w:r>
-          </w:p>
-        </w:tc>
-        <w:tc>
-          <w:tcPr>
-            <w:tcW w:type="dxa" w:w="1080"/>
-            <w:tcBorders>
-              <w:top w:val="single" w:sz="4" w:color="C8CDC2"/>
-              <w:left w:val="single" w:sz="4" w:color="C8CDC2"/>
-              <w:bottom w:val="single" w:sz="4" w:color="C8CDC2"/>
-              <w:right w:val="single" w:sz="4" w:color="C8CDC2"/>
-            </w:tcBorders>
-            <w:vAlign w:val="center"/>
-            <w:tcMar>
-              <w:top w:w="20" w:type="dxa"/>
-              <w:left w:w="80" w:type="dxa"/>
-              <w:bottom w:w="20" w:type="dxa"/>
-              <w:right w:w="60" w:type="dxa"/>
-            </w:tcMar>
-          </w:tcPr>
-          <w:p>
-            <w:pPr>
-              <w:spacing w:after="0"/>
-              <w:jc w:val="left"/>
-            </w:pPr>
-            <w:r>
-              <w:rPr>
-                <w:rFonts w:ascii="Trade Gothic Next" w:hAnsi="Trade Gothic Next"/>
-                <w:b/>
-                <w:color w:val="14161B"/>
-                <w:sz w:val="22"/>
-                <w:u w:val="none"/>
-              </w:rPr>
-              <w:t>P</w:t>
-            </w:r>
-          </w:p>
-        </w:tc>
-        <w:tc>
-          <w:tcPr>
-            <w:tcW w:type="dxa" w:w="1296"/>
-            <w:tcBorders>
-              <w:top w:val="single" w:sz="4" w:color="C8CDC2"/>
-              <w:left w:val="single" w:sz="4" w:color="C8CDC2"/>
-              <w:bottom w:val="single" w:sz="4" w:color="C8CDC2"/>
-              <w:right w:val="single" w:sz="4" w:color="C8CDC2"/>
-            </w:tcBorders>
-            <w:vAlign w:val="center"/>
-            <w:tcMar>
-              <w:top w:w="20" w:type="dxa"/>
-              <w:left w:w="80" w:type="dxa"/>
-              <w:bottom w:w="20" w:type="dxa"/>
-              <w:right w:w="60" w:type="dxa"/>
-            </w:tcMar>
-          </w:tcPr>
-          <w:p>
-            <w:pPr>
-              <w:spacing w:after="0"/>
-              <w:jc w:val="left"/>
-            </w:pPr>
-            <w:r>
-              <w:rPr>
-                <w:rFonts w:ascii="Trade Gothic Next" w:hAnsi="Trade Gothic Next"/>
-                <w:b/>
-                <w:color w:val="4D730E"/>
-                <w:sz w:val="22"/>
-                <w:u w:val="none"/>
-              </w:rPr>
-              <w:t>15</w:t>
-            </w:r>
-          </w:p>
-        </w:tc>
-        <w:tc>
-          <w:tcPr>
-            <w:tcW w:type="dxa" w:w="1368"/>
-            <w:tcBorders>
-              <w:top w:val="single" w:sz="4" w:color="C8CDC2"/>
-              <w:left w:val="single" w:sz="4" w:color="C8CDC2"/>
-              <w:bottom w:val="single" w:sz="4" w:color="C8CDC2"/>
-              <w:right w:val="single" w:sz="4" w:color="C8CDC2"/>
-            </w:tcBorders>
-            <w:vAlign w:val="center"/>
-            <w:tcMar>
-              <w:top w:w="20" w:type="dxa"/>
-              <w:left w:w="80" w:type="dxa"/>
-              <w:bottom w:w="20" w:type="dxa"/>
-              <w:right w:w="60" w:type="dxa"/>
-            </w:tcMar>
-          </w:tcPr>
-          <w:p>
-            <w:pPr>
-              <w:spacing w:after="0"/>
-              <w:jc w:val="left"/>
-            </w:pPr>
-            <w:r>
-              <w:rPr>
-                <w:rFonts w:ascii="Trade Gothic Next" w:hAnsi="Trade Gothic Next"/>
-                <w:b/>
-                <w:color w:val="4D730E"/>
-                <w:sz w:val="22"/>
-                <w:u w:val="none"/>
-              </w:rPr>
-              <w:t>15</w:t>
-            </w:r>
-          </w:p>
-        </w:tc>
-        <w:tc>
-          <w:tcPr>
-            <w:tcW w:type="dxa" w:w="6264"/>
-            <w:tcBorders>
-              <w:top w:val="single" w:sz="4" w:color="C8CDC2"/>
-              <w:left w:val="single" w:sz="4" w:color="C8CDC2"/>
-              <w:bottom w:val="single" w:sz="4" w:color="C8CDC2"/>
-              <w:right w:val="single" w:sz="4" w:color="C8CDC2"/>
-            </w:tcBorders>
-            <w:vAlign w:val="center"/>
-            <w:tcMar>
-              <w:top w:w="20" w:type="dxa"/>
-              <w:left w:w="80" w:type="dxa"/>
-              <w:bottom w:w="20" w:type="dxa"/>
-              <w:right w:w="60" w:type="dxa"/>
-            </w:tcMar>
-          </w:tcPr>
-          <w:p>
-            <w:pPr>
-              <w:spacing w:after="0"/>
-              <w:jc w:val="left"/>
-            </w:pPr>
-            <w:r>
-              <w:rPr>
-                <w:rFonts w:ascii="Trade Gothic Next" w:hAnsi="Trade Gothic Next"/>
-                <w:b/>
-                <w:color w:val="4D730E"/>
-                <w:sz w:val="21"/>
-                <w:u w:val="none"/>
-              </w:rPr>
-              <w:t>1s</w:t>
-            </w:r>
-            <w:r>
-              <w:rPr>
-                <w:rFonts w:ascii="Trade Gothic Next" w:hAnsi="Trade Gothic Next"/>
-                <w:b/>
-                <w:color w:val="4D730E"/>
-                <w:sz w:val="21"/>
-                <w:u w:val="none"/>
-                <w:vertAlign w:val="superscript"/>
-              </w:rPr>
-              <w:t>2</w:t>
-            </w:r>
-            <w:r>
-              <w:rPr>
-                <w:rFonts w:ascii="Trade Gothic Next" w:hAnsi="Trade Gothic Next"/>
-                <w:b/>
-                <w:color w:val="4D730E"/>
-                <w:sz w:val="21"/>
-                <w:u w:val="none"/>
-              </w:rPr>
-              <w:t xml:space="preserve"> </w:t>
-            </w:r>
-            <w:r>
-              <w:rPr>
-                <w:rFonts w:ascii="Trade Gothic Next" w:hAnsi="Trade Gothic Next"/>
-                <w:b/>
-                <w:color w:val="4D730E"/>
-                <w:sz w:val="21"/>
-                <w:u w:val="none"/>
-              </w:rPr>
-              <w:t>2s</w:t>
-            </w:r>
-            <w:r>
-              <w:rPr>
-                <w:rFonts w:ascii="Trade Gothic Next" w:hAnsi="Trade Gothic Next"/>
-                <w:b/>
-                <w:color w:val="4D730E"/>
-                <w:sz w:val="21"/>
-                <w:u w:val="none"/>
-                <w:vertAlign w:val="superscript"/>
-              </w:rPr>
-              <w:t>2</w:t>
-            </w:r>
-            <w:r>
-              <w:rPr>
-                <w:rFonts w:ascii="Trade Gothic Next" w:hAnsi="Trade Gothic Next"/>
-                <w:b/>
-                <w:color w:val="4D730E"/>
-                <w:sz w:val="21"/>
-                <w:u w:val="none"/>
-              </w:rPr>
-              <w:t xml:space="preserve"> </w:t>
-            </w:r>
-            <w:r>
-              <w:rPr>
-                <w:rFonts w:ascii="Trade Gothic Next" w:hAnsi="Trade Gothic Next"/>
-                <w:b/>
-                <w:color w:val="4D730E"/>
-                <w:sz w:val="21"/>
-                <w:u w:val="none"/>
-              </w:rPr>
-              <w:t>2p</w:t>
-            </w:r>
-            <w:r>
-              <w:rPr>
-                <w:rFonts w:ascii="Trade Gothic Next" w:hAnsi="Trade Gothic Next"/>
-                <w:b/>
-                <w:color w:val="4D730E"/>
-                <w:sz w:val="21"/>
-                <w:u w:val="none"/>
-                <w:vertAlign w:val="superscript"/>
-              </w:rPr>
-              <w:t>6</w:t>
-            </w:r>
-            <w:r>
-              <w:rPr>
-                <w:rFonts w:ascii="Trade Gothic Next" w:hAnsi="Trade Gothic Next"/>
-                <w:b/>
-                <w:color w:val="4D730E"/>
-                <w:sz w:val="21"/>
-                <w:u w:val="none"/>
-              </w:rPr>
-              <w:t xml:space="preserve"> </w:t>
-            </w:r>
-            <w:r>
-              <w:rPr>
-                <w:rFonts w:ascii="Trade Gothic Next" w:hAnsi="Trade Gothic Next"/>
-                <w:b/>
-                <w:color w:val="4D730E"/>
-                <w:sz w:val="21"/>
-                <w:u w:val="single"/>
-              </w:rPr>
-              <w:t>3s</w:t>
-            </w:r>
-            <w:r>
-              <w:rPr>
-                <w:rFonts w:ascii="Trade Gothic Next" w:hAnsi="Trade Gothic Next"/>
-                <w:b/>
-                <w:color w:val="4D730E"/>
-                <w:sz w:val="21"/>
-                <w:u w:val="single"/>
-                <w:vertAlign w:val="superscript"/>
-              </w:rPr>
-              <w:t>2</w:t>
-            </w:r>
-            <w:r>
-              <w:rPr>
-                <w:rFonts w:ascii="Trade Gothic Next" w:hAnsi="Trade Gothic Next"/>
-                <w:b/>
-                <w:color w:val="4D730E"/>
-                <w:sz w:val="21"/>
-                <w:u w:val="none"/>
-              </w:rPr>
-              <w:t xml:space="preserve"> </w:t>
-            </w:r>
-            <w:r>
-              <w:rPr>
-                <w:rFonts w:ascii="Trade Gothic Next" w:hAnsi="Trade Gothic Next"/>
-                <w:b/>
-                <w:color w:val="4D730E"/>
-                <w:sz w:val="21"/>
-                <w:u w:val="single"/>
-              </w:rPr>
-              <w:t>3p</w:t>
-            </w:r>
-            <w:r>
-              <w:rPr>
-                <w:rFonts w:ascii="Trade Gothic Next" w:hAnsi="Trade Gothic Next"/>
-                <w:b/>
-                <w:color w:val="4D730E"/>
-                <w:sz w:val="21"/>
-                <w:u w:val="single"/>
-                <w:vertAlign w:val="superscript"/>
-              </w:rPr>
-              <w:t>3</w:t>
-            </w:r>
-          </w:p>
-        </w:tc>
-        <w:tc>
-          <w:tcPr>
-            <w:tcW w:type="dxa" w:w="1368"/>
-            <w:tcBorders>
-              <w:top w:val="single" w:sz="4" w:color="C8CDC2"/>
-              <w:left w:val="single" w:sz="4" w:color="C8CDC2"/>
-              <w:bottom w:val="single" w:sz="4" w:color="C8CDC2"/>
-              <w:right w:val="single" w:sz="4" w:color="C8CDC2"/>
-            </w:tcBorders>
-            <w:vAlign w:val="center"/>
-            <w:tcMar>
-              <w:top w:w="20" w:type="dxa"/>
-              <w:left w:w="80" w:type="dxa"/>
-              <w:bottom w:w="20" w:type="dxa"/>
-              <w:right w:w="60" w:type="dxa"/>
-            </w:tcMar>
-          </w:tcPr>
-          <w:p>
-            <w:pPr>
-              <w:spacing w:after="0"/>
-              <w:jc w:val="left"/>
-            </w:pPr>
-            <w:r>
-              <w:rPr>
-                <w:rFonts w:ascii="Trade Gothic Next" w:hAnsi="Trade Gothic Next"/>
-                <w:b/>
-                <w:color w:val="4D730E"/>
-                <w:sz w:val="22"/>
-                <w:u w:val="none"/>
-              </w:rPr>
-              <w:t>5</w:t>
-            </w:r>
-          </w:p>
-        </w:tc>
-        <w:tc>
-          <w:tcPr>
-            <w:tcW w:type="dxa" w:w="1944"/>
-            <w:tcBorders>
-              <w:top w:val="single" w:sz="4" w:color="C8CDC2"/>
-              <w:left w:val="single" w:sz="4" w:color="C8CDC2"/>
-              <w:bottom w:val="single" w:sz="4" w:color="C8CDC2"/>
-              <w:right w:val="single" w:sz="4" w:color="C8CDC2"/>
-            </w:tcBorders>
-            <w:vAlign w:val="center"/>
-            <w:tcMar>
-              <w:top w:w="20" w:type="dxa"/>
-              <w:left w:w="80" w:type="dxa"/>
-              <w:bottom w:w="20" w:type="dxa"/>
-              <w:right w:w="60" w:type="dxa"/>
-            </w:tcMar>
-          </w:tcPr>
-          <w:p>
-            <w:pPr>
-              <w:spacing w:after="0"/>
-              <w:jc w:val="left"/>
-            </w:pPr>
-            <w:r>
-              <w:drawing>
-                <wp:inline xmlns:a="http://schemas.openxmlformats.org/drawingml/2006/main" xmlns:pic="http://schemas.openxmlformats.org/drawingml/2006/picture">
-                  <wp:extent cx="384048" cy="384048"/>
-                  <wp:docPr id="15" name="Picture 15"/>
-                  <wp:cNvGraphicFramePr>
-                    <a:graphicFrameLocks noChangeAspect="1"/>
-                  </wp:cNvGraphicFramePr>
-                  <a:graphic>
-                    <a:graphicData uri="http://schemas.openxmlformats.org/drawingml/2006/picture">
-                      <pic:pic>
-                        <pic:nvPicPr>
-                          <pic:cNvPr id="0" name="dot_15.png"/>
-                          <pic:cNvPicPr/>
-                        </pic:nvPicPr>
-                        <pic:blipFill>
-                          <a:blip r:embed="rId23"/>
-                          <a:stretch>
-                            <a:fillRect/>
-                          </a:stretch>
-                        </pic:blipFill>
-                        <pic:spPr>
-                          <a:xfrm>
-                            <a:off x="0" y="0"/>
-                            <a:ext cx="384048" cy="384048"/>
-                          </a:xfrm>
-                          <a:prstGeom prst="rect"/>
-                        </pic:spPr>
-                      </pic:pic>
-                    </a:graphicData>
-                  </a:graphic>
-                </wp:inline>
-              </w:drawing>
-            </w:r>
-          </w:p>
-        </w:tc>
-      </w:tr>
-      <w:tr>
-        <w:trPr>
-          <w:cantSplit/>
-          <w:trHeight w:val="720" w:hRule="atLeast"/>
-        </w:trPr>
-        <w:tc>
-          <w:tcPr>
-            <w:tcW w:type="dxa" w:w="1080"/>
-            <w:tcBorders>
-              <w:top w:val="single" w:sz="4" w:color="C8CDC2"/>
-              <w:left w:val="single" w:sz="4" w:color="C8CDC2"/>
-              <w:bottom w:val="single" w:sz="4" w:color="C8CDC2"/>
-              <w:right w:val="single" w:sz="4" w:color="C8CDC2"/>
-            </w:tcBorders>
-            <w:vAlign w:val="center"/>
-            <w:tcMar>
-              <w:top w:w="20" w:type="dxa"/>
-              <w:left w:w="80" w:type="dxa"/>
-              <w:bottom w:w="20" w:type="dxa"/>
-              <w:right w:w="60" w:type="dxa"/>
-            </w:tcMar>
-          </w:tcPr>
-          <w:p>
-            <w:pPr>
-              <w:spacing w:after="0"/>
-              <w:jc w:val="left"/>
-            </w:pPr>
-            <w:r>
-              <w:rPr>
-                <w:rFonts w:ascii="Trade Gothic Next" w:hAnsi="Trade Gothic Next"/>
-                <w:b/>
-                <w:color w:val="14161B"/>
-                <w:sz w:val="22"/>
-                <w:u w:val="none"/>
-              </w:rPr>
-              <w:t>16</w:t>
-            </w:r>
-          </w:p>
-        </w:tc>
-        <w:tc>
-          <w:tcPr>
-            <w:tcW w:type="dxa" w:w="1080"/>
-            <w:tcBorders>
-              <w:top w:val="single" w:sz="4" w:color="C8CDC2"/>
-              <w:left w:val="single" w:sz="4" w:color="C8CDC2"/>
-              <w:bottom w:val="single" w:sz="4" w:color="C8CDC2"/>
-              <w:right w:val="single" w:sz="4" w:color="C8CDC2"/>
-            </w:tcBorders>
-            <w:vAlign w:val="center"/>
-            <w:tcMar>
-              <w:top w:w="20" w:type="dxa"/>
-              <w:left w:w="80" w:type="dxa"/>
-              <w:bottom w:w="20" w:type="dxa"/>
-              <w:right w:w="60" w:type="dxa"/>
-            </w:tcMar>
-          </w:tcPr>
-          <w:p>
-            <w:pPr>
-              <w:spacing w:after="0"/>
-              <w:jc w:val="left"/>
-            </w:pPr>
-            <w:r>
-              <w:rPr>
-                <w:rFonts w:ascii="Trade Gothic Next" w:hAnsi="Trade Gothic Next"/>
-                <w:b/>
-                <w:color w:val="14161B"/>
-                <w:sz w:val="22"/>
-                <w:u w:val="none"/>
-              </w:rPr>
-              <w:t>S</w:t>
-            </w:r>
-          </w:p>
-        </w:tc>
-        <w:tc>
-          <w:tcPr>
-            <w:tcW w:type="dxa" w:w="1296"/>
-            <w:tcBorders>
-              <w:top w:val="single" w:sz="4" w:color="C8CDC2"/>
-              <w:left w:val="single" w:sz="4" w:color="C8CDC2"/>
-              <w:bottom w:val="single" w:sz="4" w:color="C8CDC2"/>
-              <w:right w:val="single" w:sz="4" w:color="C8CDC2"/>
-            </w:tcBorders>
-            <w:vAlign w:val="center"/>
-            <w:tcMar>
-              <w:top w:w="20" w:type="dxa"/>
-              <w:left w:w="80" w:type="dxa"/>
-              <w:bottom w:w="20" w:type="dxa"/>
-              <w:right w:w="60" w:type="dxa"/>
-            </w:tcMar>
-          </w:tcPr>
-          <w:p>
-            <w:pPr>
-              <w:spacing w:after="0"/>
-              <w:jc w:val="left"/>
-            </w:pPr>
-            <w:r>
-              <w:rPr>
-                <w:rFonts w:ascii="Trade Gothic Next" w:hAnsi="Trade Gothic Next"/>
-                <w:b/>
-                <w:color w:val="4D730E"/>
-                <w:sz w:val="22"/>
-                <w:u w:val="none"/>
-              </w:rPr>
-              <w:t>16</w:t>
-            </w:r>
-          </w:p>
-        </w:tc>
-        <w:tc>
-          <w:tcPr>
-            <w:tcW w:type="dxa" w:w="1368"/>
-            <w:tcBorders>
-              <w:top w:val="single" w:sz="4" w:color="C8CDC2"/>
-              <w:left w:val="single" w:sz="4" w:color="C8CDC2"/>
-              <w:bottom w:val="single" w:sz="4" w:color="C8CDC2"/>
-              <w:right w:val="single" w:sz="4" w:color="C8CDC2"/>
-            </w:tcBorders>
-            <w:vAlign w:val="center"/>
-            <w:tcMar>
-              <w:top w:w="20" w:type="dxa"/>
-              <w:left w:w="80" w:type="dxa"/>
-              <w:bottom w:w="20" w:type="dxa"/>
-              <w:right w:w="60" w:type="dxa"/>
-            </w:tcMar>
-          </w:tcPr>
-          <w:p>
-            <w:pPr>
-              <w:spacing w:after="0"/>
-              <w:jc w:val="left"/>
-            </w:pPr>
-            <w:r>
-              <w:rPr>
-                <w:rFonts w:ascii="Trade Gothic Next" w:hAnsi="Trade Gothic Next"/>
-                <w:b/>
-                <w:color w:val="4D730E"/>
-                <w:sz w:val="22"/>
-                <w:u w:val="none"/>
-              </w:rPr>
-              <w:t>16</w:t>
-            </w:r>
-          </w:p>
-        </w:tc>
-        <w:tc>
-          <w:tcPr>
-            <w:tcW w:type="dxa" w:w="6264"/>
-            <w:tcBorders>
-              <w:top w:val="single" w:sz="4" w:color="C8CDC2"/>
-              <w:left w:val="single" w:sz="4" w:color="C8CDC2"/>
-              <w:bottom w:val="single" w:sz="4" w:color="C8CDC2"/>
-              <w:right w:val="single" w:sz="4" w:color="C8CDC2"/>
-            </w:tcBorders>
-            <w:vAlign w:val="center"/>
-            <w:tcMar>
-              <w:top w:w="20" w:type="dxa"/>
-              <w:left w:w="80" w:type="dxa"/>
-              <w:bottom w:w="20" w:type="dxa"/>
-              <w:right w:w="60" w:type="dxa"/>
-            </w:tcMar>
-          </w:tcPr>
-          <w:p>
-            <w:pPr>
-              <w:spacing w:after="0"/>
-              <w:jc w:val="left"/>
-            </w:pPr>
-            <w:r>
-              <w:rPr>
-                <w:rFonts w:ascii="Trade Gothic Next" w:hAnsi="Trade Gothic Next"/>
-                <w:b/>
-                <w:color w:val="4D730E"/>
-                <w:sz w:val="21"/>
-                <w:u w:val="none"/>
-              </w:rPr>
-              <w:t>1s</w:t>
-            </w:r>
-            <w:r>
-              <w:rPr>
-                <w:rFonts w:ascii="Trade Gothic Next" w:hAnsi="Trade Gothic Next"/>
-                <w:b/>
-                <w:color w:val="4D730E"/>
-                <w:sz w:val="21"/>
-                <w:u w:val="none"/>
-                <w:vertAlign w:val="superscript"/>
-              </w:rPr>
-              <w:t>2</w:t>
-            </w:r>
-            <w:r>
-              <w:rPr>
-                <w:rFonts w:ascii="Trade Gothic Next" w:hAnsi="Trade Gothic Next"/>
-                <w:b/>
-                <w:color w:val="4D730E"/>
-                <w:sz w:val="21"/>
-                <w:u w:val="none"/>
-              </w:rPr>
-              <w:t xml:space="preserve"> </w:t>
-            </w:r>
-            <w:r>
-              <w:rPr>
-                <w:rFonts w:ascii="Trade Gothic Next" w:hAnsi="Trade Gothic Next"/>
-                <w:b/>
-                <w:color w:val="4D730E"/>
-                <w:sz w:val="21"/>
-                <w:u w:val="none"/>
-              </w:rPr>
-              <w:t>2s</w:t>
-            </w:r>
-            <w:r>
-              <w:rPr>
-                <w:rFonts w:ascii="Trade Gothic Next" w:hAnsi="Trade Gothic Next"/>
-                <w:b/>
-                <w:color w:val="4D730E"/>
-                <w:sz w:val="21"/>
-                <w:u w:val="none"/>
-                <w:vertAlign w:val="superscript"/>
-              </w:rPr>
-              <w:t>2</w:t>
-            </w:r>
-            <w:r>
-              <w:rPr>
-                <w:rFonts w:ascii="Trade Gothic Next" w:hAnsi="Trade Gothic Next"/>
-                <w:b/>
-                <w:color w:val="4D730E"/>
-                <w:sz w:val="21"/>
-                <w:u w:val="none"/>
-              </w:rPr>
-              <w:t xml:space="preserve"> </w:t>
-            </w:r>
-            <w:r>
-              <w:rPr>
-                <w:rFonts w:ascii="Trade Gothic Next" w:hAnsi="Trade Gothic Next"/>
-                <w:b/>
-                <w:color w:val="4D730E"/>
-                <w:sz w:val="21"/>
-                <w:u w:val="none"/>
-              </w:rPr>
-              <w:t>2p</w:t>
-            </w:r>
-            <w:r>
-              <w:rPr>
-                <w:rFonts w:ascii="Trade Gothic Next" w:hAnsi="Trade Gothic Next"/>
-                <w:b/>
-                <w:color w:val="4D730E"/>
-                <w:sz w:val="21"/>
-                <w:u w:val="none"/>
-                <w:vertAlign w:val="superscript"/>
-              </w:rPr>
-              <w:t>6</w:t>
-            </w:r>
-            <w:r>
-              <w:rPr>
-                <w:rFonts w:ascii="Trade Gothic Next" w:hAnsi="Trade Gothic Next"/>
-                <w:b/>
-                <w:color w:val="4D730E"/>
-                <w:sz w:val="21"/>
-                <w:u w:val="none"/>
-              </w:rPr>
-              <w:t xml:space="preserve"> </w:t>
-            </w:r>
-            <w:r>
-              <w:rPr>
-                <w:rFonts w:ascii="Trade Gothic Next" w:hAnsi="Trade Gothic Next"/>
-                <w:b/>
-                <w:color w:val="4D730E"/>
-                <w:sz w:val="21"/>
-                <w:u w:val="single"/>
-              </w:rPr>
-              <w:t>3s</w:t>
-            </w:r>
-            <w:r>
-              <w:rPr>
-                <w:rFonts w:ascii="Trade Gothic Next" w:hAnsi="Trade Gothic Next"/>
-                <w:b/>
-                <w:color w:val="4D730E"/>
-                <w:sz w:val="21"/>
-                <w:u w:val="single"/>
-                <w:vertAlign w:val="superscript"/>
-              </w:rPr>
-              <w:t>2</w:t>
-            </w:r>
-            <w:r>
-              <w:rPr>
-                <w:rFonts w:ascii="Trade Gothic Next" w:hAnsi="Trade Gothic Next"/>
-                <w:b/>
-                <w:color w:val="4D730E"/>
-                <w:sz w:val="21"/>
-                <w:u w:val="none"/>
-              </w:rPr>
-              <w:t xml:space="preserve"> </w:t>
-            </w:r>
-            <w:r>
-              <w:rPr>
-                <w:rFonts w:ascii="Trade Gothic Next" w:hAnsi="Trade Gothic Next"/>
-                <w:b/>
-                <w:color w:val="4D730E"/>
-                <w:sz w:val="21"/>
-                <w:u w:val="single"/>
-              </w:rPr>
-              <w:t>3p</w:t>
-            </w:r>
-            <w:r>
-              <w:rPr>
-                <w:rFonts w:ascii="Trade Gothic Next" w:hAnsi="Trade Gothic Next"/>
-                <w:b/>
-                <w:color w:val="4D730E"/>
-                <w:sz w:val="21"/>
-                <w:u w:val="single"/>
-                <w:vertAlign w:val="superscript"/>
-              </w:rPr>
-              <w:t>4</w:t>
-            </w:r>
-          </w:p>
-        </w:tc>
-        <w:tc>
-          <w:tcPr>
-            <w:tcW w:type="dxa" w:w="1368"/>
-            <w:tcBorders>
-              <w:top w:val="single" w:sz="4" w:color="C8CDC2"/>
-              <w:left w:val="single" w:sz="4" w:color="C8CDC2"/>
-              <w:bottom w:val="single" w:sz="4" w:color="C8CDC2"/>
-              <w:right w:val="single" w:sz="4" w:color="C8CDC2"/>
-            </w:tcBorders>
-            <w:vAlign w:val="center"/>
-            <w:tcMar>
-              <w:top w:w="20" w:type="dxa"/>
-              <w:left w:w="80" w:type="dxa"/>
-              <w:bottom w:w="20" w:type="dxa"/>
-              <w:right w:w="60" w:type="dxa"/>
-            </w:tcMar>
-          </w:tcPr>
-          <w:p>
-            <w:pPr>
-              <w:spacing w:after="0"/>
-              <w:jc w:val="left"/>
-            </w:pPr>
-            <w:r>
-              <w:rPr>
-                <w:rFonts w:ascii="Trade Gothic Next" w:hAnsi="Trade Gothic Next"/>
-                <w:b/>
-                <w:color w:val="4D730E"/>
-                <w:sz w:val="22"/>
-                <w:u w:val="none"/>
-              </w:rPr>
-              <w:t>6</w:t>
-            </w:r>
-          </w:p>
-        </w:tc>
-        <w:tc>
-          <w:tcPr>
-            <w:tcW w:type="dxa" w:w="1944"/>
-            <w:tcBorders>
-              <w:top w:val="single" w:sz="4" w:color="C8CDC2"/>
-              <w:left w:val="single" w:sz="4" w:color="C8CDC2"/>
-              <w:bottom w:val="single" w:sz="4" w:color="C8CDC2"/>
-              <w:right w:val="single" w:sz="4" w:color="C8CDC2"/>
-            </w:tcBorders>
-            <w:vAlign w:val="center"/>
-            <w:tcMar>
-              <w:top w:w="20" w:type="dxa"/>
-              <w:left w:w="80" w:type="dxa"/>
-              <w:bottom w:w="20" w:type="dxa"/>
-              <w:right w:w="60" w:type="dxa"/>
-            </w:tcMar>
-          </w:tcPr>
-          <w:p>
-            <w:pPr>
-              <w:spacing w:after="0"/>
-              <w:jc w:val="left"/>
-            </w:pPr>
-            <w:r>
-              <w:drawing>
-                <wp:inline xmlns:a="http://schemas.openxmlformats.org/drawingml/2006/main" xmlns:pic="http://schemas.openxmlformats.org/drawingml/2006/picture">
-                  <wp:extent cx="384048" cy="384048"/>
-                  <wp:docPr id="16" name="Picture 16"/>
-                  <wp:cNvGraphicFramePr>
-                    <a:graphicFrameLocks noChangeAspect="1"/>
-                  </wp:cNvGraphicFramePr>
-                  <a:graphic>
-                    <a:graphicData uri="http://schemas.openxmlformats.org/drawingml/2006/picture">
-                      <pic:pic>
-                        <pic:nvPicPr>
-                          <pic:cNvPr id="0" name="dot_16.png"/>
-                          <pic:cNvPicPr/>
-                        </pic:nvPicPr>
-                        <pic:blipFill>
-                          <a:blip r:embed="rId24"/>
-                          <a:stretch>
-                            <a:fillRect/>
-                          </a:stretch>
-                        </pic:blipFill>
-                        <pic:spPr>
-                          <a:xfrm>
-                            <a:off x="0" y="0"/>
-                            <a:ext cx="384048" cy="384048"/>
-                          </a:xfrm>
-                          <a:prstGeom prst="rect"/>
-                        </pic:spPr>
-                      </pic:pic>
-                    </a:graphicData>
-                  </a:graphic>
-                </wp:inline>
-              </w:drawing>
-            </w:r>
-          </w:p>
-        </w:tc>
-      </w:tr>
-      <w:tr>
-        <w:trPr>
-          <w:cantSplit/>
-          <w:trHeight w:val="720" w:hRule="atLeast"/>
-        </w:trPr>
-        <w:tc>
-          <w:tcPr>
-            <w:tcW w:type="dxa" w:w="1080"/>
-            <w:tcBorders>
-              <w:top w:val="single" w:sz="4" w:color="C8CDC2"/>
-              <w:left w:val="single" w:sz="4" w:color="C8CDC2"/>
-              <w:bottom w:val="single" w:sz="4" w:color="C8CDC2"/>
-              <w:right w:val="single" w:sz="4" w:color="C8CDC2"/>
-            </w:tcBorders>
-            <w:vAlign w:val="center"/>
-            <w:tcMar>
-              <w:top w:w="20" w:type="dxa"/>
-              <w:left w:w="80" w:type="dxa"/>
-              <w:bottom w:w="20" w:type="dxa"/>
-              <w:right w:w="60" w:type="dxa"/>
-            </w:tcMar>
-          </w:tcPr>
-          <w:p>
-            <w:pPr>
-              <w:spacing w:after="0"/>
-              <w:jc w:val="left"/>
-            </w:pPr>
-            <w:r>
-              <w:rPr>
-                <w:rFonts w:ascii="Trade Gothic Next" w:hAnsi="Trade Gothic Next"/>
-                <w:b/>
-                <w:color w:val="14161B"/>
-                <w:sz w:val="22"/>
-                <w:u w:val="none"/>
-              </w:rPr>
-              <w:t>17</w:t>
-            </w:r>
-          </w:p>
-        </w:tc>
-        <w:tc>
-          <w:tcPr>
-            <w:tcW w:type="dxa" w:w="1080"/>
-            <w:tcBorders>
-              <w:top w:val="single" w:sz="4" w:color="C8CDC2"/>
-              <w:left w:val="single" w:sz="4" w:color="C8CDC2"/>
-              <w:bottom w:val="single" w:sz="4" w:color="C8CDC2"/>
-              <w:right w:val="single" w:sz="4" w:color="C8CDC2"/>
-            </w:tcBorders>
-            <w:vAlign w:val="center"/>
-            <w:tcMar>
-              <w:top w:w="20" w:type="dxa"/>
-              <w:left w:w="80" w:type="dxa"/>
-              <w:bottom w:w="20" w:type="dxa"/>
-              <w:right w:w="60" w:type="dxa"/>
-            </w:tcMar>
-          </w:tcPr>
-          <w:p>
-            <w:pPr>
-              <w:spacing w:after="0"/>
-              <w:jc w:val="left"/>
-            </w:pPr>
-            <w:r>
-              <w:rPr>
-                <w:rFonts w:ascii="Trade Gothic Next" w:hAnsi="Trade Gothic Next"/>
-                <w:b/>
-                <w:color w:val="14161B"/>
-                <w:sz w:val="22"/>
-                <w:u w:val="none"/>
-              </w:rPr>
-              <w:t>Cl</w:t>
-            </w:r>
-          </w:p>
-        </w:tc>
-        <w:tc>
-          <w:tcPr>
-            <w:tcW w:type="dxa" w:w="1296"/>
-            <w:tcBorders>
-              <w:top w:val="single" w:sz="4" w:color="C8CDC2"/>
-              <w:left w:val="single" w:sz="4" w:color="C8CDC2"/>
-              <w:bottom w:val="single" w:sz="4" w:color="C8CDC2"/>
-              <w:right w:val="single" w:sz="4" w:color="C8CDC2"/>
-            </w:tcBorders>
-            <w:vAlign w:val="center"/>
-            <w:tcMar>
-              <w:top w:w="20" w:type="dxa"/>
-              <w:left w:w="80" w:type="dxa"/>
-              <w:bottom w:w="20" w:type="dxa"/>
-              <w:right w:w="60" w:type="dxa"/>
-            </w:tcMar>
-          </w:tcPr>
-          <w:p>
-            <w:pPr>
-              <w:spacing w:after="0"/>
-              <w:jc w:val="left"/>
-            </w:pPr>
-            <w:r>
-              <w:rPr>
-                <w:rFonts w:ascii="Trade Gothic Next" w:hAnsi="Trade Gothic Next"/>
-                <w:b/>
-                <w:color w:val="4D730E"/>
-                <w:sz w:val="22"/>
-                <w:u w:val="none"/>
-              </w:rPr>
-              <w:t>17</w:t>
-            </w:r>
-          </w:p>
-        </w:tc>
-        <w:tc>
-          <w:tcPr>
-            <w:tcW w:type="dxa" w:w="1368"/>
-            <w:tcBorders>
-              <w:top w:val="single" w:sz="4" w:color="C8CDC2"/>
-              <w:left w:val="single" w:sz="4" w:color="C8CDC2"/>
-              <w:bottom w:val="single" w:sz="4" w:color="C8CDC2"/>
-              <w:right w:val="single" w:sz="4" w:color="C8CDC2"/>
-            </w:tcBorders>
-            <w:vAlign w:val="center"/>
-            <w:tcMar>
-              <w:top w:w="20" w:type="dxa"/>
-              <w:left w:w="80" w:type="dxa"/>
-              <w:bottom w:w="20" w:type="dxa"/>
-              <w:right w:w="60" w:type="dxa"/>
-            </w:tcMar>
-          </w:tcPr>
-          <w:p>
-            <w:pPr>
-              <w:spacing w:after="0"/>
-              <w:jc w:val="left"/>
-            </w:pPr>
-            <w:r>
-              <w:rPr>
-                <w:rFonts w:ascii="Trade Gothic Next" w:hAnsi="Trade Gothic Next"/>
-                <w:b/>
-                <w:color w:val="4D730E"/>
-                <w:sz w:val="22"/>
-                <w:u w:val="none"/>
-              </w:rPr>
-              <w:t>17</w:t>
-            </w:r>
-          </w:p>
-        </w:tc>
-        <w:tc>
-          <w:tcPr>
-            <w:tcW w:type="dxa" w:w="6264"/>
-            <w:tcBorders>
-              <w:top w:val="single" w:sz="4" w:color="C8CDC2"/>
-              <w:left w:val="single" w:sz="4" w:color="C8CDC2"/>
-              <w:bottom w:val="single" w:sz="4" w:color="C8CDC2"/>
-              <w:right w:val="single" w:sz="4" w:color="C8CDC2"/>
-            </w:tcBorders>
-            <w:vAlign w:val="center"/>
-            <w:tcMar>
-              <w:top w:w="20" w:type="dxa"/>
-              <w:left w:w="80" w:type="dxa"/>
-              <w:bottom w:w="20" w:type="dxa"/>
-              <w:right w:w="60" w:type="dxa"/>
-            </w:tcMar>
-          </w:tcPr>
-          <w:p>
-            <w:pPr>
-              <w:spacing w:after="0"/>
-              <w:jc w:val="left"/>
-            </w:pPr>
-            <w:r>
-              <w:rPr>
-                <w:rFonts w:ascii="Trade Gothic Next" w:hAnsi="Trade Gothic Next"/>
-                <w:b/>
-                <w:color w:val="4D730E"/>
-                <w:sz w:val="21"/>
-                <w:u w:val="none"/>
-              </w:rPr>
-              <w:t>1s</w:t>
-            </w:r>
-            <w:r>
-              <w:rPr>
-                <w:rFonts w:ascii="Trade Gothic Next" w:hAnsi="Trade Gothic Next"/>
-                <w:b/>
-                <w:color w:val="4D730E"/>
-                <w:sz w:val="21"/>
-                <w:u w:val="none"/>
-                <w:vertAlign w:val="superscript"/>
-              </w:rPr>
-              <w:t>2</w:t>
-            </w:r>
-            <w:r>
-              <w:rPr>
-                <w:rFonts w:ascii="Trade Gothic Next" w:hAnsi="Trade Gothic Next"/>
-                <w:b/>
-                <w:color w:val="4D730E"/>
-                <w:sz w:val="21"/>
-                <w:u w:val="none"/>
-              </w:rPr>
-              <w:t xml:space="preserve"> </w:t>
-            </w:r>
-            <w:r>
-              <w:rPr>
-                <w:rFonts w:ascii="Trade Gothic Next" w:hAnsi="Trade Gothic Next"/>
-                <w:b/>
-                <w:color w:val="4D730E"/>
-                <w:sz w:val="21"/>
-                <w:u w:val="none"/>
-              </w:rPr>
-              <w:t>2s</w:t>
-            </w:r>
-            <w:r>
-              <w:rPr>
-                <w:rFonts w:ascii="Trade Gothic Next" w:hAnsi="Trade Gothic Next"/>
-                <w:b/>
-                <w:color w:val="4D730E"/>
-                <w:sz w:val="21"/>
-                <w:u w:val="none"/>
-                <w:vertAlign w:val="superscript"/>
-              </w:rPr>
-              <w:t>2</w:t>
-            </w:r>
-            <w:r>
-              <w:rPr>
-                <w:rFonts w:ascii="Trade Gothic Next" w:hAnsi="Trade Gothic Next"/>
-                <w:b/>
-                <w:color w:val="4D730E"/>
-                <w:sz w:val="21"/>
-                <w:u w:val="none"/>
-              </w:rPr>
-              <w:t xml:space="preserve"> </w:t>
-            </w:r>
-            <w:r>
-              <w:rPr>
-                <w:rFonts w:ascii="Trade Gothic Next" w:hAnsi="Trade Gothic Next"/>
-                <w:b/>
-                <w:color w:val="4D730E"/>
-                <w:sz w:val="21"/>
-                <w:u w:val="none"/>
-              </w:rPr>
-              <w:t>2p</w:t>
-            </w:r>
-            <w:r>
-              <w:rPr>
-                <w:rFonts w:ascii="Trade Gothic Next" w:hAnsi="Trade Gothic Next"/>
-                <w:b/>
-                <w:color w:val="4D730E"/>
-                <w:sz w:val="21"/>
-                <w:u w:val="none"/>
-                <w:vertAlign w:val="superscript"/>
-              </w:rPr>
-              <w:t>6</w:t>
-            </w:r>
-            <w:r>
-              <w:rPr>
-                <w:rFonts w:ascii="Trade Gothic Next" w:hAnsi="Trade Gothic Next"/>
-                <w:b/>
-                <w:color w:val="4D730E"/>
-                <w:sz w:val="21"/>
-                <w:u w:val="none"/>
-              </w:rPr>
-              <w:t xml:space="preserve"> </w:t>
-            </w:r>
-            <w:r>
-              <w:rPr>
-                <w:rFonts w:ascii="Trade Gothic Next" w:hAnsi="Trade Gothic Next"/>
-                <w:b/>
-                <w:color w:val="4D730E"/>
-                <w:sz w:val="21"/>
-                <w:u w:val="single"/>
-              </w:rPr>
-              <w:t>3s</w:t>
-            </w:r>
-            <w:r>
-              <w:rPr>
-                <w:rFonts w:ascii="Trade Gothic Next" w:hAnsi="Trade Gothic Next"/>
-                <w:b/>
-                <w:color w:val="4D730E"/>
-                <w:sz w:val="21"/>
-                <w:u w:val="single"/>
-                <w:vertAlign w:val="superscript"/>
-              </w:rPr>
-              <w:t>2</w:t>
-            </w:r>
-            <w:r>
-              <w:rPr>
-                <w:rFonts w:ascii="Trade Gothic Next" w:hAnsi="Trade Gothic Next"/>
-                <w:b/>
-                <w:color w:val="4D730E"/>
-                <w:sz w:val="21"/>
-                <w:u w:val="none"/>
-              </w:rPr>
-              <w:t xml:space="preserve"> </w:t>
-            </w:r>
-            <w:r>
-              <w:rPr>
-                <w:rFonts w:ascii="Trade Gothic Next" w:hAnsi="Trade Gothic Next"/>
-                <w:b/>
-                <w:color w:val="4D730E"/>
-                <w:sz w:val="21"/>
-                <w:u w:val="single"/>
-              </w:rPr>
-              <w:t>3p</w:t>
-            </w:r>
-            <w:r>
-              <w:rPr>
-                <w:rFonts w:ascii="Trade Gothic Next" w:hAnsi="Trade Gothic Next"/>
-                <w:b/>
-                <w:color w:val="4D730E"/>
-                <w:sz w:val="21"/>
-                <w:u w:val="single"/>
-                <w:vertAlign w:val="superscript"/>
-              </w:rPr>
-              <w:t>5</w:t>
-            </w:r>
-          </w:p>
-        </w:tc>
-        <w:tc>
-          <w:tcPr>
-            <w:tcW w:type="dxa" w:w="1368"/>
-            <w:tcBorders>
-              <w:top w:val="single" w:sz="4" w:color="C8CDC2"/>
-              <w:left w:val="single" w:sz="4" w:color="C8CDC2"/>
-              <w:bottom w:val="single" w:sz="4" w:color="C8CDC2"/>
-              <w:right w:val="single" w:sz="4" w:color="C8CDC2"/>
-            </w:tcBorders>
-            <w:vAlign w:val="center"/>
-            <w:tcMar>
-              <w:top w:w="20" w:type="dxa"/>
-              <w:left w:w="80" w:type="dxa"/>
-              <w:bottom w:w="20" w:type="dxa"/>
-              <w:right w:w="60" w:type="dxa"/>
-            </w:tcMar>
-          </w:tcPr>
-          <w:p>
-            <w:pPr>
-              <w:spacing w:after="0"/>
-              <w:jc w:val="left"/>
-            </w:pPr>
-            <w:r>
-              <w:rPr>
-                <w:rFonts w:ascii="Trade Gothic Next" w:hAnsi="Trade Gothic Next"/>
-                <w:b/>
-                <w:color w:val="4D730E"/>
-                <w:sz w:val="22"/>
-                <w:u w:val="none"/>
-              </w:rPr>
-              <w:t>7</w:t>
-            </w:r>
-          </w:p>
-        </w:tc>
-        <w:tc>
-          <w:tcPr>
-            <w:tcW w:type="dxa" w:w="1944"/>
-            <w:tcBorders>
-              <w:top w:val="single" w:sz="4" w:color="C8CDC2"/>
-              <w:left w:val="single" w:sz="4" w:color="C8CDC2"/>
-              <w:bottom w:val="single" w:sz="4" w:color="C8CDC2"/>
-              <w:right w:val="single" w:sz="4" w:color="C8CDC2"/>
-            </w:tcBorders>
-            <w:vAlign w:val="center"/>
-            <w:tcMar>
-              <w:top w:w="20" w:type="dxa"/>
-              <w:left w:w="80" w:type="dxa"/>
-              <w:bottom w:w="20" w:type="dxa"/>
-              <w:right w:w="60" w:type="dxa"/>
-            </w:tcMar>
-          </w:tcPr>
-          <w:p>
-            <w:pPr>
-              <w:spacing w:after="0"/>
-              <w:jc w:val="left"/>
-            </w:pPr>
-            <w:r>
-              <w:drawing>
-                <wp:inline xmlns:a="http://schemas.openxmlformats.org/drawingml/2006/main" xmlns:pic="http://schemas.openxmlformats.org/drawingml/2006/picture">
-                  <wp:extent cx="384048" cy="384048"/>
+                  <wp:extent cx="283464" cy="283464"/>
                   <wp:docPr id="17" name="Picture 17"/>
                   <wp:cNvGraphicFramePr>
                     <a:graphicFrameLocks noChangeAspect="1"/>
@@ -6709,7 +6709,7 @@
                         <pic:spPr>
                           <a:xfrm>
                             <a:off x="0" y="0"/>
-                            <a:ext cx="384048" cy="384048"/>
+                            <a:ext cx="283464" cy="283464"/>
                           </a:xfrm>
                           <a:prstGeom prst="rect"/>
                         </pic:spPr>
@@ -6725,7 +6725,7 @@
       <w:tr>
         <w:trPr>
           <w:cantSplit/>
-          <w:trHeight w:val="720" w:hRule="atLeast"/>
+          <w:trHeight w:val="489" w:hRule="atLeast"/>
         </w:trPr>
         <w:tc>
           <w:tcPr>
@@ -6738,9 +6738,9 @@
             </w:tcBorders>
             <w:vAlign w:val="center"/>
             <w:tcMar>
-              <w:top w:w="20" w:type="dxa"/>
+              <w:top w:w="8" w:type="dxa"/>
               <w:left w:w="80" w:type="dxa"/>
-              <w:bottom w:w="20" w:type="dxa"/>
+              <w:bottom w:w="8" w:type="dxa"/>
               <w:right w:w="60" w:type="dxa"/>
             </w:tcMar>
           </w:tcPr>
@@ -6754,7 +6754,7 @@
                 <w:rFonts w:ascii="Trade Gothic Next" w:hAnsi="Trade Gothic Next"/>
                 <w:b/>
                 <w:color w:val="14161B"/>
-                <w:sz w:val="22"/>
+                <w:sz w:val="21"/>
                 <w:u w:val="none"/>
               </w:rPr>
               <w:t>18</w:t>
@@ -6772,9 +6772,9 @@
             </w:tcBorders>
             <w:vAlign w:val="center"/>
             <w:tcMar>
-              <w:top w:w="20" w:type="dxa"/>
+              <w:top w:w="8" w:type="dxa"/>
               <w:left w:w="80" w:type="dxa"/>
-              <w:bottom w:w="20" w:type="dxa"/>
+              <w:bottom w:w="8" w:type="dxa"/>
               <w:right w:w="60" w:type="dxa"/>
             </w:tcMar>
           </w:tcPr>
@@ -6788,7 +6788,7 @@
                 <w:rFonts w:ascii="Trade Gothic Next" w:hAnsi="Trade Gothic Next"/>
                 <w:b/>
                 <w:color w:val="14161B"/>
-                <w:sz w:val="22"/>
+                <w:sz w:val="21"/>
                 <w:u w:val="none"/>
               </w:rPr>
               <w:t>Ar</w:t>
@@ -6806,9 +6806,9 @@
             </w:tcBorders>
             <w:vAlign w:val="center"/>
             <w:tcMar>
-              <w:top w:w="20" w:type="dxa"/>
+              <w:top w:w="8" w:type="dxa"/>
               <w:left w:w="80" w:type="dxa"/>
-              <w:bottom w:w="20" w:type="dxa"/>
+              <w:bottom w:w="8" w:type="dxa"/>
               <w:right w:w="60" w:type="dxa"/>
             </w:tcMar>
           </w:tcPr>
@@ -6822,7 +6822,7 @@
                 <w:rFonts w:ascii="Trade Gothic Next" w:hAnsi="Trade Gothic Next"/>
                 <w:b/>
                 <w:color w:val="4D730E"/>
-                <w:sz w:val="22"/>
+                <w:sz w:val="21"/>
                 <w:u w:val="none"/>
               </w:rPr>
               <w:t>18</w:t>
@@ -6840,9 +6840,9 @@
             </w:tcBorders>
             <w:vAlign w:val="center"/>
             <w:tcMar>
-              <w:top w:w="20" w:type="dxa"/>
+              <w:top w:w="8" w:type="dxa"/>
               <w:left w:w="80" w:type="dxa"/>
-              <w:bottom w:w="20" w:type="dxa"/>
+              <w:bottom w:w="8" w:type="dxa"/>
               <w:right w:w="60" w:type="dxa"/>
             </w:tcMar>
           </w:tcPr>
@@ -6856,7 +6856,7 @@
                 <w:rFonts w:ascii="Trade Gothic Next" w:hAnsi="Trade Gothic Next"/>
                 <w:b/>
                 <w:color w:val="4D730E"/>
-                <w:sz w:val="22"/>
+                <w:sz w:val="21"/>
                 <w:u w:val="none"/>
               </w:rPr>
               <w:t>18</w:t>
@@ -6874,9 +6874,9 @@
             </w:tcBorders>
             <w:vAlign w:val="center"/>
             <w:tcMar>
-              <w:top w:w="20" w:type="dxa"/>
+              <w:top w:w="8" w:type="dxa"/>
               <w:left w:w="80" w:type="dxa"/>
-              <w:bottom w:w="20" w:type="dxa"/>
+              <w:bottom w:w="8" w:type="dxa"/>
               <w:right w:w="60" w:type="dxa"/>
             </w:tcMar>
           </w:tcPr>
@@ -7043,9 +7043,9 @@
             </w:tcBorders>
             <w:vAlign w:val="center"/>
             <w:tcMar>
-              <w:top w:w="20" w:type="dxa"/>
+              <w:top w:w="8" w:type="dxa"/>
               <w:left w:w="80" w:type="dxa"/>
-              <w:bottom w:w="20" w:type="dxa"/>
+              <w:bottom w:w="8" w:type="dxa"/>
               <w:right w:w="60" w:type="dxa"/>
             </w:tcMar>
           </w:tcPr>
@@ -7059,7 +7059,7 @@
                 <w:rFonts w:ascii="Trade Gothic Next" w:hAnsi="Trade Gothic Next"/>
                 <w:b/>
                 <w:color w:val="4D730E"/>
-                <w:sz w:val="22"/>
+                <w:sz w:val="21"/>
                 <w:u w:val="none"/>
               </w:rPr>
               <w:t>8</w:t>
@@ -7077,9 +7077,9 @@
             </w:tcBorders>
             <w:vAlign w:val="center"/>
             <w:tcMar>
-              <w:top w:w="20" w:type="dxa"/>
+              <w:top w:w="8" w:type="dxa"/>
               <w:left w:w="80" w:type="dxa"/>
-              <w:bottom w:w="20" w:type="dxa"/>
+              <w:bottom w:w="8" w:type="dxa"/>
               <w:right w:w="60" w:type="dxa"/>
             </w:tcMar>
           </w:tcPr>
@@ -7091,7 +7091,7 @@
             <w:r>
               <w:drawing>
                 <wp:inline xmlns:a="http://schemas.openxmlformats.org/drawingml/2006/main" xmlns:pic="http://schemas.openxmlformats.org/drawingml/2006/picture">
-                  <wp:extent cx="384048" cy="384048"/>
+                  <wp:extent cx="283464" cy="283464"/>
                   <wp:docPr id="18" name="Picture 18"/>
                   <wp:cNvGraphicFramePr>
                     <a:graphicFrameLocks noChangeAspect="1"/>
@@ -7112,7 +7112,7 @@
                         <pic:spPr>
                           <a:xfrm>
                             <a:off x="0" y="0"/>
-                            <a:ext cx="384048" cy="384048"/>
+                            <a:ext cx="283464" cy="283464"/>
                           </a:xfrm>
                           <a:prstGeom prst="rect"/>
                         </pic:spPr>
@@ -7128,7 +7128,7 @@
       <w:tr>
         <w:trPr>
           <w:cantSplit/>
-          <w:trHeight w:val="720" w:hRule="atLeast"/>
+          <w:trHeight w:val="489" w:hRule="atLeast"/>
         </w:trPr>
         <w:tc>
           <w:tcPr>
@@ -7141,9 +7141,9 @@
             </w:tcBorders>
             <w:vAlign w:val="center"/>
             <w:tcMar>
-              <w:top w:w="20" w:type="dxa"/>
+              <w:top w:w="8" w:type="dxa"/>
               <w:left w:w="80" w:type="dxa"/>
-              <w:bottom w:w="20" w:type="dxa"/>
+              <w:bottom w:w="8" w:type="dxa"/>
               <w:right w:w="60" w:type="dxa"/>
             </w:tcMar>
           </w:tcPr>
@@ -7157,7 +7157,7 @@
                 <w:rFonts w:ascii="Trade Gothic Next" w:hAnsi="Trade Gothic Next"/>
                 <w:b/>
                 <w:color w:val="14161B"/>
-                <w:sz w:val="22"/>
+                <w:sz w:val="21"/>
                 <w:u w:val="none"/>
               </w:rPr>
               <w:t>19</w:t>
@@ -7175,9 +7175,9 @@
             </w:tcBorders>
             <w:vAlign w:val="center"/>
             <w:tcMar>
-              <w:top w:w="20" w:type="dxa"/>
+              <w:top w:w="8" w:type="dxa"/>
               <w:left w:w="80" w:type="dxa"/>
-              <w:bottom w:w="20" w:type="dxa"/>
+              <w:bottom w:w="8" w:type="dxa"/>
               <w:right w:w="60" w:type="dxa"/>
             </w:tcMar>
           </w:tcPr>
@@ -7191,7 +7191,7 @@
                 <w:rFonts w:ascii="Trade Gothic Next" w:hAnsi="Trade Gothic Next"/>
                 <w:b/>
                 <w:color w:val="14161B"/>
-                <w:sz w:val="22"/>
+                <w:sz w:val="21"/>
                 <w:u w:val="none"/>
               </w:rPr>
               <w:t>K</w:t>
@@ -7209,9 +7209,9 @@
             </w:tcBorders>
             <w:vAlign w:val="center"/>
             <w:tcMar>
-              <w:top w:w="20" w:type="dxa"/>
+              <w:top w:w="8" w:type="dxa"/>
               <w:left w:w="80" w:type="dxa"/>
-              <w:bottom w:w="20" w:type="dxa"/>
+              <w:bottom w:w="8" w:type="dxa"/>
               <w:right w:w="60" w:type="dxa"/>
             </w:tcMar>
           </w:tcPr>
@@ -7225,7 +7225,7 @@
                 <w:rFonts w:ascii="Trade Gothic Next" w:hAnsi="Trade Gothic Next"/>
                 <w:b/>
                 <w:color w:val="4D730E"/>
-                <w:sz w:val="22"/>
+                <w:sz w:val="21"/>
                 <w:u w:val="none"/>
               </w:rPr>
               <w:t>19</w:t>
@@ -7243,9 +7243,9 @@
             </w:tcBorders>
             <w:vAlign w:val="center"/>
             <w:tcMar>
-              <w:top w:w="20" w:type="dxa"/>
+              <w:top w:w="8" w:type="dxa"/>
               <w:left w:w="80" w:type="dxa"/>
-              <w:bottom w:w="20" w:type="dxa"/>
+              <w:bottom w:w="8" w:type="dxa"/>
               <w:right w:w="60" w:type="dxa"/>
             </w:tcMar>
           </w:tcPr>
@@ -7259,7 +7259,7 @@
                 <w:rFonts w:ascii="Trade Gothic Next" w:hAnsi="Trade Gothic Next"/>
                 <w:b/>
                 <w:color w:val="4D730E"/>
-                <w:sz w:val="22"/>
+                <w:sz w:val="21"/>
                 <w:u w:val="none"/>
               </w:rPr>
               <w:t>19</w:t>
@@ -7277,9 +7277,9 @@
             </w:tcBorders>
             <w:vAlign w:val="center"/>
             <w:tcMar>
-              <w:top w:w="20" w:type="dxa"/>
+              <w:top w:w="8" w:type="dxa"/>
               <w:left w:w="80" w:type="dxa"/>
-              <w:bottom w:w="20" w:type="dxa"/>
+              <w:bottom w:w="8" w:type="dxa"/>
               <w:right w:w="60" w:type="dxa"/>
             </w:tcMar>
           </w:tcPr>
@@ -7477,9 +7477,9 @@
             </w:tcBorders>
             <w:vAlign w:val="center"/>
             <w:tcMar>
-              <w:top w:w="20" w:type="dxa"/>
+              <w:top w:w="8" w:type="dxa"/>
               <w:left w:w="80" w:type="dxa"/>
-              <w:bottom w:w="20" w:type="dxa"/>
+              <w:bottom w:w="8" w:type="dxa"/>
               <w:right w:w="60" w:type="dxa"/>
             </w:tcMar>
           </w:tcPr>
@@ -7493,7 +7493,7 @@
                 <w:rFonts w:ascii="Trade Gothic Next" w:hAnsi="Trade Gothic Next"/>
                 <w:b/>
                 <w:color w:val="4D730E"/>
-                <w:sz w:val="22"/>
+                <w:sz w:val="21"/>
                 <w:u w:val="none"/>
               </w:rPr>
               <w:t>1</w:t>
@@ -7511,9 +7511,9 @@
             </w:tcBorders>
             <w:vAlign w:val="center"/>
             <w:tcMar>
-              <w:top w:w="20" w:type="dxa"/>
+              <w:top w:w="8" w:type="dxa"/>
               <w:left w:w="80" w:type="dxa"/>
-              <w:bottom w:w="20" w:type="dxa"/>
+              <w:bottom w:w="8" w:type="dxa"/>
               <w:right w:w="60" w:type="dxa"/>
             </w:tcMar>
           </w:tcPr>
@@ -7525,7 +7525,7 @@
             <w:r>
               <w:drawing>
                 <wp:inline xmlns:a="http://schemas.openxmlformats.org/drawingml/2006/main" xmlns:pic="http://schemas.openxmlformats.org/drawingml/2006/picture">
-                  <wp:extent cx="384048" cy="384048"/>
+                  <wp:extent cx="283464" cy="283464"/>
                   <wp:docPr id="19" name="Picture 19"/>
                   <wp:cNvGraphicFramePr>
                     <a:graphicFrameLocks noChangeAspect="1"/>
@@ -7546,7 +7546,7 @@
                         <pic:spPr>
                           <a:xfrm>
                             <a:off x="0" y="0"/>
-                            <a:ext cx="384048" cy="384048"/>
+                            <a:ext cx="283464" cy="283464"/>
                           </a:xfrm>
                           <a:prstGeom prst="rect"/>
                         </pic:spPr>
@@ -7562,7 +7562,7 @@
       <w:tr>
         <w:trPr>
           <w:cantSplit/>
-          <w:trHeight w:val="720" w:hRule="atLeast"/>
+          <w:trHeight w:val="489" w:hRule="atLeast"/>
         </w:trPr>
         <w:tc>
           <w:tcPr>
@@ -7575,9 +7575,9 @@
             </w:tcBorders>
             <w:vAlign w:val="center"/>
             <w:tcMar>
-              <w:top w:w="20" w:type="dxa"/>
+              <w:top w:w="8" w:type="dxa"/>
               <w:left w:w="80" w:type="dxa"/>
-              <w:bottom w:w="20" w:type="dxa"/>
+              <w:bottom w:w="8" w:type="dxa"/>
               <w:right w:w="60" w:type="dxa"/>
             </w:tcMar>
           </w:tcPr>
@@ -7591,7 +7591,7 @@
                 <w:rFonts w:ascii="Trade Gothic Next" w:hAnsi="Trade Gothic Next"/>
                 <w:b/>
                 <w:color w:val="14161B"/>
-                <w:sz w:val="22"/>
+                <w:sz w:val="21"/>
                 <w:u w:val="none"/>
               </w:rPr>
               <w:t>20</w:t>
@@ -7609,9 +7609,9 @@
             </w:tcBorders>
             <w:vAlign w:val="center"/>
             <w:tcMar>
-              <w:top w:w="20" w:type="dxa"/>
+              <w:top w:w="8" w:type="dxa"/>
               <w:left w:w="80" w:type="dxa"/>
-              <w:bottom w:w="20" w:type="dxa"/>
+              <w:bottom w:w="8" w:type="dxa"/>
               <w:right w:w="60" w:type="dxa"/>
             </w:tcMar>
           </w:tcPr>
@@ -7625,7 +7625,7 @@
                 <w:rFonts w:ascii="Trade Gothic Next" w:hAnsi="Trade Gothic Next"/>
                 <w:b/>
                 <w:color w:val="14161B"/>
-                <w:sz w:val="22"/>
+                <w:sz w:val="21"/>
                 <w:u w:val="none"/>
               </w:rPr>
               <w:t>Ca</w:t>
@@ -7643,9 +7643,9 @@
             </w:tcBorders>
             <w:vAlign w:val="center"/>
             <w:tcMar>
-              <w:top w:w="20" w:type="dxa"/>
+              <w:top w:w="8" w:type="dxa"/>
               <w:left w:w="80" w:type="dxa"/>
-              <w:bottom w:w="20" w:type="dxa"/>
+              <w:bottom w:w="8" w:type="dxa"/>
               <w:right w:w="60" w:type="dxa"/>
             </w:tcMar>
           </w:tcPr>
@@ -7659,7 +7659,7 @@
                 <w:rFonts w:ascii="Trade Gothic Next" w:hAnsi="Trade Gothic Next"/>
                 <w:b/>
                 <w:color w:val="4D730E"/>
-                <w:sz w:val="22"/>
+                <w:sz w:val="21"/>
                 <w:u w:val="none"/>
               </w:rPr>
               <w:t>20</w:t>
@@ -7677,9 +7677,9 @@
             </w:tcBorders>
             <w:vAlign w:val="center"/>
             <w:tcMar>
-              <w:top w:w="20" w:type="dxa"/>
+              <w:top w:w="8" w:type="dxa"/>
               <w:left w:w="80" w:type="dxa"/>
-              <w:bottom w:w="20" w:type="dxa"/>
+              <w:bottom w:w="8" w:type="dxa"/>
               <w:right w:w="60" w:type="dxa"/>
             </w:tcMar>
           </w:tcPr>
@@ -7693,7 +7693,7 @@
                 <w:rFonts w:ascii="Trade Gothic Next" w:hAnsi="Trade Gothic Next"/>
                 <w:b/>
                 <w:color w:val="4D730E"/>
-                <w:sz w:val="22"/>
+                <w:sz w:val="21"/>
                 <w:u w:val="none"/>
               </w:rPr>
               <w:t>20</w:t>
@@ -7711,9 +7711,9 @@
             </w:tcBorders>
             <w:vAlign w:val="center"/>
             <w:tcMar>
-              <w:top w:w="20" w:type="dxa"/>
+              <w:top w:w="8" w:type="dxa"/>
               <w:left w:w="80" w:type="dxa"/>
-              <w:bottom w:w="20" w:type="dxa"/>
+              <w:bottom w:w="8" w:type="dxa"/>
               <w:right w:w="60" w:type="dxa"/>
             </w:tcMar>
           </w:tcPr>
@@ -7911,9 +7911,9 @@
             </w:tcBorders>
             <w:vAlign w:val="center"/>
             <w:tcMar>
-              <w:top w:w="20" w:type="dxa"/>
+              <w:top w:w="8" w:type="dxa"/>
               <w:left w:w="80" w:type="dxa"/>
-              <w:bottom w:w="20" w:type="dxa"/>
+              <w:bottom w:w="8" w:type="dxa"/>
               <w:right w:w="60" w:type="dxa"/>
             </w:tcMar>
           </w:tcPr>
@@ -7927,7 +7927,7 @@
                 <w:rFonts w:ascii="Trade Gothic Next" w:hAnsi="Trade Gothic Next"/>
                 <w:b/>
                 <w:color w:val="4D730E"/>
-                <w:sz w:val="22"/>
+                <w:sz w:val="21"/>
                 <w:u w:val="none"/>
               </w:rPr>
               <w:t>2</w:t>
@@ -7945,9 +7945,9 @@
             </w:tcBorders>
             <w:vAlign w:val="center"/>
             <w:tcMar>
-              <w:top w:w="20" w:type="dxa"/>
+              <w:top w:w="8" w:type="dxa"/>
               <w:left w:w="80" w:type="dxa"/>
-              <w:bottom w:w="20" w:type="dxa"/>
+              <w:bottom w:w="8" w:type="dxa"/>
               <w:right w:w="60" w:type="dxa"/>
             </w:tcMar>
           </w:tcPr>
@@ -7959,7 +7959,7 @@
             <w:r>
               <w:drawing>
                 <wp:inline xmlns:a="http://schemas.openxmlformats.org/drawingml/2006/main" xmlns:pic="http://schemas.openxmlformats.org/drawingml/2006/picture">
-                  <wp:extent cx="384048" cy="384048"/>
+                  <wp:extent cx="283464" cy="283464"/>
                   <wp:docPr id="20" name="Picture 20"/>
                   <wp:cNvGraphicFramePr>
                     <a:graphicFrameLocks noChangeAspect="1"/>
@@ -7980,7 +7980,7 @@
                         <pic:spPr>
                           <a:xfrm>
                             <a:off x="0" y="0"/>
-                            <a:ext cx="384048" cy="384048"/>
+                            <a:ext cx="283464" cy="283464"/>
                           </a:xfrm>
                           <a:prstGeom prst="rect"/>
                         </pic:spPr>
@@ -7996,7 +7996,7 @@
       <w:tr>
         <w:trPr>
           <w:cantSplit/>
-          <w:trHeight w:val="720" w:hRule="atLeast"/>
+          <w:trHeight w:val="489" w:hRule="atLeast"/>
         </w:trPr>
         <w:tc>
           <w:tcPr>
@@ -8009,9 +8009,9 @@
             </w:tcBorders>
             <w:vAlign w:val="center"/>
             <w:tcMar>
-              <w:top w:w="20" w:type="dxa"/>
+              <w:top w:w="8" w:type="dxa"/>
               <w:left w:w="80" w:type="dxa"/>
-              <w:bottom w:w="20" w:type="dxa"/>
+              <w:bottom w:w="8" w:type="dxa"/>
               <w:right w:w="60" w:type="dxa"/>
             </w:tcMar>
           </w:tcPr>
@@ -8025,7 +8025,7 @@
                 <w:rFonts w:ascii="Trade Gothic Next" w:hAnsi="Trade Gothic Next"/>
                 <w:b/>
                 <w:color w:val="14161B"/>
-                <w:sz w:val="22"/>
+                <w:sz w:val="21"/>
                 <w:u w:val="none"/>
               </w:rPr>
               <w:t>21</w:t>
@@ -8043,9 +8043,9 @@
             </w:tcBorders>
             <w:vAlign w:val="center"/>
             <w:tcMar>
-              <w:top w:w="20" w:type="dxa"/>
+              <w:top w:w="8" w:type="dxa"/>
               <w:left w:w="80" w:type="dxa"/>
-              <w:bottom w:w="20" w:type="dxa"/>
+              <w:bottom w:w="8" w:type="dxa"/>
               <w:right w:w="60" w:type="dxa"/>
             </w:tcMar>
           </w:tcPr>
@@ -8059,7 +8059,7 @@
                 <w:rFonts w:ascii="Trade Gothic Next" w:hAnsi="Trade Gothic Next"/>
                 <w:b/>
                 <w:color w:val="14161B"/>
-                <w:sz w:val="22"/>
+                <w:sz w:val="21"/>
                 <w:u w:val="none"/>
               </w:rPr>
               <w:t>Sc</w:t>
@@ -8077,9 +8077,9 @@
             </w:tcBorders>
             <w:vAlign w:val="center"/>
             <w:tcMar>
-              <w:top w:w="20" w:type="dxa"/>
+              <w:top w:w="8" w:type="dxa"/>
               <w:left w:w="80" w:type="dxa"/>
-              <w:bottom w:w="20" w:type="dxa"/>
+              <w:bottom w:w="8" w:type="dxa"/>
               <w:right w:w="60" w:type="dxa"/>
             </w:tcMar>
           </w:tcPr>
@@ -8093,7 +8093,7 @@
                 <w:rFonts w:ascii="Trade Gothic Next" w:hAnsi="Trade Gothic Next"/>
                 <w:b/>
                 <w:color w:val="4D730E"/>
-                <w:sz w:val="22"/>
+                <w:sz w:val="21"/>
                 <w:u w:val="none"/>
               </w:rPr>
               <w:t>21</w:t>
@@ -8111,9 +8111,9 @@
             </w:tcBorders>
             <w:vAlign w:val="center"/>
             <w:tcMar>
-              <w:top w:w="20" w:type="dxa"/>
+              <w:top w:w="8" w:type="dxa"/>
               <w:left w:w="80" w:type="dxa"/>
-              <w:bottom w:w="20" w:type="dxa"/>
+              <w:bottom w:w="8" w:type="dxa"/>
               <w:right w:w="60" w:type="dxa"/>
             </w:tcMar>
           </w:tcPr>
@@ -8127,7 +8127,7 @@
                 <w:rFonts w:ascii="Trade Gothic Next" w:hAnsi="Trade Gothic Next"/>
                 <w:b/>
                 <w:color w:val="4D730E"/>
-                <w:sz w:val="22"/>
+                <w:sz w:val="21"/>
                 <w:u w:val="none"/>
               </w:rPr>
               <w:t>21</w:t>
@@ -8145,9 +8145,9 @@
             </w:tcBorders>
             <w:vAlign w:val="center"/>
             <w:tcMar>
-              <w:top w:w="20" w:type="dxa"/>
+              <w:top w:w="8" w:type="dxa"/>
               <w:left w:w="80" w:type="dxa"/>
-              <w:bottom w:w="20" w:type="dxa"/>
+              <w:bottom w:w="8" w:type="dxa"/>
               <w:right w:w="60" w:type="dxa"/>
             </w:tcMar>
           </w:tcPr>
@@ -8376,9 +8376,9 @@
             </w:tcBorders>
             <w:vAlign w:val="center"/>
             <w:tcMar>
-              <w:top w:w="20" w:type="dxa"/>
+              <w:top w:w="8" w:type="dxa"/>
               <w:left w:w="80" w:type="dxa"/>
-              <w:bottom w:w="20" w:type="dxa"/>
+              <w:bottom w:w="8" w:type="dxa"/>
               <w:right w:w="60" w:type="dxa"/>
             </w:tcMar>
           </w:tcPr>
@@ -8392,7 +8392,7 @@
                 <w:rFonts w:ascii="Trade Gothic Next" w:hAnsi="Trade Gothic Next"/>
                 <w:b/>
                 <w:color w:val="4D730E"/>
-                <w:sz w:val="22"/>
+                <w:sz w:val="21"/>
                 <w:u w:val="none"/>
               </w:rPr>
               <w:t>2</w:t>
@@ -8410,9 +8410,9 @@
             </w:tcBorders>
             <w:vAlign w:val="center"/>
             <w:tcMar>
-              <w:top w:w="20" w:type="dxa"/>
+              <w:top w:w="8" w:type="dxa"/>
               <w:left w:w="80" w:type="dxa"/>
-              <w:bottom w:w="20" w:type="dxa"/>
+              <w:bottom w:w="8" w:type="dxa"/>
               <w:right w:w="60" w:type="dxa"/>
             </w:tcMar>
           </w:tcPr>
@@ -8424,7 +8424,7 @@
             <w:r>
               <w:drawing>
                 <wp:inline xmlns:a="http://schemas.openxmlformats.org/drawingml/2006/main" xmlns:pic="http://schemas.openxmlformats.org/drawingml/2006/picture">
-                  <wp:extent cx="384048" cy="384048"/>
+                  <wp:extent cx="283464" cy="283464"/>
                   <wp:docPr id="21" name="Picture 21"/>
                   <wp:cNvGraphicFramePr>
                     <a:graphicFrameLocks noChangeAspect="1"/>
@@ -8445,7 +8445,7 @@
                         <pic:spPr>
                           <a:xfrm>
                             <a:off x="0" y="0"/>
-                            <a:ext cx="384048" cy="384048"/>
+                            <a:ext cx="283464" cy="283464"/>
                           </a:xfrm>
                           <a:prstGeom prst="rect"/>
                         </pic:spPr>
@@ -8461,7 +8461,7 @@
       <w:tr>
         <w:trPr>
           <w:cantSplit/>
-          <w:trHeight w:val="720" w:hRule="atLeast"/>
+          <w:trHeight w:val="489" w:hRule="atLeast"/>
         </w:trPr>
         <w:tc>
           <w:tcPr>
@@ -8474,9 +8474,9 @@
             </w:tcBorders>
             <w:vAlign w:val="center"/>
             <w:tcMar>
-              <w:top w:w="20" w:type="dxa"/>
+              <w:top w:w="8" w:type="dxa"/>
               <w:left w:w="80" w:type="dxa"/>
-              <w:bottom w:w="20" w:type="dxa"/>
+              <w:bottom w:w="8" w:type="dxa"/>
               <w:right w:w="60" w:type="dxa"/>
             </w:tcMar>
           </w:tcPr>
@@ -8490,7 +8490,7 @@
                 <w:rFonts w:ascii="Trade Gothic Next" w:hAnsi="Trade Gothic Next"/>
                 <w:b/>
                 <w:color w:val="14161B"/>
-                <w:sz w:val="22"/>
+                <w:sz w:val="21"/>
                 <w:u w:val="none"/>
               </w:rPr>
               <w:t>22</w:t>
@@ -8508,9 +8508,9 @@
             </w:tcBorders>
             <w:vAlign w:val="center"/>
             <w:tcMar>
-              <w:top w:w="20" w:type="dxa"/>
+              <w:top w:w="8" w:type="dxa"/>
               <w:left w:w="80" w:type="dxa"/>
-              <w:bottom w:w="20" w:type="dxa"/>
+              <w:bottom w:w="8" w:type="dxa"/>
               <w:right w:w="60" w:type="dxa"/>
             </w:tcMar>
           </w:tcPr>
@@ -8524,7 +8524,7 @@
                 <w:rFonts w:ascii="Trade Gothic Next" w:hAnsi="Trade Gothic Next"/>
                 <w:b/>
                 <w:color w:val="14161B"/>
-                <w:sz w:val="22"/>
+                <w:sz w:val="21"/>
                 <w:u w:val="none"/>
               </w:rPr>
               <w:t>Ti</w:t>
@@ -8542,9 +8542,9 @@
             </w:tcBorders>
             <w:vAlign w:val="center"/>
             <w:tcMar>
-              <w:top w:w="20" w:type="dxa"/>
+              <w:top w:w="8" w:type="dxa"/>
               <w:left w:w="80" w:type="dxa"/>
-              <w:bottom w:w="20" w:type="dxa"/>
+              <w:bottom w:w="8" w:type="dxa"/>
               <w:right w:w="60" w:type="dxa"/>
             </w:tcMar>
           </w:tcPr>
@@ -8558,7 +8558,7 @@
                 <w:rFonts w:ascii="Trade Gothic Next" w:hAnsi="Trade Gothic Next"/>
                 <w:b/>
                 <w:color w:val="4D730E"/>
-                <w:sz w:val="22"/>
+                <w:sz w:val="21"/>
                 <w:u w:val="none"/>
               </w:rPr>
               <w:t>22</w:t>
@@ -8576,9 +8576,9 @@
             </w:tcBorders>
             <w:vAlign w:val="center"/>
             <w:tcMar>
-              <w:top w:w="20" w:type="dxa"/>
+              <w:top w:w="8" w:type="dxa"/>
               <w:left w:w="80" w:type="dxa"/>
-              <w:bottom w:w="20" w:type="dxa"/>
+              <w:bottom w:w="8" w:type="dxa"/>
               <w:right w:w="60" w:type="dxa"/>
             </w:tcMar>
           </w:tcPr>
@@ -8592,7 +8592,7 @@
                 <w:rFonts w:ascii="Trade Gothic Next" w:hAnsi="Trade Gothic Next"/>
                 <w:b/>
                 <w:color w:val="4D730E"/>
-                <w:sz w:val="22"/>
+                <w:sz w:val="21"/>
                 <w:u w:val="none"/>
               </w:rPr>
               <w:t>22</w:t>
@@ -8610,9 +8610,9 @@
             </w:tcBorders>
             <w:vAlign w:val="center"/>
             <w:tcMar>
-              <w:top w:w="20" w:type="dxa"/>
+              <w:top w:w="8" w:type="dxa"/>
               <w:left w:w="80" w:type="dxa"/>
-              <w:bottom w:w="20" w:type="dxa"/>
+              <w:bottom w:w="8" w:type="dxa"/>
               <w:right w:w="60" w:type="dxa"/>
             </w:tcMar>
           </w:tcPr>
@@ -8841,9 +8841,9 @@
             </w:tcBorders>
             <w:vAlign w:val="center"/>
             <w:tcMar>
-              <w:top w:w="20" w:type="dxa"/>
+              <w:top w:w="8" w:type="dxa"/>
               <w:left w:w="80" w:type="dxa"/>
-              <w:bottom w:w="20" w:type="dxa"/>
+              <w:bottom w:w="8" w:type="dxa"/>
               <w:right w:w="60" w:type="dxa"/>
             </w:tcMar>
           </w:tcPr>
@@ -8857,7 +8857,7 @@
                 <w:rFonts w:ascii="Trade Gothic Next" w:hAnsi="Trade Gothic Next"/>
                 <w:b/>
                 <w:color w:val="4D730E"/>
-                <w:sz w:val="22"/>
+                <w:sz w:val="21"/>
                 <w:u w:val="none"/>
               </w:rPr>
               <w:t>2</w:t>
@@ -8875,9 +8875,9 @@
             </w:tcBorders>
             <w:vAlign w:val="center"/>
             <w:tcMar>
-              <w:top w:w="20" w:type="dxa"/>
+              <w:top w:w="8" w:type="dxa"/>
               <w:left w:w="80" w:type="dxa"/>
-              <w:bottom w:w="20" w:type="dxa"/>
+              <w:bottom w:w="8" w:type="dxa"/>
               <w:right w:w="60" w:type="dxa"/>
             </w:tcMar>
           </w:tcPr>
@@ -8889,7 +8889,7 @@
             <w:r>
               <w:drawing>
                 <wp:inline xmlns:a="http://schemas.openxmlformats.org/drawingml/2006/main" xmlns:pic="http://schemas.openxmlformats.org/drawingml/2006/picture">
-                  <wp:extent cx="384048" cy="384048"/>
+                  <wp:extent cx="283464" cy="283464"/>
                   <wp:docPr id="22" name="Picture 22"/>
                   <wp:cNvGraphicFramePr>
                     <a:graphicFrameLocks noChangeAspect="1"/>
@@ -8910,7 +8910,7 @@
                         <pic:spPr>
                           <a:xfrm>
                             <a:off x="0" y="0"/>
-                            <a:ext cx="384048" cy="384048"/>
+                            <a:ext cx="283464" cy="283464"/>
                           </a:xfrm>
                           <a:prstGeom prst="rect"/>
                         </pic:spPr>
@@ -8926,7 +8926,7 @@
       <w:tr>
         <w:trPr>
           <w:cantSplit/>
-          <w:trHeight w:val="720" w:hRule="atLeast"/>
+          <w:trHeight w:val="489" w:hRule="atLeast"/>
         </w:trPr>
         <w:tc>
           <w:tcPr>
@@ -8939,9 +8939,9 @@
             </w:tcBorders>
             <w:vAlign w:val="center"/>
             <w:tcMar>
-              <w:top w:w="20" w:type="dxa"/>
+              <w:top w:w="8" w:type="dxa"/>
               <w:left w:w="80" w:type="dxa"/>
-              <w:bottom w:w="20" w:type="dxa"/>
+              <w:bottom w:w="8" w:type="dxa"/>
               <w:right w:w="60" w:type="dxa"/>
             </w:tcMar>
           </w:tcPr>
@@ -8955,7 +8955,7 @@
                 <w:rFonts w:ascii="Trade Gothic Next" w:hAnsi="Trade Gothic Next"/>
                 <w:b/>
                 <w:color w:val="14161B"/>
-                <w:sz w:val="22"/>
+                <w:sz w:val="21"/>
                 <w:u w:val="none"/>
               </w:rPr>
               <w:t>23</w:t>
@@ -8973,9 +8973,9 @@
             </w:tcBorders>
             <w:vAlign w:val="center"/>
             <w:tcMar>
-              <w:top w:w="20" w:type="dxa"/>
+              <w:top w:w="8" w:type="dxa"/>
               <w:left w:w="80" w:type="dxa"/>
-              <w:bottom w:w="20" w:type="dxa"/>
+              <w:bottom w:w="8" w:type="dxa"/>
               <w:right w:w="60" w:type="dxa"/>
             </w:tcMar>
           </w:tcPr>
@@ -8989,7 +8989,7 @@
                 <w:rFonts w:ascii="Trade Gothic Next" w:hAnsi="Trade Gothic Next"/>
                 <w:b/>
                 <w:color w:val="14161B"/>
-                <w:sz w:val="22"/>
+                <w:sz w:val="21"/>
                 <w:u w:val="none"/>
               </w:rPr>
               <w:t>V</w:t>
@@ -9007,9 +9007,9 @@
             </w:tcBorders>
             <w:vAlign w:val="center"/>
             <w:tcMar>
-              <w:top w:w="20" w:type="dxa"/>
+              <w:top w:w="8" w:type="dxa"/>
               <w:left w:w="80" w:type="dxa"/>
-              <w:bottom w:w="20" w:type="dxa"/>
+              <w:bottom w:w="8" w:type="dxa"/>
               <w:right w:w="60" w:type="dxa"/>
             </w:tcMar>
           </w:tcPr>
@@ -9023,7 +9023,7 @@
                 <w:rFonts w:ascii="Trade Gothic Next" w:hAnsi="Trade Gothic Next"/>
                 <w:b/>
                 <w:color w:val="4D730E"/>
-                <w:sz w:val="22"/>
+                <w:sz w:val="21"/>
                 <w:u w:val="none"/>
               </w:rPr>
               <w:t>23</w:t>
@@ -9041,9 +9041,9 @@
             </w:tcBorders>
             <w:vAlign w:val="center"/>
             <w:tcMar>
-              <w:top w:w="20" w:type="dxa"/>
+              <w:top w:w="8" w:type="dxa"/>
               <w:left w:w="80" w:type="dxa"/>
-              <w:bottom w:w="20" w:type="dxa"/>
+              <w:bottom w:w="8" w:type="dxa"/>
               <w:right w:w="60" w:type="dxa"/>
             </w:tcMar>
           </w:tcPr>
@@ -9057,7 +9057,7 @@
                 <w:rFonts w:ascii="Trade Gothic Next" w:hAnsi="Trade Gothic Next"/>
                 <w:b/>
                 <w:color w:val="4D730E"/>
-                <w:sz w:val="22"/>
+                <w:sz w:val="21"/>
                 <w:u w:val="none"/>
               </w:rPr>
               <w:t>23</w:t>
@@ -9075,9 +9075,9 @@
             </w:tcBorders>
             <w:vAlign w:val="center"/>
             <w:tcMar>
-              <w:top w:w="20" w:type="dxa"/>
+              <w:top w:w="8" w:type="dxa"/>
               <w:left w:w="80" w:type="dxa"/>
-              <w:bottom w:w="20" w:type="dxa"/>
+              <w:bottom w:w="8" w:type="dxa"/>
               <w:right w:w="60" w:type="dxa"/>
             </w:tcMar>
           </w:tcPr>
@@ -9306,9 +9306,9 @@
             </w:tcBorders>
             <w:vAlign w:val="center"/>
             <w:tcMar>
-              <w:top w:w="20" w:type="dxa"/>
+              <w:top w:w="8" w:type="dxa"/>
               <w:left w:w="80" w:type="dxa"/>
-              <w:bottom w:w="20" w:type="dxa"/>
+              <w:bottom w:w="8" w:type="dxa"/>
               <w:right w:w="60" w:type="dxa"/>
             </w:tcMar>
           </w:tcPr>
@@ -9322,7 +9322,7 @@
                 <w:rFonts w:ascii="Trade Gothic Next" w:hAnsi="Trade Gothic Next"/>
                 <w:b/>
                 <w:color w:val="4D730E"/>
-                <w:sz w:val="22"/>
+                <w:sz w:val="21"/>
                 <w:u w:val="none"/>
               </w:rPr>
               <w:t>2</w:t>
@@ -9340,9 +9340,9 @@
             </w:tcBorders>
             <w:vAlign w:val="center"/>
             <w:tcMar>
-              <w:top w:w="20" w:type="dxa"/>
+              <w:top w:w="8" w:type="dxa"/>
               <w:left w:w="80" w:type="dxa"/>
-              <w:bottom w:w="20" w:type="dxa"/>
+              <w:bottom w:w="8" w:type="dxa"/>
               <w:right w:w="60" w:type="dxa"/>
             </w:tcMar>
           </w:tcPr>
@@ -9354,7 +9354,7 @@
             <w:r>
               <w:drawing>
                 <wp:inline xmlns:a="http://schemas.openxmlformats.org/drawingml/2006/main" xmlns:pic="http://schemas.openxmlformats.org/drawingml/2006/picture">
-                  <wp:extent cx="384048" cy="384048"/>
+                  <wp:extent cx="283464" cy="283464"/>
                   <wp:docPr id="23" name="Picture 23"/>
                   <wp:cNvGraphicFramePr>
                     <a:graphicFrameLocks noChangeAspect="1"/>
@@ -9375,7 +9375,7 @@
                         <pic:spPr>
                           <a:xfrm>
                             <a:off x="0" y="0"/>
-                            <a:ext cx="384048" cy="384048"/>
+                            <a:ext cx="283464" cy="283464"/>
                           </a:xfrm>
                           <a:prstGeom prst="rect"/>
                         </pic:spPr>
@@ -9388,269 +9388,10 @@
           </w:p>
         </w:tc>
       </w:tr>
-    </w:tbl>
-    <w:p>
-      <w:pPr>
-        <w:pageBreakBefore/>
-        <w:spacing w:before="0" w:after="0" w:line="20" w:lineRule="exact"/>
-      </w:pPr>
-      <w:r>
-        <w:rPr>
-          <w:rFonts w:ascii="Trade Gothic Next" w:hAnsi="Trade Gothic Next"/>
-          <w:sz w:val="2"/>
-        </w:rPr>
-      </w:r>
-    </w:p>
-    <w:tbl>
-      <w:tblPr>
-        <w:tblW w:type="auto" w:w="0"/>
-        <w:tblLayout w:type="fixed"/>
-        <w:tblLook w:firstColumn="1" w:firstRow="1" w:lastColumn="0" w:lastRow="0" w:noHBand="0" w:noVBand="1" w:val="04A0"/>
-        <w:tblLayout w:type="fixed"/>
-      </w:tblPr>
-      <w:tblGrid>
-        <w:gridCol w:w="1080"/>
-        <w:gridCol w:w="1080"/>
-        <w:gridCol w:w="1296"/>
-        <w:gridCol w:w="1368"/>
-        <w:gridCol w:w="6264"/>
-        <w:gridCol w:w="1368"/>
-        <w:gridCol w:w="1944"/>
-      </w:tblGrid>
-      <w:tr>
-        <w:tc>
-          <w:tcPr>
-            <w:tcW w:type="dxa" w:w="1080"/>
-            <w:tcBorders>
-              <w:bottom w:val="single" w:sz="12" w:color="A3E635"/>
-            </w:tcBorders>
-            <w:vAlign w:val="center"/>
-            <w:tcMar>
-              <w:top w:w="40" w:type="dxa"/>
-              <w:left w:w="70" w:type="dxa"/>
-              <w:bottom w:w="40" w:type="dxa"/>
-              <w:right w:w="70" w:type="dxa"/>
-            </w:tcMar>
-          </w:tcPr>
-          <w:p>
-            <w:pPr>
-              <w:spacing w:after="0"/>
-              <w:jc w:val="left"/>
-            </w:pPr>
-            <w:r>
-              <w:rPr>
-                <w:rFonts w:ascii="Trade Gothic Next" w:hAnsi="Trade Gothic Next"/>
-                <w:b/>
-                <w:color w:val="4D730E"/>
-                <w:sz w:val="16"/>
-                <w:u w:val="none"/>
-              </w:rPr>
-              <w:t>ATOMIC #</w:t>
-            </w:r>
-          </w:p>
-        </w:tc>
-        <w:tc>
-          <w:tcPr>
-            <w:tcW w:type="dxa" w:w="1080"/>
-            <w:tcBorders>
-              <w:bottom w:val="single" w:sz="12" w:color="A3E635"/>
-            </w:tcBorders>
-            <w:vAlign w:val="center"/>
-            <w:tcMar>
-              <w:top w:w="40" w:type="dxa"/>
-              <w:left w:w="70" w:type="dxa"/>
-              <w:bottom w:w="40" w:type="dxa"/>
-              <w:right w:w="70" w:type="dxa"/>
-            </w:tcMar>
-          </w:tcPr>
-          <w:p>
-            <w:pPr>
-              <w:spacing w:after="0"/>
-              <w:jc w:val="left"/>
-            </w:pPr>
-            <w:r>
-              <w:rPr>
-                <w:rFonts w:ascii="Trade Gothic Next" w:hAnsi="Trade Gothic Next"/>
-                <w:b/>
-                <w:color w:val="4D730E"/>
-                <w:sz w:val="16"/>
-                <w:u w:val="none"/>
-              </w:rPr>
-              <w:t>SYMBOL</w:t>
-            </w:r>
-          </w:p>
-        </w:tc>
-        <w:tc>
-          <w:tcPr>
-            <w:tcW w:type="dxa" w:w="1296"/>
-            <w:tcBorders>
-              <w:bottom w:val="single" w:sz="12" w:color="A3E635"/>
-            </w:tcBorders>
-            <w:vAlign w:val="center"/>
-            <w:tcMar>
-              <w:top w:w="40" w:type="dxa"/>
-              <w:left w:w="70" w:type="dxa"/>
-              <w:bottom w:w="40" w:type="dxa"/>
-              <w:right w:w="70" w:type="dxa"/>
-            </w:tcMar>
-          </w:tcPr>
-          <w:p>
-            <w:pPr>
-              <w:spacing w:after="0"/>
-              <w:jc w:val="left"/>
-            </w:pPr>
-            <w:r>
-              <w:rPr>
-                <w:rFonts w:ascii="Trade Gothic Next" w:hAnsi="Trade Gothic Next"/>
-                <w:b/>
-                <w:color w:val="4D730E"/>
-                <w:sz w:val="16"/>
-                <w:u w:val="none"/>
-              </w:rPr>
-              <w:t>PROTONS</w:t>
-            </w:r>
-          </w:p>
-        </w:tc>
-        <w:tc>
-          <w:tcPr>
-            <w:tcW w:type="dxa" w:w="1368"/>
-            <w:tcBorders>
-              <w:bottom w:val="single" w:sz="12" w:color="A3E635"/>
-            </w:tcBorders>
-            <w:vAlign w:val="center"/>
-            <w:tcMar>
-              <w:top w:w="40" w:type="dxa"/>
-              <w:left w:w="70" w:type="dxa"/>
-              <w:bottom w:w="40" w:type="dxa"/>
-              <w:right w:w="70" w:type="dxa"/>
-            </w:tcMar>
-          </w:tcPr>
-          <w:p>
-            <w:pPr>
-              <w:spacing w:after="0"/>
-              <w:jc w:val="left"/>
-            </w:pPr>
-            <w:r>
-              <w:rPr>
-                <w:rFonts w:ascii="Trade Gothic Next" w:hAnsi="Trade Gothic Next"/>
-                <w:b/>
-                <w:color w:val="4D730E"/>
-                <w:sz w:val="16"/>
-                <w:u w:val="none"/>
-              </w:rPr>
-              <w:t>ELECTRONS</w:t>
-            </w:r>
-          </w:p>
-        </w:tc>
-        <w:tc>
-          <w:tcPr>
-            <w:tcW w:type="dxa" w:w="6264"/>
-            <w:tcBorders>
-              <w:bottom w:val="single" w:sz="12" w:color="A3E635"/>
-            </w:tcBorders>
-            <w:vAlign w:val="center"/>
-            <w:tcMar>
-              <w:top w:w="40" w:type="dxa"/>
-              <w:left w:w="70" w:type="dxa"/>
-              <w:bottom w:w="40" w:type="dxa"/>
-              <w:right w:w="70" w:type="dxa"/>
-            </w:tcMar>
-          </w:tcPr>
-          <w:p>
-            <w:pPr>
-              <w:spacing w:after="0"/>
-              <w:jc w:val="left"/>
-            </w:pPr>
-            <w:r>
-              <w:rPr>
-                <w:rFonts w:ascii="Trade Gothic Next" w:hAnsi="Trade Gothic Next"/>
-                <w:b/>
-                <w:color w:val="4D730E"/>
-                <w:sz w:val="16"/>
-                <w:u w:val="none"/>
-              </w:rPr>
-              <w:t>ELECTRON CONFIGURATION</w:t>
-            </w:r>
-          </w:p>
-        </w:tc>
-        <w:tc>
-          <w:tcPr>
-            <w:tcW w:type="dxa" w:w="1368"/>
-            <w:tcBorders>
-              <w:bottom w:val="single" w:sz="12" w:color="A3E635"/>
-            </w:tcBorders>
-            <w:vAlign w:val="center"/>
-            <w:tcMar>
-              <w:top w:w="40" w:type="dxa"/>
-              <w:left w:w="70" w:type="dxa"/>
-              <w:bottom w:w="40" w:type="dxa"/>
-              <w:right w:w="70" w:type="dxa"/>
-            </w:tcMar>
-          </w:tcPr>
-          <w:p>
-            <w:pPr>
-              <w:spacing w:after="0"/>
-              <w:jc w:val="left"/>
-            </w:pPr>
-            <w:r>
-              <w:rPr>
-                <w:rFonts w:ascii="Trade Gothic Next" w:hAnsi="Trade Gothic Next"/>
-                <w:b/>
-                <w:color w:val="4D730E"/>
-                <w:sz w:val="16"/>
-                <w:u w:val="none"/>
-              </w:rPr>
-              <w:t>VALENCE e</w:t>
-            </w:r>
-            <w:r>
-              <w:rPr>
-                <w:rFonts w:ascii="Trade Gothic Next" w:hAnsi="Trade Gothic Next"/>
-                <w:b/>
-                <w:color w:val="4D730E"/>
-                <w:sz w:val="16"/>
-                <w:u w:val="none"/>
-                <w:vertAlign w:val="superscript"/>
-              </w:rPr>
-              <w:t>−</w:t>
-            </w:r>
-          </w:p>
-        </w:tc>
-        <w:tc>
-          <w:tcPr>
-            <w:tcW w:type="dxa" w:w="1944"/>
-            <w:tcBorders>
-              <w:bottom w:val="single" w:sz="12" w:color="A3E635"/>
-            </w:tcBorders>
-            <w:vAlign w:val="center"/>
-            <w:tcMar>
-              <w:top w:w="40" w:type="dxa"/>
-              <w:left w:w="70" w:type="dxa"/>
-              <w:bottom w:w="40" w:type="dxa"/>
-              <w:right w:w="70" w:type="dxa"/>
-            </w:tcMar>
-          </w:tcPr>
-          <w:p>
-            <w:pPr>
-              <w:spacing w:after="0"/>
-              <w:jc w:val="left"/>
-            </w:pPr>
-            <w:r>
-              <w:rPr>
-                <w:rFonts w:ascii="Trade Gothic Next" w:hAnsi="Trade Gothic Next"/>
-                <w:b/>
-                <w:color w:val="4D730E"/>
-                <w:sz w:val="16"/>
-                <w:u w:val="none"/>
-              </w:rPr>
-              <w:t>ELECTRON DOT</w:t>
-            </w:r>
-          </w:p>
-        </w:tc>
-      </w:tr>
       <w:tr>
         <w:trPr>
           <w:cantSplit/>
-          <w:trHeight w:val="720" w:hRule="atLeast"/>
+          <w:trHeight w:val="489" w:hRule="atLeast"/>
         </w:trPr>
         <w:tc>
           <w:tcPr>
@@ -9663,9 +9404,9 @@
             </w:tcBorders>
             <w:vAlign w:val="center"/>
             <w:tcMar>
-              <w:top w:w="20" w:type="dxa"/>
+              <w:top w:w="8" w:type="dxa"/>
               <w:left w:w="80" w:type="dxa"/>
-              <w:bottom w:w="20" w:type="dxa"/>
+              <w:bottom w:w="8" w:type="dxa"/>
               <w:right w:w="60" w:type="dxa"/>
             </w:tcMar>
           </w:tcPr>
@@ -9679,7 +9420,7 @@
                 <w:rFonts w:ascii="Trade Gothic Next" w:hAnsi="Trade Gothic Next"/>
                 <w:b/>
                 <w:color w:val="14161B"/>
-                <w:sz w:val="22"/>
+                <w:sz w:val="21"/>
                 <w:u w:val="none"/>
               </w:rPr>
               <w:t>24</w:t>
@@ -9697,9 +9438,9 @@
             </w:tcBorders>
             <w:vAlign w:val="center"/>
             <w:tcMar>
-              <w:top w:w="20" w:type="dxa"/>
+              <w:top w:w="8" w:type="dxa"/>
               <w:left w:w="80" w:type="dxa"/>
-              <w:bottom w:w="20" w:type="dxa"/>
+              <w:bottom w:w="8" w:type="dxa"/>
               <w:right w:w="60" w:type="dxa"/>
             </w:tcMar>
           </w:tcPr>
@@ -9713,7 +9454,7 @@
                 <w:rFonts w:ascii="Trade Gothic Next" w:hAnsi="Trade Gothic Next"/>
                 <w:b/>
                 <w:color w:val="14161B"/>
-                <w:sz w:val="22"/>
+                <w:sz w:val="21"/>
                 <w:u w:val="none"/>
               </w:rPr>
               <w:t>Cr</w:t>
@@ -9731,9 +9472,9 @@
             </w:tcBorders>
             <w:vAlign w:val="center"/>
             <w:tcMar>
-              <w:top w:w="20" w:type="dxa"/>
+              <w:top w:w="8" w:type="dxa"/>
               <w:left w:w="80" w:type="dxa"/>
-              <w:bottom w:w="20" w:type="dxa"/>
+              <w:bottom w:w="8" w:type="dxa"/>
               <w:right w:w="60" w:type="dxa"/>
             </w:tcMar>
           </w:tcPr>
@@ -9747,7 +9488,7 @@
                 <w:rFonts w:ascii="Trade Gothic Next" w:hAnsi="Trade Gothic Next"/>
                 <w:b/>
                 <w:color w:val="4D730E"/>
-                <w:sz w:val="22"/>
+                <w:sz w:val="21"/>
                 <w:u w:val="none"/>
               </w:rPr>
               <w:t>24</w:t>
@@ -9765,9 +9506,9 @@
             </w:tcBorders>
             <w:vAlign w:val="center"/>
             <w:tcMar>
-              <w:top w:w="20" w:type="dxa"/>
+              <w:top w:w="8" w:type="dxa"/>
               <w:left w:w="80" w:type="dxa"/>
-              <w:bottom w:w="20" w:type="dxa"/>
+              <w:bottom w:w="8" w:type="dxa"/>
               <w:right w:w="60" w:type="dxa"/>
             </w:tcMar>
           </w:tcPr>
@@ -9781,7 +9522,7 @@
                 <w:rFonts w:ascii="Trade Gothic Next" w:hAnsi="Trade Gothic Next"/>
                 <w:b/>
                 <w:color w:val="4D730E"/>
-                <w:sz w:val="22"/>
+                <w:sz w:val="21"/>
                 <w:u w:val="none"/>
               </w:rPr>
               <w:t>24</w:t>
@@ -9799,9 +9540,9 @@
             </w:tcBorders>
             <w:vAlign w:val="center"/>
             <w:tcMar>
-              <w:top w:w="20" w:type="dxa"/>
+              <w:top w:w="8" w:type="dxa"/>
               <w:left w:w="80" w:type="dxa"/>
-              <w:bottom w:w="20" w:type="dxa"/>
+              <w:bottom w:w="8" w:type="dxa"/>
               <w:right w:w="60" w:type="dxa"/>
             </w:tcMar>
           </w:tcPr>
@@ -10030,9 +9771,9 @@
             </w:tcBorders>
             <w:vAlign w:val="center"/>
             <w:tcMar>
-              <w:top w:w="20" w:type="dxa"/>
+              <w:top w:w="8" w:type="dxa"/>
               <w:left w:w="80" w:type="dxa"/>
-              <w:bottom w:w="20" w:type="dxa"/>
+              <w:bottom w:w="8" w:type="dxa"/>
               <w:right w:w="60" w:type="dxa"/>
             </w:tcMar>
           </w:tcPr>
@@ -10046,7 +9787,7 @@
                 <w:rFonts w:ascii="Trade Gothic Next" w:hAnsi="Trade Gothic Next"/>
                 <w:b/>
                 <w:color w:val="4D730E"/>
-                <w:sz w:val="22"/>
+                <w:sz w:val="21"/>
                 <w:u w:val="none"/>
               </w:rPr>
               <w:t>1</w:t>
@@ -10064,9 +9805,9 @@
             </w:tcBorders>
             <w:vAlign w:val="center"/>
             <w:tcMar>
-              <w:top w:w="20" w:type="dxa"/>
+              <w:top w:w="8" w:type="dxa"/>
               <w:left w:w="80" w:type="dxa"/>
-              <w:bottom w:w="20" w:type="dxa"/>
+              <w:bottom w:w="8" w:type="dxa"/>
               <w:right w:w="60" w:type="dxa"/>
             </w:tcMar>
           </w:tcPr>
@@ -10078,7 +9819,7 @@
             <w:r>
               <w:drawing>
                 <wp:inline xmlns:a="http://schemas.openxmlformats.org/drawingml/2006/main" xmlns:pic="http://schemas.openxmlformats.org/drawingml/2006/picture">
-                  <wp:extent cx="384048" cy="384048"/>
+                  <wp:extent cx="283464" cy="283464"/>
                   <wp:docPr id="24" name="Picture 24"/>
                   <wp:cNvGraphicFramePr>
                     <a:graphicFrameLocks noChangeAspect="1"/>
@@ -10099,7 +9840,7 @@
                         <pic:spPr>
                           <a:xfrm>
                             <a:off x="0" y="0"/>
-                            <a:ext cx="384048" cy="384048"/>
+                            <a:ext cx="283464" cy="283464"/>
                           </a:xfrm>
                           <a:prstGeom prst="rect"/>
                         </pic:spPr>
@@ -10115,7 +9856,7 @@
       <w:tr>
         <w:trPr>
           <w:cantSplit/>
-          <w:trHeight w:val="720" w:hRule="atLeast"/>
+          <w:trHeight w:val="489" w:hRule="atLeast"/>
         </w:trPr>
         <w:tc>
           <w:tcPr>
@@ -10128,9 +9869,9 @@
             </w:tcBorders>
             <w:vAlign w:val="center"/>
             <w:tcMar>
-              <w:top w:w="20" w:type="dxa"/>
+              <w:top w:w="8" w:type="dxa"/>
               <w:left w:w="80" w:type="dxa"/>
-              <w:bottom w:w="20" w:type="dxa"/>
+              <w:bottom w:w="8" w:type="dxa"/>
               <w:right w:w="60" w:type="dxa"/>
             </w:tcMar>
           </w:tcPr>
@@ -10144,7 +9885,7 @@
                 <w:rFonts w:ascii="Trade Gothic Next" w:hAnsi="Trade Gothic Next"/>
                 <w:b/>
                 <w:color w:val="14161B"/>
-                <w:sz w:val="22"/>
+                <w:sz w:val="21"/>
                 <w:u w:val="none"/>
               </w:rPr>
               <w:t>25</w:t>
@@ -10162,9 +9903,9 @@
             </w:tcBorders>
             <w:vAlign w:val="center"/>
             <w:tcMar>
-              <w:top w:w="20" w:type="dxa"/>
+              <w:top w:w="8" w:type="dxa"/>
               <w:left w:w="80" w:type="dxa"/>
-              <w:bottom w:w="20" w:type="dxa"/>
+              <w:bottom w:w="8" w:type="dxa"/>
               <w:right w:w="60" w:type="dxa"/>
             </w:tcMar>
           </w:tcPr>
@@ -10178,7 +9919,7 @@
                 <w:rFonts w:ascii="Trade Gothic Next" w:hAnsi="Trade Gothic Next"/>
                 <w:b/>
                 <w:color w:val="14161B"/>
-                <w:sz w:val="22"/>
+                <w:sz w:val="21"/>
                 <w:u w:val="none"/>
               </w:rPr>
               <w:t>Mn</w:t>
@@ -10196,9 +9937,9 @@
             </w:tcBorders>
             <w:vAlign w:val="center"/>
             <w:tcMar>
-              <w:top w:w="20" w:type="dxa"/>
+              <w:top w:w="8" w:type="dxa"/>
               <w:left w:w="80" w:type="dxa"/>
-              <w:bottom w:w="20" w:type="dxa"/>
+              <w:bottom w:w="8" w:type="dxa"/>
               <w:right w:w="60" w:type="dxa"/>
             </w:tcMar>
           </w:tcPr>
@@ -10212,7 +9953,7 @@
                 <w:rFonts w:ascii="Trade Gothic Next" w:hAnsi="Trade Gothic Next"/>
                 <w:b/>
                 <w:color w:val="4D730E"/>
-                <w:sz w:val="22"/>
+                <w:sz w:val="21"/>
                 <w:u w:val="none"/>
               </w:rPr>
               <w:t>25</w:t>
@@ -10230,9 +9971,9 @@
             </w:tcBorders>
             <w:vAlign w:val="center"/>
             <w:tcMar>
-              <w:top w:w="20" w:type="dxa"/>
+              <w:top w:w="8" w:type="dxa"/>
               <w:left w:w="80" w:type="dxa"/>
-              <w:bottom w:w="20" w:type="dxa"/>
+              <w:bottom w:w="8" w:type="dxa"/>
               <w:right w:w="60" w:type="dxa"/>
             </w:tcMar>
           </w:tcPr>
@@ -10246,7 +9987,7 @@
                 <w:rFonts w:ascii="Trade Gothic Next" w:hAnsi="Trade Gothic Next"/>
                 <w:b/>
                 <w:color w:val="4D730E"/>
-                <w:sz w:val="22"/>
+                <w:sz w:val="21"/>
                 <w:u w:val="none"/>
               </w:rPr>
               <w:t>25</w:t>
@@ -10264,9 +10005,9 @@
             </w:tcBorders>
             <w:vAlign w:val="center"/>
             <w:tcMar>
-              <w:top w:w="20" w:type="dxa"/>
+              <w:top w:w="8" w:type="dxa"/>
               <w:left w:w="80" w:type="dxa"/>
-              <w:bottom w:w="20" w:type="dxa"/>
+              <w:bottom w:w="8" w:type="dxa"/>
               <w:right w:w="60" w:type="dxa"/>
             </w:tcMar>
           </w:tcPr>
@@ -10495,9 +10236,9 @@
             </w:tcBorders>
             <w:vAlign w:val="center"/>
             <w:tcMar>
-              <w:top w:w="20" w:type="dxa"/>
+              <w:top w:w="8" w:type="dxa"/>
               <w:left w:w="80" w:type="dxa"/>
-              <w:bottom w:w="20" w:type="dxa"/>
+              <w:bottom w:w="8" w:type="dxa"/>
               <w:right w:w="60" w:type="dxa"/>
             </w:tcMar>
           </w:tcPr>
@@ -10511,7 +10252,7 @@
                 <w:rFonts w:ascii="Trade Gothic Next" w:hAnsi="Trade Gothic Next"/>
                 <w:b/>
                 <w:color w:val="4D730E"/>
-                <w:sz w:val="22"/>
+                <w:sz w:val="21"/>
                 <w:u w:val="none"/>
               </w:rPr>
               <w:t>2</w:t>
@@ -10529,9 +10270,9 @@
             </w:tcBorders>
             <w:vAlign w:val="center"/>
             <w:tcMar>
-              <w:top w:w="20" w:type="dxa"/>
+              <w:top w:w="8" w:type="dxa"/>
               <w:left w:w="80" w:type="dxa"/>
-              <w:bottom w:w="20" w:type="dxa"/>
+              <w:bottom w:w="8" w:type="dxa"/>
               <w:right w:w="60" w:type="dxa"/>
             </w:tcMar>
           </w:tcPr>
@@ -10543,7 +10284,7 @@
             <w:r>
               <w:drawing>
                 <wp:inline xmlns:a="http://schemas.openxmlformats.org/drawingml/2006/main" xmlns:pic="http://schemas.openxmlformats.org/drawingml/2006/picture">
-                  <wp:extent cx="384048" cy="384048"/>
+                  <wp:extent cx="283464" cy="283464"/>
                   <wp:docPr id="25" name="Picture 25"/>
                   <wp:cNvGraphicFramePr>
                     <a:graphicFrameLocks noChangeAspect="1"/>
@@ -10564,7 +10305,7 @@
                         <pic:spPr>
                           <a:xfrm>
                             <a:off x="0" y="0"/>
-                            <a:ext cx="384048" cy="384048"/>
+                            <a:ext cx="283464" cy="283464"/>
                           </a:xfrm>
                           <a:prstGeom prst="rect"/>
                         </pic:spPr>
@@ -10580,7 +10321,7 @@
       <w:tr>
         <w:trPr>
           <w:cantSplit/>
-          <w:trHeight w:val="720" w:hRule="atLeast"/>
+          <w:trHeight w:val="489" w:hRule="atLeast"/>
         </w:trPr>
         <w:tc>
           <w:tcPr>
@@ -10593,9 +10334,9 @@
             </w:tcBorders>
             <w:vAlign w:val="center"/>
             <w:tcMar>
-              <w:top w:w="20" w:type="dxa"/>
+              <w:top w:w="8" w:type="dxa"/>
               <w:left w:w="80" w:type="dxa"/>
-              <w:bottom w:w="20" w:type="dxa"/>
+              <w:bottom w:w="8" w:type="dxa"/>
               <w:right w:w="60" w:type="dxa"/>
             </w:tcMar>
           </w:tcPr>
@@ -10609,7 +10350,7 @@
                 <w:rFonts w:ascii="Trade Gothic Next" w:hAnsi="Trade Gothic Next"/>
                 <w:b/>
                 <w:color w:val="14161B"/>
-                <w:sz w:val="22"/>
+                <w:sz w:val="21"/>
                 <w:u w:val="none"/>
               </w:rPr>
               <w:t>26</w:t>
@@ -10627,9 +10368,9 @@
             </w:tcBorders>
             <w:vAlign w:val="center"/>
             <w:tcMar>
-              <w:top w:w="20" w:type="dxa"/>
+              <w:top w:w="8" w:type="dxa"/>
               <w:left w:w="80" w:type="dxa"/>
-              <w:bottom w:w="20" w:type="dxa"/>
+              <w:bottom w:w="8" w:type="dxa"/>
               <w:right w:w="60" w:type="dxa"/>
             </w:tcMar>
           </w:tcPr>
@@ -10643,7 +10384,7 @@
                 <w:rFonts w:ascii="Trade Gothic Next" w:hAnsi="Trade Gothic Next"/>
                 <w:b/>
                 <w:color w:val="14161B"/>
-                <w:sz w:val="22"/>
+                <w:sz w:val="21"/>
                 <w:u w:val="none"/>
               </w:rPr>
               <w:t>Fe</w:t>
@@ -10661,9 +10402,9 @@
             </w:tcBorders>
             <w:vAlign w:val="center"/>
             <w:tcMar>
-              <w:top w:w="20" w:type="dxa"/>
+              <w:top w:w="8" w:type="dxa"/>
               <w:left w:w="80" w:type="dxa"/>
-              <w:bottom w:w="20" w:type="dxa"/>
+              <w:bottom w:w="8" w:type="dxa"/>
               <w:right w:w="60" w:type="dxa"/>
             </w:tcMar>
           </w:tcPr>
@@ -10677,7 +10418,7 @@
                 <w:rFonts w:ascii="Trade Gothic Next" w:hAnsi="Trade Gothic Next"/>
                 <w:b/>
                 <w:color w:val="4D730E"/>
-                <w:sz w:val="22"/>
+                <w:sz w:val="21"/>
                 <w:u w:val="none"/>
               </w:rPr>
               <w:t>26</w:t>
@@ -10695,9 +10436,9 @@
             </w:tcBorders>
             <w:vAlign w:val="center"/>
             <w:tcMar>
-              <w:top w:w="20" w:type="dxa"/>
+              <w:top w:w="8" w:type="dxa"/>
               <w:left w:w="80" w:type="dxa"/>
-              <w:bottom w:w="20" w:type="dxa"/>
+              <w:bottom w:w="8" w:type="dxa"/>
               <w:right w:w="60" w:type="dxa"/>
             </w:tcMar>
           </w:tcPr>
@@ -10711,7 +10452,7 @@
                 <w:rFonts w:ascii="Trade Gothic Next" w:hAnsi="Trade Gothic Next"/>
                 <w:b/>
                 <w:color w:val="4D730E"/>
-                <w:sz w:val="22"/>
+                <w:sz w:val="21"/>
                 <w:u w:val="none"/>
               </w:rPr>
               <w:t>26</w:t>
@@ -10729,9 +10470,9 @@
             </w:tcBorders>
             <w:vAlign w:val="center"/>
             <w:tcMar>
-              <w:top w:w="20" w:type="dxa"/>
+              <w:top w:w="8" w:type="dxa"/>
               <w:left w:w="80" w:type="dxa"/>
-              <w:bottom w:w="20" w:type="dxa"/>
+              <w:bottom w:w="8" w:type="dxa"/>
               <w:right w:w="60" w:type="dxa"/>
             </w:tcMar>
           </w:tcPr>
@@ -10960,9 +10701,9 @@
             </w:tcBorders>
             <w:vAlign w:val="center"/>
             <w:tcMar>
-              <w:top w:w="20" w:type="dxa"/>
+              <w:top w:w="8" w:type="dxa"/>
               <w:left w:w="80" w:type="dxa"/>
-              <w:bottom w:w="20" w:type="dxa"/>
+              <w:bottom w:w="8" w:type="dxa"/>
               <w:right w:w="60" w:type="dxa"/>
             </w:tcMar>
           </w:tcPr>
@@ -10976,7 +10717,7 @@
                 <w:rFonts w:ascii="Trade Gothic Next" w:hAnsi="Trade Gothic Next"/>
                 <w:b/>
                 <w:color w:val="4D730E"/>
-                <w:sz w:val="22"/>
+                <w:sz w:val="21"/>
                 <w:u w:val="none"/>
               </w:rPr>
               <w:t>2</w:t>
@@ -10994,9 +10735,9 @@
             </w:tcBorders>
             <w:vAlign w:val="center"/>
             <w:tcMar>
-              <w:top w:w="20" w:type="dxa"/>
+              <w:top w:w="8" w:type="dxa"/>
               <w:left w:w="80" w:type="dxa"/>
-              <w:bottom w:w="20" w:type="dxa"/>
+              <w:bottom w:w="8" w:type="dxa"/>
               <w:right w:w="60" w:type="dxa"/>
             </w:tcMar>
           </w:tcPr>
@@ -11008,7 +10749,7 @@
             <w:r>
               <w:drawing>
                 <wp:inline xmlns:a="http://schemas.openxmlformats.org/drawingml/2006/main" xmlns:pic="http://schemas.openxmlformats.org/drawingml/2006/picture">
-                  <wp:extent cx="384048" cy="384048"/>
+                  <wp:extent cx="283464" cy="283464"/>
                   <wp:docPr id="26" name="Picture 26"/>
                   <wp:cNvGraphicFramePr>
                     <a:graphicFrameLocks noChangeAspect="1"/>
@@ -11029,7 +10770,7 @@
                         <pic:spPr>
                           <a:xfrm>
                             <a:off x="0" y="0"/>
-                            <a:ext cx="384048" cy="384048"/>
+                            <a:ext cx="283464" cy="283464"/>
                           </a:xfrm>
                           <a:prstGeom prst="rect"/>
                         </pic:spPr>
@@ -11045,7 +10786,7 @@
       <w:tr>
         <w:trPr>
           <w:cantSplit/>
-          <w:trHeight w:val="720" w:hRule="atLeast"/>
+          <w:trHeight w:val="489" w:hRule="atLeast"/>
         </w:trPr>
         <w:tc>
           <w:tcPr>
@@ -11058,9 +10799,9 @@
             </w:tcBorders>
             <w:vAlign w:val="center"/>
             <w:tcMar>
-              <w:top w:w="20" w:type="dxa"/>
+              <w:top w:w="8" w:type="dxa"/>
               <w:left w:w="80" w:type="dxa"/>
-              <w:bottom w:w="20" w:type="dxa"/>
+              <w:bottom w:w="8" w:type="dxa"/>
               <w:right w:w="60" w:type="dxa"/>
             </w:tcMar>
           </w:tcPr>
@@ -11074,7 +10815,7 @@
                 <w:rFonts w:ascii="Trade Gothic Next" w:hAnsi="Trade Gothic Next"/>
                 <w:b/>
                 <w:color w:val="14161B"/>
-                <w:sz w:val="22"/>
+                <w:sz w:val="21"/>
                 <w:u w:val="none"/>
               </w:rPr>
               <w:t>27</w:t>
@@ -11092,9 +10833,9 @@
             </w:tcBorders>
             <w:vAlign w:val="center"/>
             <w:tcMar>
-              <w:top w:w="20" w:type="dxa"/>
+              <w:top w:w="8" w:type="dxa"/>
               <w:left w:w="80" w:type="dxa"/>
-              <w:bottom w:w="20" w:type="dxa"/>
+              <w:bottom w:w="8" w:type="dxa"/>
               <w:right w:w="60" w:type="dxa"/>
             </w:tcMar>
           </w:tcPr>
@@ -11108,7 +10849,7 @@
                 <w:rFonts w:ascii="Trade Gothic Next" w:hAnsi="Trade Gothic Next"/>
                 <w:b/>
                 <w:color w:val="14161B"/>
-                <w:sz w:val="22"/>
+                <w:sz w:val="21"/>
                 <w:u w:val="none"/>
               </w:rPr>
               <w:t>Co</w:t>
@@ -11126,9 +10867,9 @@
             </w:tcBorders>
             <w:vAlign w:val="center"/>
             <w:tcMar>
-              <w:top w:w="20" w:type="dxa"/>
+              <w:top w:w="8" w:type="dxa"/>
               <w:left w:w="80" w:type="dxa"/>
-              <w:bottom w:w="20" w:type="dxa"/>
+              <w:bottom w:w="8" w:type="dxa"/>
               <w:right w:w="60" w:type="dxa"/>
             </w:tcMar>
           </w:tcPr>
@@ -11142,7 +10883,7 @@
                 <w:rFonts w:ascii="Trade Gothic Next" w:hAnsi="Trade Gothic Next"/>
                 <w:b/>
                 <w:color w:val="4D730E"/>
-                <w:sz w:val="22"/>
+                <w:sz w:val="21"/>
                 <w:u w:val="none"/>
               </w:rPr>
               <w:t>27</w:t>
@@ -11160,9 +10901,9 @@
             </w:tcBorders>
             <w:vAlign w:val="center"/>
             <w:tcMar>
-              <w:top w:w="20" w:type="dxa"/>
+              <w:top w:w="8" w:type="dxa"/>
               <w:left w:w="80" w:type="dxa"/>
-              <w:bottom w:w="20" w:type="dxa"/>
+              <w:bottom w:w="8" w:type="dxa"/>
               <w:right w:w="60" w:type="dxa"/>
             </w:tcMar>
           </w:tcPr>
@@ -11176,7 +10917,7 @@
                 <w:rFonts w:ascii="Trade Gothic Next" w:hAnsi="Trade Gothic Next"/>
                 <w:b/>
                 <w:color w:val="4D730E"/>
-                <w:sz w:val="22"/>
+                <w:sz w:val="21"/>
                 <w:u w:val="none"/>
               </w:rPr>
               <w:t>27</w:t>
@@ -11194,9 +10935,9 @@
             </w:tcBorders>
             <w:vAlign w:val="center"/>
             <w:tcMar>
-              <w:top w:w="20" w:type="dxa"/>
+              <w:top w:w="8" w:type="dxa"/>
               <w:left w:w="80" w:type="dxa"/>
-              <w:bottom w:w="20" w:type="dxa"/>
+              <w:bottom w:w="8" w:type="dxa"/>
               <w:right w:w="60" w:type="dxa"/>
             </w:tcMar>
           </w:tcPr>
@@ -11425,9 +11166,9 @@
             </w:tcBorders>
             <w:vAlign w:val="center"/>
             <w:tcMar>
-              <w:top w:w="20" w:type="dxa"/>
+              <w:top w:w="8" w:type="dxa"/>
               <w:left w:w="80" w:type="dxa"/>
-              <w:bottom w:w="20" w:type="dxa"/>
+              <w:bottom w:w="8" w:type="dxa"/>
               <w:right w:w="60" w:type="dxa"/>
             </w:tcMar>
           </w:tcPr>
@@ -11441,7 +11182,7 @@
                 <w:rFonts w:ascii="Trade Gothic Next" w:hAnsi="Trade Gothic Next"/>
                 <w:b/>
                 <w:color w:val="4D730E"/>
-                <w:sz w:val="22"/>
+                <w:sz w:val="21"/>
                 <w:u w:val="none"/>
               </w:rPr>
               <w:t>2</w:t>
@@ -11459,9 +11200,9 @@
             </w:tcBorders>
             <w:vAlign w:val="center"/>
             <w:tcMar>
-              <w:top w:w="20" w:type="dxa"/>
+              <w:top w:w="8" w:type="dxa"/>
               <w:left w:w="80" w:type="dxa"/>
-              <w:bottom w:w="20" w:type="dxa"/>
+              <w:bottom w:w="8" w:type="dxa"/>
               <w:right w:w="60" w:type="dxa"/>
             </w:tcMar>
           </w:tcPr>
@@ -11473,7 +11214,7 @@
             <w:r>
               <w:drawing>
                 <wp:inline xmlns:a="http://schemas.openxmlformats.org/drawingml/2006/main" xmlns:pic="http://schemas.openxmlformats.org/drawingml/2006/picture">
-                  <wp:extent cx="384048" cy="384048"/>
+                  <wp:extent cx="283464" cy="283464"/>
                   <wp:docPr id="27" name="Picture 27"/>
                   <wp:cNvGraphicFramePr>
                     <a:graphicFrameLocks noChangeAspect="1"/>
@@ -11494,7 +11235,7 @@
                         <pic:spPr>
                           <a:xfrm>
                             <a:off x="0" y="0"/>
-                            <a:ext cx="384048" cy="384048"/>
+                            <a:ext cx="283464" cy="283464"/>
                           </a:xfrm>
                           <a:prstGeom prst="rect"/>
                         </pic:spPr>
@@ -11510,7 +11251,7 @@
       <w:tr>
         <w:trPr>
           <w:cantSplit/>
-          <w:trHeight w:val="720" w:hRule="atLeast"/>
+          <w:trHeight w:val="489" w:hRule="atLeast"/>
         </w:trPr>
         <w:tc>
           <w:tcPr>
@@ -11523,9 +11264,9 @@
             </w:tcBorders>
             <w:vAlign w:val="center"/>
             <w:tcMar>
-              <w:top w:w="20" w:type="dxa"/>
+              <w:top w:w="8" w:type="dxa"/>
               <w:left w:w="80" w:type="dxa"/>
-              <w:bottom w:w="20" w:type="dxa"/>
+              <w:bottom w:w="8" w:type="dxa"/>
               <w:right w:w="60" w:type="dxa"/>
             </w:tcMar>
           </w:tcPr>
@@ -11539,7 +11280,7 @@
                 <w:rFonts w:ascii="Trade Gothic Next" w:hAnsi="Trade Gothic Next"/>
                 <w:b/>
                 <w:color w:val="14161B"/>
-                <w:sz w:val="22"/>
+                <w:sz w:val="21"/>
                 <w:u w:val="none"/>
               </w:rPr>
               <w:t>28</w:t>
@@ -11557,9 +11298,9 @@
             </w:tcBorders>
             <w:vAlign w:val="center"/>
             <w:tcMar>
-              <w:top w:w="20" w:type="dxa"/>
+              <w:top w:w="8" w:type="dxa"/>
               <w:left w:w="80" w:type="dxa"/>
-              <w:bottom w:w="20" w:type="dxa"/>
+              <w:bottom w:w="8" w:type="dxa"/>
               <w:right w:w="60" w:type="dxa"/>
             </w:tcMar>
           </w:tcPr>
@@ -11573,7 +11314,7 @@
                 <w:rFonts w:ascii="Trade Gothic Next" w:hAnsi="Trade Gothic Next"/>
                 <w:b/>
                 <w:color w:val="14161B"/>
-                <w:sz w:val="22"/>
+                <w:sz w:val="21"/>
                 <w:u w:val="none"/>
               </w:rPr>
               <w:t>Ni</w:t>
@@ -11591,9 +11332,9 @@
             </w:tcBorders>
             <w:vAlign w:val="center"/>
             <w:tcMar>
-              <w:top w:w="20" w:type="dxa"/>
+              <w:top w:w="8" w:type="dxa"/>
               <w:left w:w="80" w:type="dxa"/>
-              <w:bottom w:w="20" w:type="dxa"/>
+              <w:bottom w:w="8" w:type="dxa"/>
               <w:right w:w="60" w:type="dxa"/>
             </w:tcMar>
           </w:tcPr>
@@ -11607,7 +11348,7 @@
                 <w:rFonts w:ascii="Trade Gothic Next" w:hAnsi="Trade Gothic Next"/>
                 <w:b/>
                 <w:color w:val="4D730E"/>
-                <w:sz w:val="22"/>
+                <w:sz w:val="21"/>
                 <w:u w:val="none"/>
               </w:rPr>
               <w:t>28</w:t>
@@ -11625,9 +11366,9 @@
             </w:tcBorders>
             <w:vAlign w:val="center"/>
             <w:tcMar>
-              <w:top w:w="20" w:type="dxa"/>
+              <w:top w:w="8" w:type="dxa"/>
               <w:left w:w="80" w:type="dxa"/>
-              <w:bottom w:w="20" w:type="dxa"/>
+              <w:bottom w:w="8" w:type="dxa"/>
               <w:right w:w="60" w:type="dxa"/>
             </w:tcMar>
           </w:tcPr>
@@ -11641,7 +11382,7 @@
                 <w:rFonts w:ascii="Trade Gothic Next" w:hAnsi="Trade Gothic Next"/>
                 <w:b/>
                 <w:color w:val="4D730E"/>
-                <w:sz w:val="22"/>
+                <w:sz w:val="21"/>
                 <w:u w:val="none"/>
               </w:rPr>
               <w:t>28</w:t>
@@ -11659,9 +11400,9 @@
             </w:tcBorders>
             <w:vAlign w:val="center"/>
             <w:tcMar>
-              <w:top w:w="20" w:type="dxa"/>
+              <w:top w:w="8" w:type="dxa"/>
               <w:left w:w="80" w:type="dxa"/>
-              <w:bottom w:w="20" w:type="dxa"/>
+              <w:bottom w:w="8" w:type="dxa"/>
               <w:right w:w="60" w:type="dxa"/>
             </w:tcMar>
           </w:tcPr>
@@ -11890,9 +11631,9 @@
             </w:tcBorders>
             <w:vAlign w:val="center"/>
             <w:tcMar>
-              <w:top w:w="20" w:type="dxa"/>
+              <w:top w:w="8" w:type="dxa"/>
               <w:left w:w="80" w:type="dxa"/>
-              <w:bottom w:w="20" w:type="dxa"/>
+              <w:bottom w:w="8" w:type="dxa"/>
               <w:right w:w="60" w:type="dxa"/>
             </w:tcMar>
           </w:tcPr>
@@ -11906,7 +11647,7 @@
                 <w:rFonts w:ascii="Trade Gothic Next" w:hAnsi="Trade Gothic Next"/>
                 <w:b/>
                 <w:color w:val="4D730E"/>
-                <w:sz w:val="22"/>
+                <w:sz w:val="21"/>
                 <w:u w:val="none"/>
               </w:rPr>
               <w:t>2</w:t>
@@ -11924,9 +11665,9 @@
             </w:tcBorders>
             <w:vAlign w:val="center"/>
             <w:tcMar>
-              <w:top w:w="20" w:type="dxa"/>
+              <w:top w:w="8" w:type="dxa"/>
               <w:left w:w="80" w:type="dxa"/>
-              <w:bottom w:w="20" w:type="dxa"/>
+              <w:bottom w:w="8" w:type="dxa"/>
               <w:right w:w="60" w:type="dxa"/>
             </w:tcMar>
           </w:tcPr>
@@ -11938,7 +11679,7 @@
             <w:r>
               <w:drawing>
                 <wp:inline xmlns:a="http://schemas.openxmlformats.org/drawingml/2006/main" xmlns:pic="http://schemas.openxmlformats.org/drawingml/2006/picture">
-                  <wp:extent cx="384048" cy="384048"/>
+                  <wp:extent cx="283464" cy="283464"/>
                   <wp:docPr id="28" name="Picture 28"/>
                   <wp:cNvGraphicFramePr>
                     <a:graphicFrameLocks noChangeAspect="1"/>
@@ -11959,7 +11700,7 @@
                         <pic:spPr>
                           <a:xfrm>
                             <a:off x="0" y="0"/>
-                            <a:ext cx="384048" cy="384048"/>
+                            <a:ext cx="283464" cy="283464"/>
                           </a:xfrm>
                           <a:prstGeom prst="rect"/>
                         </pic:spPr>
@@ -11975,7 +11716,7 @@
       <w:tr>
         <w:trPr>
           <w:cantSplit/>
-          <w:trHeight w:val="720" w:hRule="atLeast"/>
+          <w:trHeight w:val="489" w:hRule="atLeast"/>
         </w:trPr>
         <w:tc>
           <w:tcPr>
@@ -11988,9 +11729,9 @@
             </w:tcBorders>
             <w:vAlign w:val="center"/>
             <w:tcMar>
-              <w:top w:w="20" w:type="dxa"/>
+              <w:top w:w="8" w:type="dxa"/>
               <w:left w:w="80" w:type="dxa"/>
-              <w:bottom w:w="20" w:type="dxa"/>
+              <w:bottom w:w="8" w:type="dxa"/>
               <w:right w:w="60" w:type="dxa"/>
             </w:tcMar>
           </w:tcPr>
@@ -12004,7 +11745,7 @@
                 <w:rFonts w:ascii="Trade Gothic Next" w:hAnsi="Trade Gothic Next"/>
                 <w:b/>
                 <w:color w:val="14161B"/>
-                <w:sz w:val="22"/>
+                <w:sz w:val="21"/>
                 <w:u w:val="none"/>
               </w:rPr>
               <w:t>29</w:t>
@@ -12022,9 +11763,9 @@
             </w:tcBorders>
             <w:vAlign w:val="center"/>
             <w:tcMar>
-              <w:top w:w="20" w:type="dxa"/>
+              <w:top w:w="8" w:type="dxa"/>
               <w:left w:w="80" w:type="dxa"/>
-              <w:bottom w:w="20" w:type="dxa"/>
+              <w:bottom w:w="8" w:type="dxa"/>
               <w:right w:w="60" w:type="dxa"/>
             </w:tcMar>
           </w:tcPr>
@@ -12038,7 +11779,7 @@
                 <w:rFonts w:ascii="Trade Gothic Next" w:hAnsi="Trade Gothic Next"/>
                 <w:b/>
                 <w:color w:val="14161B"/>
-                <w:sz w:val="22"/>
+                <w:sz w:val="21"/>
                 <w:u w:val="none"/>
               </w:rPr>
               <w:t>Cu</w:t>
@@ -12056,9 +11797,9 @@
             </w:tcBorders>
             <w:vAlign w:val="center"/>
             <w:tcMar>
-              <w:top w:w="20" w:type="dxa"/>
+              <w:top w:w="8" w:type="dxa"/>
               <w:left w:w="80" w:type="dxa"/>
-              <w:bottom w:w="20" w:type="dxa"/>
+              <w:bottom w:w="8" w:type="dxa"/>
               <w:right w:w="60" w:type="dxa"/>
             </w:tcMar>
           </w:tcPr>
@@ -12072,7 +11813,7 @@
                 <w:rFonts w:ascii="Trade Gothic Next" w:hAnsi="Trade Gothic Next"/>
                 <w:b/>
                 <w:color w:val="4D730E"/>
-                <w:sz w:val="22"/>
+                <w:sz w:val="21"/>
                 <w:u w:val="none"/>
               </w:rPr>
               <w:t>29</w:t>
@@ -12090,9 +11831,9 @@
             </w:tcBorders>
             <w:vAlign w:val="center"/>
             <w:tcMar>
-              <w:top w:w="20" w:type="dxa"/>
+              <w:top w:w="8" w:type="dxa"/>
               <w:left w:w="80" w:type="dxa"/>
-              <w:bottom w:w="20" w:type="dxa"/>
+              <w:bottom w:w="8" w:type="dxa"/>
               <w:right w:w="60" w:type="dxa"/>
             </w:tcMar>
           </w:tcPr>
@@ -12106,7 +11847,7 @@
                 <w:rFonts w:ascii="Trade Gothic Next" w:hAnsi="Trade Gothic Next"/>
                 <w:b/>
                 <w:color w:val="4D730E"/>
-                <w:sz w:val="22"/>
+                <w:sz w:val="21"/>
                 <w:u w:val="none"/>
               </w:rPr>
               <w:t>29</w:t>
@@ -12124,9 +11865,9 @@
             </w:tcBorders>
             <w:vAlign w:val="center"/>
             <w:tcMar>
-              <w:top w:w="20" w:type="dxa"/>
+              <w:top w:w="8" w:type="dxa"/>
               <w:left w:w="80" w:type="dxa"/>
-              <w:bottom w:w="20" w:type="dxa"/>
+              <w:bottom w:w="8" w:type="dxa"/>
               <w:right w:w="60" w:type="dxa"/>
             </w:tcMar>
           </w:tcPr>
@@ -12355,9 +12096,9 @@
             </w:tcBorders>
             <w:vAlign w:val="center"/>
             <w:tcMar>
-              <w:top w:w="20" w:type="dxa"/>
+              <w:top w:w="8" w:type="dxa"/>
               <w:left w:w="80" w:type="dxa"/>
-              <w:bottom w:w="20" w:type="dxa"/>
+              <w:bottom w:w="8" w:type="dxa"/>
               <w:right w:w="60" w:type="dxa"/>
             </w:tcMar>
           </w:tcPr>
@@ -12371,7 +12112,7 @@
                 <w:rFonts w:ascii="Trade Gothic Next" w:hAnsi="Trade Gothic Next"/>
                 <w:b/>
                 <w:color w:val="4D730E"/>
-                <w:sz w:val="22"/>
+                <w:sz w:val="21"/>
                 <w:u w:val="none"/>
               </w:rPr>
               <w:t>1</w:t>
@@ -12389,9 +12130,9 @@
             </w:tcBorders>
             <w:vAlign w:val="center"/>
             <w:tcMar>
-              <w:top w:w="20" w:type="dxa"/>
+              <w:top w:w="8" w:type="dxa"/>
               <w:left w:w="80" w:type="dxa"/>
-              <w:bottom w:w="20" w:type="dxa"/>
+              <w:bottom w:w="8" w:type="dxa"/>
               <w:right w:w="60" w:type="dxa"/>
             </w:tcMar>
           </w:tcPr>
@@ -12403,7 +12144,7 @@
             <w:r>
               <w:drawing>
                 <wp:inline xmlns:a="http://schemas.openxmlformats.org/drawingml/2006/main" xmlns:pic="http://schemas.openxmlformats.org/drawingml/2006/picture">
-                  <wp:extent cx="384048" cy="384048"/>
+                  <wp:extent cx="283464" cy="283464"/>
                   <wp:docPr id="29" name="Picture 29"/>
                   <wp:cNvGraphicFramePr>
                     <a:graphicFrameLocks noChangeAspect="1"/>
@@ -12424,7 +12165,7 @@
                         <pic:spPr>
                           <a:xfrm>
                             <a:off x="0" y="0"/>
-                            <a:ext cx="384048" cy="384048"/>
+                            <a:ext cx="283464" cy="283464"/>
                           </a:xfrm>
                           <a:prstGeom prst="rect"/>
                         </pic:spPr>
@@ -12440,7 +12181,7 @@
       <w:tr>
         <w:trPr>
           <w:cantSplit/>
-          <w:trHeight w:val="720" w:hRule="atLeast"/>
+          <w:trHeight w:val="489" w:hRule="atLeast"/>
         </w:trPr>
         <w:tc>
           <w:tcPr>
@@ -12453,9 +12194,9 @@
             </w:tcBorders>
             <w:vAlign w:val="center"/>
             <w:tcMar>
-              <w:top w:w="20" w:type="dxa"/>
+              <w:top w:w="8" w:type="dxa"/>
               <w:left w:w="80" w:type="dxa"/>
-              <w:bottom w:w="20" w:type="dxa"/>
+              <w:bottom w:w="8" w:type="dxa"/>
               <w:right w:w="60" w:type="dxa"/>
             </w:tcMar>
           </w:tcPr>
@@ -12469,7 +12210,7 @@
                 <w:rFonts w:ascii="Trade Gothic Next" w:hAnsi="Trade Gothic Next"/>
                 <w:b/>
                 <w:color w:val="14161B"/>
-                <w:sz w:val="22"/>
+                <w:sz w:val="21"/>
                 <w:u w:val="none"/>
               </w:rPr>
               <w:t>30</w:t>
@@ -12487,9 +12228,9 @@
             </w:tcBorders>
             <w:vAlign w:val="center"/>
             <w:tcMar>
-              <w:top w:w="20" w:type="dxa"/>
+              <w:top w:w="8" w:type="dxa"/>
               <w:left w:w="80" w:type="dxa"/>
-              <w:bottom w:w="20" w:type="dxa"/>
+              <w:bottom w:w="8" w:type="dxa"/>
               <w:right w:w="60" w:type="dxa"/>
             </w:tcMar>
           </w:tcPr>
@@ -12503,7 +12244,7 @@
                 <w:rFonts w:ascii="Trade Gothic Next" w:hAnsi="Trade Gothic Next"/>
                 <w:b/>
                 <w:color w:val="14161B"/>
-                <w:sz w:val="22"/>
+                <w:sz w:val="21"/>
                 <w:u w:val="none"/>
               </w:rPr>
               <w:t>Zn</w:t>
@@ -12521,9 +12262,9 @@
             </w:tcBorders>
             <w:vAlign w:val="center"/>
             <w:tcMar>
-              <w:top w:w="20" w:type="dxa"/>
+              <w:top w:w="8" w:type="dxa"/>
               <w:left w:w="80" w:type="dxa"/>
-              <w:bottom w:w="20" w:type="dxa"/>
+              <w:bottom w:w="8" w:type="dxa"/>
               <w:right w:w="60" w:type="dxa"/>
             </w:tcMar>
           </w:tcPr>
@@ -12537,7 +12278,7 @@
                 <w:rFonts w:ascii="Trade Gothic Next" w:hAnsi="Trade Gothic Next"/>
                 <w:b/>
                 <w:color w:val="4D730E"/>
-                <w:sz w:val="22"/>
+                <w:sz w:val="21"/>
                 <w:u w:val="none"/>
               </w:rPr>
               <w:t>30</w:t>
@@ -12555,9 +12296,9 @@
             </w:tcBorders>
             <w:vAlign w:val="center"/>
             <w:tcMar>
-              <w:top w:w="20" w:type="dxa"/>
+              <w:top w:w="8" w:type="dxa"/>
               <w:left w:w="80" w:type="dxa"/>
-              <w:bottom w:w="20" w:type="dxa"/>
+              <w:bottom w:w="8" w:type="dxa"/>
               <w:right w:w="60" w:type="dxa"/>
             </w:tcMar>
           </w:tcPr>
@@ -12571,7 +12312,7 @@
                 <w:rFonts w:ascii="Trade Gothic Next" w:hAnsi="Trade Gothic Next"/>
                 <w:b/>
                 <w:color w:val="4D730E"/>
-                <w:sz w:val="22"/>
+                <w:sz w:val="21"/>
                 <w:u w:val="none"/>
               </w:rPr>
               <w:t>30</w:t>
@@ -12589,9 +12330,9 @@
             </w:tcBorders>
             <w:vAlign w:val="center"/>
             <w:tcMar>
-              <w:top w:w="20" w:type="dxa"/>
+              <w:top w:w="8" w:type="dxa"/>
               <w:left w:w="80" w:type="dxa"/>
-              <w:bottom w:w="20" w:type="dxa"/>
+              <w:bottom w:w="8" w:type="dxa"/>
               <w:right w:w="60" w:type="dxa"/>
             </w:tcMar>
           </w:tcPr>
@@ -12820,9 +12561,9 @@
             </w:tcBorders>
             <w:vAlign w:val="center"/>
             <w:tcMar>
-              <w:top w:w="20" w:type="dxa"/>
+              <w:top w:w="8" w:type="dxa"/>
               <w:left w:w="80" w:type="dxa"/>
-              <w:bottom w:w="20" w:type="dxa"/>
+              <w:bottom w:w="8" w:type="dxa"/>
               <w:right w:w="60" w:type="dxa"/>
             </w:tcMar>
           </w:tcPr>
@@ -12836,7 +12577,7 @@
                 <w:rFonts w:ascii="Trade Gothic Next" w:hAnsi="Trade Gothic Next"/>
                 <w:b/>
                 <w:color w:val="4D730E"/>
-                <w:sz w:val="22"/>
+                <w:sz w:val="21"/>
                 <w:u w:val="none"/>
               </w:rPr>
               <w:t>2</w:t>
@@ -12854,9 +12595,9 @@
             </w:tcBorders>
             <w:vAlign w:val="center"/>
             <w:tcMar>
-              <w:top w:w="20" w:type="dxa"/>
+              <w:top w:w="8" w:type="dxa"/>
               <w:left w:w="80" w:type="dxa"/>
-              <w:bottom w:w="20" w:type="dxa"/>
+              <w:bottom w:w="8" w:type="dxa"/>
               <w:right w:w="60" w:type="dxa"/>
             </w:tcMar>
           </w:tcPr>
@@ -12868,7 +12609,7 @@
             <w:r>
               <w:drawing>
                 <wp:inline xmlns:a="http://schemas.openxmlformats.org/drawingml/2006/main" xmlns:pic="http://schemas.openxmlformats.org/drawingml/2006/picture">
-                  <wp:extent cx="384048" cy="384048"/>
+                  <wp:extent cx="283464" cy="283464"/>
                   <wp:docPr id="30" name="Picture 30"/>
                   <wp:cNvGraphicFramePr>
                     <a:graphicFrameLocks noChangeAspect="1"/>
@@ -12889,7 +12630,7 @@
                         <pic:spPr>
                           <a:xfrm>
                             <a:off x="0" y="0"/>
-                            <a:ext cx="384048" cy="384048"/>
+                            <a:ext cx="283464" cy="283464"/>
                           </a:xfrm>
                           <a:prstGeom prst="rect"/>
                         </pic:spPr>
@@ -12905,7 +12646,7 @@
       <w:tr>
         <w:trPr>
           <w:cantSplit/>
-          <w:trHeight w:val="720" w:hRule="atLeast"/>
+          <w:trHeight w:val="489" w:hRule="atLeast"/>
         </w:trPr>
         <w:tc>
           <w:tcPr>
@@ -12918,9 +12659,9 @@
             </w:tcBorders>
             <w:vAlign w:val="center"/>
             <w:tcMar>
-              <w:top w:w="20" w:type="dxa"/>
+              <w:top w:w="8" w:type="dxa"/>
               <w:left w:w="80" w:type="dxa"/>
-              <w:bottom w:w="20" w:type="dxa"/>
+              <w:bottom w:w="8" w:type="dxa"/>
               <w:right w:w="60" w:type="dxa"/>
             </w:tcMar>
           </w:tcPr>
@@ -12934,7 +12675,7 @@
                 <w:rFonts w:ascii="Trade Gothic Next" w:hAnsi="Trade Gothic Next"/>
                 <w:b/>
                 <w:color w:val="14161B"/>
-                <w:sz w:val="22"/>
+                <w:sz w:val="21"/>
                 <w:u w:val="none"/>
               </w:rPr>
               <w:t>31</w:t>
@@ -12952,9 +12693,9 @@
             </w:tcBorders>
             <w:vAlign w:val="center"/>
             <w:tcMar>
-              <w:top w:w="20" w:type="dxa"/>
+              <w:top w:w="8" w:type="dxa"/>
               <w:left w:w="80" w:type="dxa"/>
-              <w:bottom w:w="20" w:type="dxa"/>
+              <w:bottom w:w="8" w:type="dxa"/>
               <w:right w:w="60" w:type="dxa"/>
             </w:tcMar>
           </w:tcPr>
@@ -12968,7 +12709,7 @@
                 <w:rFonts w:ascii="Trade Gothic Next" w:hAnsi="Trade Gothic Next"/>
                 <w:b/>
                 <w:color w:val="14161B"/>
-                <w:sz w:val="22"/>
+                <w:sz w:val="21"/>
                 <w:u w:val="none"/>
               </w:rPr>
               <w:t>Ga</w:t>
@@ -12986,9 +12727,9 @@
             </w:tcBorders>
             <w:vAlign w:val="center"/>
             <w:tcMar>
-              <w:top w:w="20" w:type="dxa"/>
+              <w:top w:w="8" w:type="dxa"/>
               <w:left w:w="80" w:type="dxa"/>
-              <w:bottom w:w="20" w:type="dxa"/>
+              <w:bottom w:w="8" w:type="dxa"/>
               <w:right w:w="60" w:type="dxa"/>
             </w:tcMar>
           </w:tcPr>
@@ -13002,7 +12743,7 @@
                 <w:rFonts w:ascii="Trade Gothic Next" w:hAnsi="Trade Gothic Next"/>
                 <w:b/>
                 <w:color w:val="4D730E"/>
-                <w:sz w:val="22"/>
+                <w:sz w:val="21"/>
                 <w:u w:val="none"/>
               </w:rPr>
               <w:t>31</w:t>
@@ -13020,9 +12761,9 @@
             </w:tcBorders>
             <w:vAlign w:val="center"/>
             <w:tcMar>
-              <w:top w:w="20" w:type="dxa"/>
+              <w:top w:w="8" w:type="dxa"/>
               <w:left w:w="80" w:type="dxa"/>
-              <w:bottom w:w="20" w:type="dxa"/>
+              <w:bottom w:w="8" w:type="dxa"/>
               <w:right w:w="60" w:type="dxa"/>
             </w:tcMar>
           </w:tcPr>
@@ -13036,7 +12777,7 @@
                 <w:rFonts w:ascii="Trade Gothic Next" w:hAnsi="Trade Gothic Next"/>
                 <w:b/>
                 <w:color w:val="4D730E"/>
-                <w:sz w:val="22"/>
+                <w:sz w:val="21"/>
                 <w:u w:val="none"/>
               </w:rPr>
               <w:t>31</w:t>
@@ -13054,9 +12795,9 @@
             </w:tcBorders>
             <w:vAlign w:val="center"/>
             <w:tcMar>
-              <w:top w:w="20" w:type="dxa"/>
+              <w:top w:w="8" w:type="dxa"/>
               <w:left w:w="80" w:type="dxa"/>
-              <w:bottom w:w="20" w:type="dxa"/>
+              <w:bottom w:w="8" w:type="dxa"/>
               <w:right w:w="60" w:type="dxa"/>
             </w:tcMar>
           </w:tcPr>
@@ -13316,9 +13057,9 @@
             </w:tcBorders>
             <w:vAlign w:val="center"/>
             <w:tcMar>
-              <w:top w:w="20" w:type="dxa"/>
+              <w:top w:w="8" w:type="dxa"/>
               <w:left w:w="80" w:type="dxa"/>
-              <w:bottom w:w="20" w:type="dxa"/>
+              <w:bottom w:w="8" w:type="dxa"/>
               <w:right w:w="60" w:type="dxa"/>
             </w:tcMar>
           </w:tcPr>
@@ -13332,7 +13073,7 @@
                 <w:rFonts w:ascii="Trade Gothic Next" w:hAnsi="Trade Gothic Next"/>
                 <w:b/>
                 <w:color w:val="4D730E"/>
-                <w:sz w:val="22"/>
+                <w:sz w:val="21"/>
                 <w:u w:val="none"/>
               </w:rPr>
               <w:t>3</w:t>
@@ -13350,9 +13091,9 @@
             </w:tcBorders>
             <w:vAlign w:val="center"/>
             <w:tcMar>
-              <w:top w:w="20" w:type="dxa"/>
+              <w:top w:w="8" w:type="dxa"/>
               <w:left w:w="80" w:type="dxa"/>
-              <w:bottom w:w="20" w:type="dxa"/>
+              <w:bottom w:w="8" w:type="dxa"/>
               <w:right w:w="60" w:type="dxa"/>
             </w:tcMar>
           </w:tcPr>
@@ -13364,7 +13105,7 @@
             <w:r>
               <w:drawing>
                 <wp:inline xmlns:a="http://schemas.openxmlformats.org/drawingml/2006/main" xmlns:pic="http://schemas.openxmlformats.org/drawingml/2006/picture">
-                  <wp:extent cx="384048" cy="384048"/>
+                  <wp:extent cx="283464" cy="283464"/>
                   <wp:docPr id="31" name="Picture 31"/>
                   <wp:cNvGraphicFramePr>
                     <a:graphicFrameLocks noChangeAspect="1"/>
@@ -13385,7 +13126,7 @@
                         <pic:spPr>
                           <a:xfrm>
                             <a:off x="0" y="0"/>
-                            <a:ext cx="384048" cy="384048"/>
+                            <a:ext cx="283464" cy="283464"/>
                           </a:xfrm>
                           <a:prstGeom prst="rect"/>
                         </pic:spPr>
@@ -13401,7 +13142,7 @@
       <w:tr>
         <w:trPr>
           <w:cantSplit/>
-          <w:trHeight w:val="720" w:hRule="atLeast"/>
+          <w:trHeight w:val="489" w:hRule="atLeast"/>
         </w:trPr>
         <w:tc>
           <w:tcPr>
@@ -13414,9 +13155,9 @@
             </w:tcBorders>
             <w:vAlign w:val="center"/>
             <w:tcMar>
-              <w:top w:w="20" w:type="dxa"/>
+              <w:top w:w="8" w:type="dxa"/>
               <w:left w:w="80" w:type="dxa"/>
-              <w:bottom w:w="20" w:type="dxa"/>
+              <w:bottom w:w="8" w:type="dxa"/>
               <w:right w:w="60" w:type="dxa"/>
             </w:tcMar>
           </w:tcPr>
@@ -13430,7 +13171,7 @@
                 <w:rFonts w:ascii="Trade Gothic Next" w:hAnsi="Trade Gothic Next"/>
                 <w:b/>
                 <w:color w:val="14161B"/>
-                <w:sz w:val="22"/>
+                <w:sz w:val="21"/>
                 <w:u w:val="none"/>
               </w:rPr>
               <w:t>32</w:t>
@@ -13448,9 +13189,9 @@
             </w:tcBorders>
             <w:vAlign w:val="center"/>
             <w:tcMar>
-              <w:top w:w="20" w:type="dxa"/>
+              <w:top w:w="8" w:type="dxa"/>
               <w:left w:w="80" w:type="dxa"/>
-              <w:bottom w:w="20" w:type="dxa"/>
+              <w:bottom w:w="8" w:type="dxa"/>
               <w:right w:w="60" w:type="dxa"/>
             </w:tcMar>
           </w:tcPr>
@@ -13464,7 +13205,7 @@
                 <w:rFonts w:ascii="Trade Gothic Next" w:hAnsi="Trade Gothic Next"/>
                 <w:b/>
                 <w:color w:val="14161B"/>
-                <w:sz w:val="22"/>
+                <w:sz w:val="21"/>
                 <w:u w:val="none"/>
               </w:rPr>
               <w:t>Ge</w:t>
@@ -13482,9 +13223,9 @@
             </w:tcBorders>
             <w:vAlign w:val="center"/>
             <w:tcMar>
-              <w:top w:w="20" w:type="dxa"/>
+              <w:top w:w="8" w:type="dxa"/>
               <w:left w:w="80" w:type="dxa"/>
-              <w:bottom w:w="20" w:type="dxa"/>
+              <w:bottom w:w="8" w:type="dxa"/>
               <w:right w:w="60" w:type="dxa"/>
             </w:tcMar>
           </w:tcPr>
@@ -13498,7 +13239,7 @@
                 <w:rFonts w:ascii="Trade Gothic Next" w:hAnsi="Trade Gothic Next"/>
                 <w:b/>
                 <w:color w:val="4D730E"/>
-                <w:sz w:val="22"/>
+                <w:sz w:val="21"/>
                 <w:u w:val="none"/>
               </w:rPr>
               <w:t>32</w:t>
@@ -13516,9 +13257,9 @@
             </w:tcBorders>
             <w:vAlign w:val="center"/>
             <w:tcMar>
-              <w:top w:w="20" w:type="dxa"/>
+              <w:top w:w="8" w:type="dxa"/>
               <w:left w:w="80" w:type="dxa"/>
-              <w:bottom w:w="20" w:type="dxa"/>
+              <w:bottom w:w="8" w:type="dxa"/>
               <w:right w:w="60" w:type="dxa"/>
             </w:tcMar>
           </w:tcPr>
@@ -13532,7 +13273,7 @@
                 <w:rFonts w:ascii="Trade Gothic Next" w:hAnsi="Trade Gothic Next"/>
                 <w:b/>
                 <w:color w:val="4D730E"/>
-                <w:sz w:val="22"/>
+                <w:sz w:val="21"/>
                 <w:u w:val="none"/>
               </w:rPr>
               <w:t>32</w:t>
@@ -13550,9 +13291,9 @@
             </w:tcBorders>
             <w:vAlign w:val="center"/>
             <w:tcMar>
-              <w:top w:w="20" w:type="dxa"/>
+              <w:top w:w="8" w:type="dxa"/>
               <w:left w:w="80" w:type="dxa"/>
-              <w:bottom w:w="20" w:type="dxa"/>
+              <w:bottom w:w="8" w:type="dxa"/>
               <w:right w:w="60" w:type="dxa"/>
             </w:tcMar>
           </w:tcPr>
@@ -13812,9 +13553,9 @@
             </w:tcBorders>
             <w:vAlign w:val="center"/>
             <w:tcMar>
-              <w:top w:w="20" w:type="dxa"/>
+              <w:top w:w="8" w:type="dxa"/>
               <w:left w:w="80" w:type="dxa"/>
-              <w:bottom w:w="20" w:type="dxa"/>
+              <w:bottom w:w="8" w:type="dxa"/>
               <w:right w:w="60" w:type="dxa"/>
             </w:tcMar>
           </w:tcPr>
@@ -13828,7 +13569,7 @@
                 <w:rFonts w:ascii="Trade Gothic Next" w:hAnsi="Trade Gothic Next"/>
                 <w:b/>
                 <w:color w:val="4D730E"/>
-                <w:sz w:val="22"/>
+                <w:sz w:val="21"/>
                 <w:u w:val="none"/>
               </w:rPr>
               <w:t>4</w:t>
@@ -13846,9 +13587,9 @@
             </w:tcBorders>
             <w:vAlign w:val="center"/>
             <w:tcMar>
-              <w:top w:w="20" w:type="dxa"/>
+              <w:top w:w="8" w:type="dxa"/>
               <w:left w:w="80" w:type="dxa"/>
-              <w:bottom w:w="20" w:type="dxa"/>
+              <w:bottom w:w="8" w:type="dxa"/>
               <w:right w:w="60" w:type="dxa"/>
             </w:tcMar>
           </w:tcPr>
@@ -13860,7 +13601,7 @@
             <w:r>
               <w:drawing>
                 <wp:inline xmlns:a="http://schemas.openxmlformats.org/drawingml/2006/main" xmlns:pic="http://schemas.openxmlformats.org/drawingml/2006/picture">
-                  <wp:extent cx="384048" cy="384048"/>
+                  <wp:extent cx="283464" cy="283464"/>
                   <wp:docPr id="32" name="Picture 32"/>
                   <wp:cNvGraphicFramePr>
                     <a:graphicFrameLocks noChangeAspect="1"/>
@@ -13881,7 +13622,7 @@
                         <pic:spPr>
                           <a:xfrm>
                             <a:off x="0" y="0"/>
-                            <a:ext cx="384048" cy="384048"/>
+                            <a:ext cx="283464" cy="283464"/>
                           </a:xfrm>
                           <a:prstGeom prst="rect"/>
                         </pic:spPr>
@@ -13897,7 +13638,7 @@
       <w:tr>
         <w:trPr>
           <w:cantSplit/>
-          <w:trHeight w:val="720" w:hRule="atLeast"/>
+          <w:trHeight w:val="489" w:hRule="atLeast"/>
         </w:trPr>
         <w:tc>
           <w:tcPr>
@@ -13910,9 +13651,9 @@
             </w:tcBorders>
             <w:vAlign w:val="center"/>
             <w:tcMar>
-              <w:top w:w="20" w:type="dxa"/>
+              <w:top w:w="8" w:type="dxa"/>
               <w:left w:w="80" w:type="dxa"/>
-              <w:bottom w:w="20" w:type="dxa"/>
+              <w:bottom w:w="8" w:type="dxa"/>
               <w:right w:w="60" w:type="dxa"/>
             </w:tcMar>
           </w:tcPr>
@@ -13926,7 +13667,7 @@
                 <w:rFonts w:ascii="Trade Gothic Next" w:hAnsi="Trade Gothic Next"/>
                 <w:b/>
                 <w:color w:val="14161B"/>
-                <w:sz w:val="22"/>
+                <w:sz w:val="21"/>
                 <w:u w:val="none"/>
               </w:rPr>
               <w:t>33</w:t>
@@ -13944,9 +13685,9 @@
             </w:tcBorders>
             <w:vAlign w:val="center"/>
             <w:tcMar>
-              <w:top w:w="20" w:type="dxa"/>
+              <w:top w:w="8" w:type="dxa"/>
               <w:left w:w="80" w:type="dxa"/>
-              <w:bottom w:w="20" w:type="dxa"/>
+              <w:bottom w:w="8" w:type="dxa"/>
               <w:right w:w="60" w:type="dxa"/>
             </w:tcMar>
           </w:tcPr>
@@ -13960,7 +13701,7 @@
                 <w:rFonts w:ascii="Trade Gothic Next" w:hAnsi="Trade Gothic Next"/>
                 <w:b/>
                 <w:color w:val="14161B"/>
-                <w:sz w:val="22"/>
+                <w:sz w:val="21"/>
                 <w:u w:val="none"/>
               </w:rPr>
               <w:t>As</w:t>
@@ -13978,9 +13719,9 @@
             </w:tcBorders>
             <w:vAlign w:val="center"/>
             <w:tcMar>
-              <w:top w:w="20" w:type="dxa"/>
+              <w:top w:w="8" w:type="dxa"/>
               <w:left w:w="80" w:type="dxa"/>
-              <w:bottom w:w="20" w:type="dxa"/>
+              <w:bottom w:w="8" w:type="dxa"/>
               <w:right w:w="60" w:type="dxa"/>
             </w:tcMar>
           </w:tcPr>
@@ -13994,7 +13735,7 @@
                 <w:rFonts w:ascii="Trade Gothic Next" w:hAnsi="Trade Gothic Next"/>
                 <w:b/>
                 <w:color w:val="4D730E"/>
-                <w:sz w:val="22"/>
+                <w:sz w:val="21"/>
                 <w:u w:val="none"/>
               </w:rPr>
               <w:t>33</w:t>
@@ -14012,9 +13753,9 @@
             </w:tcBorders>
             <w:vAlign w:val="center"/>
             <w:tcMar>
-              <w:top w:w="20" w:type="dxa"/>
+              <w:top w:w="8" w:type="dxa"/>
               <w:left w:w="80" w:type="dxa"/>
-              <w:bottom w:w="20" w:type="dxa"/>
+              <w:bottom w:w="8" w:type="dxa"/>
               <w:right w:w="60" w:type="dxa"/>
             </w:tcMar>
           </w:tcPr>
@@ -14028,7 +13769,7 @@
                 <w:rFonts w:ascii="Trade Gothic Next" w:hAnsi="Trade Gothic Next"/>
                 <w:b/>
                 <w:color w:val="4D730E"/>
-                <w:sz w:val="22"/>
+                <w:sz w:val="21"/>
                 <w:u w:val="none"/>
               </w:rPr>
               <w:t>33</w:t>
@@ -14046,9 +13787,9 @@
             </w:tcBorders>
             <w:vAlign w:val="center"/>
             <w:tcMar>
-              <w:top w:w="20" w:type="dxa"/>
+              <w:top w:w="8" w:type="dxa"/>
               <w:left w:w="80" w:type="dxa"/>
-              <w:bottom w:w="20" w:type="dxa"/>
+              <w:bottom w:w="8" w:type="dxa"/>
               <w:right w:w="60" w:type="dxa"/>
             </w:tcMar>
           </w:tcPr>
@@ -14308,9 +14049,9 @@
             </w:tcBorders>
             <w:vAlign w:val="center"/>
             <w:tcMar>
-              <w:top w:w="20" w:type="dxa"/>
+              <w:top w:w="8" w:type="dxa"/>
               <w:left w:w="80" w:type="dxa"/>
-              <w:bottom w:w="20" w:type="dxa"/>
+              <w:bottom w:w="8" w:type="dxa"/>
               <w:right w:w="60" w:type="dxa"/>
             </w:tcMar>
           </w:tcPr>
@@ -14324,7 +14065,7 @@
                 <w:rFonts w:ascii="Trade Gothic Next" w:hAnsi="Trade Gothic Next"/>
                 <w:b/>
                 <w:color w:val="4D730E"/>
-                <w:sz w:val="22"/>
+                <w:sz w:val="21"/>
                 <w:u w:val="none"/>
               </w:rPr>
               <w:t>5</w:t>
@@ -14342,9 +14083,9 @@
             </w:tcBorders>
             <w:vAlign w:val="center"/>
             <w:tcMar>
-              <w:top w:w="20" w:type="dxa"/>
+              <w:top w:w="8" w:type="dxa"/>
               <w:left w:w="80" w:type="dxa"/>
-              <w:bottom w:w="20" w:type="dxa"/>
+              <w:bottom w:w="8" w:type="dxa"/>
               <w:right w:w="60" w:type="dxa"/>
             </w:tcMar>
           </w:tcPr>
@@ -14356,7 +14097,7 @@
             <w:r>
               <w:drawing>
                 <wp:inline xmlns:a="http://schemas.openxmlformats.org/drawingml/2006/main" xmlns:pic="http://schemas.openxmlformats.org/drawingml/2006/picture">
-                  <wp:extent cx="384048" cy="384048"/>
+                  <wp:extent cx="283464" cy="283464"/>
                   <wp:docPr id="33" name="Picture 33"/>
                   <wp:cNvGraphicFramePr>
                     <a:graphicFrameLocks noChangeAspect="1"/>
@@ -14377,7 +14118,7 @@
                         <pic:spPr>
                           <a:xfrm>
                             <a:off x="0" y="0"/>
-                            <a:ext cx="384048" cy="384048"/>
+                            <a:ext cx="283464" cy="283464"/>
                           </a:xfrm>
                           <a:prstGeom prst="rect"/>
                         </pic:spPr>
@@ -14393,7 +14134,7 @@
       <w:tr>
         <w:trPr>
           <w:cantSplit/>
-          <w:trHeight w:val="720" w:hRule="atLeast"/>
+          <w:trHeight w:val="489" w:hRule="atLeast"/>
         </w:trPr>
         <w:tc>
           <w:tcPr>
@@ -14406,9 +14147,9 @@
             </w:tcBorders>
             <w:vAlign w:val="center"/>
             <w:tcMar>
-              <w:top w:w="20" w:type="dxa"/>
+              <w:top w:w="8" w:type="dxa"/>
               <w:left w:w="80" w:type="dxa"/>
-              <w:bottom w:w="20" w:type="dxa"/>
+              <w:bottom w:w="8" w:type="dxa"/>
               <w:right w:w="60" w:type="dxa"/>
             </w:tcMar>
           </w:tcPr>
@@ -14422,7 +14163,7 @@
                 <w:rFonts w:ascii="Trade Gothic Next" w:hAnsi="Trade Gothic Next"/>
                 <w:b/>
                 <w:color w:val="14161B"/>
-                <w:sz w:val="22"/>
+                <w:sz w:val="21"/>
                 <w:u w:val="none"/>
               </w:rPr>
               <w:t>34</w:t>
@@ -14440,9 +14181,9 @@
             </w:tcBorders>
             <w:vAlign w:val="center"/>
             <w:tcMar>
-              <w:top w:w="20" w:type="dxa"/>
+              <w:top w:w="8" w:type="dxa"/>
               <w:left w:w="80" w:type="dxa"/>
-              <w:bottom w:w="20" w:type="dxa"/>
+              <w:bottom w:w="8" w:type="dxa"/>
               <w:right w:w="60" w:type="dxa"/>
             </w:tcMar>
           </w:tcPr>
@@ -14456,7 +14197,7 @@
                 <w:rFonts w:ascii="Trade Gothic Next" w:hAnsi="Trade Gothic Next"/>
                 <w:b/>
                 <w:color w:val="14161B"/>
-                <w:sz w:val="22"/>
+                <w:sz w:val="21"/>
                 <w:u w:val="none"/>
               </w:rPr>
               <w:t>Se</w:t>
@@ -14474,9 +14215,9 @@
             </w:tcBorders>
             <w:vAlign w:val="center"/>
             <w:tcMar>
-              <w:top w:w="20" w:type="dxa"/>
+              <w:top w:w="8" w:type="dxa"/>
               <w:left w:w="80" w:type="dxa"/>
-              <w:bottom w:w="20" w:type="dxa"/>
+              <w:bottom w:w="8" w:type="dxa"/>
               <w:right w:w="60" w:type="dxa"/>
             </w:tcMar>
           </w:tcPr>
@@ -14490,7 +14231,7 @@
                 <w:rFonts w:ascii="Trade Gothic Next" w:hAnsi="Trade Gothic Next"/>
                 <w:b/>
                 <w:color w:val="4D730E"/>
-                <w:sz w:val="22"/>
+                <w:sz w:val="21"/>
                 <w:u w:val="none"/>
               </w:rPr>
               <w:t>34</w:t>
@@ -14508,9 +14249,9 @@
             </w:tcBorders>
             <w:vAlign w:val="center"/>
             <w:tcMar>
-              <w:top w:w="20" w:type="dxa"/>
+              <w:top w:w="8" w:type="dxa"/>
               <w:left w:w="80" w:type="dxa"/>
-              <w:bottom w:w="20" w:type="dxa"/>
+              <w:bottom w:w="8" w:type="dxa"/>
               <w:right w:w="60" w:type="dxa"/>
             </w:tcMar>
           </w:tcPr>
@@ -14524,7 +14265,7 @@
                 <w:rFonts w:ascii="Trade Gothic Next" w:hAnsi="Trade Gothic Next"/>
                 <w:b/>
                 <w:color w:val="4D730E"/>
-                <w:sz w:val="22"/>
+                <w:sz w:val="21"/>
                 <w:u w:val="none"/>
               </w:rPr>
               <w:t>34</w:t>
@@ -14542,9 +14283,9 @@
             </w:tcBorders>
             <w:vAlign w:val="center"/>
             <w:tcMar>
-              <w:top w:w="20" w:type="dxa"/>
+              <w:top w:w="8" w:type="dxa"/>
               <w:left w:w="80" w:type="dxa"/>
-              <w:bottom w:w="20" w:type="dxa"/>
+              <w:bottom w:w="8" w:type="dxa"/>
               <w:right w:w="60" w:type="dxa"/>
             </w:tcMar>
           </w:tcPr>
@@ -14804,9 +14545,9 @@
             </w:tcBorders>
             <w:vAlign w:val="center"/>
             <w:tcMar>
-              <w:top w:w="20" w:type="dxa"/>
+              <w:top w:w="8" w:type="dxa"/>
               <w:left w:w="80" w:type="dxa"/>
-              <w:bottom w:w="20" w:type="dxa"/>
+              <w:bottom w:w="8" w:type="dxa"/>
               <w:right w:w="60" w:type="dxa"/>
             </w:tcMar>
           </w:tcPr>
@@ -14820,7 +14561,7 @@
                 <w:rFonts w:ascii="Trade Gothic Next" w:hAnsi="Trade Gothic Next"/>
                 <w:b/>
                 <w:color w:val="4D730E"/>
-                <w:sz w:val="22"/>
+                <w:sz w:val="21"/>
                 <w:u w:val="none"/>
               </w:rPr>
               <w:t>6</w:t>
@@ -14838,9 +14579,9 @@
             </w:tcBorders>
             <w:vAlign w:val="center"/>
             <w:tcMar>
-              <w:top w:w="20" w:type="dxa"/>
+              <w:top w:w="8" w:type="dxa"/>
               <w:left w:w="80" w:type="dxa"/>
-              <w:bottom w:w="20" w:type="dxa"/>
+              <w:bottom w:w="8" w:type="dxa"/>
               <w:right w:w="60" w:type="dxa"/>
             </w:tcMar>
           </w:tcPr>
@@ -14852,7 +14593,7 @@
             <w:r>
               <w:drawing>
                 <wp:inline xmlns:a="http://schemas.openxmlformats.org/drawingml/2006/main" xmlns:pic="http://schemas.openxmlformats.org/drawingml/2006/picture">
-                  <wp:extent cx="384048" cy="384048"/>
+                  <wp:extent cx="283464" cy="283464"/>
                   <wp:docPr id="34" name="Picture 34"/>
                   <wp:cNvGraphicFramePr>
                     <a:graphicFrameLocks noChangeAspect="1"/>
@@ -14873,7 +14614,7 @@
                         <pic:spPr>
                           <a:xfrm>
                             <a:off x="0" y="0"/>
-                            <a:ext cx="384048" cy="384048"/>
+                            <a:ext cx="283464" cy="283464"/>
                           </a:xfrm>
                           <a:prstGeom prst="rect"/>
                         </pic:spPr>
@@ -14889,7 +14630,7 @@
       <w:tr>
         <w:trPr>
           <w:cantSplit/>
-          <w:trHeight w:val="720" w:hRule="atLeast"/>
+          <w:trHeight w:val="489" w:hRule="atLeast"/>
         </w:trPr>
         <w:tc>
           <w:tcPr>
@@ -14902,9 +14643,9 @@
             </w:tcBorders>
             <w:vAlign w:val="center"/>
             <w:tcMar>
-              <w:top w:w="20" w:type="dxa"/>
+              <w:top w:w="8" w:type="dxa"/>
               <w:left w:w="80" w:type="dxa"/>
-              <w:bottom w:w="20" w:type="dxa"/>
+              <w:bottom w:w="8" w:type="dxa"/>
               <w:right w:w="60" w:type="dxa"/>
             </w:tcMar>
           </w:tcPr>
@@ -14918,7 +14659,7 @@
                 <w:rFonts w:ascii="Trade Gothic Next" w:hAnsi="Trade Gothic Next"/>
                 <w:b/>
                 <w:color w:val="14161B"/>
-                <w:sz w:val="22"/>
+                <w:sz w:val="21"/>
                 <w:u w:val="none"/>
               </w:rPr>
               <w:t>35</w:t>
@@ -14936,9 +14677,9 @@
             </w:tcBorders>
             <w:vAlign w:val="center"/>
             <w:tcMar>
-              <w:top w:w="20" w:type="dxa"/>
+              <w:top w:w="8" w:type="dxa"/>
               <w:left w:w="80" w:type="dxa"/>
-              <w:bottom w:w="20" w:type="dxa"/>
+              <w:bottom w:w="8" w:type="dxa"/>
               <w:right w:w="60" w:type="dxa"/>
             </w:tcMar>
           </w:tcPr>
@@ -14952,7 +14693,7 @@
                 <w:rFonts w:ascii="Trade Gothic Next" w:hAnsi="Trade Gothic Next"/>
                 <w:b/>
                 <w:color w:val="14161B"/>
-                <w:sz w:val="22"/>
+                <w:sz w:val="21"/>
                 <w:u w:val="none"/>
               </w:rPr>
               <w:t>Br</w:t>
@@ -14970,9 +14711,9 @@
             </w:tcBorders>
             <w:vAlign w:val="center"/>
             <w:tcMar>
-              <w:top w:w="20" w:type="dxa"/>
+              <w:top w:w="8" w:type="dxa"/>
               <w:left w:w="80" w:type="dxa"/>
-              <w:bottom w:w="20" w:type="dxa"/>
+              <w:bottom w:w="8" w:type="dxa"/>
               <w:right w:w="60" w:type="dxa"/>
             </w:tcMar>
           </w:tcPr>
@@ -14986,7 +14727,7 @@
                 <w:rFonts w:ascii="Trade Gothic Next" w:hAnsi="Trade Gothic Next"/>
                 <w:b/>
                 <w:color w:val="4D730E"/>
-                <w:sz w:val="22"/>
+                <w:sz w:val="21"/>
                 <w:u w:val="none"/>
               </w:rPr>
               <w:t>35</w:t>
@@ -15004,9 +14745,9 @@
             </w:tcBorders>
             <w:vAlign w:val="center"/>
             <w:tcMar>
-              <w:top w:w="20" w:type="dxa"/>
+              <w:top w:w="8" w:type="dxa"/>
               <w:left w:w="80" w:type="dxa"/>
-              <w:bottom w:w="20" w:type="dxa"/>
+              <w:bottom w:w="8" w:type="dxa"/>
               <w:right w:w="60" w:type="dxa"/>
             </w:tcMar>
           </w:tcPr>
@@ -15020,7 +14761,7 @@
                 <w:rFonts w:ascii="Trade Gothic Next" w:hAnsi="Trade Gothic Next"/>
                 <w:b/>
                 <w:color w:val="4D730E"/>
-                <w:sz w:val="22"/>
+                <w:sz w:val="21"/>
                 <w:u w:val="none"/>
               </w:rPr>
               <w:t>35</w:t>
@@ -15038,9 +14779,9 @@
             </w:tcBorders>
             <w:vAlign w:val="center"/>
             <w:tcMar>
-              <w:top w:w="20" w:type="dxa"/>
+              <w:top w:w="8" w:type="dxa"/>
               <w:left w:w="80" w:type="dxa"/>
-              <w:bottom w:w="20" w:type="dxa"/>
+              <w:bottom w:w="8" w:type="dxa"/>
               <w:right w:w="60" w:type="dxa"/>
             </w:tcMar>
           </w:tcPr>
@@ -15300,9 +15041,9 @@
             </w:tcBorders>
             <w:vAlign w:val="center"/>
             <w:tcMar>
-              <w:top w:w="20" w:type="dxa"/>
+              <w:top w:w="8" w:type="dxa"/>
               <w:left w:w="80" w:type="dxa"/>
-              <w:bottom w:w="20" w:type="dxa"/>
+              <w:bottom w:w="8" w:type="dxa"/>
               <w:right w:w="60" w:type="dxa"/>
             </w:tcMar>
           </w:tcPr>
@@ -15316,7 +15057,7 @@
                 <w:rFonts w:ascii="Trade Gothic Next" w:hAnsi="Trade Gothic Next"/>
                 <w:b/>
                 <w:color w:val="4D730E"/>
-                <w:sz w:val="22"/>
+                <w:sz w:val="21"/>
                 <w:u w:val="none"/>
               </w:rPr>
               <w:t>7</w:t>
@@ -15334,9 +15075,9 @@
             </w:tcBorders>
             <w:vAlign w:val="center"/>
             <w:tcMar>
-              <w:top w:w="20" w:type="dxa"/>
+              <w:top w:w="8" w:type="dxa"/>
               <w:left w:w="80" w:type="dxa"/>
-              <w:bottom w:w="20" w:type="dxa"/>
+              <w:bottom w:w="8" w:type="dxa"/>
               <w:right w:w="60" w:type="dxa"/>
             </w:tcMar>
           </w:tcPr>
@@ -15348,7 +15089,7 @@
             <w:r>
               <w:drawing>
                 <wp:inline xmlns:a="http://schemas.openxmlformats.org/drawingml/2006/main" xmlns:pic="http://schemas.openxmlformats.org/drawingml/2006/picture">
-                  <wp:extent cx="384048" cy="384048"/>
+                  <wp:extent cx="283464" cy="283464"/>
                   <wp:docPr id="35" name="Picture 35"/>
                   <wp:cNvGraphicFramePr>
                     <a:graphicFrameLocks noChangeAspect="1"/>
@@ -15369,7 +15110,7 @@
                         <pic:spPr>
                           <a:xfrm>
                             <a:off x="0" y="0"/>
-                            <a:ext cx="384048" cy="384048"/>
+                            <a:ext cx="283464" cy="283464"/>
                           </a:xfrm>
                           <a:prstGeom prst="rect"/>
                         </pic:spPr>
@@ -15385,7 +15126,7 @@
       <w:tr>
         <w:trPr>
           <w:cantSplit/>
-          <w:trHeight w:val="720" w:hRule="atLeast"/>
+          <w:trHeight w:val="489" w:hRule="atLeast"/>
         </w:trPr>
         <w:tc>
           <w:tcPr>
@@ -15398,9 +15139,9 @@
             </w:tcBorders>
             <w:vAlign w:val="center"/>
             <w:tcMar>
-              <w:top w:w="20" w:type="dxa"/>
+              <w:top w:w="8" w:type="dxa"/>
               <w:left w:w="80" w:type="dxa"/>
-              <w:bottom w:w="20" w:type="dxa"/>
+              <w:bottom w:w="8" w:type="dxa"/>
               <w:right w:w="60" w:type="dxa"/>
             </w:tcMar>
           </w:tcPr>
@@ -15414,7 +15155,7 @@
                 <w:rFonts w:ascii="Trade Gothic Next" w:hAnsi="Trade Gothic Next"/>
                 <w:b/>
                 <w:color w:val="14161B"/>
-                <w:sz w:val="22"/>
+                <w:sz w:val="21"/>
                 <w:u w:val="none"/>
               </w:rPr>
               <w:t>36</w:t>
@@ -15432,9 +15173,9 @@
             </w:tcBorders>
             <w:vAlign w:val="center"/>
             <w:tcMar>
-              <w:top w:w="20" w:type="dxa"/>
+              <w:top w:w="8" w:type="dxa"/>
               <w:left w:w="80" w:type="dxa"/>
-              <w:bottom w:w="20" w:type="dxa"/>
+              <w:bottom w:w="8" w:type="dxa"/>
               <w:right w:w="60" w:type="dxa"/>
             </w:tcMar>
           </w:tcPr>
@@ -15448,7 +15189,7 @@
                 <w:rFonts w:ascii="Trade Gothic Next" w:hAnsi="Trade Gothic Next"/>
                 <w:b/>
                 <w:color w:val="14161B"/>
-                <w:sz w:val="22"/>
+                <w:sz w:val="21"/>
                 <w:u w:val="none"/>
               </w:rPr>
               <w:t>Kr</w:t>
@@ -15466,9 +15207,9 @@
             </w:tcBorders>
             <w:vAlign w:val="center"/>
             <w:tcMar>
-              <w:top w:w="20" w:type="dxa"/>
+              <w:top w:w="8" w:type="dxa"/>
               <w:left w:w="80" w:type="dxa"/>
-              <w:bottom w:w="20" w:type="dxa"/>
+              <w:bottom w:w="8" w:type="dxa"/>
               <w:right w:w="60" w:type="dxa"/>
             </w:tcMar>
           </w:tcPr>
@@ -15482,7 +15223,7 @@
                 <w:rFonts w:ascii="Trade Gothic Next" w:hAnsi="Trade Gothic Next"/>
                 <w:b/>
                 <w:color w:val="4D730E"/>
-                <w:sz w:val="22"/>
+                <w:sz w:val="21"/>
                 <w:u w:val="none"/>
               </w:rPr>
               <w:t>36</w:t>
@@ -15500,9 +15241,9 @@
             </w:tcBorders>
             <w:vAlign w:val="center"/>
             <w:tcMar>
-              <w:top w:w="20" w:type="dxa"/>
+              <w:top w:w="8" w:type="dxa"/>
               <w:left w:w="80" w:type="dxa"/>
-              <w:bottom w:w="20" w:type="dxa"/>
+              <w:bottom w:w="8" w:type="dxa"/>
               <w:right w:w="60" w:type="dxa"/>
             </w:tcMar>
           </w:tcPr>
@@ -15516,7 +15257,7 @@
                 <w:rFonts w:ascii="Trade Gothic Next" w:hAnsi="Trade Gothic Next"/>
                 <w:b/>
                 <w:color w:val="4D730E"/>
-                <w:sz w:val="22"/>
+                <w:sz w:val="21"/>
                 <w:u w:val="none"/>
               </w:rPr>
               <w:t>36</w:t>
@@ -15534,9 +15275,9 @@
             </w:tcBorders>
             <w:vAlign w:val="center"/>
             <w:tcMar>
-              <w:top w:w="20" w:type="dxa"/>
+              <w:top w:w="8" w:type="dxa"/>
               <w:left w:w="80" w:type="dxa"/>
-              <w:bottom w:w="20" w:type="dxa"/>
+              <w:bottom w:w="8" w:type="dxa"/>
               <w:right w:w="60" w:type="dxa"/>
             </w:tcMar>
           </w:tcPr>
@@ -15796,9 +15537,9 @@
             </w:tcBorders>
             <w:vAlign w:val="center"/>
             <w:tcMar>
-              <w:top w:w="20" w:type="dxa"/>
+              <w:top w:w="8" w:type="dxa"/>
               <w:left w:w="80" w:type="dxa"/>
-              <w:bottom w:w="20" w:type="dxa"/>
+              <w:bottom w:w="8" w:type="dxa"/>
               <w:right w:w="60" w:type="dxa"/>
             </w:tcMar>
           </w:tcPr>
@@ -15812,7 +15553,7 @@
                 <w:rFonts w:ascii="Trade Gothic Next" w:hAnsi="Trade Gothic Next"/>
                 <w:b/>
                 <w:color w:val="4D730E"/>
-                <w:sz w:val="22"/>
+                <w:sz w:val="21"/>
                 <w:u w:val="none"/>
               </w:rPr>
               <w:t>8</w:t>
@@ -15830,9 +15571,9 @@
             </w:tcBorders>
             <w:vAlign w:val="center"/>
             <w:tcMar>
-              <w:top w:w="20" w:type="dxa"/>
+              <w:top w:w="8" w:type="dxa"/>
               <w:left w:w="80" w:type="dxa"/>
-              <w:bottom w:w="20" w:type="dxa"/>
+              <w:bottom w:w="8" w:type="dxa"/>
               <w:right w:w="60" w:type="dxa"/>
             </w:tcMar>
           </w:tcPr>
@@ -15844,7 +15585,7 @@
             <w:r>
               <w:drawing>
                 <wp:inline xmlns:a="http://schemas.openxmlformats.org/drawingml/2006/main" xmlns:pic="http://schemas.openxmlformats.org/drawingml/2006/picture">
-                  <wp:extent cx="384048" cy="384048"/>
+                  <wp:extent cx="283464" cy="283464"/>
                   <wp:docPr id="36" name="Picture 36"/>
                   <wp:cNvGraphicFramePr>
                     <a:graphicFrameLocks noChangeAspect="1"/>
@@ -15865,7 +15606,7 @@
                         <pic:spPr>
                           <a:xfrm>
                             <a:off x="0" y="0"/>
-                            <a:ext cx="384048" cy="384048"/>
+                            <a:ext cx="283464" cy="283464"/>
                           </a:xfrm>
                           <a:prstGeom prst="rect"/>
                         </pic:spPr>

--- a/output/chem-u02/SHULL_CHEM_Organizer_U02_S02.4_Valence_Electrons_Key.docx
+++ b/output/chem-u02/SHULL_CHEM_Organizer_U02_S02.4_Valence_Electrons_Key.docx
@@ -16887,18 +16887,6 @@
               <w:bottom w:w="0" w:type="dxa"/>
               <w:right w:w="0" w:type="dxa"/>
             </w:tcMar>
-          </w:tcPr>
-          <w:p/>
-        </w:tc>
-        <w:tc>
-          <w:tcPr>
-            <w:tcW w:type="dxa" w:w="800"/>
-            <w:tcMar>
-              <w:top w:w="20" w:type="dxa"/>
-              <w:left w:w="30" w:type="dxa"/>
-              <w:bottom w:w="0" w:type="dxa"/>
-              <w:right w:w="0" w:type="dxa"/>
-            </w:tcMar>
             <w:tcBorders>
               <w:top w:val="single" w:sz="6" w:color="C8CDC2"/>
               <w:left w:val="single" w:sz="6" w:color="C8CDC2"/>
@@ -17250,6 +17238,78 @@
             </w:r>
           </w:p>
         </w:tc>
+        <w:tc>
+          <w:tcPr>
+            <w:tcW w:type="dxa" w:w="800"/>
+            <w:tcMar>
+              <w:top w:w="20" w:type="dxa"/>
+              <w:left w:w="30" w:type="dxa"/>
+              <w:bottom w:w="0" w:type="dxa"/>
+              <w:right w:w="0" w:type="dxa"/>
+            </w:tcMar>
+            <w:tcBorders>
+              <w:top w:val="single" w:sz="6" w:color="C8CDC2"/>
+              <w:left w:val="single" w:sz="6" w:color="C8CDC2"/>
+              <w:bottom w:val="single" w:sz="6" w:color="C8CDC2"/>
+              <w:right w:val="single" w:sz="6" w:color="C8CDC2"/>
+            </w:tcBorders>
+          </w:tcPr>
+          <w:p>
+            <w:pPr>
+              <w:spacing w:after="0"/>
+            </w:pPr>
+            <w:r>
+              <w:rPr>
+                <w:rFonts w:ascii="Trade Gothic Next" w:hAnsi="Trade Gothic Next"/>
+                <w:b w:val="0"/>
+                <w:color w:val="55604F"/>
+                <w:sz w:val="16"/>
+                <w:u w:val="none"/>
+              </w:rPr>
+              <w:t>10</w:t>
+            </w:r>
+          </w:p>
+          <w:p>
+            <w:pPr>
+              <w:spacing w:after="0"/>
+              <w:jc w:val="center"/>
+            </w:pPr>
+            <w:r>
+              <w:drawing>
+                <wp:inline xmlns:a="http://schemas.openxmlformats.org/drawingml/2006/main" xmlns:pic="http://schemas.openxmlformats.org/drawingml/2006/picture">
+                  <wp:extent cx="457200" cy="457200"/>
+                  <wp:docPr id="46" name="Picture 46"/>
+                  <wp:cNvGraphicFramePr>
+                    <a:graphicFrameLocks noChangeAspect="1"/>
+                  </wp:cNvGraphicFramePr>
+                  <a:graphic>
+                    <a:graphicData uri="http://schemas.openxmlformats.org/drawingml/2006/picture">
+                      <pic:pic>
+                        <pic:nvPicPr>
+                          <pic:cNvPr id="0" name="dot_10.png"/>
+                          <pic:cNvPicPr/>
+                        </pic:nvPicPr>
+                        <pic:blipFill>
+                          <a:blip r:embed="rId18"/>
+                          <a:stretch>
+                            <a:fillRect/>
+                          </a:stretch>
+                        </pic:blipFill>
+                        <pic:spPr>
+                          <a:xfrm>
+                            <a:off x="0" y="0"/>
+                            <a:ext cx="457200" cy="457200"/>
+                          </a:xfrm>
+                          <a:prstGeom prst="rect"/>
+                        </pic:spPr>
+                      </pic:pic>
+                    </a:graphicData>
+                  </a:graphic>
+                </wp:inline>
+              </w:drawing>
+            </w:r>
+          </w:p>
+        </w:tc>
       </w:tr>
       <w:tr>
         <w:trPr>
@@ -17296,7 +17356,7 @@
               <w:drawing>
                 <wp:inline xmlns:a="http://schemas.openxmlformats.org/drawingml/2006/main" xmlns:pic="http://schemas.openxmlformats.org/drawingml/2006/picture">
                   <wp:extent cx="457200" cy="457200"/>
-                  <wp:docPr id="46" name="Picture 46"/>
+                  <wp:docPr id="47" name="Picture 47"/>
                   <wp:cNvGraphicFramePr>
                     <a:graphicFrameLocks noChangeAspect="1"/>
                   </wp:cNvGraphicFramePr>
@@ -17368,7 +17428,7 @@
               <w:drawing>
                 <wp:inline xmlns:a="http://schemas.openxmlformats.org/drawingml/2006/main" xmlns:pic="http://schemas.openxmlformats.org/drawingml/2006/picture">
                   <wp:extent cx="457200" cy="457200"/>
-                  <wp:docPr id="47" name="Picture 47"/>
+                  <wp:docPr id="48" name="Picture 48"/>
                   <wp:cNvGraphicFramePr>
                     <a:graphicFrameLocks noChangeAspect="1"/>
                   </wp:cNvGraphicFramePr>
@@ -17399,18 +17459,6 @@
               </w:drawing>
             </w:r>
           </w:p>
-        </w:tc>
-        <w:tc>
-          <w:tcPr>
-            <w:tcW w:type="dxa" w:w="800"/>
-            <w:tcMar>
-              <w:top w:w="20" w:type="dxa"/>
-              <w:left w:w="30" w:type="dxa"/>
-              <w:bottom w:w="0" w:type="dxa"/>
-              <w:right w:w="0" w:type="dxa"/>
-            </w:tcMar>
-          </w:tcPr>
-          <w:p/>
         </w:tc>
         <w:tc>
           <w:tcPr>
@@ -17572,7 +17620,7 @@
               <w:drawing>
                 <wp:inline xmlns:a="http://schemas.openxmlformats.org/drawingml/2006/main" xmlns:pic="http://schemas.openxmlformats.org/drawingml/2006/picture">
                   <wp:extent cx="457200" cy="457200"/>
-                  <wp:docPr id="48" name="Picture 48"/>
+                  <wp:docPr id="49" name="Picture 49"/>
                   <wp:cNvGraphicFramePr>
                     <a:graphicFrameLocks noChangeAspect="1"/>
                   </wp:cNvGraphicFramePr>
@@ -17644,7 +17692,7 @@
               <w:drawing>
                 <wp:inline xmlns:a="http://schemas.openxmlformats.org/drawingml/2006/main" xmlns:pic="http://schemas.openxmlformats.org/drawingml/2006/picture">
                   <wp:extent cx="457200" cy="457200"/>
-                  <wp:docPr id="49" name="Picture 49"/>
+                  <wp:docPr id="50" name="Picture 50"/>
                   <wp:cNvGraphicFramePr>
                     <a:graphicFrameLocks noChangeAspect="1"/>
                   </wp:cNvGraphicFramePr>
@@ -17716,7 +17764,7 @@
               <w:drawing>
                 <wp:inline xmlns:a="http://schemas.openxmlformats.org/drawingml/2006/main" xmlns:pic="http://schemas.openxmlformats.org/drawingml/2006/picture">
                   <wp:extent cx="457200" cy="457200"/>
-                  <wp:docPr id="50" name="Picture 50"/>
+                  <wp:docPr id="51" name="Picture 51"/>
                   <wp:cNvGraphicFramePr>
                     <a:graphicFrameLocks noChangeAspect="1"/>
                   </wp:cNvGraphicFramePr>
@@ -17788,7 +17836,7 @@
               <w:drawing>
                 <wp:inline xmlns:a="http://schemas.openxmlformats.org/drawingml/2006/main" xmlns:pic="http://schemas.openxmlformats.org/drawingml/2006/picture">
                   <wp:extent cx="457200" cy="457200"/>
-                  <wp:docPr id="51" name="Picture 51"/>
+                  <wp:docPr id="52" name="Picture 52"/>
                   <wp:cNvGraphicFramePr>
                     <a:graphicFrameLocks noChangeAspect="1"/>
                   </wp:cNvGraphicFramePr>
@@ -17860,7 +17908,7 @@
               <w:drawing>
                 <wp:inline xmlns:a="http://schemas.openxmlformats.org/drawingml/2006/main" xmlns:pic="http://schemas.openxmlformats.org/drawingml/2006/picture">
                   <wp:extent cx="457200" cy="457200"/>
-                  <wp:docPr id="52" name="Picture 52"/>
+                  <wp:docPr id="53" name="Picture 53"/>
                   <wp:cNvGraphicFramePr>
                     <a:graphicFrameLocks noChangeAspect="1"/>
                   </wp:cNvGraphicFramePr>
@@ -17892,6 +17940,78 @@
             </w:r>
           </w:p>
         </w:tc>
+        <w:tc>
+          <w:tcPr>
+            <w:tcW w:type="dxa" w:w="800"/>
+            <w:tcMar>
+              <w:top w:w="20" w:type="dxa"/>
+              <w:left w:w="30" w:type="dxa"/>
+              <w:bottom w:w="0" w:type="dxa"/>
+              <w:right w:w="0" w:type="dxa"/>
+            </w:tcMar>
+            <w:tcBorders>
+              <w:top w:val="single" w:sz="6" w:color="C8CDC2"/>
+              <w:left w:val="single" w:sz="6" w:color="C8CDC2"/>
+              <w:bottom w:val="single" w:sz="6" w:color="C8CDC2"/>
+              <w:right w:val="single" w:sz="6" w:color="C8CDC2"/>
+            </w:tcBorders>
+          </w:tcPr>
+          <w:p>
+            <w:pPr>
+              <w:spacing w:after="0"/>
+            </w:pPr>
+            <w:r>
+              <w:rPr>
+                <w:rFonts w:ascii="Trade Gothic Next" w:hAnsi="Trade Gothic Next"/>
+                <w:b w:val="0"/>
+                <w:color w:val="55604F"/>
+                <w:sz w:val="16"/>
+                <w:u w:val="none"/>
+              </w:rPr>
+              <w:t>18</w:t>
+            </w:r>
+          </w:p>
+          <w:p>
+            <w:pPr>
+              <w:spacing w:after="0"/>
+              <w:jc w:val="center"/>
+            </w:pPr>
+            <w:r>
+              <w:drawing>
+                <wp:inline xmlns:a="http://schemas.openxmlformats.org/drawingml/2006/main" xmlns:pic="http://schemas.openxmlformats.org/drawingml/2006/picture">
+                  <wp:extent cx="457200" cy="457200"/>
+                  <wp:docPr id="54" name="Picture 54"/>
+                  <wp:cNvGraphicFramePr>
+                    <a:graphicFrameLocks noChangeAspect="1"/>
+                  </wp:cNvGraphicFramePr>
+                  <a:graphic>
+                    <a:graphicData uri="http://schemas.openxmlformats.org/drawingml/2006/picture">
+                      <pic:pic>
+                        <pic:nvPicPr>
+                          <pic:cNvPr id="0" name="dot_18.png"/>
+                          <pic:cNvPicPr/>
+                        </pic:nvPicPr>
+                        <pic:blipFill>
+                          <a:blip r:embed="rId26"/>
+                          <a:stretch>
+                            <a:fillRect/>
+                          </a:stretch>
+                        </pic:blipFill>
+                        <pic:spPr>
+                          <a:xfrm>
+                            <a:off x="0" y="0"/>
+                            <a:ext cx="457200" cy="457200"/>
+                          </a:xfrm>
+                          <a:prstGeom prst="rect"/>
+                        </pic:spPr>
+                      </pic:pic>
+                    </a:graphicData>
+                  </a:graphic>
+                </wp:inline>
+              </w:drawing>
+            </w:r>
+          </w:p>
+        </w:tc>
       </w:tr>
       <w:tr>
         <w:trPr>
@@ -17938,7 +18058,7 @@
               <w:drawing>
                 <wp:inline xmlns:a="http://schemas.openxmlformats.org/drawingml/2006/main" xmlns:pic="http://schemas.openxmlformats.org/drawingml/2006/picture">
                   <wp:extent cx="457200" cy="457200"/>
-                  <wp:docPr id="53" name="Picture 53"/>
+                  <wp:docPr id="55" name="Picture 55"/>
                   <wp:cNvGraphicFramePr>
                     <a:graphicFrameLocks noChangeAspect="1"/>
                   </wp:cNvGraphicFramePr>
@@ -18010,7 +18130,7 @@
               <w:drawing>
                 <wp:inline xmlns:a="http://schemas.openxmlformats.org/drawingml/2006/main" xmlns:pic="http://schemas.openxmlformats.org/drawingml/2006/picture">
                   <wp:extent cx="457200" cy="457200"/>
-                  <wp:docPr id="54" name="Picture 54"/>
+                  <wp:docPr id="56" name="Picture 56"/>
                   <wp:cNvGraphicFramePr>
                     <a:graphicFrameLocks noChangeAspect="1"/>
                   </wp:cNvGraphicFramePr>
@@ -18082,7 +18202,7 @@
               <w:drawing>
                 <wp:inline xmlns:a="http://schemas.openxmlformats.org/drawingml/2006/main" xmlns:pic="http://schemas.openxmlformats.org/drawingml/2006/picture">
                   <wp:extent cx="457200" cy="457200"/>
-                  <wp:docPr id="55" name="Picture 55"/>
+                  <wp:docPr id="57" name="Picture 57"/>
                   <wp:cNvGraphicFramePr>
                     <a:graphicFrameLocks noChangeAspect="1"/>
                   </wp:cNvGraphicFramePr>
@@ -18154,7 +18274,7 @@
               <w:drawing>
                 <wp:inline xmlns:a="http://schemas.openxmlformats.org/drawingml/2006/main" xmlns:pic="http://schemas.openxmlformats.org/drawingml/2006/picture">
                   <wp:extent cx="457200" cy="457200"/>
-                  <wp:docPr id="56" name="Picture 56"/>
+                  <wp:docPr id="58" name="Picture 58"/>
                   <wp:cNvGraphicFramePr>
                     <a:graphicFrameLocks noChangeAspect="1"/>
                   </wp:cNvGraphicFramePr>
@@ -18226,7 +18346,7 @@
               <w:drawing>
                 <wp:inline xmlns:a="http://schemas.openxmlformats.org/drawingml/2006/main" xmlns:pic="http://schemas.openxmlformats.org/drawingml/2006/picture">
                   <wp:extent cx="457200" cy="457200"/>
-                  <wp:docPr id="57" name="Picture 57"/>
+                  <wp:docPr id="59" name="Picture 59"/>
                   <wp:cNvGraphicFramePr>
                     <a:graphicFrameLocks noChangeAspect="1"/>
                   </wp:cNvGraphicFramePr>
@@ -18298,7 +18418,7 @@
               <w:drawing>
                 <wp:inline xmlns:a="http://schemas.openxmlformats.org/drawingml/2006/main" xmlns:pic="http://schemas.openxmlformats.org/drawingml/2006/picture">
                   <wp:extent cx="457200" cy="457200"/>
-                  <wp:docPr id="58" name="Picture 58"/>
+                  <wp:docPr id="60" name="Picture 60"/>
                   <wp:cNvGraphicFramePr>
                     <a:graphicFrameLocks noChangeAspect="1"/>
                   </wp:cNvGraphicFramePr>
@@ -18370,7 +18490,7 @@
               <w:drawing>
                 <wp:inline xmlns:a="http://schemas.openxmlformats.org/drawingml/2006/main" xmlns:pic="http://schemas.openxmlformats.org/drawingml/2006/picture">
                   <wp:extent cx="457200" cy="457200"/>
-                  <wp:docPr id="59" name="Picture 59"/>
+                  <wp:docPr id="61" name="Picture 61"/>
                   <wp:cNvGraphicFramePr>
                     <a:graphicFrameLocks noChangeAspect="1"/>
                   </wp:cNvGraphicFramePr>
@@ -18442,7 +18562,7 @@
               <w:drawing>
                 <wp:inline xmlns:a="http://schemas.openxmlformats.org/drawingml/2006/main" xmlns:pic="http://schemas.openxmlformats.org/drawingml/2006/picture">
                   <wp:extent cx="457200" cy="457200"/>
-                  <wp:docPr id="60" name="Picture 60"/>
+                  <wp:docPr id="62" name="Picture 62"/>
                   <wp:cNvGraphicFramePr>
                     <a:graphicFrameLocks noChangeAspect="1"/>
                   </wp:cNvGraphicFramePr>
@@ -18514,7 +18634,7 @@
               <w:drawing>
                 <wp:inline xmlns:a="http://schemas.openxmlformats.org/drawingml/2006/main" xmlns:pic="http://schemas.openxmlformats.org/drawingml/2006/picture">
                   <wp:extent cx="457200" cy="457200"/>
-                  <wp:docPr id="61" name="Picture 61"/>
+                  <wp:docPr id="63" name="Picture 63"/>
                   <wp:cNvGraphicFramePr>
                     <a:graphicFrameLocks noChangeAspect="1"/>
                   </wp:cNvGraphicFramePr>
@@ -18586,7 +18706,7 @@
               <w:drawing>
                 <wp:inline xmlns:a="http://schemas.openxmlformats.org/drawingml/2006/main" xmlns:pic="http://schemas.openxmlformats.org/drawingml/2006/picture">
                   <wp:extent cx="457200" cy="457200"/>
-                  <wp:docPr id="62" name="Picture 62"/>
+                  <wp:docPr id="64" name="Picture 64"/>
                   <wp:cNvGraphicFramePr>
                     <a:graphicFrameLocks noChangeAspect="1"/>
                   </wp:cNvGraphicFramePr>
@@ -18658,7 +18778,7 @@
               <w:drawing>
                 <wp:inline xmlns:a="http://schemas.openxmlformats.org/drawingml/2006/main" xmlns:pic="http://schemas.openxmlformats.org/drawingml/2006/picture">
                   <wp:extent cx="457200" cy="457200"/>
-                  <wp:docPr id="63" name="Picture 63"/>
+                  <wp:docPr id="65" name="Picture 65"/>
                   <wp:cNvGraphicFramePr>
                     <a:graphicFrameLocks noChangeAspect="1"/>
                   </wp:cNvGraphicFramePr>
@@ -18730,7 +18850,7 @@
               <w:drawing>
                 <wp:inline xmlns:a="http://schemas.openxmlformats.org/drawingml/2006/main" xmlns:pic="http://schemas.openxmlformats.org/drawingml/2006/picture">
                   <wp:extent cx="457200" cy="457200"/>
-                  <wp:docPr id="64" name="Picture 64"/>
+                  <wp:docPr id="66" name="Picture 66"/>
                   <wp:cNvGraphicFramePr>
                     <a:graphicFrameLocks noChangeAspect="1"/>
                   </wp:cNvGraphicFramePr>
@@ -18802,7 +18922,7 @@
               <w:drawing>
                 <wp:inline xmlns:a="http://schemas.openxmlformats.org/drawingml/2006/main" xmlns:pic="http://schemas.openxmlformats.org/drawingml/2006/picture">
                   <wp:extent cx="457200" cy="457200"/>
-                  <wp:docPr id="65" name="Picture 65"/>
+                  <wp:docPr id="67" name="Picture 67"/>
                   <wp:cNvGraphicFramePr>
                     <a:graphicFrameLocks noChangeAspect="1"/>
                   </wp:cNvGraphicFramePr>
@@ -18874,7 +18994,7 @@
               <w:drawing>
                 <wp:inline xmlns:a="http://schemas.openxmlformats.org/drawingml/2006/main" xmlns:pic="http://schemas.openxmlformats.org/drawingml/2006/picture">
                   <wp:extent cx="457200" cy="457200"/>
-                  <wp:docPr id="66" name="Picture 66"/>
+                  <wp:docPr id="68" name="Picture 68"/>
                   <wp:cNvGraphicFramePr>
                     <a:graphicFrameLocks noChangeAspect="1"/>
                   </wp:cNvGraphicFramePr>
@@ -18946,7 +19066,7 @@
               <w:drawing>
                 <wp:inline xmlns:a="http://schemas.openxmlformats.org/drawingml/2006/main" xmlns:pic="http://schemas.openxmlformats.org/drawingml/2006/picture">
                   <wp:extent cx="457200" cy="457200"/>
-                  <wp:docPr id="67" name="Picture 67"/>
+                  <wp:docPr id="69" name="Picture 69"/>
                   <wp:cNvGraphicFramePr>
                     <a:graphicFrameLocks noChangeAspect="1"/>
                   </wp:cNvGraphicFramePr>
@@ -19018,7 +19138,7 @@
               <w:drawing>
                 <wp:inline xmlns:a="http://schemas.openxmlformats.org/drawingml/2006/main" xmlns:pic="http://schemas.openxmlformats.org/drawingml/2006/picture">
                   <wp:extent cx="457200" cy="457200"/>
-                  <wp:docPr id="68" name="Picture 68"/>
+                  <wp:docPr id="70" name="Picture 70"/>
                   <wp:cNvGraphicFramePr>
                     <a:graphicFrameLocks noChangeAspect="1"/>
                   </wp:cNvGraphicFramePr>
@@ -19090,7 +19210,7 @@
               <w:drawing>
                 <wp:inline xmlns:a="http://schemas.openxmlformats.org/drawingml/2006/main" xmlns:pic="http://schemas.openxmlformats.org/drawingml/2006/picture">
                   <wp:extent cx="457200" cy="457200"/>
-                  <wp:docPr id="69" name="Picture 69"/>
+                  <wp:docPr id="71" name="Picture 71"/>
                   <wp:cNvGraphicFramePr>
                     <a:graphicFrameLocks noChangeAspect="1"/>
                   </wp:cNvGraphicFramePr>
@@ -19162,7 +19282,7 @@
               <w:drawing>
                 <wp:inline xmlns:a="http://schemas.openxmlformats.org/drawingml/2006/main" xmlns:pic="http://schemas.openxmlformats.org/drawingml/2006/picture">
                   <wp:extent cx="457200" cy="457200"/>
-                  <wp:docPr id="70" name="Picture 70"/>
+                  <wp:docPr id="72" name="Picture 72"/>
                   <wp:cNvGraphicFramePr>
                     <a:graphicFrameLocks noChangeAspect="1"/>
                   </wp:cNvGraphicFramePr>
